--- a/Exports/docx/PROJECT_HANDOVER_Nature_Climate_Indicators.docx
+++ b/Exports/docx/PROJECT_HANDOVER_Nature_Climate_Indicators.docx
@@ -17,7 +17,7 @@
       </w:pPr>
       <w:r>
         <w:rPr/>
-        <w:t>Project handover — Nature Climate Indicators</w:t>
+        <w:t>Nature Climate Indicators — project reference</w:t>
       </w:r>
     </w:p>
     <w:p>
@@ -25,67 +25,17 @@
         <w:rPr>
           <w:b/>
         </w:rPr>
-        <w:t>Revised 1 September 2026.</w:t>
+        <w:t>Current as of 17 September 2026.</w:t>
       </w:r>
       <w:r>
         <w:rPr/>
-        <w:t xml:space="preserve"> State verified against the file store on that date.</w:t>
+        <w:t xml:space="preserve"> This document describes what exists, where it is and how to use it. It is not a history: settled decisions are not recorded here, only current state and genuinely unresolved work (§9).</w:t>
       </w:r>
     </w:p>
     <w:p>
       <w:r>
         <w:rPr/>
-        <w:t xml:space="preserve">This is the single reference document for the </w:t>
-      </w:r>
-      <w:r>
-        <w:rPr>
-          <w:i/>
-        </w:rPr>
-        <w:t>Met Office cowork</w:t>
-      </w:r>
-      <w:r>
-        <w:rPr/>
-        <w:t xml:space="preserve"> project. It is written for two readers:</w:t>
-      </w:r>
-    </w:p>
-    <w:p>
-      <w:pPr>
-        <w:pStyle w:val="ListBullet"/>
-      </w:pPr>
-      <w:r>
-        <w:rPr>
-          <w:b/>
-        </w:rPr>
-        <w:t>A new project manager</w:t>
-      </w:r>
-      <w:r>
-        <w:rPr/>
-        <w:t xml:space="preserve"> — read §1 (what this is for), §3 (what has been delivered), §7 (the live backlog) and §8 (an honest assessment of where the project is fragile). Skip §5.</w:t>
-      </w:r>
-    </w:p>
-    <w:p>
-      <w:pPr>
-        <w:pStyle w:val="ListBullet"/>
-      </w:pPr>
-      <w:r>
-        <w:rPr>
-          <w:b/>
-        </w:rPr>
-        <w:t>A new AI chat</w:t>
-      </w:r>
-      <w:r>
-        <w:rPr/>
-        <w:t xml:space="preserve"> — read §§1–3 for orientation, then </w:t>
-      </w:r>
-      <w:r>
-        <w:rPr>
-          <w:b/>
-        </w:rPr>
-        <w:t>§5 before touching anything</w:t>
-      </w:r>
-      <w:r>
-        <w:rPr/>
-        <w:t xml:space="preserve">, then §7 to avoid redoing work. Every path below is relative to the project root </w:t>
+        <w:t xml:space="preserve">Every path is relative to the project root </w:t>
       </w:r>
       <w:r>
         <w:rPr>
@@ -96,32 +46,6 @@
       <w:r>
         <w:rPr/>
         <w:t>.</w:t>
-      </w:r>
-    </w:p>
-    <w:p>
-      <w:r>
-        <w:rPr/>
-        <w:t xml:space="preserve">Companion: </w:t>
-      </w:r>
-      <w:r>
-        <w:rPr>
-          <w:rFonts w:ascii="Consolas" w:hAnsi="Consolas"/>
-        </w:rPr>
-        <w:t>OUTSTANDING_ISSUES_AND_NEXT_STEPS.md</w:t>
-      </w:r>
-      <w:r>
-        <w:rPr/>
-        <w:t xml:space="preserve"> — the older detailed backlog. </w:t>
-      </w:r>
-      <w:r>
-        <w:rPr>
-          <w:b/>
-        </w:rPr>
-        <w:t>§7 here now supersedes it</w:t>
-      </w:r>
-      <w:r>
-        <w:rPr/>
-        <w:t>; it is retained only for the per-item analysis it carries (orphan-code CHECK rows, the v10/v14 provenance record).</w:t>
       </w:r>
     </w:p>
     <w:p>
@@ -137,13 +61,13 @@
       </w:pPr>
       <w:r>
         <w:rPr/>
-        <w:t>1. Purpose</w:t>
+        <w:t>1. What this is for</w:t>
       </w:r>
     </w:p>
     <w:p>
       <w:r>
         <w:rPr/>
-        <w:t>A Met Office science–policy knowledge base with three goals:</w:t>
+        <w:t>A Met Office science–policy knowledge base with three purposes:</w:t>
       </w:r>
     </w:p>
     <w:p>
@@ -163,11 +87,11 @@
         <w:rPr>
           <w:b/>
         </w:rPr>
-        <w:t>Identify and collate nature-related indicators and metrics</w:t>
+        <w:t>Catalogue nature-related indicators</w:t>
       </w:r>
       <w:r>
         <w:rPr/>
-        <w:t xml:space="preserve"> used in UK government policy/reports and international reports — covering biodiversity, ecosystem services, climate change and state of the environment. Outputs: a structured indicator/source database, plus short policy-context notes per source.</w:t>
+        <w:t xml:space="preserve"> used in UK government and international reporting — biodiversity, ecosystem services, climate change, state of the environment.</w:t>
       </w:r>
     </w:p>
     <w:p>
@@ -191,7 +115,7 @@
       </w:r>
       <w:r>
         <w:rPr/>
-        <w:t>, and how more spatially explicit metrics could make better use of climate data. This drives the research-to-policy relevance assessment work.</w:t>
+        <w:t>, and where more spatially explicit metrics would make better use of it.</w:t>
       </w:r>
     </w:p>
     <w:p>
@@ -211,27 +135,17 @@
         <w:rPr>
           <w:b/>
         </w:rPr>
-        <w:t>Exploit AI to produce standardised policy-assessment outputs.</w:t>
+        <w:t>Produce standardised policy-assessment outputs</w:t>
       </w:r>
       <w:r>
         <w:rPr/>
-        <w:t xml:space="preserve"> A fixed method, a fixed two-axis scoring scheme and a fixed document structure are encoded in the assessment toolkit, so that an AI does the research and drafting for a new Met Office research field while the </w:t>
-      </w:r>
-      <w:r>
-        <w:rPr>
-          <w:i/>
-        </w:rPr>
-        <w:t>method</w:t>
-      </w:r>
-      <w:r>
-        <w:rPr/>
-        <w:t xml:space="preserve"> stays constant. The value is comparability: assessments of different fields, produced months apart by different people, can be read side by side because none of the judgement structure was reinvented. This is the delivery mechanism for goal 2.</w:t>
+        <w:t xml:space="preserve"> — a fixed method, scoring scheme and document structure so that assessments of different research fields, written months apart, remain comparable.</w:t>
       </w:r>
     </w:p>
     <w:p>
       <w:r>
         <w:rPr/>
-        <w:t>The project serves Met Office scientists seeking to understand how climate data and science can better inform nature–climate policy.</w:t>
+        <w:t>The audience is Met Office scientists asking how climate data and science can better inform nature–climate policy.</w:t>
       </w:r>
     </w:p>
     <w:p>
@@ -304,7 +218,7 @@
                 <w:rFonts w:ascii="Consolas" w:hAnsi="Consolas"/>
                 <w:sz w:val="18"/>
               </w:rPr>
-              <w:t>PA_toolkit/</w:t>
+              <w:t>Data/canonical_files/</w:t>
             </w:r>
           </w:p>
         </w:tc>
@@ -317,59 +231,94 @@
               <w:rPr>
                 <w:sz w:val="18"/>
               </w:rPr>
-              <w:t xml:space="preserve">The policy-assessment toolkit — everything a user needs to run a new assessment. User guide, README, prompt, method spec; </w:t>
+              <w:t>The three authoritative workbooks. Everything downstream derives from these.</w:t>
             </w:r>
+          </w:p>
+        </w:tc>
+      </w:tr>
+      <w:tr>
+        <w:tc>
+          <w:tcPr>
+            <w:tcW w:type="dxa" w:w="4819"/>
+          </w:tcPr>
+          <w:p>
             <w:r>
               <w:rPr>
                 <w:rFonts w:ascii="Consolas" w:hAnsi="Consolas"/>
                 <w:sz w:val="18"/>
               </w:rPr>
-              <w:t>template_files/</w:t>
+              <w:t>Data/outdated_files/</w:t>
             </w:r>
+          </w:p>
+        </w:tc>
+        <w:tc>
+          <w:tcPr>
+            <w:tcW w:type="dxa" w:w="4819"/>
+          </w:tcPr>
+          <w:p>
             <w:r>
               <w:rPr>
                 <w:sz w:val="18"/>
               </w:rPr>
-              <w:t xml:space="preserve"> (the two YAML templates), </w:t>
+              <w:t>Archived superseded workbook and dashboard versions.</w:t>
             </w:r>
+          </w:p>
+        </w:tc>
+      </w:tr>
+      <w:tr>
+        <w:tc>
+          <w:tcPr>
+            <w:tcW w:type="dxa" w:w="4819"/>
+          </w:tcPr>
+          <w:p>
             <w:r>
               <w:rPr>
                 <w:rFonts w:ascii="Consolas" w:hAnsi="Consolas"/>
                 <w:sz w:val="18"/>
               </w:rPr>
-              <w:t>code/</w:t>
+              <w:t>Data/code/</w:t>
             </w:r>
+          </w:p>
+        </w:tc>
+        <w:tc>
+          <w:tcPr>
+            <w:tcW w:type="dxa" w:w="4819"/>
+          </w:tcPr>
+          <w:p>
             <w:r>
               <w:rPr>
                 <w:sz w:val="18"/>
               </w:rPr>
-              <w:t xml:space="preserve"> (the renderer, which users never edit), </w:t>
+              <w:t>Workbook integrity tools.</w:t>
             </w:r>
+          </w:p>
+        </w:tc>
+      </w:tr>
+      <w:tr>
+        <w:tc>
+          <w:tcPr>
+            <w:tcW w:type="dxa" w:w="4819"/>
+          </w:tcPr>
+          <w:p>
             <w:r>
               <w:rPr>
                 <w:rFonts w:ascii="Consolas" w:hAnsi="Consolas"/>
                 <w:sz w:val="18"/>
               </w:rPr>
-              <w:t>completed_assessments/</w:t>
+              <w:t>Data/pending_additions.md</w:t>
             </w:r>
+          </w:p>
+        </w:tc>
+        <w:tc>
+          <w:tcPr>
+            <w:tcW w:type="dxa" w:w="4819"/>
+          </w:tcPr>
+          <w:p>
             <w:r>
               <w:rPr>
                 <w:sz w:val="18"/>
               </w:rPr>
-              <w:t xml:space="preserve"> (the four rendered assessments and their configs), </w:t>
-            </w:r>
-            <w:r>
-              <w:rPr>
-                <w:rFonts w:ascii="Consolas" w:hAnsi="Consolas"/>
-                <w:sz w:val="18"/>
-              </w:rPr>
-              <w:t>bibliographies/</w:t>
-            </w:r>
-            <w:r>
-              <w:rPr>
-                <w:sz w:val="18"/>
-              </w:rPr>
-              <w:t>.</w:t>
+              <w:t>Standing queue of candidate records found but not yet written.</w:t>
             </w:r>
           </w:p>
         </w:tc>
@@ -398,7 +347,7 @@
               <w:rPr>
                 <w:sz w:val="18"/>
               </w:rPr>
-              <w:t xml:space="preserve">The two generated HTML dashboards, and </w:t>
+              <w:t xml:space="preserve">The two generated HTML dashboards; </w:t>
             </w:r>
             <w:r>
               <w:rPr>
@@ -411,7 +360,7 @@
               <w:rPr>
                 <w:sz w:val="18"/>
               </w:rPr>
-              <w:t xml:space="preserve"> holding the build scripts.</w:t>
+              <w:t xml:space="preserve"> holds their build scripts.</w:t>
             </w:r>
           </w:p>
         </w:tc>
@@ -427,7 +376,7 @@
                 <w:rFonts w:ascii="Consolas" w:hAnsi="Consolas"/>
                 <w:sz w:val="18"/>
               </w:rPr>
-              <w:t>Data/</w:t>
+              <w:t>PA_toolkit/</w:t>
             </w:r>
           </w:p>
         </w:tc>
@@ -438,55 +387,9 @@
           <w:p>
             <w:r>
               <w:rPr>
-                <w:rFonts w:ascii="Consolas" w:hAnsi="Consolas"/>
                 <w:sz w:val="18"/>
               </w:rPr>
-              <w:t>canonical_files/</w:t>
-            </w:r>
-            <w:r>
-              <w:rPr>
-                <w:sz w:val="18"/>
-              </w:rPr>
-              <w:t xml:space="preserve"> (the three authoritative workbooks — everything downstream derives from these), </w:t>
-            </w:r>
-            <w:r>
-              <w:rPr>
-                <w:rFonts w:ascii="Consolas" w:hAnsi="Consolas"/>
-                <w:sz w:val="18"/>
-              </w:rPr>
-              <w:t>outdated_files/</w:t>
-            </w:r>
-            <w:r>
-              <w:rPr>
-                <w:sz w:val="18"/>
-              </w:rPr>
-              <w:t xml:space="preserve"> (archived superseded versions), </w:t>
-            </w:r>
-            <w:r>
-              <w:rPr>
-                <w:rFonts w:ascii="Consolas" w:hAnsi="Consolas"/>
-                <w:sz w:val="18"/>
-              </w:rPr>
-              <w:t>code/</w:t>
-            </w:r>
-            <w:r>
-              <w:rPr>
-                <w:sz w:val="18"/>
-              </w:rPr>
-              <w:t xml:space="preserve"> (the workbook integrity tools), and </w:t>
-            </w:r>
-            <w:r>
-              <w:rPr>
-                <w:rFonts w:ascii="Consolas" w:hAnsi="Consolas"/>
-                <w:sz w:val="18"/>
-              </w:rPr>
-              <w:t>pending_additions.md</w:t>
-            </w:r>
-            <w:r>
-              <w:rPr>
-                <w:sz w:val="18"/>
-              </w:rPr>
-              <w:t xml:space="preserve"> — the standing queue of candidate records found but not yet written.</w:t>
+              <w:t>The policy-assessment toolkit — everything needed to run a new assessment.</w:t>
             </w:r>
           </w:p>
         </w:tc>
@@ -515,33 +418,7 @@
               <w:rPr>
                 <w:sz w:val="18"/>
               </w:rPr>
-              <w:t xml:space="preserve">This document, </w:t>
-            </w:r>
-            <w:r>
-              <w:rPr>
-                <w:rFonts w:ascii="Consolas" w:hAnsi="Consolas"/>
-                <w:sz w:val="18"/>
-              </w:rPr>
-              <w:t>finalise.py</w:t>
-            </w:r>
-            <w:r>
-              <w:rPr>
-                <w:sz w:val="18"/>
-              </w:rPr>
-              <w:t xml:space="preserve"> (the release gate), </w:t>
-            </w:r>
-            <w:r>
-              <w:rPr>
-                <w:rFonts w:ascii="Consolas" w:hAnsi="Consolas"/>
-                <w:sz w:val="18"/>
-              </w:rPr>
-              <w:t>export_release.py</w:t>
-            </w:r>
-            <w:r>
-              <w:rPr>
-                <w:sz w:val="18"/>
-              </w:rPr>
-              <w:t xml:space="preserve"> (the release exports), the outstanding-issues file, and </w:t>
+              <w:t xml:space="preserve">This document, the release gate, the export writer, and </w:t>
             </w:r>
             <w:r>
               <w:rPr>
@@ -554,7 +431,7 @@
               <w:rPr>
                 <w:sz w:val="18"/>
               </w:rPr>
-              <w:t xml:space="preserve"> holding the two AI-facing protocols for updating the workbooks.</w:t>
+              <w:t>.</w:t>
             </w:r>
           </w:p>
         </w:tc>
@@ -603,33 +480,65 @@
               <w:rPr>
                 <w:sz w:val="18"/>
               </w:rPr>
-              <w:t xml:space="preserve"> at every release: one CSV per workbook sheet with a manifest; the protocols, method spec, user guide, this handover and the pending queue as </w:t>
+              <w:t xml:space="preserve"> at each release.</w:t>
             </w:r>
+          </w:p>
+        </w:tc>
+      </w:tr>
+      <w:tr>
+        <w:tc>
+          <w:tcPr>
+            <w:tcW w:type="dxa" w:w="4819"/>
+          </w:tcPr>
+          <w:p>
             <w:r>
               <w:rPr>
                 <w:rFonts w:ascii="Consolas" w:hAnsi="Consolas"/>
                 <w:sz w:val="18"/>
               </w:rPr>
-              <w:t>.docx</w:t>
+              <w:t>outputs_other/</w:t>
             </w:r>
+          </w:p>
+        </w:tc>
+        <w:tc>
+          <w:tcPr>
+            <w:tcW w:type="dxa" w:w="4819"/>
+          </w:tcPr>
+          <w:p>
             <w:r>
               <w:rPr>
                 <w:sz w:val="18"/>
               </w:rPr>
-              <w:t xml:space="preserve">; the YAML templates as </w:t>
+              <w:t>Analysis by-products: MCCIP draft, orphan-code analysis, policy-scan notes.</w:t>
             </w:r>
+          </w:p>
+        </w:tc>
+      </w:tr>
+      <w:tr>
+        <w:tc>
+          <w:tcPr>
+            <w:tcW w:type="dxa" w:w="4819"/>
+          </w:tcPr>
+          <w:p>
             <w:r>
               <w:rPr>
                 <w:rFonts w:ascii="Consolas" w:hAnsi="Consolas"/>
                 <w:sz w:val="18"/>
               </w:rPr>
-              <w:t>.txt</w:t>
+              <w:t>export_scoping/</w:t>
             </w:r>
+          </w:p>
+        </w:tc>
+        <w:tc>
+          <w:tcPr>
+            <w:tcW w:type="dxa" w:w="4819"/>
+          </w:tcPr>
+          <w:p>
             <w:r>
               <w:rPr>
                 <w:sz w:val="18"/>
               </w:rPr>
-              <w:t>; and a README. For tools that cannot read the workbooks or Markdown (e.g. a Microsoft 365 Copilot agent over SharePoint).</w:t>
+              <w:t>Design record for the indicator export, now shipped. Deletable — §9 item 15.</w:t>
             </w:r>
           </w:p>
         </w:tc>
@@ -674,7 +583,7 @@
                 <w:rFonts w:ascii="Consolas" w:hAnsi="Consolas"/>
                 <w:sz w:val="18"/>
               </w:rPr>
-              <w:t>export_scoping/</w:t>
+              <w:t>Copilot_setup/</w:t>
             </w:r>
           </w:p>
         </w:tc>
@@ -687,154 +596,13 @@
               <w:rPr>
                 <w:sz w:val="18"/>
               </w:rPr>
-              <w:t>Prototype and scoping note for a dashboard export feature (not yet integrated).</w:t>
-            </w:r>
-          </w:p>
-        </w:tc>
-      </w:tr>
-      <w:tr>
-        <w:tc>
-          <w:tcPr>
-            <w:tcW w:type="dxa" w:w="4819"/>
-          </w:tcPr>
-          <w:p>
-            <w:r>
-              <w:rPr>
-                <w:rFonts w:ascii="Consolas" w:hAnsi="Consolas"/>
-                <w:sz w:val="18"/>
-              </w:rPr>
-              <w:t>outputs_other/</w:t>
-            </w:r>
-          </w:p>
-        </w:tc>
-        <w:tc>
-          <w:tcPr>
-            <w:tcW w:type="dxa" w:w="4819"/>
-          </w:tcPr>
-          <w:p>
-            <w:r>
-              <w:rPr>
-                <w:sz w:val="18"/>
-              </w:rPr>
-              <w:t>Analysis by-products: the MCCIP draft, orphan-code analysis and its reports. Also where a policy scan writes its triage note.</w:t>
+              <w:t>Instructions and skills for porting the knowledge base to Microsoft 365 / Copilot Studio.</w:t>
             </w:r>
           </w:p>
         </w:tc>
       </w:tr>
     </w:tbl>
     <w:p/>
-    <w:p>
-      <w:r>
-        <w:rPr/>
-        <w:t xml:space="preserve">Reorganised 2 September 2026 from a flat layout, on the principle of grouping by </w:t>
-      </w:r>
-      <w:r>
-        <w:rPr>
-          <w:i/>
-        </w:rPr>
-        <w:t>who needs the file</w:t>
-      </w:r>
-      <w:r>
-        <w:rPr/>
-        <w:t xml:space="preserve"> rather than by file type. </w:t>
-      </w:r>
-      <w:r>
-        <w:rPr>
-          <w:rFonts w:ascii="Consolas" w:hAnsi="Consolas"/>
-        </w:rPr>
-        <w:t>Management/move_manifest.md</w:t>
-      </w:r>
-      <w:r>
-        <w:rPr/>
-        <w:t xml:space="preserve"> records the old→new mapping.</w:t>
-      </w:r>
-    </w:p>
-    <w:p>
-      <w:r>
-        <w:rPr/>
-        <w:t>Empty husks of the former directories (</w:t>
-      </w:r>
-      <w:r>
-        <w:rPr>
-          <w:rFonts w:ascii="Consolas" w:hAnsi="Consolas"/>
-        </w:rPr>
-        <w:t>code_files/</w:t>
-      </w:r>
-      <w:r>
-        <w:rPr/>
-        <w:t xml:space="preserve">, </w:t>
-      </w:r>
-      <w:r>
-        <w:rPr>
-          <w:rFonts w:ascii="Consolas" w:hAnsi="Consolas"/>
-        </w:rPr>
-        <w:t>html_dashboards/</w:t>
-      </w:r>
-      <w:r>
-        <w:rPr/>
-        <w:t xml:space="preserve">, </w:t>
-      </w:r>
-      <w:r>
-        <w:rPr>
-          <w:rFonts w:ascii="Consolas" w:hAnsi="Consolas"/>
-        </w:rPr>
-        <w:t>canonical_files/</w:t>
-      </w:r>
-      <w:r>
-        <w:rPr/>
-        <w:t xml:space="preserve">, </w:t>
-      </w:r>
-      <w:r>
-        <w:rPr>
-          <w:rFonts w:ascii="Consolas" w:hAnsi="Consolas"/>
-        </w:rPr>
-        <w:t>outdated_files/</w:t>
-      </w:r>
-      <w:r>
-        <w:rPr/>
-        <w:t xml:space="preserve">, </w:t>
-      </w:r>
-      <w:r>
-        <w:rPr>
-          <w:rFonts w:ascii="Consolas" w:hAnsi="Consolas"/>
-        </w:rPr>
-        <w:t>biblio/</w:t>
-      </w:r>
-      <w:r>
-        <w:rPr/>
-        <w:t xml:space="preserve">, </w:t>
-      </w:r>
-      <w:r>
-        <w:rPr>
-          <w:rFonts w:ascii="Consolas" w:hAnsi="Consolas"/>
-        </w:rPr>
-        <w:t>outputs_assessments/</w:t>
-      </w:r>
-      <w:r>
-        <w:rPr/>
-        <w:t xml:space="preserve">) may still be present, along with </w:t>
-      </w:r>
-      <w:r>
-        <w:rPr>
-          <w:rFonts w:ascii="Consolas" w:hAnsi="Consolas"/>
-        </w:rPr>
-        <w:t>_to_delete/</w:t>
-      </w:r>
-      <w:r>
-        <w:rPr/>
-        <w:t xml:space="preserve"> and </w:t>
-      </w:r>
-      <w:r>
-        <w:rPr>
-          <w:rFonts w:ascii="Consolas" w:hAnsi="Consolas"/>
-        </w:rPr>
-        <w:t>_mvtest/</w:t>
-      </w:r>
-      <w:r>
-        <w:rPr/>
-        <w:t>. They hold nothing that is still in use and can be deleted in Finder.</w:t>
-      </w:r>
-    </w:p>
     <w:p>
       <w:pPr>
         <w:pBdr>
@@ -848,32 +616,13 @@
       </w:pPr>
       <w:r>
         <w:rPr/>
-        <w:t>3. What has been built</w:t>
+        <w:t>3. The canonical workbooks</w:t>
       </w:r>
     </w:p>
     <w:p>
-      <w:pPr>
-        <w:pStyle w:val="Heading3"/>
-      </w:pPr>
       <w:r>
         <w:rPr/>
-        <w:t>3.1 Canonical workbooks — the single source of truth</w:t>
-      </w:r>
-    </w:p>
-    <w:p>
-      <w:r>
-        <w:rPr/>
-        <w:t xml:space="preserve">Three interlinked Excel workbooks in </w:t>
-      </w:r>
-      <w:r>
-        <w:rPr>
-          <w:rFonts w:ascii="Consolas" w:hAnsi="Consolas"/>
-        </w:rPr>
-        <w:t>Data/canonical_files/</w:t>
-      </w:r>
-      <w:r>
-        <w:rPr/>
-        <w:t xml:space="preserve">, with </w:t>
+        <w:t xml:space="preserve">Three interlinked Excel workbooks with </w:t>
       </w:r>
       <w:r>
         <w:rPr>
@@ -883,33 +632,33 @@
       </w:r>
       <w:r>
         <w:rPr/>
-        <w:t xml:space="preserve">. The version integer lives </w:t>
-      </w:r>
-      <w:r>
-        <w:rPr>
-          <w:i/>
-        </w:rPr>
-        <w:t>inside</w:t>
-      </w:r>
-      <w:r>
-        <w:rPr/>
-        <w:t xml:space="preserve"> each workbook, in the </w:t>
+        <w:t xml:space="preserve">. The version integer lives inside each workbook at </w:t>
       </w:r>
       <w:r>
         <w:rPr>
           <w:rFonts w:ascii="Consolas" w:hAnsi="Consolas"/>
         </w:rPr>
-        <w:t>Changelog</w:t>
+        <w:t>Changelog!B2</w:t>
       </w:r>
       <w:r>
         <w:rPr/>
-        <w:t xml:space="preserve"> sheet at cell B2 — never in the filename. Superseded copies are archived to </w:t>
+        <w:t xml:space="preserve"> — never in the filename. Superseded copies go to </w:t>
       </w:r>
       <w:r>
         <w:rPr>
           <w:rFonts w:ascii="Consolas" w:hAnsi="Consolas"/>
         </w:rPr>
         <w:t>Data/outdated_files/</w:t>
+      </w:r>
+      <w:r>
+        <w:rPr/>
+        <w:t xml:space="preserve"> as </w:t>
+      </w:r>
+      <w:r>
+        <w:rPr>
+          <w:rFonts w:ascii="Consolas" w:hAnsi="Consolas"/>
+        </w:rPr>
+        <w:t>&lt;name&gt;_vN_superseded_&lt;date&gt;.xlsx</w:t>
       </w:r>
       <w:r>
         <w:rPr/>
@@ -924,15 +673,14 @@
         <w:tblLook w:firstColumn="1" w:firstRow="1" w:lastColumn="0" w:lastRow="0" w:noHBand="0" w:noVBand="1" w:val="04A0"/>
       </w:tblPr>
       <w:tblGrid>
-        <w:gridCol w:w="2409"/>
-        <w:gridCol w:w="2409"/>
-        <w:gridCol w:w="2409"/>
-        <w:gridCol w:w="2409"/>
+        <w:gridCol w:w="3213"/>
+        <w:gridCol w:w="3213"/>
+        <w:gridCol w:w="3213"/>
       </w:tblGrid>
       <w:tr>
         <w:tc>
           <w:tcPr>
-            <w:tcW w:type="dxa" w:w="2409"/>
+            <w:tcW w:type="dxa" w:w="3213"/>
             <w:shd w:val="clear" w:color="auto" w:fill="DCE6E8"/>
           </w:tcPr>
           <w:p>
@@ -947,7 +695,7 @@
         </w:tc>
         <w:tc>
           <w:tcPr>
-            <w:tcW w:type="dxa" w:w="2409"/>
+            <w:tcW w:type="dxa" w:w="3213"/>
             <w:shd w:val="clear" w:color="auto" w:fill="DCE6E8"/>
           </w:tcPr>
           <w:p>
@@ -956,13 +704,13 @@
                 <w:b/>
                 <w:sz w:val="18"/>
               </w:rPr>
-              <w:t>Canonical filename</w:t>
+              <w:t>Filename</w:t>
             </w:r>
           </w:p>
         </w:tc>
         <w:tc>
           <w:tcPr>
-            <w:tcW w:type="dxa" w:w="2409"/>
+            <w:tcW w:type="dxa" w:w="3213"/>
             <w:shd w:val="clear" w:color="auto" w:fill="DCE6E8"/>
           </w:tcPr>
           <w:p>
@@ -975,26 +723,11 @@
             </w:r>
           </w:p>
         </w:tc>
-        <w:tc>
-          <w:tcPr>
-            <w:tcW w:type="dxa" w:w="2409"/>
-            <w:shd w:val="clear" w:color="auto" w:fill="DCE6E8"/>
-          </w:tcPr>
-          <w:p>
-            <w:r>
-              <w:rPr>
-                <w:b/>
-                <w:sz w:val="18"/>
-              </w:rPr>
-              <w:t>Sheets</w:t>
-            </w:r>
-          </w:p>
-        </w:tc>
       </w:tr>
       <w:tr>
         <w:tc>
           <w:tcPr>
-            <w:tcW w:type="dxa" w:w="2409"/>
+            <w:tcW w:type="dxa" w:w="3213"/>
           </w:tcPr>
           <w:p>
             <w:r>
@@ -1007,7 +740,7 @@
         </w:tc>
         <w:tc>
           <w:tcPr>
-            <w:tcW w:type="dxa" w:w="2409"/>
+            <w:tcW w:type="dxa" w:w="3213"/>
           </w:tcPr>
           <w:p>
             <w:r>
@@ -1021,7 +754,7 @@
         </w:tc>
         <w:tc>
           <w:tcPr>
-            <w:tcW w:type="dxa" w:w="2409"/>
+            <w:tcW w:type="dxa" w:w="3213"/>
           </w:tcPr>
           <w:p>
             <w:r>
@@ -1033,24 +766,11 @@
             </w:r>
           </w:p>
         </w:tc>
-        <w:tc>
-          <w:tcPr>
-            <w:tcW w:type="dxa" w:w="2409"/>
-          </w:tcPr>
-          <w:p>
-            <w:r>
-              <w:rPr>
-                <w:sz w:val="18"/>
-              </w:rPr>
-              <w:t>Public Bodies, Legislation, Policies &amp; Activities, Data Dictionary, Cross-Reference Index, Changelog</w:t>
-            </w:r>
-          </w:p>
-        </w:tc>
       </w:tr>
       <w:tr>
         <w:tc>
           <w:tcPr>
-            <w:tcW w:type="dxa" w:w="2409"/>
+            <w:tcW w:type="dxa" w:w="3213"/>
           </w:tcPr>
           <w:p>
             <w:r>
@@ -1063,7 +783,7 @@
         </w:tc>
         <w:tc>
           <w:tcPr>
-            <w:tcW w:type="dxa" w:w="2409"/>
+            <w:tcW w:type="dxa" w:w="3213"/>
           </w:tcPr>
           <w:p>
             <w:r>
@@ -1077,7 +797,7 @@
         </w:tc>
         <w:tc>
           <w:tcPr>
-            <w:tcW w:type="dxa" w:w="2409"/>
+            <w:tcW w:type="dxa" w:w="3213"/>
           </w:tcPr>
           <w:p>
             <w:r>
@@ -1089,24 +809,11 @@
             </w:r>
           </w:p>
         </w:tc>
-        <w:tc>
-          <w:tcPr>
-            <w:tcW w:type="dxa" w:w="2409"/>
-          </w:tcPr>
-          <w:p>
-            <w:r>
-              <w:rPr>
-                <w:sz w:val="18"/>
-              </w:rPr>
-              <w:t>Conventions &amp; Treaties, EU Legislation, Associated Bodies, Intl Policies &amp; Activities, Data Dictionary, Cross-Reference Index, Changelog</w:t>
-            </w:r>
-          </w:p>
-        </w:tc>
       </w:tr>
       <w:tr>
         <w:tc>
           <w:tcPr>
-            <w:tcW w:type="dxa" w:w="2409"/>
+            <w:tcW w:type="dxa" w:w="3213"/>
           </w:tcPr>
           <w:p>
             <w:r>
@@ -1119,7 +826,7 @@
         </w:tc>
         <w:tc>
           <w:tcPr>
-            <w:tcW w:type="dxa" w:w="2409"/>
+            <w:tcW w:type="dxa" w:w="3213"/>
           </w:tcPr>
           <w:p>
             <w:r>
@@ -1133,7 +840,7 @@
         </w:tc>
         <w:tc>
           <w:tcPr>
-            <w:tcW w:type="dxa" w:w="2409"/>
+            <w:tcW w:type="dxa" w:w="3213"/>
           </w:tcPr>
           <w:p>
             <w:r>
@@ -1141,20 +848,7 @@
                 <w:b/>
                 <w:sz w:val="18"/>
               </w:rPr>
-              <w:t>v10</w:t>
-            </w:r>
-          </w:p>
-        </w:tc>
-        <w:tc>
-          <w:tcPr>
-            <w:tcW w:type="dxa" w:w="2409"/>
-          </w:tcPr>
-          <w:p>
-            <w:r>
-              <w:rPr>
-                <w:sz w:val="18"/>
-              </w:rPr>
-              <w:t>Indicator Framework + 9 framework sheets + SDG/GBF lookups, References, Data Dictionary, Legend, NCF Legend, Changelog</w:t>
+              <w:t>v16</w:t>
             </w:r>
           </w:p>
         </w:tc>
@@ -1166,29 +860,26 @@
         <w:rPr>
           <w:b/>
         </w:rPr>
-        <w:t>Indicator content:</w:t>
+        <w:t>Indicator content: 947 records</w:t>
       </w:r>
       <w:r>
         <w:rPr/>
-        <w:t xml:space="preserve"> </w:t>
+        <w:t xml:space="preserve"> across nine framework sheets — EIF 66, CCC 111, JNCC UKBI 77, SoN 2023 32, EEA 62, BIP 81, IPBES 143, CBD GBF 202, UN SDG 173.</w:t>
+      </w:r>
+    </w:p>
+    <w:p>
+      <w:pPr>
+        <w:pStyle w:val="IntenseQuote"/>
+      </w:pPr>
+      <w:r>
+        <w:rPr/>
+        <w:t xml:space="preserve">⚠ </w:t>
       </w:r>
       <w:r>
         <w:rPr>
           <w:b/>
         </w:rPr>
-        <w:t>947 indicator records</w:t>
-      </w:r>
-      <w:r>
-        <w:rPr/>
-        <w:t xml:space="preserve"> across 9 framework sheets — EIF 66, CCC 111, JNCC UKBI 77, SoN 2023 32, EEA 62, BIP 81, IPBES 143, CBD GBF 202, UN SDG 173. Confirmed 2 September 2026 against the figure the builder itself loads.</w:t>
-      </w:r>
-    </w:p>
-    <w:p>
-      <w:r>
-        <w:rPr>
-          <w:i/>
-        </w:rPr>
-        <w:t>One trap, recorded so nobody falls into it twice.</w:t>
+        <w:t>Counting trap.</w:t>
       </w:r>
       <w:r>
         <w:rPr/>
@@ -1202,7 +893,7 @@
       </w:r>
       <w:r>
         <w:rPr/>
-        <w:t xml:space="preserve"> values returns </w:t>
+        <w:t xml:space="preserve"> returns </w:t>
       </w:r>
       <w:r>
         <w:rPr>
@@ -1212,17 +903,7 @@
       </w:r>
       <w:r>
         <w:rPr/>
-        <w:t xml:space="preserve">, and a previous revision of this document wrongly asserted that 951 was correct and the long-quoted 947 was wrong. It is the other way round. The CBD GBF sheet carries four </w:t>
-      </w:r>
-      <w:r>
-        <w:rPr>
-          <w:b/>
-        </w:rPr>
-        <w:t>section-banner rows</w:t>
-      </w:r>
-      <w:r>
-        <w:rPr/>
-        <w:t xml:space="preserve"> (</w:t>
+        <w:t>. The CBD GBF sheet carries four section-banner rows (</w:t>
       </w:r>
       <w:r>
         <w:rPr>
@@ -1232,37 +913,7 @@
       </w:r>
       <w:r>
         <w:rPr/>
-        <w:t xml:space="preserve">, </w:t>
-      </w:r>
-      <w:r>
-        <w:rPr>
-          <w:rFonts w:ascii="Consolas" w:hAnsi="Consolas"/>
-        </w:rPr>
-        <w:t>▌ BINARY…</w:t>
-      </w:r>
-      <w:r>
-        <w:rPr/>
-        <w:t xml:space="preserve">, </w:t>
-      </w:r>
-      <w:r>
-        <w:rPr>
-          <w:rFonts w:ascii="Consolas" w:hAnsi="Consolas"/>
-        </w:rPr>
-        <w:t>▌ COMPONENT…</w:t>
-      </w:r>
-      <w:r>
-        <w:rPr/>
-        <w:t xml:space="preserve">, </w:t>
-      </w:r>
-      <w:r>
-        <w:rPr>
-          <w:rFonts w:ascii="Consolas" w:hAnsi="Consolas"/>
-        </w:rPr>
-        <w:t>▌ COMPLEMENTARY…</w:t>
-      </w:r>
-      <w:r>
-        <w:rPr/>
-        <w:t xml:space="preserve">) whose divider text sits in the </w:t>
+        <w:t xml:space="preserve"> and three more) whose divider text sits in the </w:t>
       </w:r>
       <w:r>
         <w:rPr>
@@ -1282,37 +933,7 @@
       </w:r>
       <w:r>
         <w:rPr/>
-        <w:t xml:space="preserve">. They are visual dividers, not records. </w:t>
-      </w:r>
-      <w:r>
-        <w:rPr>
-          <w:rFonts w:ascii="Consolas" w:hAnsi="Consolas"/>
-        </w:rPr>
-        <w:t>build_indicator_finder.py</w:t>
-      </w:r>
-      <w:r>
-        <w:rPr/>
-        <w:t xml:space="preserve"> requires both </w:t>
-      </w:r>
-      <w:r>
-        <w:rPr>
-          <w:rFonts w:ascii="Consolas" w:hAnsi="Consolas"/>
-        </w:rPr>
-        <w:t>Record_ID</w:t>
-      </w:r>
-      <w:r>
-        <w:rPr/>
-        <w:t xml:space="preserve"> and </w:t>
-      </w:r>
-      <w:r>
-        <w:rPr>
-          <w:rFonts w:ascii="Consolas" w:hAnsi="Consolas"/>
-        </w:rPr>
-        <w:t>Indicator_Name</w:t>
-      </w:r>
-      <w:r>
-        <w:rPr/>
-        <w:t xml:space="preserve"> and so correctly loads 947. </w:t>
+        <w:t xml:space="preserve">. </w:t>
       </w:r>
       <w:r>
         <w:rPr>
@@ -1339,7 +960,7 @@
         <w:rPr>
           <w:b/>
         </w:rPr>
-        <w:t>Integrity status — verified 1 September 2026.</w:t>
+        <w:t>Integrity.</w:t>
       </w:r>
       <w:r>
         <w:rPr/>
@@ -1353,7 +974,17 @@
       </w:r>
       <w:r>
         <w:rPr/>
-        <w:t xml:space="preserve"> run against all three canonical files: registry of </w:t>
+        <w:t xml:space="preserve"> validates every bracketed </w:t>
+      </w:r>
+      <w:r>
+        <w:rPr>
+          <w:rFonts w:ascii="Consolas" w:hAnsi="Consolas"/>
+        </w:rPr>
+        <w:t>[CODE]</w:t>
+      </w:r>
+      <w:r>
+        <w:rPr/>
+        <w:t xml:space="preserve"> against a registry of </w:t>
       </w:r>
       <w:r>
         <w:rPr>
@@ -1363,27 +994,62 @@
       </w:r>
       <w:r>
         <w:rPr/>
-        <w:t xml:space="preserve"> Record_IDs / Framework_IDs, </w:t>
+        <w:t xml:space="preserve"> Record_IDs / Framework_IDs and enforces five invariants. It must pass clean before any version is finalised. It is the only automated gate, which is sufficient because the workbooks contain </w:t>
       </w:r>
       <w:r>
         <w:rPr>
           <w:b/>
         </w:rPr>
-        <w:t>all five invariants PASS</w:t>
+        <w:t>no formula cells</w:t>
       </w:r>
       <w:r>
         <w:rPr/>
-        <w:t xml:space="preserve">. The indicators workbook's file timestamp had drifted ahead of its internal version; the clean check confirms no unrecorded structural edit, and </w:t>
-      </w:r>
+        <w:t xml:space="preserve"> — every value is static. Keep it that way: all build scripts read with </w:t>
+      </w:r>
+      <w:r>
+        <w:rPr>
+          <w:rFonts w:ascii="Consolas" w:hAnsi="Consolas"/>
+        </w:rPr>
+        <w:t>data_only=True</w:t>
+      </w:r>
+      <w:r>
+        <w:rPr/>
+        <w:t>, and openpyxl does not compute formulas.</w:t>
+      </w:r>
+    </w:p>
+    <w:p>
       <w:r>
         <w:rPr>
           <w:b/>
         </w:rPr>
-        <w:t>v10 is accepted as genuine</w:t>
+        <w:t xml:space="preserve">The </w:t>
+      </w:r>
+      <w:r>
+        <w:rPr>
+          <w:rFonts w:ascii="Consolas" w:hAnsi="Consolas"/>
+          <w:b/>
+        </w:rPr>
+        <w:t>Data Dictionary</w:t>
+      </w:r>
+      <w:r>
+        <w:rPr>
+          <w:b/>
+        </w:rPr>
+        <w:t xml:space="preserve"> sheet documents the current schema only.</w:t>
       </w:r>
       <w:r>
         <w:rPr/>
-        <w:t>. Re-verified after the 2 September reorganisation: check clean, both dashboards rebuild green from the new paths.</w:t>
+        <w:t xml:space="preserve"> It carries no history. When a column is added, renamed, re-scoped or removed, edit or delete its row in place; version history belongs in </w:t>
+      </w:r>
+      <w:r>
+        <w:rPr>
+          <w:rFonts w:ascii="Consolas" w:hAnsi="Consolas"/>
+        </w:rPr>
+        <w:t>Changelog</w:t>
+      </w:r>
+      <w:r>
+        <w:rPr/>
+        <w:t>. The rule is stated in row 2 of the sheet itself.</w:t>
       </w:r>
     </w:p>
     <w:p>
@@ -1392,13 +1058,320 @@
       </w:pPr>
       <w:r>
         <w:rPr/>
-        <w:t>3.2 Governance and indicator dashboards</w:t>
+        <w:t>Sheet structure worth knowing</w:t>
       </w:r>
     </w:p>
     <w:p>
+      <w:pPr>
+        <w:pStyle w:val="ListBullet"/>
+      </w:pPr>
+      <w:r>
+        <w:rPr>
+          <w:rFonts w:ascii="Consolas" w:hAnsi="Consolas"/>
+          <w:b/>
+        </w:rPr>
+        <w:t>Indicator Framework</w:t>
+      </w:r>
       <w:r>
         <w:rPr/>
-        <w:t xml:space="preserve">Two dashboards in </w:t>
+        <w:t xml:space="preserve"> — one row per framework (</w:t>
+      </w:r>
+      <w:r>
+        <w:rPr>
+          <w:rFonts w:ascii="Consolas" w:hAnsi="Consolas"/>
+        </w:rPr>
+        <w:t>IFW-01</w:t>
+      </w:r>
+      <w:r>
+        <w:rPr/>
+        <w:t>…</w:t>
+      </w:r>
+      <w:r>
+        <w:rPr>
+          <w:rFonts w:ascii="Consolas" w:hAnsi="Consolas"/>
+        </w:rPr>
+        <w:t>IFW-09</w:t>
+      </w:r>
+      <w:r>
+        <w:rPr/>
+        <w:t xml:space="preserve">). </w:t>
+      </w:r>
+      <w:r>
+        <w:rPr>
+          <w:rFonts w:ascii="Consolas" w:hAnsi="Consolas"/>
+        </w:rPr>
+        <w:t>Policy_Purpose</w:t>
+      </w:r>
+      <w:r>
+        <w:rPr/>
+        <w:t xml:space="preserve"> carries a prose statement of each framework's purpose and policy range, written from primary documentation. </w:t>
+      </w:r>
+      <w:r>
+        <w:rPr>
+          <w:rFonts w:ascii="Consolas" w:hAnsi="Consolas"/>
+        </w:rPr>
+        <w:t>Key_Instruments</w:t>
+      </w:r>
+      <w:r>
+        <w:rPr/>
+        <w:t xml:space="preserve"> holds bracketed governance codes </w:t>
+      </w:r>
+      <w:r>
+        <w:rPr>
+          <w:b/>
+        </w:rPr>
+        <w:t>only</w:t>
+      </w:r>
+      <w:r>
+        <w:rPr/>
+        <w:t xml:space="preserve"> for the instruments named in that purpose text: the body creating/hosting/using the framework, its statutory basis, and the key policies or international instruments it informs.</w:t>
+      </w:r>
+    </w:p>
+    <w:p>
+      <w:pPr>
+        <w:pStyle w:val="ListBullet"/>
+      </w:pPr>
+      <w:r>
+        <w:rPr>
+          <w:b/>
+        </w:rPr>
+        <w:t>Nine framework sheets</w:t>
+      </w:r>
+      <w:r>
+        <w:rPr/>
+        <w:t xml:space="preserve"> — 15 columns common to all, plus framework-specific ones. See the Data Dictionary for the exhaustive list.</w:t>
+      </w:r>
+    </w:p>
+    <w:p>
+      <w:pPr>
+        <w:pStyle w:val="ListBullet"/>
+      </w:pPr>
+      <w:r>
+        <w:rPr>
+          <w:b/>
+        </w:rPr>
+        <w:t>Three lookup sheets</w:t>
+      </w:r>
+      <w:r>
+        <w:rPr/>
+        <w:t xml:space="preserve"> — </w:t>
+      </w:r>
+      <w:r>
+        <w:rPr>
+          <w:rFonts w:ascii="Consolas" w:hAnsi="Consolas"/>
+        </w:rPr>
+        <w:t>GBF Target Lookup</w:t>
+      </w:r>
+      <w:r>
+        <w:rPr/>
+        <w:t xml:space="preserve"> (27 codes: 4 goals, 23 targets), </w:t>
+      </w:r>
+      <w:r>
+        <w:rPr>
+          <w:rFonts w:ascii="Consolas" w:hAnsi="Consolas"/>
+        </w:rPr>
+        <w:t>SDG Goal Lookup</w:t>
+      </w:r>
+      <w:r>
+        <w:rPr/>
+        <w:t xml:space="preserve"> (the 17 goals, goals only), </w:t>
+      </w:r>
+      <w:r>
+        <w:rPr>
+          <w:rFonts w:ascii="Consolas" w:hAnsi="Consolas"/>
+        </w:rPr>
+        <w:t>SDG Target Lookup</w:t>
+      </w:r>
+      <w:r>
+        <w:rPr/>
+        <w:t xml:space="preserve"> (129 of the 169 official targets — the environment-relevant subset; SDG-3, SDG-4, SDG-16 and SDG-5.1–5.6 are out of scope). All three carry </w:t>
+      </w:r>
+      <w:r>
+        <w:rPr>
+          <w:rFonts w:ascii="Consolas" w:hAnsi="Consolas"/>
+        </w:rPr>
+        <w:t>Short_Title</w:t>
+      </w:r>
+      <w:r>
+        <w:rPr/>
+        <w:t xml:space="preserve"> (curated, concise) and the official wording, plus a </w:t>
+      </w:r>
+      <w:r>
+        <w:rPr>
+          <w:rFonts w:ascii="Consolas" w:hAnsi="Consolas"/>
+        </w:rPr>
+        <w:t>Used_In_Workbook</w:t>
+      </w:r>
+      <w:r>
+        <w:rPr/>
+        <w:t xml:space="preserve"> flag recomputed from actual use.</w:t>
+      </w:r>
+    </w:p>
+    <w:p>
+      <w:pPr>
+        <w:pStyle w:val="Heading3"/>
+      </w:pPr>
+      <w:r>
+        <w:rPr/>
+        <w:t>openpyxl hazards, learned the hard way</w:t>
+      </w:r>
+    </w:p>
+    <w:p>
+      <w:r>
+        <w:rPr/>
+        <w:t xml:space="preserve">Both of these fail </w:t>
+      </w:r>
+      <w:r>
+        <w:rPr>
+          <w:b/>
+        </w:rPr>
+        <w:t>silently</w:t>
+      </w:r>
+      <w:r>
+        <w:rPr/>
+        <w:t xml:space="preserve"> — the file saves without error and the loss is invisible until something downstream misbehaves. Verify after any structural edit.</w:t>
+      </w:r>
+    </w:p>
+    <w:p>
+      <w:pPr>
+        <w:pStyle w:val="ListBullet"/>
+      </w:pPr>
+      <w:r>
+        <w:rPr>
+          <w:rFonts w:ascii="Consolas" w:hAnsi="Consolas"/>
+          <w:b/>
+        </w:rPr>
+        <w:t>insert_cols</w:t>
+      </w:r>
+      <w:r>
+        <w:rPr>
+          <w:b/>
+        </w:rPr>
+        <w:t xml:space="preserve"> / </w:t>
+      </w:r>
+      <w:r>
+        <w:rPr>
+          <w:rFonts w:ascii="Consolas" w:hAnsi="Consolas"/>
+          <w:b/>
+        </w:rPr>
+        <w:t>insert_rows</w:t>
+      </w:r>
+      <w:r>
+        <w:rPr>
+          <w:b/>
+        </w:rPr>
+        <w:t xml:space="preserve"> do not move hyperlinks.</w:t>
+      </w:r>
+      <w:r>
+        <w:rPr/>
+        <w:t xml:space="preserve"> Worksheet-level hyperlinks stay anchored to the old coordinate and reappear in the new column. </w:t>
+      </w:r>
+      <w:r>
+        <w:rPr>
+          <w:b/>
+        </w:rPr>
+        <w:t>Append columns rather than inserting</w:t>
+      </w:r>
+      <w:r>
+        <w:rPr/>
+        <w:t xml:space="preserve"> unless the sheet is known hyperlink-free. The only hyperlinks in the indicators workbook are </w:t>
+      </w:r>
+      <w:r>
+        <w:rPr>
+          <w:rFonts w:ascii="Consolas" w:hAnsi="Consolas"/>
+        </w:rPr>
+        <w:t>CCC Indicators</w:t>
+      </w:r>
+      <w:r>
+        <w:rPr/>
+        <w:t xml:space="preserve"> (111) and </w:t>
+      </w:r>
+      <w:r>
+        <w:rPr>
+          <w:rFonts w:ascii="Consolas" w:hAnsi="Consolas"/>
+        </w:rPr>
+        <w:t>JNCC UK Biodiversity Indicators</w:t>
+      </w:r>
+      <w:r>
+        <w:rPr/>
+        <w:t xml:space="preserve"> cells </w:t>
+      </w:r>
+      <w:r>
+        <w:rPr>
+          <w:rFonts w:ascii="Consolas" w:hAnsi="Consolas"/>
+        </w:rPr>
+        <w:t>S15</w:t>
+      </w:r>
+      <w:r>
+        <w:rPr/>
+        <w:t xml:space="preserve">, </w:t>
+      </w:r>
+      <w:r>
+        <w:rPr>
+          <w:rFonts w:ascii="Consolas" w:hAnsi="Consolas"/>
+        </w:rPr>
+        <w:t>S46</w:t>
+      </w:r>
+      <w:r>
+        <w:rPr/>
+        <w:t xml:space="preserve">, </w:t>
+      </w:r>
+      <w:r>
+        <w:rPr>
+          <w:rFonts w:ascii="Consolas" w:hAnsi="Consolas"/>
+        </w:rPr>
+        <w:t>S64</w:t>
+      </w:r>
+      <w:r>
+        <w:rPr/>
+        <w:t>.</w:t>
+      </w:r>
+    </w:p>
+    <w:p>
+      <w:pPr>
+        <w:pStyle w:val="ListBullet"/>
+      </w:pPr>
+      <w:r>
+        <w:rPr>
+          <w:b/>
+        </w:rPr>
+        <w:t>Writes to a merged cell are discarded on save.</w:t>
+      </w:r>
+      <w:r>
+        <w:rPr/>
+        <w:t xml:space="preserve"> Unmerge before rewriting a sheet, then verify the result against the live headers.</w:t>
+      </w:r>
+    </w:p>
+    <w:p>
+      <w:pPr>
+        <w:pBdr>
+          <w:bottom w:val="single" w:sz="6" w:space="1" w:color="A0A8AD"/>
+        </w:pBdr>
+      </w:pPr>
+    </w:p>
+    <w:p>
+      <w:pPr>
+        <w:pStyle w:val="Heading2"/>
+      </w:pPr>
+      <w:r>
+        <w:rPr/>
+        <w:t>4. The dashboards</w:t>
+      </w:r>
+    </w:p>
+    <w:p>
+      <w:r>
+        <w:rPr/>
+        <w:t xml:space="preserve">Two </w:t>
+      </w:r>
+      <w:r>
+        <w:rPr>
+          <w:b/>
+        </w:rPr>
+        <w:t>single self-contained HTML files</w:t>
+      </w:r>
+      <w:r>
+        <w:rPr/>
+        <w:t xml:space="preserve"> in </w:t>
       </w:r>
       <w:r>
         <w:rPr>
@@ -1408,17 +1381,7 @@
       </w:r>
       <w:r>
         <w:rPr/>
-        <w:t xml:space="preserve">. Both are </w:t>
-      </w:r>
-      <w:r>
-        <w:rPr>
-          <w:b/>
-        </w:rPr>
-        <w:t>single self-contained HTML files</w:t>
-      </w:r>
-      <w:r>
-        <w:rPr/>
-        <w:t xml:space="preserve"> — no CDN, no external assets — so they open offline and from </w:t>
+        <w:t xml:space="preserve"> — no CDN, no external assets. They open offline, from </w:t>
       </w:r>
       <w:r>
         <w:rPr>
@@ -1443,7 +1406,7 @@
         <w:rPr>
           <w:b/>
         </w:rPr>
-        <w:t>The two dashboard HTML files must stay in the same directory.</w:t>
+        <w:t>The two files must stay in the same directory.</w:t>
       </w:r>
       <w:r>
         <w:rPr/>
@@ -1477,7 +1440,7 @@
       </w:r>
       <w:r>
         <w:rPr/>
-        <w:t xml:space="preserve"> deep-links resolve relative to the finder's own location. Move or separate them and every deep-link breaks silently: the finder still renders, the links simply go nowhere. </w:t>
+        <w:t xml:space="preserve"> deep-links resolve relative to its own location. Separate them and every deep-link breaks silently. </w:t>
       </w:r>
       <w:r>
         <w:rPr>
@@ -1507,117 +1470,7 @@
       </w:r>
       <w:r>
         <w:rPr/>
-        <w:t>, so it cannot repair a separation either. If either file is ever relocated, the other goes with it.</w:t>
-      </w:r>
-    </w:p>
-    <w:p>
-      <w:r>
-        <w:rPr>
-          <w:rFonts w:ascii="Consolas" w:hAnsi="Consolas"/>
-          <w:b/>
-        </w:rPr>
-        <w:t>governance_diagram_v12.html</w:t>
-      </w:r>
-      <w:r>
-        <w:rPr/>
-        <w:t xml:space="preserve"> (365 KB, built by </w:t>
-      </w:r>
-      <w:r>
-        <w:rPr>
-          <w:rFonts w:ascii="Consolas" w:hAnsi="Consolas"/>
-        </w:rPr>
-        <w:t>build_governance_diagram.py</w:t>
-      </w:r>
-      <w:r>
-        <w:rPr/>
-        <w:t>) Relationship explorer across all three workbooks. Six horizontal tiered bands — international treaties → international bodies / EU law → UK legislation → UK public bodies → UK policy → indicator frameworks — connected by cubic-bezier curves. Features: autocomplete search with keyboard navigation; back/forward and URL-hash deep-linking; SVG/PNG export; depth-2 neighbourhood expansion; zoom/pan; adaptive chip and font sizing; acronym hover tooltips; EU and soft-link toggles; a Help/info modal; and per-record narrative sections in the detail panel (statutory duties, regulatory powers, enabling basis, UK ratification/representation/engagement, status). Edge direction is semantic and focus-independent: arrows point governor → governed.</w:t>
-      </w:r>
-    </w:p>
-    <w:p>
-      <w:r>
-        <w:rPr>
-          <w:b/>
-        </w:rPr>
-        <w:t>Link-type taxonomy</w:t>
-      </w:r>
-      <w:r>
-        <w:rPr/>
-        <w:t xml:space="preserve"> (eight typed edges, ≥3:1 contrast palette): enabling legislation (red solid), lead org/dept (green solid), parent/child (purple solid), related/cross-ref (amber dashed), funded-by (orange dashed), international hard — ratified/retained (teal solid double), international soft — thematic (teal dotted double), indicator/monitoring (magenta dotted). Hard vs soft is decided by </w:t>
-      </w:r>
-      <w:r>
-        <w:rPr>
-          <w:b/>
-        </w:rPr>
-        <w:t>ratification status</w:t>
-      </w:r>
-      <w:r>
-        <w:rPr/>
-        <w:t>, not endpoint type.</w:t>
-      </w:r>
-    </w:p>
-    <w:p>
-      <w:r>
-        <w:rPr>
-          <w:rFonts w:ascii="Consolas" w:hAnsi="Consolas"/>
-          <w:b/>
-        </w:rPr>
-        <w:t>indicator_finder_v4.html</w:t>
-      </w:r>
-      <w:r>
-        <w:rPr/>
-        <w:t xml:space="preserve"> (1.06 MB, built by </w:t>
-      </w:r>
-      <w:r>
-        <w:rPr>
-          <w:rFonts w:ascii="Consolas" w:hAnsi="Consolas"/>
-        </w:rPr>
-        <w:t>build_indicator_finder.py</w:t>
-      </w:r>
-      <w:r>
-        <w:rPr/>
-        <w:t xml:space="preserve">) Searchable, filterable catalogue of the canonical indicator set — filter by framework, NCF category, geographic scope, sector, climate score and policy context; centre-panel cards with a right-hand detail panel carrying units, data source, policy goal, climate score (0–3) and rationale. Every policy-context item carries a </w:t>
-      </w:r>
-      <w:r>
-        <w:rPr>
-          <w:rFonts w:ascii="Consolas" w:hAnsi="Consolas"/>
-        </w:rPr>
-        <w:t>⬡ diagram</w:t>
-      </w:r>
-      <w:r>
-        <w:rPr/>
-        <w:t xml:space="preserve"> deep-link that opens that record as the focus node in the governance diagram; the builder re-points those links at the newest diagram version automatically. Canonical-only: the 37 "Other / Conceptual" indicators from the pre-canonical build were deliberately dropped.</w:t>
-      </w:r>
-    </w:p>
-    <w:p>
-      <w:r>
-        <w:rPr>
-          <w:b/>
-        </w:rPr>
-        <w:t>Export feature — scoped and prototyped, not shipped.</w:t>
-      </w:r>
-      <w:r>
-        <w:rPr/>
-        <w:t xml:space="preserve"> </w:t>
-      </w:r>
-      <w:r>
-        <w:rPr>
-          <w:rFonts w:ascii="Consolas" w:hAnsi="Consolas"/>
-        </w:rPr>
-        <w:t>export_scoping/</w:t>
-      </w:r>
-      <w:r>
-        <w:rPr/>
-        <w:t xml:space="preserve"> holds a v2 scoping note, a working client-side </w:t>
-      </w:r>
-      <w:r>
-        <w:rPr>
-          <w:rFonts w:ascii="Consolas" w:hAnsi="Consolas"/>
-        </w:rPr>
-        <w:t>indicator_export.js</w:t>
-      </w:r>
-      <w:r>
-        <w:rPr/>
-        <w:t xml:space="preserve"> (Excel + CSV, no external library) and sample outputs including a full-catalogue export. Estimated ~3 hours to integrate into the indicator finder. An equivalent export for the governance diagram is scoped but not built. Awaiting a go/no-go.</w:t>
+        <w:t>, so it cannot repair a separation.</w:t>
       </w:r>
     </w:p>
     <w:p>
@@ -1626,123 +1479,23 @@
       </w:pPr>
       <w:r>
         <w:rPr/>
-        <w:t>3.3 Assessment toolkit — research → policy relevance</w:t>
+        <w:t>How the two builders treat their HTML — they are opposites</w:t>
       </w:r>
     </w:p>
     <w:p>
       <w:r>
         <w:rPr/>
-        <w:t xml:space="preserve">The delivery mechanism for purpose 3. A self-contained kit for producing comparable assessments of how a Met Office research field could inform UK climate–nature policy, rendered from a single YAML config to </w:t>
-      </w:r>
-      <w:r>
-        <w:rPr>
-          <w:b/>
-        </w:rPr>
-        <w:t>both</w:t>
-      </w:r>
-      <w:r>
-        <w:rPr/>
-        <w:t xml:space="preserve"> a styled PDF and an </w:t>
-      </w:r>
-      <w:r>
-        <w:rPr>
-          <w:b/>
-        </w:rPr>
-        <w:t>editable Word</w:t>
-      </w:r>
-      <w:r>
-        <w:rPr/>
-        <w:t xml:space="preserve"> document.</w:t>
-      </w:r>
-    </w:p>
-    <w:p>
-      <w:r>
-        <w:rPr/>
-        <w:t xml:space="preserve">Two modes, switched entirely in the YAML and never in code: </w:t>
-      </w:r>
-      <w:r>
-        <w:rPr>
-          <w:b/>
-        </w:rPr>
-        <w:t>applied</w:t>
-      </w:r>
-      <w:r>
-        <w:rPr/>
-        <w:t xml:space="preserve"> — where does or could existing MO research inform UK policy, second axis = Status (Current / Opportunity); and </w:t>
-      </w:r>
-      <w:r>
-        <w:rPr>
-          <w:b/>
-        </w:rPr>
-        <w:t>gap / prospective</w:t>
-      </w:r>
-      <w:r>
-        <w:rPr/>
-        <w:t xml:space="preserve"> — if MO built product X, evidenced by others' work elsewhere, what could UK policy do with it, second axis = Maturity (Demonstrated / Emerging / Conceptual). Relevance (materiality, 1–3) is the primary axis in both modes and is deliberately kept separate from the second axis, so that a high-value-but-unrealised link does not read as weak.</w:t>
-      </w:r>
-    </w:p>
-    <w:p>
-      <w:r>
-        <w:rPr>
-          <w:b/>
-        </w:rPr>
-        <w:t>Internet search is part of the method, not an optional extra.</w:t>
-      </w:r>
-      <w:r>
-        <w:rPr/>
-        <w:t xml:space="preserve"> The rendering step is fully offline and deterministic. The </w:t>
+        <w:t xml:space="preserve">This catches people out, so it is worth being explicit. Both builders write a dashboard HTML file, but only one of them </w:t>
       </w:r>
       <w:r>
         <w:rPr>
           <w:i/>
         </w:rPr>
-        <w:t>research</w:t>
+        <w:t>reads</w:t>
       </w:r>
       <w:r>
         <w:rPr/>
-        <w:t xml:space="preserve"> step is not: where the AI running the assessment has web access, </w:t>
-      </w:r>
-      <w:r>
-        <w:rPr>
-          <w:rFonts w:ascii="Consolas" w:hAnsi="Consolas"/>
-        </w:rPr>
-        <w:t>PROMPT_TEMPLATE.md</w:t>
-      </w:r>
-      <w:r>
-        <w:rPr/>
-        <w:t xml:space="preserve"> directs it to search rather than rely on the attached files or its own knowledge — to find policy activities absent from the governance workbook, to confirm and date the research→policy channel from primary sources, to verify every status, date and URL against gov.uk / legislation.gov.uk / agency portals, to inspect the flagship MO tool directly, and to scan for authoritative indicators published since the workbook version. Anything found by search that is not in the workbooks is marked with a dagger (†) and offered as a proposed addition in the chat reply — never silently added, and never written into the PDF as though it came from the workbook. Where the AI has </w:t>
-      </w:r>
-      <w:r>
-        <w:rPr>
-          <w:b/>
-        </w:rPr>
-        <w:t>no</w:t>
-      </w:r>
-      <w:r>
-        <w:rPr/>
-        <w:t xml:space="preserve"> web access it renders normally but must list every claim, date and URL it could not verify as "unverified — needs checking", and err toward the lower second-axis value.</w:t>
-      </w:r>
-    </w:p>
-    <w:p>
-      <w:r>
-        <w:rPr>
-          <w:b/>
-        </w:rPr>
-        <w:t>What a user actually needs to run a new assessment.</w:t>
-      </w:r>
-      <w:r>
-        <w:rPr/>
-        <w:t xml:space="preserve"> Six files under </w:t>
-      </w:r>
-      <w:r>
-        <w:rPr>
-          <w:rFonts w:ascii="Consolas" w:hAnsi="Consolas"/>
-        </w:rPr>
-        <w:t>PA_toolkit/</w:t>
-      </w:r>
-      <w:r>
-        <w:rPr/>
-        <w:t>, plus their own inputs:</w:t>
+        <w:t xml:space="preserve"> it first.</w:t>
       </w:r>
     </w:p>
     <w:tbl>
@@ -1753,14 +1506,68 @@
         <w:tblLook w:firstColumn="1" w:firstRow="1" w:lastColumn="0" w:lastRow="0" w:noHBand="0" w:noVBand="1" w:val="04A0"/>
       </w:tblPr>
       <w:tblGrid>
-        <w:gridCol w:w="4819"/>
-        <w:gridCol w:w="4819"/>
+        <w:gridCol w:w="3213"/>
+        <w:gridCol w:w="3213"/>
+        <w:gridCol w:w="3213"/>
       </w:tblGrid>
       <w:tr>
         <w:tc>
           <w:tcPr>
-            <w:tcW w:type="dxa" w:w="4819"/>
+            <w:tcW w:type="dxa" w:w="3213"/>
             <w:shd w:val="clear" w:color="auto" w:fill="DCE6E8"/>
+          </w:tcPr>
+          <w:p/>
+        </w:tc>
+        <w:tc>
+          <w:tcPr>
+            <w:tcW w:type="dxa" w:w="3213"/>
+            <w:shd w:val="clear" w:color="auto" w:fill="DCE6E8"/>
+          </w:tcPr>
+          <w:p>
+            <w:r>
+              <w:rPr>
+                <w:rFonts w:ascii="Consolas" w:hAnsi="Consolas"/>
+                <w:b/>
+                <w:sz w:val="18"/>
+              </w:rPr>
+              <w:t>build_indicator_finder.py</w:t>
+            </w:r>
+          </w:p>
+        </w:tc>
+        <w:tc>
+          <w:tcPr>
+            <w:tcW w:type="dxa" w:w="3213"/>
+            <w:shd w:val="clear" w:color="auto" w:fill="DCE6E8"/>
+          </w:tcPr>
+          <w:p>
+            <w:r>
+              <w:rPr>
+                <w:rFonts w:ascii="Consolas" w:hAnsi="Consolas"/>
+                <w:b/>
+                <w:sz w:val="18"/>
+              </w:rPr>
+              <w:t>build_governance_diagram.py</w:t>
+            </w:r>
+          </w:p>
+        </w:tc>
+      </w:tr>
+      <w:tr>
+        <w:tc>
+          <w:tcPr>
+            <w:tcW w:type="dxa" w:w="3213"/>
+          </w:tcPr>
+          <w:p>
+            <w:r>
+              <w:rPr>
+                <w:sz w:val="18"/>
+              </w:rPr>
+              <w:t>Needs an existing HTML?</w:t>
+            </w:r>
+          </w:p>
+        </w:tc>
+        <w:tc>
+          <w:tcPr>
+            <w:tcW w:type="dxa" w:w="3213"/>
           </w:tcPr>
           <w:p>
             <w:r>
@@ -1768,14 +1575,32 @@
                 <w:b/>
                 <w:sz w:val="18"/>
               </w:rPr>
-              <w:t>Needed</w:t>
+              <w:t>Yes</w:t>
+            </w:r>
+            <w:r>
+              <w:rPr>
+                <w:sz w:val="18"/>
+              </w:rPr>
+              <w:t xml:space="preserve"> — </w:t>
+            </w:r>
+            <w:r>
+              <w:rPr>
+                <w:rFonts w:ascii="Consolas" w:hAnsi="Consolas"/>
+                <w:sz w:val="18"/>
+              </w:rPr>
+              <w:t>indicator_finder_v4.html</w:t>
+            </w:r>
+            <w:r>
+              <w:rPr>
+                <w:sz w:val="18"/>
+              </w:rPr>
+              <w:t xml:space="preserve"> is both template and output</w:t>
             </w:r>
           </w:p>
         </w:tc>
         <w:tc>
           <w:tcPr>
-            <w:tcW w:type="dxa" w:w="4819"/>
-            <w:shd w:val="clear" w:color="auto" w:fill="DCE6E8"/>
+            <w:tcW w:type="dxa" w:w="3213"/>
           </w:tcPr>
           <w:p>
             <w:r>
@@ -1783,7 +1608,33 @@
                 <w:b/>
                 <w:sz w:val="18"/>
               </w:rPr>
-              <w:t>Why</w:t>
+              <w:t>No</w:t>
+            </w:r>
+            <w:r>
+              <w:rPr>
+                <w:sz w:val="18"/>
+              </w:rPr>
+              <w:t xml:space="preserve"> — the whole page lives in a </w:t>
+            </w:r>
+            <w:r>
+              <w:rPr>
+                <w:rFonts w:ascii="Consolas" w:hAnsi="Consolas"/>
+                <w:sz w:val="18"/>
+              </w:rPr>
+              <w:t>TEMPLATE = r"""…"""</w:t>
+            </w:r>
+            <w:r>
+              <w:rPr>
+                <w:sz w:val="18"/>
+              </w:rPr>
+              <w:t xml:space="preserve"> string inside the </w:t>
+            </w:r>
+            <w:r>
+              <w:rPr>
+                <w:rFonts w:ascii="Consolas" w:hAnsi="Consolas"/>
+                <w:sz w:val="18"/>
+              </w:rPr>
+              <w:t>.py</w:t>
             </w:r>
           </w:p>
         </w:tc>
@@ -1791,28 +1642,79 @@
       <w:tr>
         <w:tc>
           <w:tcPr>
-            <w:tcW w:type="dxa" w:w="4819"/>
-          </w:tcPr>
-          <w:p>
-            <w:r>
-              <w:rPr>
-                <w:rFonts w:ascii="Consolas" w:hAnsi="Consolas"/>
-                <w:sz w:val="18"/>
-              </w:rPr>
-              <w:t>PA_toolkit/code/render.py</w:t>
-            </w:r>
-          </w:p>
-        </w:tc>
-        <w:tc>
-          <w:tcPr>
-            <w:tcW w:type="dxa" w:w="4819"/>
+            <w:tcW w:type="dxa" w:w="3213"/>
           </w:tcPr>
           <w:p>
             <w:r>
               <w:rPr>
                 <w:sz w:val="18"/>
               </w:rPr>
-              <w:t>The renderer. Never edited.</w:t>
+              <w:t>What a rebuild does</w:t>
+            </w:r>
+          </w:p>
+        </w:tc>
+        <w:tc>
+          <w:tcPr>
+            <w:tcW w:type="dxa" w:w="3213"/>
+          </w:tcPr>
+          <w:p>
+            <w:r>
+              <w:rPr>
+                <w:sz w:val="18"/>
+              </w:rPr>
+              <w:t xml:space="preserve">Reads the file, replaces </w:t>
+            </w:r>
+            <w:r>
+              <w:rPr>
+                <w:rFonts w:ascii="Consolas" w:hAnsi="Consolas"/>
+                <w:sz w:val="18"/>
+              </w:rPr>
+              <w:t>const INDICATORS = […]</w:t>
+            </w:r>
+            <w:r>
+              <w:rPr>
+                <w:sz w:val="18"/>
+              </w:rPr>
+              <w:t xml:space="preserve"> and </w:t>
+            </w:r>
+            <w:r>
+              <w:rPr>
+                <w:rFonts w:ascii="Consolas" w:hAnsi="Consolas"/>
+                <w:sz w:val="18"/>
+              </w:rPr>
+              <w:t>const EXPORT_LOOKUPS = {…}</w:t>
+            </w:r>
+            <w:r>
+              <w:rPr>
+                <w:sz w:val="18"/>
+              </w:rPr>
+              <w:t>, writes it back</w:t>
+            </w:r>
+          </w:p>
+        </w:tc>
+        <w:tc>
+          <w:tcPr>
+            <w:tcW w:type="dxa" w:w="3213"/>
+          </w:tcPr>
+          <w:p>
+            <w:r>
+              <w:rPr>
+                <w:sz w:val="18"/>
+              </w:rPr>
+              <w:t xml:space="preserve">Substitutes </w:t>
+            </w:r>
+            <w:r>
+              <w:rPr>
+                <w:rFonts w:ascii="Consolas" w:hAnsi="Consolas"/>
+                <w:sz w:val="18"/>
+              </w:rPr>
+              <w:t>/*DATA*/</w:t>
+            </w:r>
+            <w:r>
+              <w:rPr>
+                <w:sz w:val="18"/>
+              </w:rPr>
+              <w:t xml:space="preserve"> with fresh JSON and writes a brand-new file</w:t>
             </w:r>
           </w:p>
         </w:tc>
@@ -1820,41 +1722,54 @@
       <w:tr>
         <w:tc>
           <w:tcPr>
-            <w:tcW w:type="dxa" w:w="4819"/>
-          </w:tcPr>
-          <w:p>
-            <w:r>
-              <w:rPr>
-                <w:rFonts w:ascii="Consolas" w:hAnsi="Consolas"/>
-                <w:sz w:val="18"/>
-              </w:rPr>
-              <w:t>requirements.txt</w:t>
-            </w:r>
-          </w:p>
-        </w:tc>
-        <w:tc>
-          <w:tcPr>
-            <w:tcW w:type="dxa" w:w="4819"/>
+            <w:tcW w:type="dxa" w:w="3213"/>
           </w:tcPr>
           <w:p>
             <w:r>
               <w:rPr>
                 <w:sz w:val="18"/>
               </w:rPr>
-              <w:t xml:space="preserve">Three packages. </w:t>
+              <w:t>Hand edits to the HTML</w:t>
             </w:r>
+          </w:p>
+        </w:tc>
+        <w:tc>
+          <w:tcPr>
+            <w:tcW w:type="dxa" w:w="3213"/>
+          </w:tcPr>
+          <w:p>
             <w:r>
               <w:rPr>
-                <w:rFonts w:ascii="Consolas" w:hAnsi="Consolas"/>
+                <w:b/>
                 <w:sz w:val="18"/>
               </w:rPr>
-              <w:t>pip install -r requirements.txt</w:t>
+              <w:t>Survive</w:t>
             </w:r>
             <w:r>
               <w:rPr>
                 <w:sz w:val="18"/>
               </w:rPr>
-              <w:t>.</w:t>
+              <w:t xml:space="preserve"> every rebuild</w:t>
+            </w:r>
+          </w:p>
+        </w:tc>
+        <w:tc>
+          <w:tcPr>
+            <w:tcW w:type="dxa" w:w="3213"/>
+          </w:tcPr>
+          <w:p>
+            <w:r>
+              <w:rPr>
+                <w:b/>
+                <w:sz w:val="18"/>
+              </w:rPr>
+              <w:t>Destroyed</w:t>
+            </w:r>
+            <w:r>
+              <w:rPr>
+                <w:sz w:val="18"/>
+              </w:rPr>
+              <w:t xml:space="preserve"> on the next rebuild, silently</w:t>
             </w:r>
           </w:p>
         </w:tc>
@@ -1862,160 +1777,47 @@
       <w:tr>
         <w:tc>
           <w:tcPr>
-            <w:tcW w:type="dxa" w:w="4819"/>
-          </w:tcPr>
-          <w:p>
-            <w:r>
-              <w:rPr>
-                <w:rFonts w:ascii="Consolas" w:hAnsi="Consolas"/>
-                <w:sz w:val="18"/>
-              </w:rPr>
-              <w:t>PA_toolkit/PROMPT_TEMPLATE.md</w:t>
-            </w:r>
-          </w:p>
-        </w:tc>
-        <w:tc>
-          <w:tcPr>
-            <w:tcW w:type="dxa" w:w="4819"/>
+            <w:tcW w:type="dxa" w:w="3213"/>
           </w:tcPr>
           <w:p>
             <w:r>
               <w:rPr>
                 <w:sz w:val="18"/>
               </w:rPr>
-              <w:t>The prompt to paste into Claude. Its INPUTS block is the only thing filled in per run.</w:t>
-            </w:r>
-          </w:p>
-        </w:tc>
-      </w:tr>
-      <w:tr>
-        <w:tc>
-          <w:tcPr>
-            <w:tcW w:type="dxa" w:w="4819"/>
-          </w:tcPr>
-          <w:p>
-            <w:r>
-              <w:rPr>
-                <w:rFonts w:ascii="Consolas" w:hAnsi="Consolas"/>
-                <w:sz w:val="18"/>
-              </w:rPr>
-              <w:t>PA_toolkit/METHOD_AND_SCORING.md</w:t>
+              <w:t>Where the design and code live</w:t>
             </w:r>
           </w:p>
         </w:tc>
         <w:tc>
           <w:tcPr>
-            <w:tcW w:type="dxa" w:w="4819"/>
+            <w:tcW w:type="dxa" w:w="3213"/>
           </w:tcPr>
           <w:p>
             <w:r>
               <w:rPr>
                 <w:sz w:val="18"/>
               </w:rPr>
-              <w:t>The rules the AI must follow. Attached to the prompt, not read by the code.</w:t>
+              <w:t>In the HTML</w:t>
             </w:r>
           </w:p>
         </w:tc>
-      </w:tr>
-      <w:tr>
         <w:tc>
           <w:tcPr>
-            <w:tcW w:type="dxa" w:w="4819"/>
+            <w:tcW w:type="dxa" w:w="3213"/>
           </w:tcPr>
           <w:p>
             <w:r>
               <w:rPr>
-                <w:b/>
                 <w:sz w:val="18"/>
               </w:rPr>
-              <w:t>One</w:t>
-            </w:r>
-            <w:r>
-              <w:rPr>
-                <w:sz w:val="18"/>
-              </w:rPr>
-              <w:t xml:space="preserve"> worked-example YAML — </w:t>
+              <w:t xml:space="preserve">In the </w:t>
             </w:r>
             <w:r>
               <w:rPr>
                 <w:rFonts w:ascii="Consolas" w:hAnsi="Consolas"/>
                 <w:sz w:val="18"/>
               </w:rPr>
-              <w:t>TEMPLATE_applied.yaml</w:t>
-            </w:r>
-            <w:r>
-              <w:rPr>
-                <w:sz w:val="18"/>
-              </w:rPr>
-              <w:t xml:space="preserve"> (applied) or </w:t>
-            </w:r>
-            <w:r>
-              <w:rPr>
-                <w:rFonts w:ascii="Consolas" w:hAnsi="Consolas"/>
-                <w:sz w:val="18"/>
-              </w:rPr>
-              <w:t>TEMPLATE_gap.yaml</w:t>
-            </w:r>
-            <w:r>
-              <w:rPr>
-                <w:sz w:val="18"/>
-              </w:rPr>
-              <w:t xml:space="preserve"> (gap)</w:t>
-            </w:r>
-          </w:p>
-        </w:tc>
-        <w:tc>
-          <w:tcPr>
-            <w:tcW w:type="dxa" w:w="4819"/>
-          </w:tcPr>
-          <w:p>
-            <w:r>
-              <w:rPr>
-                <w:sz w:val="18"/>
-              </w:rPr>
-              <w:t xml:space="preserve">Attached to the prompt as a </w:t>
-            </w:r>
-            <w:r>
-              <w:rPr>
-                <w:b/>
-                <w:sz w:val="18"/>
-              </w:rPr>
-              <w:t>format example only</w:t>
-            </w:r>
-            <w:r>
-              <w:rPr>
-                <w:sz w:val="18"/>
-              </w:rPr>
-              <w:t>. The AI produces a new config with the same keys.</w:t>
-            </w:r>
-          </w:p>
-        </w:tc>
-      </w:tr>
-      <w:tr>
-        <w:tc>
-          <w:tcPr>
-            <w:tcW w:type="dxa" w:w="4819"/>
-          </w:tcPr>
-          <w:p>
-            <w:r>
-              <w:rPr>
-                <w:rFonts w:ascii="Consolas" w:hAnsi="Consolas"/>
-                <w:sz w:val="18"/>
-              </w:rPr>
-              <w:t>PA_toolkit/README.md</w:t>
-            </w:r>
-          </w:p>
-        </w:tc>
-        <w:tc>
-          <w:tcPr>
-            <w:tcW w:type="dxa" w:w="4819"/>
-          </w:tcPr>
-          <w:p>
-            <w:r>
-              <w:rPr>
-                <w:sz w:val="18"/>
-              </w:rPr>
-              <w:t>Run instructions and the YAML field reference for hand-editing afterwards.</w:t>
+              <w:t>.py</w:t>
             </w:r>
           </w:p>
         </w:tc>
@@ -2024,142 +1826,158 @@
     <w:p/>
     <w:p>
       <w:r>
-        <w:rPr/>
-        <w:t xml:space="preserve">Plus, as research inputs: a bibliography for the field, the UK governance workbook, and optionally the indicators workbook. </w:t>
-      </w:r>
-      <w:r>
         <w:rPr>
           <w:b/>
         </w:rPr>
-        <w:t>Nothing else in the project is required</w:t>
-      </w:r>
-      <w:r>
-        <w:rPr/>
-        <w:t xml:space="preserve"> — the kit can be zipped and sent to a colleague who has Python 3 and will get the same method, scoring and layout.</w:t>
+        <w:t>Consequences.</w:t>
       </w:r>
     </w:p>
     <w:p>
+      <w:pPr>
+        <w:pStyle w:val="ListBullet"/>
+      </w:pPr>
       <w:r>
         <w:rPr>
           <w:b/>
         </w:rPr>
-        <w:t>The two classes of YAML are different things and should be named as such.</w:t>
+        <w:t xml:space="preserve">Never hand-edit </w:t>
+      </w:r>
+      <w:r>
+        <w:rPr>
+          <w:rFonts w:ascii="Consolas" w:hAnsi="Consolas"/>
+          <w:b/>
+        </w:rPr>
+        <w:t>governance_diagram_v12.html</w:t>
+      </w:r>
+      <w:r>
+        <w:rPr>
+          <w:b/>
+        </w:rPr>
+        <w:t>.</w:t>
       </w:r>
       <w:r>
         <w:rPr/>
-        <w:t xml:space="preserve"> </w:t>
+        <w:t xml:space="preserve"> Change the </w:t>
       </w:r>
       <w:r>
         <w:rPr>
           <w:rFonts w:ascii="Consolas" w:hAnsi="Consolas"/>
         </w:rPr>
-        <w:t>TEMPLATE_applied.yaml</w:t>
+        <w:t>TEMPLATE</w:t>
       </w:r>
       <w:r>
         <w:rPr/>
-        <w:t xml:space="preserve"> and </w:t>
+        <w:t xml:space="preserve"> string in </w:t>
       </w:r>
       <w:r>
         <w:rPr>
           <w:rFonts w:ascii="Consolas" w:hAnsi="Consolas"/>
         </w:rPr>
-        <w:t>TEMPLATE_gap.yaml</w:t>
+        <w:t>build_governance_diagram.py</w:t>
       </w:r>
       <w:r>
         <w:rPr/>
-        <w:t xml:space="preserve"> in </w:t>
+        <w:t xml:space="preserve"> instead. Editing the HTML looks like it works — the file is valid and opens correctly — and the work vanishes at the next </w:t>
       </w:r>
       <w:r>
         <w:rPr>
           <w:rFonts w:ascii="Consolas" w:hAnsi="Consolas"/>
         </w:rPr>
-        <w:t>PA_toolkit/template_files/</w:t>
+        <w:t>finalise.py</w:t>
       </w:r>
       <w:r>
         <w:rPr/>
-        <w:t xml:space="preserve"> are </w:t>
-      </w:r>
+        <w:t xml:space="preserve"> with no warning.</w:t>
+      </w:r>
+    </w:p>
+    <w:p>
+      <w:pPr>
+        <w:pStyle w:val="ListBullet"/>
+      </w:pPr>
       <w:r>
         <w:rPr>
-          <w:i/>
+          <w:rFonts w:ascii="Consolas" w:hAnsi="Consolas"/>
+          <w:b/>
         </w:rPr>
-        <w:t>templates</w:t>
+        <w:t>indicator_finder_v4.html</w:t>
+      </w:r>
+      <w:r>
+        <w:rPr>
+          <w:b/>
+        </w:rPr>
+        <w:t xml:space="preserve"> is authoritative for its own design and for any hand-written code it contains</w:t>
       </w:r>
       <w:r>
         <w:rPr/>
-        <w:t xml:space="preserve"> — structural exemplars, attached to the prompt, never rendered as deliverables. The files in </w:t>
+        <w:t xml:space="preserve">, including the ~23 KB export module. The builder only swaps those two </w:t>
       </w:r>
       <w:r>
         <w:rPr>
           <w:rFonts w:ascii="Consolas" w:hAnsi="Consolas"/>
         </w:rPr>
-        <w:t>PA_toolkit/completed_assessments/</w:t>
+        <w:t>const</w:t>
       </w:r>
       <w:r>
         <w:rPr/>
-        <w:t xml:space="preserve"> (</w:t>
+        <w:t xml:space="preserve"> declarations; it cannot regenerate the page from parts. Deleting or reverting that file loses the export code, which exists nowhere else. It is recoverable from git, not from the build.</w:t>
+      </w:r>
+    </w:p>
+    <w:p>
+      <w:pPr>
+        <w:pStyle w:val="ListBullet"/>
+      </w:pPr>
+      <w:r>
+        <w:rPr/>
+        <w:t xml:space="preserve">If the finder's HTML is ever lost, the builder </w:t>
+      </w:r>
+      <w:r>
+        <w:rPr>
+          <w:b/>
+        </w:rPr>
+        <w:t>cannot</w:t>
+      </w:r>
+      <w:r>
+        <w:rPr/>
+        <w:t xml:space="preserve"> rebuild it — there is no template to fall back on. If that risk matters, the fix is to move the hand-written blocks into </w:t>
       </w:r>
       <w:r>
         <w:rPr>
           <w:rFonts w:ascii="Consolas" w:hAnsi="Consolas"/>
         </w:rPr>
-        <w:t>config_dailysun.yaml</w:t>
+        <w:t>Dashboards/code/</w:t>
       </w:r>
       <w:r>
         <w:rPr/>
-        <w:t xml:space="preserve">, </w:t>
+        <w:t xml:space="preserve"> and have the builder assemble the page, which would make it behave like the diagram builder.</w:t>
+      </w:r>
+    </w:p>
+    <w:p>
+      <w:pPr>
+        <w:pStyle w:val="ListBullet"/>
+      </w:pPr>
+      <w:r>
+        <w:rPr/>
+        <w:t xml:space="preserve">The diagram's output filename is a </w:t>
+      </w:r>
+      <w:r>
+        <w:rPr>
+          <w:b/>
+        </w:rPr>
+        <w:t>hardcoded literal</w:t>
+      </w:r>
+      <w:r>
+        <w:rPr/>
+        <w:t xml:space="preserve"> in the script (</w:t>
       </w:r>
       <w:r>
         <w:rPr>
           <w:rFonts w:ascii="Consolas" w:hAnsi="Consolas"/>
         </w:rPr>
-        <w:t>config_ocean_heatwaves.yaml</w:t>
+        <w:t>"governance_diagram_v12.html"</w:t>
       </w:r>
       <w:r>
         <w:rPr/>
-        <w:t xml:space="preserve">) are </w:t>
-      </w:r>
-      <w:r>
-        <w:rPr>
-          <w:i/>
-        </w:rPr>
-        <w:t>records</w:t>
-      </w:r>
-      <w:r>
-        <w:rPr/>
-        <w:t xml:space="preserve"> — the reproducible source of a specific rendered assessment, which belong beside their PDF and DOCX. The split is correct, and the templates were renamed on 1 September 2026 to make the distinction unambiguous. Copy a template to start; save the result as a record.</w:t>
-      </w:r>
-    </w:p>
-    <w:p>
-      <w:r>
-        <w:rPr>
-          <w:b/>
-        </w:rPr>
-        <w:t>Completed assessments</w:t>
-      </w:r>
-      <w:r>
-        <w:rPr/>
-        <w:t xml:space="preserve"> (</w:t>
-      </w:r>
-      <w:r>
-        <w:rPr>
-          <w:rFonts w:ascii="Consolas" w:hAnsi="Consolas"/>
-        </w:rPr>
-        <w:t>PA_toolkit/completed_assessments/</w:t>
-      </w:r>
-      <w:r>
-        <w:rPr/>
-        <w:t xml:space="preserve">, each with a bibliography in </w:t>
-      </w:r>
-      <w:r>
-        <w:rPr>
-          <w:rFonts w:ascii="Consolas" w:hAnsi="Consolas"/>
-        </w:rPr>
-        <w:t>PA_toolkit/bibliographies/</w:t>
-      </w:r>
-      <w:r>
-        <w:rPr/>
-        <w:t>): plant pest, pathogen &amp; biosecurity (applied); daily sunshine duration (gap); land surface temperature (gap); ocean heatwaves.</w:t>
+        <w:t>), so a version bump means editing that string, not a variable.</w:t>
       </w:r>
     </w:p>
     <w:p>
@@ -2167,14 +1985,455 @@
         <w:pStyle w:val="Heading3"/>
       </w:pPr>
       <w:r>
+        <w:rPr>
+          <w:rFonts w:ascii="Consolas" w:hAnsi="Consolas"/>
+        </w:rPr>
+        <w:t>governance_diagram_v12.html</w:t>
+      </w:r>
+      <w:r>
         <w:rPr/>
-        <w:t>3.4 Code and protocol inventory</w:t>
+        <w:t xml:space="preserve"> — built by </w:t>
+      </w:r>
+      <w:r>
+        <w:rPr>
+          <w:rFonts w:ascii="Consolas" w:hAnsi="Consolas"/>
+        </w:rPr>
+        <w:t>build_governance_diagram.py</w:t>
       </w:r>
     </w:p>
     <w:p>
       <w:r>
         <w:rPr/>
-        <w:t>Paths are given relative to the project root.</w:t>
+        <w:t>Relationship explorer across all three workbooks. 293 nodes, 983 edges. Six horizontal tiered bands (international treaties → international bodies / EU law → UK legislation → UK public bodies → UK policy → indicator frameworks) joined by cubic-bezier curves. Autocomplete search, back/forward and URL-hash deep-linking, SVG/PNG export, depth-2 neighbourhood expansion, zoom/pan, acronym tooltips, EU and soft-link toggles, Help modal, and per-record narrative sections in the bottom detail panel. Arrow direction is semantic and focus-independent: governor → governed.</w:t>
+      </w:r>
+    </w:p>
+    <w:p>
+      <w:r>
+        <w:rPr>
+          <w:b/>
+        </w:rPr>
+        <w:t>Nine link types</w:t>
+      </w:r>
+      <w:r>
+        <w:rPr/>
+        <w:t xml:space="preserve"> (≥3:1 contrast palette): enabling legislation (red solid), lead org/dept (green solid), parent/child (purple solid), related/cross-ref (amber dashed), funded-by (orange dashed), international hard — ratified/retained (teal solid double), international soft — thematic (teal dotted double), key instrument (deep-pink solid), indicator/monitoring (magenta dotted). Hard vs soft is decided by </w:t>
+      </w:r>
+      <w:r>
+        <w:rPr>
+          <w:b/>
+        </w:rPr>
+        <w:t>ratification status</w:t>
+      </w:r>
+      <w:r>
+        <w:rPr/>
+        <w:t>, not endpoint type.</w:t>
+      </w:r>
+    </w:p>
+    <w:p>
+      <w:r>
+        <w:rPr>
+          <w:b/>
+        </w:rPr>
+        <w:t>Indicator frameworks.</w:t>
+      </w:r>
+      <w:r>
+        <w:rPr/>
+        <w:t xml:space="preserve"> Selecting an </w:t>
+      </w:r>
+      <w:r>
+        <w:rPr>
+          <w:rFonts w:ascii="Consolas" w:hAnsi="Consolas"/>
+        </w:rPr>
+        <w:t>IFW</w:t>
+      </w:r>
+      <w:r>
+        <w:rPr/>
+        <w:t xml:space="preserve"> node shows its </w:t>
+      </w:r>
+      <w:r>
+        <w:rPr>
+          <w:rFonts w:ascii="Consolas" w:hAnsi="Consolas"/>
+        </w:rPr>
+        <w:t>Policy_Purpose</w:t>
+      </w:r>
+      <w:r>
+        <w:rPr/>
+        <w:t xml:space="preserve"> in the bottom panel under "Policy purpose", with record count and scope in a secondary "Coverage" section. Its </w:t>
+      </w:r>
+      <w:r>
+        <w:rPr>
+          <w:rFonts w:ascii="Consolas" w:hAnsi="Consolas"/>
+        </w:rPr>
+        <w:t>Key_Instruments</w:t>
+      </w:r>
+      <w:r>
+        <w:rPr/>
+        <w:t xml:space="preserve"> codes are drawn as solid deep-pink edges (23). Precedence: a code already carrying a </w:t>
+      </w:r>
+      <w:r>
+        <w:rPr>
+          <w:rFonts w:ascii="Consolas" w:hAnsi="Consolas"/>
+        </w:rPr>
+        <w:t>lead</w:t>
+      </w:r>
+      <w:r>
+        <w:rPr/>
+        <w:t xml:space="preserve"> edge keeps it; remaining </w:t>
+      </w:r>
+      <w:r>
+        <w:rPr>
+          <w:rFonts w:ascii="Consolas" w:hAnsi="Consolas"/>
+        </w:rPr>
+        <w:t>Key_Instruments</w:t>
+      </w:r>
+      <w:r>
+        <w:rPr/>
+        <w:t xml:space="preserve"> codes take precedence over the dotted </w:t>
+      </w:r>
+      <w:r>
+        <w:rPr>
+          <w:rFonts w:ascii="Consolas" w:hAnsi="Consolas"/>
+        </w:rPr>
+        <w:t>indicator</w:t>
+      </w:r>
+      <w:r>
+        <w:rPr/>
+        <w:t xml:space="preserve"> edge; anything left in </w:t>
+      </w:r>
+      <w:r>
+        <w:rPr>
+          <w:rFonts w:ascii="Consolas" w:hAnsi="Consolas"/>
+        </w:rPr>
+        <w:t>Indirect_Policy_Links</w:t>
+      </w:r>
+      <w:r>
+        <w:rPr/>
+        <w:t xml:space="preserve"> stays dotted.</w:t>
+      </w:r>
+    </w:p>
+    <w:p>
+      <w:pPr>
+        <w:pStyle w:val="Heading3"/>
+      </w:pPr>
+      <w:r>
+        <w:rPr>
+          <w:rFonts w:ascii="Consolas" w:hAnsi="Consolas"/>
+        </w:rPr>
+        <w:t>indicator_finder_v4.html</w:t>
+      </w:r>
+      <w:r>
+        <w:rPr/>
+        <w:t xml:space="preserve"> — built by </w:t>
+      </w:r>
+      <w:r>
+        <w:rPr>
+          <w:rFonts w:ascii="Consolas" w:hAnsi="Consolas"/>
+        </w:rPr>
+        <w:t>build_indicator_finder.py</w:t>
+      </w:r>
+    </w:p>
+    <w:p>
+      <w:r>
+        <w:rPr/>
+        <w:t xml:space="preserve">Searchable, filterable catalogue of all 947 indicators. Filter by sector (the 14 </w:t>
+      </w:r>
+      <w:r>
+        <w:rPr>
+          <w:rFonts w:ascii="Consolas" w:hAnsi="Consolas"/>
+        </w:rPr>
+        <w:t>Policy_Sector</w:t>
+      </w:r>
+      <w:r>
+        <w:rPr/>
+        <w:t xml:space="preserve"> classes, shared with the governance diagram), NCF category, framework, climate score, geographic scope and policy-context type; free-text search; centre-panel cards with a right-hand detail panel carrying units, data source, policy goal, climate score (0–3) and rationale. Every policy-context item has a </w:t>
+      </w:r>
+      <w:r>
+        <w:rPr>
+          <w:rFonts w:ascii="Consolas" w:hAnsi="Consolas"/>
+        </w:rPr>
+        <w:t>⬡ diagram</w:t>
+      </w:r>
+      <w:r>
+        <w:rPr/>
+        <w:t xml:space="preserve"> deep-link.</w:t>
+      </w:r>
+    </w:p>
+    <w:p>
+      <w:r>
+        <w:rPr>
+          <w:b/>
+        </w:rPr>
+        <w:t>Export (⤓ Export, header).</w:t>
+      </w:r>
+      <w:r>
+        <w:rPr/>
+        <w:t xml:space="preserve"> Opens a dialog stating how many indicators the current filters have selected, offering Excel (default) or CSV with an editable pre-filled filename; disabled when nothing matches. </w:t>
+      </w:r>
+      <w:r>
+        <w:rPr>
+          <w:b/>
+        </w:rPr>
+        <w:t>11 columns</w:t>
+      </w:r>
+      <w:r>
+        <w:rPr/>
+        <w:t xml:space="preserve">, one row per indicator. The GBF and SDG codes are folded into an enriched </w:t>
+      </w:r>
+      <w:r>
+        <w:rPr>
+          <w:b/>
+        </w:rPr>
+        <w:t>Policy goal</w:t>
+      </w:r>
+      <w:r>
+        <w:rPr/>
+        <w:t xml:space="preserve">: a target's </w:t>
+      </w:r>
+      <w:r>
+        <w:rPr>
+          <w:rFonts w:ascii="Consolas" w:hAnsi="Consolas"/>
+        </w:rPr>
+        <w:t>Short_Title</w:t>
+      </w:r>
+      <w:r>
+        <w:rPr/>
+        <w:t xml:space="preserve"> is appended in brackets only where the prose does not already convey it (676 of 947 records). Sorting or pivoting by GBF/SDG code is not possible — accepted trade-off.</w:t>
+      </w:r>
+    </w:p>
+    <w:p>
+      <w:r>
+        <w:rPr/>
+        <w:t xml:space="preserve">Generated entirely client-side with no external library: the </w:t>
+      </w:r>
+      <w:r>
+        <w:rPr>
+          <w:rFonts w:ascii="Consolas" w:hAnsi="Consolas"/>
+        </w:rPr>
+        <w:t>.xlsx</w:t>
+      </w:r>
+      <w:r>
+        <w:rPr/>
+        <w:t xml:space="preserve"> ZIP container is written in-page using a small CRC-32 implementation and the browser's native </w:t>
+      </w:r>
+      <w:r>
+        <w:rPr>
+          <w:rFonts w:ascii="Consolas" w:hAnsi="Consolas"/>
+        </w:rPr>
+        <w:t>CompressionStream</w:t>
+      </w:r>
+      <w:r>
+        <w:rPr/>
+        <w:t xml:space="preserve">, falling back to stored (uncompressed) entries where unavailable. Excel output is three sheets (Export info, Indicators, Lookups); CSV is one flat table with the lookups in a comment header, </w:t>
+      </w:r>
+      <w:r>
+        <w:rPr>
+          <w:b/>
+        </w:rPr>
+        <w:t xml:space="preserve">data from line 26, </w:t>
+      </w:r>
+      <w:r>
+        <w:rPr>
+          <w:rFonts w:ascii="Consolas" w:hAnsi="Consolas"/>
+          <w:b/>
+        </w:rPr>
+        <w:t>skip = 24</w:t>
+      </w:r>
+      <w:r>
+        <w:rPr>
+          <w:b/>
+        </w:rPr>
+        <w:t>, constant for every export</w:t>
+      </w:r>
+      <w:r>
+        <w:rPr/>
+        <w:t>.</w:t>
+      </w:r>
+    </w:p>
+    <w:p>
+      <w:pPr>
+        <w:pStyle w:val="IntenseQuote"/>
+      </w:pPr>
+      <w:r>
+        <w:rPr/>
+        <w:t xml:space="preserve">⚠ </w:t>
+      </w:r>
+      <w:r>
+        <w:rPr>
+          <w:b/>
+        </w:rPr>
+        <w:t xml:space="preserve">Never let the literal string </w:t>
+      </w:r>
+      <w:r>
+        <w:rPr>
+          <w:rFonts w:ascii="Consolas" w:hAnsi="Consolas"/>
+          <w:b/>
+        </w:rPr>
+        <w:t>&lt;/script&gt;</w:t>
+      </w:r>
+      <w:r>
+        <w:rPr>
+          <w:b/>
+        </w:rPr>
+        <w:t xml:space="preserve"> appear in code pasted into the dashboard HTML</w:t>
+      </w:r>
+      <w:r>
+        <w:rPr/>
+        <w:t xml:space="preserve"> — including inside comments. It terminates the script block and everything after it silently becomes stray text.</w:t>
+      </w:r>
+    </w:p>
+    <w:p>
+      <w:pPr>
+        <w:pBdr>
+          <w:bottom w:val="single" w:sz="6" w:space="1" w:color="A0A8AD"/>
+        </w:pBdr>
+      </w:pPr>
+    </w:p>
+    <w:p>
+      <w:pPr>
+        <w:pStyle w:val="Heading2"/>
+      </w:pPr>
+      <w:r>
+        <w:rPr/>
+        <w:t>5. Assessment toolkit — research → policy relevance</w:t>
+      </w:r>
+    </w:p>
+    <w:p>
+      <w:r>
+        <w:rPr/>
+        <w:t xml:space="preserve">A self-contained kit producing comparable assessments of how a Met Office research field could inform UK climate–nature policy, rendered from one YAML config to </w:t>
+      </w:r>
+      <w:r>
+        <w:rPr>
+          <w:b/>
+        </w:rPr>
+        <w:t>both</w:t>
+      </w:r>
+      <w:r>
+        <w:rPr/>
+        <w:t xml:space="preserve"> a styled PDF and an </w:t>
+      </w:r>
+      <w:r>
+        <w:rPr>
+          <w:b/>
+        </w:rPr>
+        <w:t>editable Word</w:t>
+      </w:r>
+      <w:r>
+        <w:rPr/>
+        <w:t xml:space="preserve"> document.</w:t>
+      </w:r>
+    </w:p>
+    <w:p>
+      <w:r>
+        <w:rPr/>
+        <w:t>Two modes, switched entirely in the YAML and never in code:</w:t>
+      </w:r>
+    </w:p>
+    <w:p>
+      <w:pPr>
+        <w:pStyle w:val="ListBullet"/>
+      </w:pPr>
+      <w:r>
+        <w:rPr>
+          <w:b/>
+        </w:rPr>
+        <w:t>applied</w:t>
+      </w:r>
+      <w:r>
+        <w:rPr/>
+        <w:t xml:space="preserve"> — where does or could existing MO research inform UK policy. Second axis = Status (Current / Opportunity).</w:t>
+      </w:r>
+    </w:p>
+    <w:p>
+      <w:pPr>
+        <w:pStyle w:val="ListBullet"/>
+      </w:pPr>
+      <w:r>
+        <w:rPr>
+          <w:b/>
+        </w:rPr>
+        <w:t>gap / prospective</w:t>
+      </w:r>
+      <w:r>
+        <w:rPr/>
+        <w:t xml:space="preserve"> — if MO built product X, evidenced by others' work elsewhere, what could UK policy do with it. Second axis = Maturity (Demonstrated / Emerging / Conceptual).</w:t>
+      </w:r>
+    </w:p>
+    <w:p>
+      <w:r>
+        <w:rPr/>
+        <w:t>Relevance (materiality, 1–3) is the primary axis in both and is deliberately separate from the second axis, so a high-value-but-unrealised link does not read as weak.</w:t>
+      </w:r>
+    </w:p>
+    <w:p>
+      <w:r>
+        <w:rPr>
+          <w:b/>
+        </w:rPr>
+        <w:t>Internet search is part of the method, not an optional extra.</w:t>
+      </w:r>
+      <w:r>
+        <w:rPr/>
+        <w:t xml:space="preserve"> Rendering is offline and deterministic; the </w:t>
+      </w:r>
+      <w:r>
+        <w:rPr>
+          <w:i/>
+        </w:rPr>
+        <w:t>research</w:t>
+      </w:r>
+      <w:r>
+        <w:rPr/>
+        <w:t xml:space="preserve"> step is not. Where the AI has web access, </w:t>
+      </w:r>
+      <w:r>
+        <w:rPr>
+          <w:rFonts w:ascii="Consolas" w:hAnsi="Consolas"/>
+        </w:rPr>
+        <w:t>PROMPT_TEMPLATE.md</w:t>
+      </w:r>
+      <w:r>
+        <w:rPr/>
+        <w:t xml:space="preserve"> directs it to verify every status, date and URL against primary sources and to scan for indicators published since the workbook version. Anything found that is not in the workbooks is marked with a dagger (†) and </w:t>
+      </w:r>
+      <w:r>
+        <w:rPr>
+          <w:b/>
+        </w:rPr>
+        <w:t xml:space="preserve">appended to </w:t>
+      </w:r>
+      <w:r>
+        <w:rPr>
+          <w:rFonts w:ascii="Consolas" w:hAnsi="Consolas"/>
+          <w:b/>
+        </w:rPr>
+        <w:t>Data/pending_additions.md</w:t>
+      </w:r>
+      <w:r>
+        <w:rPr/>
+        <w:t xml:space="preserve"> — never silently added. Without web access it renders normally but must list every unverified claim and err toward the lower second-axis value.</w:t>
+      </w:r>
+    </w:p>
+    <w:p>
+      <w:r>
+        <w:rPr>
+          <w:b/>
+        </w:rPr>
+        <w:t>To run one</w:t>
+      </w:r>
+      <w:r>
+        <w:rPr/>
+        <w:t xml:space="preserve">, six files under </w:t>
+      </w:r>
+      <w:r>
+        <w:rPr>
+          <w:rFonts w:ascii="Consolas" w:hAnsi="Consolas"/>
+        </w:rPr>
+        <w:t>PA_toolkit/</w:t>
+      </w:r>
+      <w:r>
+        <w:rPr/>
+        <w:t xml:space="preserve"> plus your own inputs:</w:t>
       </w:r>
     </w:p>
     <w:tbl>
@@ -2231,7 +2490,7 @@
                 <w:rFonts w:ascii="Consolas" w:hAnsi="Consolas"/>
                 <w:sz w:val="18"/>
               </w:rPr>
-              <w:t>Management/protocols/WORKBOOK_WRITE_PROTOCOL.md</w:t>
+              <w:t>code/render.py</w:t>
             </w:r>
           </w:p>
         </w:tc>
@@ -2244,20 +2503,65 @@
               <w:rPr>
                 <w:sz w:val="18"/>
               </w:rPr>
-              <w:t xml:space="preserve">The governing SOP for </w:t>
+              <w:t>The renderer. Never edited.</w:t>
             </w:r>
+          </w:p>
+        </w:tc>
+      </w:tr>
+      <w:tr>
+        <w:tc>
+          <w:tcPr>
+            <w:tcW w:type="dxa" w:w="4819"/>
+          </w:tcPr>
+          <w:p>
             <w:r>
               <w:rPr>
-                <w:b/>
+                <w:rFonts w:ascii="Consolas" w:hAnsi="Consolas"/>
                 <w:sz w:val="18"/>
               </w:rPr>
-              <w:t>any</w:t>
+              <w:t>code/requirements.txt</w:t>
             </w:r>
+          </w:p>
+        </w:tc>
+        <w:tc>
+          <w:tcPr>
+            <w:tcW w:type="dxa" w:w="4819"/>
+          </w:tcPr>
+          <w:p>
             <w:r>
               <w:rPr>
                 <w:sz w:val="18"/>
               </w:rPr>
-              <w:t xml:space="preserve"> workbook change: propose → verify → link map → write mechanics → version/changelog/archive → mandatory post-write gate → downstream dashboard sync. §7 carries the column→edge-type table and the governor→governed arrow convention. Read before every edit.</w:t>
+              <w:t>Three packages.</w:t>
+            </w:r>
+          </w:p>
+        </w:tc>
+      </w:tr>
+      <w:tr>
+        <w:tc>
+          <w:tcPr>
+            <w:tcW w:type="dxa" w:w="4819"/>
+          </w:tcPr>
+          <w:p>
+            <w:r>
+              <w:rPr>
+                <w:rFonts w:ascii="Consolas" w:hAnsi="Consolas"/>
+                <w:sz w:val="18"/>
+              </w:rPr>
+              <w:t>PROMPT_TEMPLATE.md</w:t>
+            </w:r>
+          </w:p>
+        </w:tc>
+        <w:tc>
+          <w:tcPr>
+            <w:tcW w:type="dxa" w:w="4819"/>
+          </w:tcPr>
+          <w:p>
+            <w:r>
+              <w:rPr>
+                <w:sz w:val="18"/>
+              </w:rPr>
+              <w:t>The prompt to paste into Claude; its INPUTS block is the only per-run edit.</w:t>
             </w:r>
           </w:p>
         </w:tc>
@@ -2286,7 +2590,7 @@
               <w:rPr>
                 <w:sz w:val="18"/>
               </w:rPr>
-              <w:t>Fixed methodology and two-axis scoring for the policy-relevance assessments, including both modes and the indicator-scan discipline. Exists so separate assessments stay comparable with each other.</w:t>
+              <w:t>The rules the AI follows. Attached to the prompt, not read by code.</w:t>
             </w:r>
           </w:p>
         </w:tc>
@@ -2302,7 +2606,33 @@
                 <w:rFonts w:ascii="Consolas" w:hAnsi="Consolas"/>
                 <w:sz w:val="18"/>
               </w:rPr>
-              <w:t>PROMPT_TEMPLATE.md</w:t>
+              <w:t>template_files/TEMPLATE_applied.yaml</w:t>
+            </w:r>
+            <w:r>
+              <w:rPr>
+                <w:sz w:val="18"/>
+              </w:rPr>
+              <w:t xml:space="preserve"> </w:t>
+            </w:r>
+            <w:r>
+              <w:rPr>
+                <w:b/>
+                <w:sz w:val="18"/>
+              </w:rPr>
+              <w:t>or</w:t>
+            </w:r>
+            <w:r>
+              <w:rPr>
+                <w:sz w:val="18"/>
+              </w:rPr>
+              <w:t xml:space="preserve"> </w:t>
+            </w:r>
+            <w:r>
+              <w:rPr>
+                <w:rFonts w:ascii="Consolas" w:hAnsi="Consolas"/>
+                <w:sz w:val="18"/>
+              </w:rPr>
+              <w:t>TEMPLATE_gap.yaml</w:t>
             </w:r>
           </w:p>
         </w:tc>
@@ -2315,7 +2645,7 @@
               <w:rPr>
                 <w:sz w:val="18"/>
               </w:rPr>
-              <w:t>Copy-paste prompt that has an AI research a new field and emit a ready-to-render YAML config. Its INPUTS block is the only part edited per run; it also carries the web-search and dagger-marking rules.</w:t>
+              <w:t>Format example only.</w:t>
             </w:r>
           </w:p>
         </w:tc>
@@ -2344,159 +2674,180 @@
               <w:rPr>
                 <w:sz w:val="18"/>
               </w:rPr>
-              <w:t>Overview and run instructions for the assessment kit — what each file does, how to switch mode in YAML, how to share the kit with a colleague.</w:t>
+              <w:t>Run instructions and YAML field reference.</w:t>
             </w:r>
           </w:p>
         </w:tc>
       </w:tr>
+    </w:tbl>
+    <w:p/>
+    <w:p>
+      <w:r>
+        <w:rPr/>
+        <w:t xml:space="preserve">Plus a bibliography for the field, the UK governance workbook, and optionally the indicators workbook. </w:t>
+      </w:r>
+      <w:r>
+        <w:rPr>
+          <w:b/>
+        </w:rPr>
+        <w:t>Nothing else in the project is required</w:t>
+      </w:r>
+      <w:r>
+        <w:rPr/>
+        <w:t xml:space="preserve"> — the kit can be zipped and sent to anyone with Python 3.</w:t>
+      </w:r>
+    </w:p>
+    <w:p>
+      <w:r>
+        <w:rPr>
+          <w:b/>
+        </w:rPr>
+        <w:t>Templates vs records.</w:t>
+      </w:r>
+      <w:r>
+        <w:rPr/>
+        <w:t xml:space="preserve"> </w:t>
+      </w:r>
+      <w:r>
+        <w:rPr>
+          <w:rFonts w:ascii="Consolas" w:hAnsi="Consolas"/>
+        </w:rPr>
+        <w:t>template_files/</w:t>
+      </w:r>
+      <w:r>
+        <w:rPr/>
+        <w:t xml:space="preserve"> holds </w:t>
+      </w:r>
+      <w:r>
+        <w:rPr>
+          <w:i/>
+        </w:rPr>
+        <w:t>templates</w:t>
+      </w:r>
+      <w:r>
+        <w:rPr/>
+        <w:t xml:space="preserve"> — structural exemplars, attached to the prompt, never rendered as deliverables. </w:t>
+      </w:r>
+      <w:r>
+        <w:rPr>
+          <w:rFonts w:ascii="Consolas" w:hAnsi="Consolas"/>
+        </w:rPr>
+        <w:t>completed_assessments/</w:t>
+      </w:r>
+      <w:r>
+        <w:rPr/>
+        <w:t xml:space="preserve"> holds </w:t>
+      </w:r>
+      <w:r>
+        <w:rPr>
+          <w:i/>
+        </w:rPr>
+        <w:t>records</w:t>
+      </w:r>
+      <w:r>
+        <w:rPr/>
+        <w:t xml:space="preserve"> — the reproducible source of a specific rendered assessment, beside its PDF and DOCX. Copy a template to start; save the result as a record.</w:t>
+      </w:r>
+    </w:p>
+    <w:p>
+      <w:r>
+        <w:rPr>
+          <w:b/>
+        </w:rPr>
+        <w:t>Completed assessments</w:t>
+      </w:r>
+      <w:r>
+        <w:rPr/>
+        <w:t xml:space="preserve"> (</w:t>
+      </w:r>
+      <w:r>
+        <w:rPr>
+          <w:rFonts w:ascii="Consolas" w:hAnsi="Consolas"/>
+        </w:rPr>
+        <w:t>completed_assessments/</w:t>
+      </w:r>
+      <w:r>
+        <w:rPr/>
+        <w:t xml:space="preserve">, bibliographies in </w:t>
+      </w:r>
+      <w:r>
+        <w:rPr>
+          <w:rFonts w:ascii="Consolas" w:hAnsi="Consolas"/>
+        </w:rPr>
+        <w:t>bibliographies/</w:t>
+      </w:r>
+      <w:r>
+        <w:rPr/>
+        <w:t>): plant pest, pathogen &amp; biosecurity (applied); daily sunshine duration (gap); land surface temperature (gap); ocean heatwaves.</w:t>
+      </w:r>
+    </w:p>
+    <w:p>
+      <w:r>
+        <w:rPr/>
+        <w:t xml:space="preserve">Run: </w:t>
+      </w:r>
+      <w:r>
+        <w:rPr>
+          <w:rFonts w:ascii="Consolas" w:hAnsi="Consolas"/>
+        </w:rPr>
+        <w:t>python PA_toolkit/code/render.py CONFIG.yaml --format both --outdir PA_toolkit/completed_assessments</w:t>
+      </w:r>
+    </w:p>
+    <w:p>
+      <w:pPr>
+        <w:pBdr>
+          <w:bottom w:val="single" w:sz="6" w:space="1" w:color="A0A8AD"/>
+        </w:pBdr>
+      </w:pPr>
+    </w:p>
+    <w:p>
+      <w:pPr>
+        <w:pStyle w:val="Heading2"/>
+      </w:pPr>
+      <w:r>
+        <w:rPr/>
+        <w:t>6. Code inventory</w:t>
+      </w:r>
+    </w:p>
+    <w:tbl>
+      <w:tblPr>
+        <w:tblStyle w:val="TableGrid"/>
+        <w:tblW w:type="auto" w:w="0"/>
+        <w:jc w:val="left"/>
+        <w:tblLook w:firstColumn="1" w:firstRow="1" w:lastColumn="0" w:lastRow="0" w:noHBand="0" w:noVBand="1" w:val="04A0"/>
+      </w:tblPr>
+      <w:tblGrid>
+        <w:gridCol w:w="4819"/>
+        <w:gridCol w:w="4819"/>
+      </w:tblGrid>
       <w:tr>
         <w:tc>
           <w:tcPr>
             <w:tcW w:type="dxa" w:w="4819"/>
+            <w:shd w:val="clear" w:color="auto" w:fill="DCE6E8"/>
           </w:tcPr>
           <w:p>
             <w:r>
               <w:rPr>
-                <w:rFonts w:ascii="Consolas" w:hAnsi="Consolas"/>
+                <w:b/>
                 <w:sz w:val="18"/>
               </w:rPr>
-              <w:t>render.py</w:t>
+              <w:t>File</w:t>
             </w:r>
           </w:p>
         </w:tc>
         <w:tc>
           <w:tcPr>
             <w:tcW w:type="dxa" w:w="4819"/>
+            <w:shd w:val="clear" w:color="auto" w:fill="DCE6E8"/>
           </w:tcPr>
           <w:p>
-            <w:r>
-              <w:rPr>
-                <w:sz w:val="18"/>
-              </w:rPr>
-              <w:t xml:space="preserve">The renderer: YAML → styled PDF (reportlab) + editable DOCX (python-docx). Handles </w:t>
-            </w:r>
-            <w:r>
-              <w:rPr>
-                <w:rFonts w:ascii="Consolas" w:hAnsi="Consolas"/>
-                <w:sz w:val="18"/>
-              </w:rPr>
-              <w:t>**bold**</w:t>
-            </w:r>
-            <w:r>
-              <w:rPr>
-                <w:sz w:val="18"/>
-              </w:rPr>
-              <w:t xml:space="preserve"> / </w:t>
-            </w:r>
-            <w:r>
-              <w:rPr>
-                <w:rFonts w:ascii="Consolas" w:hAnsi="Consolas"/>
-                <w:sz w:val="18"/>
-              </w:rPr>
-              <w:t>*italic*</w:t>
-            </w:r>
-            <w:r>
-              <w:rPr>
-                <w:sz w:val="18"/>
-              </w:rPr>
-              <w:t xml:space="preserve"> / </w:t>
-            </w:r>
-            <w:r>
-              <w:rPr>
-                <w:rFonts w:ascii="Consolas" w:hAnsi="Consolas"/>
-                <w:sz w:val="18"/>
-              </w:rPr>
-              <w:t>[[label\|url]]</w:t>
-            </w:r>
-            <w:r>
-              <w:rPr>
-                <w:sz w:val="18"/>
-              </w:rPr>
-              <w:t xml:space="preserve"> markup, theming and section ordering. Rarely edited — everything configurable lives in the YAML.</w:t>
-            </w:r>
-          </w:p>
-        </w:tc>
-      </w:tr>
-      <w:tr>
-        <w:tc>
-          <w:tcPr>
-            <w:tcW w:type="dxa" w:w="4819"/>
-          </w:tcPr>
-          <w:p>
-            <w:r>
-              <w:rPr>
-                <w:rFonts w:ascii="Consolas" w:hAnsi="Consolas"/>
-                <w:sz w:val="18"/>
-              </w:rPr>
-              <w:t>PA_toolkit/template_files/TEMPLATE_applied.yaml</w:t>
-            </w:r>
-          </w:p>
-        </w:tc>
-        <w:tc>
-          <w:tcPr>
-            <w:tcW w:type="dxa" w:w="4819"/>
-          </w:tcPr>
-          <w:p>
-            <w:r>
-              <w:rPr>
-                <w:sz w:val="18"/>
-              </w:rPr>
-              <w:t xml:space="preserve">Worked example, </w:t>
-            </w:r>
             <w:r>
               <w:rPr>
                 <w:b/>
                 <w:sz w:val="18"/>
               </w:rPr>
-              <w:t>applied mode</w:t>
-            </w:r>
-            <w:r>
-              <w:rPr>
-                <w:sz w:val="18"/>
-              </w:rPr>
-              <w:t xml:space="preserve"> (plant pest, pathogen &amp; biosecurity). The starting point for a new applied assessment.</w:t>
-            </w:r>
-          </w:p>
-        </w:tc>
-      </w:tr>
-      <w:tr>
-        <w:tc>
-          <w:tcPr>
-            <w:tcW w:type="dxa" w:w="4819"/>
-          </w:tcPr>
-          <w:p>
-            <w:r>
-              <w:rPr>
-                <w:rFonts w:ascii="Consolas" w:hAnsi="Consolas"/>
-                <w:sz w:val="18"/>
-              </w:rPr>
-              <w:t>PA_toolkit/template_files/TEMPLATE_gap.yaml</w:t>
-            </w:r>
-          </w:p>
-        </w:tc>
-        <w:tc>
-          <w:tcPr>
-            <w:tcW w:type="dxa" w:w="4819"/>
-          </w:tcPr>
-          <w:p>
-            <w:r>
-              <w:rPr>
-                <w:sz w:val="18"/>
-              </w:rPr>
-              <w:t xml:space="preserve">Worked example, </w:t>
-            </w:r>
-            <w:r>
-              <w:rPr>
-                <w:b/>
-                <w:sz w:val="18"/>
-              </w:rPr>
-              <w:t>gap/prospective mode</w:t>
-            </w:r>
-            <w:r>
-              <w:rPr>
-                <w:sz w:val="18"/>
-              </w:rPr>
-              <w:t xml:space="preserve"> (a UK land-surface-temperature product). The starting point for a new gap assessment.</w:t>
+              <w:t>Role</w:t>
             </w:r>
           </w:p>
         </w:tc>
@@ -2523,9 +2874,16 @@
           <w:p>
             <w:r>
               <w:rPr>
+                <w:b/>
                 <w:sz w:val="18"/>
               </w:rPr>
-              <w:t xml:space="preserve">The integrity gate. Validates every bracketed </w:t>
+              <w:t>The integrity gate.</w:t>
+            </w:r>
+            <w:r>
+              <w:rPr>
+                <w:sz w:val="18"/>
+              </w:rPr>
+              <w:t xml:space="preserve"> Validates every bracketed </w:t>
             </w:r>
             <w:r>
               <w:rPr>
@@ -2538,7 +2896,7 @@
               <w:rPr>
                 <w:sz w:val="18"/>
               </w:rPr>
-              <w:t xml:space="preserve"> cross-reference across all three workbooks against a registry of known IDs, and enforces five invariants — orphan references, column placement, UK↔intl forward and reverse reciprocity, retired-ID reuse. Auto-detects canonical filenames, ignoring </w:t>
+              <w:t xml:space="preserve"> across all three workbooks against the ID registry and enforces five invariants — orphan references, column placement, UK↔intl forward and reverse reciprocity, retired-ID reuse. Auto-detects canonical filenames, ignoring </w:t>
             </w:r>
             <w:r>
               <w:rPr>
@@ -2551,7 +2909,7 @@
               <w:rPr>
                 <w:sz w:val="18"/>
               </w:rPr>
-              <w:t xml:space="preserve"> archives. Must pass clean before any version is finalised.</w:t>
+              <w:t xml:space="preserve"> archives.</w:t>
             </w:r>
           </w:p>
         </w:tc>
@@ -2580,20 +2938,7 @@
               <w:rPr>
                 <w:sz w:val="18"/>
               </w:rPr>
-              <w:t xml:space="preserve">Diagnostic companion to </w:t>
-            </w:r>
-            <w:r>
-              <w:rPr>
-                <w:rFonts w:ascii="Consolas" w:hAnsi="Consolas"/>
-                <w:sz w:val="18"/>
-              </w:rPr>
-              <w:t>check_links.py</w:t>
-            </w:r>
-            <w:r>
-              <w:rPr>
-                <w:sz w:val="18"/>
-              </w:rPr>
-              <w:t xml:space="preserve">: finds </w:t>
+              <w:t xml:space="preserve">Diagnostic companion: finds </w:t>
             </w:r>
             <w:r>
               <w:rPr>
@@ -2606,7 +2951,7 @@
               <w:rPr>
                 <w:sz w:val="18"/>
               </w:rPr>
-              <w:t xml:space="preserve"> mentions sitting in narrative prose fields that no curated link column captures, so genuine relationships can be promoted to typed columns. Writes Markdown + CSV to </w:t>
+              <w:t xml:space="preserve"> mentions in narrative prose that no curated link column captures, so genuine relationships can be promoted. Writes Markdown + CSV to </w:t>
             </w:r>
             <w:r>
               <w:rPr>
@@ -2648,20 +2993,35 @@
               <w:rPr>
                 <w:sz w:val="18"/>
               </w:rPr>
-              <w:t xml:space="preserve">Builds the governance diagram. Reads all three workbooks directly and parses each cross-reference column separately, so every edge carries a link type. Fully self-contained. Output version is set by the </w:t>
+              <w:t xml:space="preserve">Builds the governance diagram from all three workbooks, parsing each cross-reference column separately so every edge carries a link type. </w:t>
+            </w:r>
+            <w:r>
+              <w:rPr>
+                <w:b/>
+                <w:sz w:val="18"/>
+              </w:rPr>
+              <w:t xml:space="preserve">The entire HTML page lives in a </w:t>
             </w:r>
             <w:r>
               <w:rPr>
                 <w:rFonts w:ascii="Consolas" w:hAnsi="Consolas"/>
+                <w:b/>
                 <w:sz w:val="18"/>
               </w:rPr>
-              <w:t>out = …_vN.html</w:t>
+              <w:t>TEMPLATE</w:t>
+            </w:r>
+            <w:r>
+              <w:rPr>
+                <w:b/>
+                <w:sz w:val="18"/>
+              </w:rPr>
+              <w:t xml:space="preserve"> string inside this script</w:t>
             </w:r>
             <w:r>
               <w:rPr>
                 <w:sz w:val="18"/>
               </w:rPr>
-              <w:t xml:space="preserve"> line, currently v12.</w:t>
+              <w:t xml:space="preserve"> — it writes a fresh file each time, so hand edits to the HTML are lost (§4). Output filename is a hardcoded literal.</w:t>
             </w:r>
           </w:p>
         </w:tc>
@@ -2690,20 +3050,20 @@
               <w:rPr>
                 <w:sz w:val="18"/>
               </w:rPr>
-              <w:t xml:space="preserve">Builds the indicator finder. Reads the canonical indicators workbook by </w:t>
+              <w:t xml:space="preserve">Builds the indicator finder. Reads the indicators workbook </w:t>
             </w:r>
             <w:r>
               <w:rPr>
                 <w:b/>
                 <w:sz w:val="18"/>
               </w:rPr>
-              <w:t>header name</w:t>
+              <w:t>by header name</w:t>
             </w:r>
             <w:r>
               <w:rPr>
                 <w:sz w:val="18"/>
               </w:rPr>
-              <w:t xml:space="preserve"> (robust to column reordering) and re-injects a fresh </w:t>
+              <w:t xml:space="preserve"> (robust to column reordering) and re-injects </w:t>
             </w:r>
             <w:r>
               <w:rPr>
@@ -2716,7 +3076,20 @@
               <w:rPr>
                 <w:sz w:val="18"/>
               </w:rPr>
-              <w:t xml:space="preserve"> array into the existing v4 HTML, used as both template and output — so hand-made design edits in the HTML survive a rebuild. </w:t>
+              <w:t xml:space="preserve"> and </w:t>
+            </w:r>
+            <w:r>
+              <w:rPr>
+                <w:rFonts w:ascii="Consolas" w:hAnsi="Consolas"/>
+                <w:sz w:val="18"/>
+              </w:rPr>
+              <w:t>EXPORT_LOOKUPS</w:t>
+            </w:r>
+            <w:r>
+              <w:rPr>
+                <w:sz w:val="18"/>
+              </w:rPr>
+              <w:t xml:space="preserve"> into the existing v4 HTML, used as both template and output — so hand-made design edits and hand-written code survive a rebuild, but the HTML must exist (§4). </w:t>
             </w:r>
             <w:r>
               <w:rPr>
@@ -2729,20 +3102,7 @@
               <w:rPr>
                 <w:sz w:val="18"/>
               </w:rPr>
-              <w:t xml:space="preserve"> is the one piece of hardcoded governance knowledge; see §7 item 10. Also re-points the finder's </w:t>
-            </w:r>
-            <w:r>
-              <w:rPr>
-                <w:rFonts w:ascii="Consolas" w:hAnsi="Consolas"/>
-                <w:sz w:val="18"/>
-              </w:rPr>
-              <w:t>GOV_DIAGRAM</w:t>
-            </w:r>
-            <w:r>
-              <w:rPr>
-                <w:sz w:val="18"/>
-              </w:rPr>
-              <w:t xml:space="preserve"> constant — see the co-location warning in §3.2.</w:t>
+              <w:t xml:space="preserve"> is the one piece of hardcoded governance knowledge (§10).</w:t>
             </w:r>
           </w:p>
         </w:tc>
@@ -2771,7 +3131,7 @@
               <w:rPr>
                 <w:sz w:val="18"/>
               </w:rPr>
-              <w:t xml:space="preserve">Orchestrator. Runs the two builders as subprocesses in the required order — diagram first, so the finder can link to the newest diagram — from the correct working directories. </w:t>
+              <w:t xml:space="preserve">Orchestrator. Runs the two builders in the required order — diagram first, so the finder links to the newest diagram — from the correct working directories. </w:t>
             </w:r>
             <w:r>
               <w:rPr>
@@ -2811,9 +3171,16 @@
           <w:p>
             <w:r>
               <w:rPr>
+                <w:b/>
                 <w:sz w:val="18"/>
               </w:rPr>
-              <w:t xml:space="preserve">The release gate. Runs </w:t>
+              <w:t>The release gate.</w:t>
+            </w:r>
+            <w:r>
+              <w:rPr>
+                <w:sz w:val="18"/>
+              </w:rPr>
+              <w:t xml:space="preserve"> Runs </w:t>
             </w:r>
             <w:r>
               <w:rPr>
@@ -2826,20 +3193,7 @@
               <w:rPr>
                 <w:sz w:val="18"/>
               </w:rPr>
-              <w:t xml:space="preserve"> and, </w:t>
-            </w:r>
-            <w:r>
-              <w:rPr>
-                <w:b/>
-                <w:sz w:val="18"/>
-              </w:rPr>
-              <w:t>only if it passes</w:t>
-            </w:r>
-            <w:r>
-              <w:rPr>
-                <w:sz w:val="18"/>
-              </w:rPr>
-              <w:t xml:space="preserve">, </w:t>
+              <w:t xml:space="preserve"> and, only if it passes, </w:t>
             </w:r>
             <w:r>
               <w:rPr>
@@ -2865,7 +3219,7 @@
               <w:rPr>
                 <w:sz w:val="18"/>
               </w:rPr>
-              <w:t xml:space="preserve">. Exists because the failure it prevents — finalising a workbook without rebuilding what depends on it — is not caught by running the scripts by hand, since by hand they are separate decisions and one gets skipped. Deliberately does </w:t>
+              <w:t xml:space="preserve">. Deliberately does </w:t>
             </w:r>
             <w:r>
               <w:rPr>
@@ -2878,7 +3232,7 @@
               <w:rPr>
                 <w:sz w:val="18"/>
               </w:rPr>
-              <w:t xml:space="preserve"> bump versions or archive: materiality is a human judgement. </w:t>
+              <w:t xml:space="preserve"> bump versions or archive — materiality is a human judgement. </w:t>
             </w:r>
             <w:r>
               <w:rPr>
@@ -2933,33 +3287,7 @@
               <w:rPr>
                 <w:sz w:val="18"/>
               </w:rPr>
-              <w:t xml:space="preserve"> from the canonical workbooks and Markdown: per-sheet CSVs (faithful, with a manifest giving versions and record counts — it counts 947 indicator records by requiring both </w:t>
-            </w:r>
-            <w:r>
-              <w:rPr>
-                <w:rFonts w:ascii="Consolas" w:hAnsi="Consolas"/>
-                <w:sz w:val="18"/>
-              </w:rPr>
-              <w:t>Record_ID</w:t>
-            </w:r>
-            <w:r>
-              <w:rPr>
-                <w:sz w:val="18"/>
-              </w:rPr>
-              <w:t xml:space="preserve"> and </w:t>
-            </w:r>
-            <w:r>
-              <w:rPr>
-                <w:rFonts w:ascii="Consolas" w:hAnsi="Consolas"/>
-                <w:sz w:val="18"/>
-              </w:rPr>
-              <w:t>Indicator_Name</w:t>
-            </w:r>
-            <w:r>
-              <w:rPr>
-                <w:sz w:val="18"/>
-              </w:rPr>
-              <w:t xml:space="preserve">), </w:t>
+              <w:t xml:space="preserve"> from the workbooks and Markdown: per-sheet CSVs with a manifest, </w:t>
             </w:r>
             <w:r>
               <w:rPr>
@@ -2972,7 +3300,7 @@
               <w:rPr>
                 <w:sz w:val="18"/>
               </w:rPr>
-              <w:t xml:space="preserve"> copies of the protocols, method spec, user guide, this handover and </w:t>
+              <w:t xml:space="preserve"> copies of the protocols, method spec, user guide, this document and </w:t>
             </w:r>
             <w:r>
               <w:rPr>
@@ -2985,7 +3313,7 @@
               <w:rPr>
                 <w:sz w:val="18"/>
               </w:rPr>
-              <w:t xml:space="preserve">, and </w:t>
+              <w:t xml:space="preserve">, </w:t>
             </w:r>
             <w:r>
               <w:rPr>
@@ -2998,7 +3326,146 @@
               <w:rPr>
                 <w:sz w:val="18"/>
               </w:rPr>
-              <w:t xml:space="preserve"> copies of the YAML templates (the list is at the top of the script). Deterministic, and rewrites a file only when its content changes, so unchanged sheets produce no git diff or OneDrive re-sync. Runnable alone.</w:t>
+              <w:t xml:space="preserve"> copies of the YAML templates. Rewrites a file only when its content changes, so unchanged sheets produce no git diff or OneDrive re-sync.</w:t>
+            </w:r>
+          </w:p>
+        </w:tc>
+      </w:tr>
+      <w:tr>
+        <w:tc>
+          <w:tcPr>
+            <w:tcW w:type="dxa" w:w="4819"/>
+          </w:tcPr>
+          <w:p>
+            <w:r>
+              <w:rPr>
+                <w:rFonts w:ascii="Consolas" w:hAnsi="Consolas"/>
+                <w:sz w:val="18"/>
+              </w:rPr>
+              <w:t>Management/protocols/WORKBOOK_WRITE_PROTOCOL.md</w:t>
+            </w:r>
+          </w:p>
+        </w:tc>
+        <w:tc>
+          <w:tcPr>
+            <w:tcW w:type="dxa" w:w="4819"/>
+          </w:tcPr>
+          <w:p>
+            <w:r>
+              <w:rPr>
+                <w:sz w:val="18"/>
+              </w:rPr>
+              <w:t xml:space="preserve">The governing SOP for </w:t>
+            </w:r>
+            <w:r>
+              <w:rPr>
+                <w:b/>
+                <w:sz w:val="18"/>
+              </w:rPr>
+              <w:t>any</w:t>
+            </w:r>
+            <w:r>
+              <w:rPr>
+                <w:sz w:val="18"/>
+              </w:rPr>
+              <w:t xml:space="preserve"> workbook change: propose → verify → link map → write mechanics → version/changelog/archive → post-write gate → downstream dashboard sync. §7 carries the column→edge-type table. Read before every edit.</w:t>
+            </w:r>
+          </w:p>
+        </w:tc>
+      </w:tr>
+      <w:tr>
+        <w:tc>
+          <w:tcPr>
+            <w:tcW w:type="dxa" w:w="4819"/>
+          </w:tcPr>
+          <w:p>
+            <w:r>
+              <w:rPr>
+                <w:rFonts w:ascii="Consolas" w:hAnsi="Consolas"/>
+                <w:sz w:val="18"/>
+              </w:rPr>
+              <w:t>Management/protocols/POLICY_SCAN_PROTOCOL.md</w:t>
+            </w:r>
+          </w:p>
+        </w:tc>
+        <w:tc>
+          <w:tcPr>
+            <w:tcW w:type="dxa" w:w="4819"/>
+          </w:tcPr>
+          <w:p>
+            <w:r>
+              <w:rPr>
+                <w:sz w:val="18"/>
+              </w:rPr>
+              <w:t>The quarterly scan for new records. Enumerative, not keyword-driven; an overlap match must be the same kind of thing.</w:t>
+            </w:r>
+          </w:p>
+        </w:tc>
+      </w:tr>
+      <w:tr>
+        <w:tc>
+          <w:tcPr>
+            <w:tcW w:type="dxa" w:w="4819"/>
+          </w:tcPr>
+          <w:p>
+            <w:r>
+              <w:rPr>
+                <w:rFonts w:ascii="Consolas" w:hAnsi="Consolas"/>
+                <w:sz w:val="18"/>
+              </w:rPr>
+              <w:t>PA_toolkit/code/render.py</w:t>
+            </w:r>
+          </w:p>
+        </w:tc>
+        <w:tc>
+          <w:tcPr>
+            <w:tcW w:type="dxa" w:w="4819"/>
+          </w:tcPr>
+          <w:p>
+            <w:r>
+              <w:rPr>
+                <w:sz w:val="18"/>
+              </w:rPr>
+              <w:t xml:space="preserve">YAML → styled PDF (reportlab) + editable DOCX (python-docx). Handles </w:t>
+            </w:r>
+            <w:r>
+              <w:rPr>
+                <w:rFonts w:ascii="Consolas" w:hAnsi="Consolas"/>
+                <w:sz w:val="18"/>
+              </w:rPr>
+              <w:t>**bold**</w:t>
+            </w:r>
+            <w:r>
+              <w:rPr>
+                <w:sz w:val="18"/>
+              </w:rPr>
+              <w:t xml:space="preserve"> / </w:t>
+            </w:r>
+            <w:r>
+              <w:rPr>
+                <w:rFonts w:ascii="Consolas" w:hAnsi="Consolas"/>
+                <w:sz w:val="18"/>
+              </w:rPr>
+              <w:t>*italic*</w:t>
+            </w:r>
+            <w:r>
+              <w:rPr>
+                <w:sz w:val="18"/>
+              </w:rPr>
+              <w:t xml:space="preserve"> / </w:t>
+            </w:r>
+            <w:r>
+              <w:rPr>
+                <w:rFonts w:ascii="Consolas" w:hAnsi="Consolas"/>
+                <w:sz w:val="18"/>
+              </w:rPr>
+              <w:t>[[label\|url]]</w:t>
+            </w:r>
+            <w:r>
+              <w:rPr>
+                <w:sz w:val="18"/>
+              </w:rPr>
+              <w:t xml:space="preserve"> markup, theming, section ordering.</w:t>
             </w:r>
           </w:p>
         </w:tc>
@@ -3033,72 +3500,7 @@
               <w:rPr>
                 <w:sz w:val="18"/>
               </w:rPr>
-              <w:t xml:space="preserve">One per code folder, each listing only what that folder needs: </w:t>
-            </w:r>
-            <w:r>
-              <w:rPr>
-                <w:rFonts w:ascii="Consolas" w:hAnsi="Consolas"/>
-                <w:sz w:val="18"/>
-              </w:rPr>
-              <w:t>PA_toolkit/code/</w:t>
-            </w:r>
-            <w:r>
-              <w:rPr>
-                <w:sz w:val="18"/>
-              </w:rPr>
-              <w:t xml:space="preserve"> reportlab, python-docx, PyYAML; </w:t>
-            </w:r>
-            <w:r>
-              <w:rPr>
-                <w:rFonts w:ascii="Consolas" w:hAnsi="Consolas"/>
-                <w:sz w:val="18"/>
-              </w:rPr>
-              <w:t>Dashboards/code/</w:t>
-            </w:r>
-            <w:r>
-              <w:rPr>
-                <w:sz w:val="18"/>
-              </w:rPr>
-              <w:t xml:space="preserve"> and </w:t>
-            </w:r>
-            <w:r>
-              <w:rPr>
-                <w:rFonts w:ascii="Consolas" w:hAnsi="Consolas"/>
-                <w:sz w:val="18"/>
-              </w:rPr>
-              <w:t>Data/code/</w:t>
-            </w:r>
-            <w:r>
-              <w:rPr>
-                <w:sz w:val="18"/>
-              </w:rPr>
-              <w:t xml:space="preserve"> openpyxl; </w:t>
-            </w:r>
-            <w:r>
-              <w:rPr>
-                <w:rFonts w:ascii="Consolas" w:hAnsi="Consolas"/>
-                <w:sz w:val="18"/>
-              </w:rPr>
-              <w:t>Management/</w:t>
-            </w:r>
-            <w:r>
-              <w:rPr>
-                <w:sz w:val="18"/>
-              </w:rPr>
-              <w:t xml:space="preserve"> openpyxl, python-docx (for </w:t>
-            </w:r>
-            <w:r>
-              <w:rPr>
-                <w:rFonts w:ascii="Consolas" w:hAnsi="Consolas"/>
-                <w:sz w:val="18"/>
-              </w:rPr>
-              <w:t>export_release.py</w:t>
-            </w:r>
-            <w:r>
-              <w:rPr>
-                <w:sz w:val="18"/>
-              </w:rPr>
-              <w:t>). Splitting them makes the toolkit's "zip it and send it to a colleague" claim true.</w:t>
+              <w:t>One per code folder, each listing only what that folder needs. Keeps the toolkit independently shippable.</w:t>
             </w:r>
           </w:p>
         </w:tc>
@@ -3110,103 +3512,61 @@
         <w:rPr>
           <w:b/>
         </w:rPr>
-        <w:t>Retired 1 September 2026.</w:t>
+        <w:t>Stack.</w:t>
       </w:r>
       <w:r>
         <w:rPr/>
-        <w:t xml:space="preserve"> </w:t>
+        <w:t xml:space="preserve"> Python 3; </w:t>
       </w:r>
       <w:r>
         <w:rPr>
           <w:rFonts w:ascii="Consolas" w:hAnsi="Consolas"/>
         </w:rPr>
-        <w:t>build_climate_heatmap.py</w:t>
+        <w:t>openpyxl</w:t>
       </w:r>
       <w:r>
         <w:rPr/>
-        <w:t xml:space="preserve">, </w:t>
+        <w:t xml:space="preserve"> for workbooks, </w:t>
       </w:r>
       <w:r>
         <w:rPr>
           <w:rFonts w:ascii="Consolas" w:hAnsi="Consolas"/>
         </w:rPr>
-        <w:t>utils.py</w:t>
+        <w:t>reportlab</w:t>
       </w:r>
       <w:r>
         <w:rPr/>
-        <w:t xml:space="preserve"> and the mislabelled </w:t>
+        <w:t xml:space="preserve"> / </w:t>
       </w:r>
       <w:r>
         <w:rPr>
           <w:rFonts w:ascii="Consolas" w:hAnsi="Consolas"/>
         </w:rPr>
-        <w:t>climate_heatmap_v2.html</w:t>
+        <w:t>python-docx</w:t>
       </w:r>
       <w:r>
         <w:rPr/>
-        <w:t xml:space="preserve"> were a dead chain — </w:t>
+        <w:t xml:space="preserve"> / </w:t>
       </w:r>
       <w:r>
         <w:rPr>
           <w:rFonts w:ascii="Consolas" w:hAnsi="Consolas"/>
         </w:rPr>
-        <w:t>utils.py</w:t>
+        <w:t>PyYAML</w:t>
       </w:r>
       <w:r>
         <w:rPr/>
-        <w:t xml:space="preserve"> pointed at a retired project folder on a different machine, and the "heatmap" HTML was a copy of the indicator finder. All three deleted, along with </w:t>
+        <w:t xml:space="preserve"> for assessments, </w:t>
       </w:r>
       <w:r>
         <w:rPr>
           <w:rFonts w:ascii="Consolas" w:hAnsi="Consolas"/>
         </w:rPr>
-        <w:t>__pycache__/</w:t>
+        <w:t>pandas</w:t>
       </w:r>
       <w:r>
         <w:rPr/>
-        <w:t>. The heatmap is no longer a project deliverable; the indicator finder's climate-score filter covers most of what it was for. Revive only if a specific audience asks for the framework × relevance matrix view.</w:t>
-      </w:r>
-    </w:p>
-    <w:p>
-      <w:r>
-        <w:rPr>
-          <w:i/>
-        </w:rPr>
-        <w:t>Housekeeping remainder:</w:t>
-      </w:r>
-      <w:r>
-        <w:rPr/>
-        <w:t xml:space="preserve"> macOS </w:t>
-      </w:r>
-      <w:r>
-        <w:rPr>
-          <w:rFonts w:ascii="Consolas" w:hAnsi="Consolas"/>
-        </w:rPr>
-        <w:t>.DS_Store</w:t>
-      </w:r>
-      <w:r>
-        <w:rPr/>
-        <w:t xml:space="preserve"> files regenerate on their own and can be ignored (or added to </w:t>
-      </w:r>
-      <w:r>
-        <w:rPr>
-          <w:rFonts w:ascii="Consolas" w:hAnsi="Consolas"/>
-        </w:rPr>
-        <w:t>.gitignore</w:t>
-      </w:r>
-      <w:r>
-        <w:rPr/>
-        <w:t xml:space="preserve"> if this ever goes into version control). One orphaned Word lock file, </w:t>
-      </w:r>
-      <w:r>
-        <w:rPr>
-          <w:rFonts w:ascii="Consolas" w:hAnsi="Consolas"/>
-        </w:rPr>
-        <w:t>~$imate_nature_summary_of_slides.rtf</w:t>
-      </w:r>
-      <w:r>
-        <w:rPr/>
-        <w:t>, remains in the project root — harmless, delete when convenient.</w:t>
+        <w:t xml:space="preserve"> for inspection. Node/npm deliberately avoided — the dashboards are hand-built HTML/CSS/JS with no dependencies.</w:t>
       </w:r>
     </w:p>
     <w:p>
@@ -3222,23 +3582,7 @@
       </w:pPr>
       <w:r>
         <w:rPr/>
-        <w:t>4. Standing risks</w:t>
-      </w:r>
-    </w:p>
-    <w:p>
-      <w:r>
-        <w:rPr/>
-        <w:t xml:space="preserve">Three failure modes are worth a manager's attention because </w:t>
-      </w:r>
-      <w:r>
-        <w:rPr>
-          <w:b/>
-        </w:rPr>
-        <w:t>none of them fails loudly</w:t>
-      </w:r>
-      <w:r>
-        <w:rPr/>
-        <w:t>:</w:t>
+        <w:t>7. Making a change</w:t>
       </w:r>
     </w:p>
     <w:p>
@@ -3258,31 +3602,11 @@
         <w:rPr>
           <w:b/>
         </w:rPr>
-        <w:t>Hardcoded governance knowledge.</w:t>
+        <w:t>Propose</w:t>
       </w:r>
       <w:r>
         <w:rPr/>
-        <w:t xml:space="preserve"> </w:t>
-      </w:r>
-      <w:r>
-        <w:rPr>
-          <w:rFonts w:ascii="Consolas" w:hAnsi="Consolas"/>
-        </w:rPr>
-        <w:t>FRAMEWORK_CTX</w:t>
-      </w:r>
-      <w:r>
-        <w:rPr/>
-        <w:t xml:space="preserve"> in </w:t>
-      </w:r>
-      <w:r>
-        <w:rPr>
-          <w:rFonts w:ascii="Consolas" w:hAnsi="Consolas"/>
-        </w:rPr>
-        <w:t>build_indicator_finder.py</w:t>
-      </w:r>
-      <w:r>
-        <w:rPr/>
-        <w:t xml:space="preserve"> encodes each framework's governance chain by hand. If the governance workbooks change and it is not updated, the dashboard rebuilds cleanly and displays a chain that is quietly wrong. §7 item 10.</w:t>
+        <w:t xml:space="preserve"> the change and verify every factual value against primary sources (gov.uk, legislation.gov.uk, gov.scot, agency portals, treaty texts) before writing. Blank over guess.</w:t>
       </w:r>
     </w:p>
     <w:p>
@@ -3302,71 +3626,11 @@
         <w:rPr>
           <w:b/>
         </w:rPr>
-        <w:t>Completeness decay.</w:t>
+        <w:t>Enumerate the link map</w:t>
       </w:r>
       <w:r>
         <w:rPr/>
-        <w:t xml:space="preserve"> The knowledge base does not decay visibly — a workbook six months stale still passes every check and builds every dashboard. The only symptom is an absence. Now addressed by </w:t>
-      </w:r>
-      <w:r>
-        <w:rPr>
-          <w:rFonts w:ascii="Consolas" w:hAnsi="Consolas"/>
-        </w:rPr>
-        <w:t>Management/protocols/POLICY_SCAN_PROTOCOL.md</w:t>
-      </w:r>
-      <w:r>
-        <w:rPr/>
-        <w:t xml:space="preserve"> (quarterly, manual, assisted) and by </w:t>
-      </w:r>
-      <w:r>
-        <w:rPr>
-          <w:rFonts w:ascii="Consolas" w:hAnsi="Consolas"/>
-        </w:rPr>
-        <w:t>Data/pending_additions.md</w:t>
-      </w:r>
-      <w:r>
-        <w:rPr/>
-        <w:t xml:space="preserve">, which captures finds from assessment runs automatically instead of relying on whoever ran the assessment to act on an offer. </w:t>
-      </w:r>
-      <w:r>
-        <w:rPr>
-          <w:b/>
-        </w:rPr>
-        <w:t>The first scan, 2 September 2026, found four missing records — two devolved framework Acts and two environmental governance bodies — so the mechanism was demonstrably needed.</w:t>
-      </w:r>
-      <w:r>
-        <w:rPr/>
-        <w:t xml:space="preserve"> It also </w:t>
-      </w:r>
-      <w:r>
-        <w:rPr>
-          <w:i/>
-        </w:rPr>
-        <w:t>missed</w:t>
-      </w:r>
-      <w:r>
-        <w:rPr/>
-        <w:t xml:space="preserve"> the 30by30 delivery plan published inside its own window, which exposed two method defects now fixed in the protocol: the scan was keyword-driven rather than enumerative (§2.0 now requires enumeration first), and the overlap check accepted an adjacent record — the 30×30 Technical Working Group — as evidence that the 30by30 policy was catalogued (§4 now requires an overlap match to be the same kind of thing). </w:t>
-      </w:r>
-      <w:r>
-        <w:rPr>
-          <w:b/>
-        </w:rPr>
-        <w:t>The gov.uk window enumeration has not yet been re-run, so the first scan remains incomplete for gov.uk sources.</w:t>
-      </w:r>
-      <w:r>
-        <w:rPr/>
-        <w:t xml:space="preserve"> The residual risk is now that a </w:t>
-      </w:r>
-      <w:r>
-        <w:rPr>
-          <w:i/>
-        </w:rPr>
-        <w:t>manual</w:t>
-      </w:r>
-      <w:r>
-        <w:rPr/>
-        <w:t xml:space="preserve"> quarterly scan depends on someone remembering; §8 of the protocol says what putting it on a schedule would take.</w:t>
+        <w:t xml:space="preserve"> — a single record rarely lives in one cell. Reciprocal touches first.</w:t>
       </w:r>
     </w:p>
     <w:p>
@@ -3386,11 +3650,166 @@
         <w:rPr>
           <w:b/>
         </w:rPr>
-        <w:t>Protocol drift.</w:t>
+        <w:t>Write</w:t>
       </w:r>
       <w:r>
         <w:rPr/>
-        <w:t xml:space="preserve"> A protocol that references tooling or conventions which do not exist causes bad edits, because a diligent new person assumes the check ran. One instance of this was found and closed (see §7, closed item 2); the class of problem recurs whenever a protocol is edited without checking the store.</w:t>
+        <w:t>, respecting the openpyxl hazards in §3.</w:t>
+      </w:r>
+    </w:p>
+    <w:p>
+      <w:pPr>
+        <w:tabs>
+          <w:tab w:pos="454" w:val="left"/>
+        </w:tabs>
+        <w:spacing w:after="60"/>
+        <w:ind w:left="454" w:hanging="454"/>
+      </w:pPr>
+      <w:r>
+        <w:rPr/>
+        <w:t>4.</w:t>
+        <w:tab/>
+      </w:r>
+      <w:r>
+        <w:rPr>
+          <w:b/>
+        </w:rPr>
+        <w:t>Bump the version integer</w:t>
+      </w:r>
+      <w:r>
+        <w:rPr/>
+        <w:t xml:space="preserve"> in </w:t>
+      </w:r>
+      <w:r>
+        <w:rPr>
+          <w:rFonts w:ascii="Consolas" w:hAnsi="Consolas"/>
+        </w:rPr>
+        <w:t>Changelog!B2</w:t>
+      </w:r>
+      <w:r>
+        <w:rPr/>
+        <w:t xml:space="preserve">, write the changelog entry, archive the superseded file to </w:t>
+      </w:r>
+      <w:r>
+        <w:rPr>
+          <w:rFonts w:ascii="Consolas" w:hAnsi="Consolas"/>
+        </w:rPr>
+        <w:t>Data/outdated_files/</w:t>
+      </w:r>
+      <w:r>
+        <w:rPr/>
+        <w:t>.</w:t>
+      </w:r>
+    </w:p>
+    <w:p>
+      <w:pPr>
+        <w:tabs>
+          <w:tab w:pos="454" w:val="left"/>
+        </w:tabs>
+        <w:spacing w:after="60"/>
+        <w:ind w:left="454" w:hanging="454"/>
+      </w:pPr>
+      <w:r>
+        <w:rPr/>
+        <w:t>5.</w:t>
+        <w:tab/>
+      </w:r>
+      <w:r>
+        <w:rPr>
+          <w:b/>
+        </w:rPr>
+        <w:t xml:space="preserve">Run </w:t>
+      </w:r>
+      <w:r>
+        <w:rPr>
+          <w:rFonts w:ascii="Consolas" w:hAnsi="Consolas"/>
+          <w:b/>
+        </w:rPr>
+        <w:t>python3 Management/finalise.py</w:t>
+      </w:r>
+      <w:r>
+        <w:rPr/>
+        <w:t xml:space="preserve"> — integrity check, then both dashboards, then </w:t>
+      </w:r>
+      <w:r>
+        <w:rPr>
+          <w:rFonts w:ascii="Consolas" w:hAnsi="Consolas"/>
+        </w:rPr>
+        <w:t>Exports/</w:t>
+      </w:r>
+      <w:r>
+        <w:rPr/>
+        <w:t>.</w:t>
+      </w:r>
+    </w:p>
+    <w:p>
+      <w:pPr>
+        <w:tabs>
+          <w:tab w:pos="454" w:val="left"/>
+        </w:tabs>
+        <w:spacing w:after="60"/>
+        <w:ind w:left="454" w:hanging="454"/>
+      </w:pPr>
+      <w:r>
+        <w:rPr/>
+        <w:t>6.</w:t>
+        <w:tab/>
+      </w:r>
+      <w:r>
+        <w:rPr>
+          <w:b/>
+        </w:rPr>
+        <w:t>Verify structurally afterwards.</w:t>
+      </w:r>
+      <w:r>
+        <w:rPr/>
+        <w:t xml:space="preserve"> Re-read what you wrote and compare against the live headers. Two silent openpyxl failures have been caught this way; neither raised an error.</w:t>
+      </w:r>
+    </w:p>
+    <w:p>
+      <w:r>
+        <w:rPr/>
+        <w:t xml:space="preserve">If a dashboard's </w:t>
+      </w:r>
+      <w:r>
+        <w:rPr>
+          <w:i/>
+        </w:rPr>
+        <w:t>design</w:t>
+      </w:r>
+      <w:r>
+        <w:rPr/>
+        <w:t xml:space="preserve"> changed, bump its </w:t>
+      </w:r>
+      <w:r>
+        <w:rPr>
+          <w:rFonts w:ascii="Consolas" w:hAnsi="Consolas"/>
+        </w:rPr>
+        <w:t>_vN</w:t>
+      </w:r>
+      <w:r>
+        <w:rPr/>
+        <w:t xml:space="preserve"> and archive the prior HTML. The finder re-points </w:t>
+      </w:r>
+      <w:r>
+        <w:rPr>
+          <w:rFonts w:ascii="Consolas" w:hAnsi="Consolas"/>
+        </w:rPr>
+        <w:t>GOV_DIAGRAM</w:t>
+      </w:r>
+      <w:r>
+        <w:rPr/>
+        <w:t xml:space="preserve"> automatically, so a diagram rename is safe provided the old file leaves </w:t>
+      </w:r>
+      <w:r>
+        <w:rPr>
+          <w:rFonts w:ascii="Consolas" w:hAnsi="Consolas"/>
+        </w:rPr>
+        <w:t>Dashboards/</w:t>
+      </w:r>
+      <w:r>
+        <w:rPr/>
+        <w:t>.</w:t>
       </w:r>
     </w:p>
     <w:p>
@@ -3406,7 +3825,7 @@
       </w:pPr>
       <w:r>
         <w:rPr/>
-        <w:t>5. Working conventions (carry into any new chat)</w:t>
+        <w:t>8. Conventions</w:t>
       </w:r>
     </w:p>
     <w:p>
@@ -3418,7 +3837,7 @@
       </w:r>
       <w:r>
         <w:rPr/>
-        <w:t xml:space="preserve"> — concise British English; metric units only; direct recommendations without hedging; pushback welcomed; cited sources with explicit confidence levels; no corporate tone; state gaps and uncertainty rather than guess.</w:t>
+        <w:t xml:space="preserve"> — concise British English; metric units; direct recommendations without hedging; pushback welcomed; cited sources with explicit confidence levels; state gaps rather than guess.</w:t>
       </w:r>
     </w:p>
     <w:p>
@@ -3435,7 +3854,27 @@
       </w:pPr>
       <w:r>
         <w:rPr/>
-        <w:t>Never reuse retired Record IDs. Blank over zero/placeholder. No silent controlled-vocabulary additions — flag all new terms for explicit approval.</w:t>
+        <w:t>Never reuse retired Record IDs (</w:t>
+      </w:r>
+      <w:r>
+        <w:rPr>
+          <w:rFonts w:ascii="Consolas" w:hAnsi="Consolas"/>
+        </w:rPr>
+        <w:t>POL-023</w:t>
+      </w:r>
+      <w:r>
+        <w:rPr/>
+        <w:t xml:space="preserve">, </w:t>
+      </w:r>
+      <w:r>
+        <w:rPr>
+          <w:rFonts w:ascii="Consolas" w:hAnsi="Consolas"/>
+        </w:rPr>
+        <w:t>POL-024</w:t>
+      </w:r>
+      <w:r>
+        <w:rPr/>
+        <w:t xml:space="preserve"> are permanently retired).</w:t>
       </w:r>
     </w:p>
     <w:p>
@@ -3444,7 +3883,7 @@
       </w:pPr>
       <w:r>
         <w:rPr/>
-        <w:t xml:space="preserve">Cross-reference codes (LEG, ORG, POL, INT-L/O/P, EU-L, IFW) wrapped in </w:t>
+        <w:t xml:space="preserve">Cross-reference codes wrapped in </w:t>
       </w:r>
       <w:r>
         <w:rPr>
@@ -3484,7 +3923,7 @@
       </w:r>
       <w:r>
         <w:rPr/>
-        <w:t xml:space="preserve"> primary-key columns.</w:t>
+        <w:t xml:space="preserve"> primary-key columns — exclude those from any global regex pass.</w:t>
       </w:r>
     </w:p>
     <w:p>
@@ -3493,17 +3932,7 @@
       </w:pPr>
       <w:r>
         <w:rPr/>
-        <w:t xml:space="preserve">Hard/soft international link classification is by </w:t>
-      </w:r>
-      <w:r>
-        <w:rPr>
-          <w:b/>
-        </w:rPr>
-        <w:t>ratification status</w:t>
-      </w:r>
-      <w:r>
-        <w:rPr/>
-        <w:t>, not endpoint type: hard only when confirmed ratified or retained by the UK.</w:t>
+        <w:t>No silent controlled-vocabulary additions. Flag new terms for explicit approval.</w:t>
       </w:r>
     </w:p>
     <w:p>
@@ -3512,25 +3941,17 @@
       </w:pPr>
       <w:r>
         <w:rPr/>
-        <w:t xml:space="preserve">Narrative prose fields are excluded from auto-conversion to edges (avoids noisy unvalidated links) — hence </w:t>
-      </w:r>
-      <w:r>
-        <w:rPr>
-          <w:rFonts w:ascii="Consolas" w:hAnsi="Consolas"/>
-        </w:rPr>
-        <w:t>orphan_codes.py</w:t>
-      </w:r>
-      <w:r>
-        <w:rPr/>
-        <w:t>.</w:t>
-      </w:r>
-    </w:p>
-    <w:p>
+        <w:t xml:space="preserve">Hard/soft international link classification is by </w:t>
+      </w:r>
       <w:r>
         <w:rPr>
           <w:b/>
         </w:rPr>
-        <w:t>Schema mechanics</w:t>
+        <w:t>ratification status</w:t>
+      </w:r>
+      <w:r>
+        <w:rPr/>
+        <w:t>, not endpoint type.</w:t>
       </w:r>
     </w:p>
     <w:p>
@@ -3538,207 +3959,190 @@
         <w:pStyle w:val="ListBullet"/>
       </w:pPr>
       <w:r>
+        <w:rPr/>
+        <w:t xml:space="preserve">Narrative prose fields are excluded from auto-conversion to edges — hence </w:t>
+      </w:r>
+      <w:r>
         <w:rPr>
           <w:rFonts w:ascii="Consolas" w:hAnsi="Consolas"/>
         </w:rPr>
-        <w:t>insert_rows</w:t>
+        <w:t>orphan_codes.py</w:t>
       </w:r>
       <w:r>
         <w:rPr/>
-        <w:t xml:space="preserve"> in openpyxl is unsafe on striped sheets — use full-region rewrite with deterministic parity re-striping by row index (</w:t>
+        <w:t>.</w:t>
+      </w:r>
+    </w:p>
+    <w:p>
+      <w:r>
+        <w:rPr>
+          <w:b/>
+        </w:rPr>
+        <w:t>ID families</w:t>
+      </w:r>
+      <w:r>
+        <w:rPr/>
+        <w:t xml:space="preserve"> — </w:t>
       </w:r>
       <w:r>
         <w:rPr>
           <w:rFonts w:ascii="Consolas" w:hAnsi="Consolas"/>
         </w:rPr>
-        <w:t>FFFDFEFE</w:t>
+        <w:t>LEG-NNN</w:t>
       </w:r>
       <w:r>
         <w:rPr/>
-        <w:t xml:space="preserve"> even, </w:t>
+        <w:t xml:space="preserve">, </w:t>
       </w:r>
       <w:r>
         <w:rPr>
           <w:rFonts w:ascii="Consolas" w:hAnsi="Consolas"/>
         </w:rPr>
-        <w:t>FFF4F6F7</w:t>
+        <w:t>ORG-NNN</w:t>
       </w:r>
       <w:r>
         <w:rPr/>
-        <w:t xml:space="preserve"> odd).</w:t>
-      </w:r>
-    </w:p>
-    <w:p>
-      <w:pPr>
-        <w:pStyle w:val="ListBullet"/>
-      </w:pPr>
-      <w:r>
-        <w:rPr/>
-        <w:t xml:space="preserve">Exclude </w:t>
+        <w:t xml:space="preserve">, </w:t>
       </w:r>
       <w:r>
         <w:rPr>
           <w:rFonts w:ascii="Consolas" w:hAnsi="Consolas"/>
         </w:rPr>
-        <w:t>Record_ID</w:t>
+        <w:t>POL-NNN</w:t>
       </w:r>
       <w:r>
         <w:rPr/>
-        <w:t xml:space="preserve"> from any global </w:t>
+        <w:t xml:space="preserve"> (UK); </w:t>
       </w:r>
       <w:r>
         <w:rPr>
           <w:rFonts w:ascii="Consolas" w:hAnsi="Consolas"/>
         </w:rPr>
-        <w:t>bracket_codes()</w:t>
+        <w:t>INT-L/O/P-NNN</w:t>
       </w:r>
       <w:r>
         <w:rPr/>
-        <w:t xml:space="preserve"> regex pass.</w:t>
-      </w:r>
-    </w:p>
-    <w:p>
-      <w:pPr>
-        <w:pStyle w:val="ListBullet"/>
-      </w:pPr>
-      <w:r>
-        <w:rPr/>
-        <w:t>New columns append trailing only; inherit sibling styles.</w:t>
-      </w:r>
-    </w:p>
-    <w:p>
-      <w:pPr>
-        <w:pStyle w:val="ListBullet"/>
-      </w:pPr>
-      <w:r>
-        <w:rPr/>
-        <w:t xml:space="preserve">python-docx column widths need </w:t>
+        <w:t xml:space="preserve">, </w:t>
       </w:r>
       <w:r>
         <w:rPr>
           <w:rFonts w:ascii="Consolas" w:hAnsi="Consolas"/>
         </w:rPr>
-        <w:t>fix_grid()</w:t>
+        <w:t>EU-L-NNN</w:t>
       </w:r>
       <w:r>
         <w:rPr/>
-        <w:t xml:space="preserve"> immediately after table creation.</w:t>
+        <w:t xml:space="preserve"> (international); </w:t>
+      </w:r>
+      <w:r>
+        <w:rPr>
+          <w:rFonts w:ascii="Consolas" w:hAnsi="Consolas"/>
+        </w:rPr>
+        <w:t>IND-x-NNN</w:t>
+      </w:r>
+      <w:r>
+        <w:rPr/>
+        <w:t xml:space="preserve">, </w:t>
+      </w:r>
+      <w:r>
+        <w:rPr>
+          <w:rFonts w:ascii="Consolas" w:hAnsi="Consolas"/>
+        </w:rPr>
+        <w:t>IFW-NN</w:t>
+      </w:r>
+      <w:r>
+        <w:rPr/>
+        <w:t xml:space="preserve"> (indicators).</w:t>
       </w:r>
     </w:p>
     <w:p>
-      <w:pPr>
-        <w:pStyle w:val="ListBullet"/>
-      </w:pPr>
-      <w:r>
-        <w:rPr/>
-        <w:t xml:space="preserve">The workbooks contain </w:t>
-      </w:r>
       <w:r>
         <w:rPr>
           <w:b/>
         </w:rPr>
-        <w:t>no formula cells</w:t>
-      </w:r>
-      <w:r>
-        <w:rPr/>
-        <w:t xml:space="preserve"> (verified 1 September 2026, all three files, all sheets). Every value is static. Keep it that way: introducing formulas would break every downstream reader, because all build scripts open workbooks with </w:t>
-      </w:r>
-      <w:r>
-        <w:rPr>
-          <w:rFonts w:ascii="Consolas" w:hAnsi="Consolas"/>
-        </w:rPr>
-        <w:t>data_only=True</w:t>
-      </w:r>
-      <w:r>
-        <w:rPr/>
-        <w:t xml:space="preserve"> and openpyxl does not compute formulas it writes.</w:t>
-      </w:r>
-    </w:p>
-    <w:p>
-      <w:r>
-        <w:rPr>
-          <w:b/>
-        </w:rPr>
-        <w:t>Process</w:t>
-      </w:r>
-      <w:r>
-        <w:rPr/>
-        <w:t xml:space="preserve"> — Propose → verify (web-check against gov.uk, legislation.gov.uk, gov.scot before writing) → build. Then </w:t>
+        <w:t xml:space="preserve">Controlled vocabulary — </w:t>
       </w:r>
       <w:r>
         <w:rPr>
           <w:rFonts w:ascii="Consolas" w:hAnsi="Consolas"/>
           <w:b/>
         </w:rPr>
-        <w:t>python3 Management/finalise.py</w:t>
+        <w:t>Policy_Sector</w:t>
+      </w:r>
+      <w:r>
+        <w:rPr>
+          <w:b/>
+        </w:rPr>
+        <w:t>.</w:t>
       </w:r>
       <w:r>
         <w:rPr/>
-        <w:t xml:space="preserve">, which runs the integrity check and, only if it passes, rebuilds both dashboards and refreshes </w:t>
+        <w:t xml:space="preserve"> One vocabulary of </w:t>
+      </w:r>
+      <w:r>
+        <w:rPr>
+          <w:b/>
+        </w:rPr>
+        <w:t>14 classes shared by all three workbooks</w:t>
+      </w:r>
+      <w:r>
+        <w:rPr/>
+        <w:t>, pipe-separated, max 3 per indicator, uncapped for governance records. Do not fork it per workbook — both dashboards filter on it.</w:t>
+      </w:r>
+    </w:p>
+    <w:p>
+      <w:pPr>
+        <w:pStyle w:val="IntenseQuote"/>
+      </w:pPr>
+      <w:r>
+        <w:rPr/>
+        <w:t>Nature &amp; Biodiversity · Marine &amp; Fisheries · Water · Land Use &amp; Agriculture · Urban &amp; Buildings · Trade &amp; Industry · Finance · Health · Climate · Energy · Transport · Biosecurity · Governance, Society &amp; Data · Pollution &amp; Waste</w:t>
+      </w:r>
+    </w:p>
+    <w:p>
+      <w:r>
+        <w:rPr/>
+        <w:t xml:space="preserve">Note the comma in "Governance, Society &amp; Data". </w:t>
       </w:r>
       <w:r>
         <w:rPr>
           <w:rFonts w:ascii="Consolas" w:hAnsi="Consolas"/>
         </w:rPr>
-        <w:t>Exports/</w:t>
+        <w:t>Health</w:t>
       </w:r>
       <w:r>
         <w:rPr/>
-        <w:t xml:space="preserve">. </w:t>
+        <w:t xml:space="preserve"> and </w:t>
       </w:r>
       <w:r>
         <w:rPr>
           <w:rFonts w:ascii="Consolas" w:hAnsi="Consolas"/>
         </w:rPr>
-        <w:t>check_links.py</w:t>
+        <w:t>Trade &amp; Industry</w:t>
       </w:r>
       <w:r>
         <w:rPr/>
-        <w:t xml:space="preserve"> must pass clean before any version is finalised; it is the only automated gate, and it is sufficient given the no-formulas rule above. Version bumps and archiving to </w:t>
+        <w:t xml:space="preserve"> are in </w:t>
       </w:r>
       <w:r>
         <w:rPr>
-          <w:rFonts w:ascii="Consolas" w:hAnsi="Consolas"/>
+          <w:i/>
         </w:rPr>
-        <w:t>Data/outdated_files/</w:t>
+        <w:t>use</w:t>
       </w:r>
       <w:r>
         <w:rPr/>
-        <w:t xml:space="preserve"> remain manual — materiality is a judgement call. Assessments: edit YAML → </w:t>
+        <w:t xml:space="preserve"> only on indicator records, but are in </w:t>
       </w:r>
       <w:r>
         <w:rPr>
-          <w:rFonts w:ascii="Consolas" w:hAnsi="Consolas"/>
+          <w:i/>
         </w:rPr>
-        <w:t>python PA_toolkit/code/render.py CONFIG.yaml --format both --outdir PA_toolkit/completed_assessments</w:t>
+        <w:t>scope</w:t>
       </w:r>
       <w:r>
         <w:rPr/>
-        <w:t xml:space="preserve"> → validate the DOCX → convert to PDF → rasterise to inspect.</w:t>
-      </w:r>
-    </w:p>
-    <w:p>
-      <w:r>
-        <w:rPr>
-          <w:b/>
-        </w:rPr>
-        <w:t>Controlled vocab — Policy_Sector</w:t>
-      </w:r>
-      <w:r>
-        <w:rPr/>
-        <w:t xml:space="preserve"> (14 classes, pipe-separated, max 3 per indicator; uncapped for governance records): Nature &amp; Biodiversity, Marine &amp; Fisheries, Water, Land Use &amp; Agriculture, Urban &amp; Buildings, Trade &amp; Industry, Finance, Health, Climate, Energy, Transport, Biosecurity, Governance Society &amp; Data, Pollution &amp; Waste.</w:t>
-      </w:r>
-    </w:p>
-    <w:p>
-      <w:r>
-        <w:rPr>
-          <w:b/>
-        </w:rPr>
-        <w:t>ID families</w:t>
-      </w:r>
-      <w:r>
-        <w:rPr/>
-        <w:t xml:space="preserve"> — LEG-NNN, ORG-NNN, POL-NNN (UK); INT-L/O/P-NNN, EU-L-NNN (international); IND-x-NNN, IFW-NN (indicators).</w:t>
+        <w:t xml:space="preserve"> for governance records.</w:t>
       </w:r>
     </w:p>
     <w:p>
@@ -3754,195 +4158,939 @@
       </w:pPr>
       <w:r>
         <w:rPr/>
-        <w:t>6. Tools &amp; stack</w:t>
+        <w:t>9. Open work</w:t>
       </w:r>
     </w:p>
     <w:p>
+      <w:pPr>
+        <w:pStyle w:val="Heading3"/>
+      </w:pPr>
       <w:r>
         <w:rPr/>
-        <w:t xml:space="preserve">Python 3. </w:t>
+        <w:t>Queued records awaiting approval</w:t>
+      </w:r>
+    </w:p>
+    <w:p>
+      <w:pPr>
+        <w:tabs>
+          <w:tab w:pos="454" w:val="left"/>
+        </w:tabs>
+        <w:spacing w:after="60"/>
+        <w:ind w:left="454" w:hanging="454"/>
+      </w:pPr>
+      <w:r>
+        <w:rPr/>
+        <w:t>1.</w:t>
+        <w:tab/>
+      </w:r>
+      <w:r>
+        <w:rPr>
+          <w:b/>
+        </w:rPr>
+        <w:t>Four records from the first policy scan</w:t>
+      </w:r>
+      <w:r>
+        <w:rPr/>
+        <w:t xml:space="preserve"> (</w:t>
       </w:r>
       <w:r>
         <w:rPr>
           <w:rFonts w:ascii="Consolas" w:hAnsi="Consolas"/>
         </w:rPr>
-        <w:t>openpyxl</w:t>
+        <w:t>Data/pending_additions.md</w:t>
       </w:r>
       <w:r>
         <w:rPr/>
-        <w:t xml:space="preserve"> for workbook reads/writes and styling; </w:t>
+        <w:t xml:space="preserve">): the Natural Environment (Scotland) Act 2026 and the Environment (Principles, Governance and Biodiversity Targets) (Wales) Act 2026 as </w:t>
       </w:r>
       <w:r>
         <w:rPr>
           <w:rFonts w:ascii="Consolas" w:hAnsi="Consolas"/>
         </w:rPr>
-        <w:t>pandas</w:t>
+        <w:t>LEG</w:t>
       </w:r>
       <w:r>
         <w:rPr/>
-        <w:t xml:space="preserve"> for inspection; </w:t>
+        <w:t xml:space="preserve">; Environmental Standards Scotland and the Office of Environmental Governance Wales as </w:t>
       </w:r>
       <w:r>
         <w:rPr>
           <w:rFonts w:ascii="Consolas" w:hAnsi="Consolas"/>
         </w:rPr>
-        <w:t>reportlab</w:t>
+        <w:t>ORG</w:t>
       </w:r>
       <w:r>
         <w:rPr/>
-        <w:t xml:space="preserve"> ≥4.0, </w:t>
+        <w:t>. All are coverage gaps, not new publications. Writing them takes UK governance to v22. A fifth, the draft NI Nature Recovery Strategy, is held pending adoption.</w:t>
+      </w:r>
+    </w:p>
+    <w:p>
+      <w:pPr>
+        <w:tabs>
+          <w:tab w:pos="454" w:val="left"/>
+        </w:tabs>
+        <w:spacing w:after="60"/>
+        <w:ind w:left="454" w:hanging="454"/>
+      </w:pPr>
+      <w:r>
+        <w:rPr/>
+        <w:t>2.</w:t>
+        <w:tab/>
+      </w:r>
+      <w:r>
+        <w:rPr>
+          <w:b/>
+        </w:rPr>
+        <w:t>Twelve items from the retrospective assessment sweep</w:t>
+      </w:r>
+      <w:r>
+        <w:rPr/>
+        <w:t xml:space="preserve"> (</w:t>
       </w:r>
       <w:r>
         <w:rPr>
           <w:rFonts w:ascii="Consolas" w:hAnsi="Consolas"/>
         </w:rPr>
-        <w:t>python-docx</w:t>
+        <w:t>Data/pending_additions.md</w:t>
       </w:r>
       <w:r>
         <w:rPr/>
-        <w:t xml:space="preserve"> ≥1.1 and </w:t>
+        <w:t xml:space="preserve">) — Solar Roadmap 2025, Future Homes Standard, Heat-Health Alerting System, Adverse Weather and Health Plan, Building Regs Part O, NSWWS Extreme Heat warnings, GB Plant Health Risk Register, Defra plant-health contingency plans, Observatree, a UKHSA </w:t>
       </w:r>
       <w:r>
         <w:rPr>
           <w:rFonts w:ascii="Consolas" w:hAnsi="Consolas"/>
         </w:rPr>
-        <w:t>PyYAML</w:t>
+        <w:t>ORG</w:t>
       </w:r>
       <w:r>
         <w:rPr/>
-        <w:t xml:space="preserve"> ≥6.0 for assessment rendering. Node/npm deliberately abandoned for portability — the dashboards are hand-built HTML/CSS/JS with no dependencies.</w:t>
+        <w:t xml:space="preserve"> record, and two indicator candidates (MCCIP sea temperature; UKHSA heat mortality, which overlaps IND-C-130).</w:t>
       </w:r>
     </w:p>
     <w:p>
+      <w:pPr>
+        <w:pStyle w:val="Heading3"/>
+      </w:pPr>
       <w:r>
         <w:rPr/>
-        <w:t xml:space="preserve">Validation: </w:t>
+        <w:t>Schema decisions blocking those rows</w:t>
+      </w:r>
+    </w:p>
+    <w:p>
+      <w:pPr>
+        <w:tabs>
+          <w:tab w:pos="454" w:val="left"/>
+        </w:tabs>
+        <w:spacing w:after="60"/>
+        <w:ind w:left="454" w:hanging="454"/>
+      </w:pPr>
+      <w:r>
+        <w:rPr/>
+        <w:t>3.</w:t>
+        <w:tab/>
+      </w:r>
+      <w:r>
+        <w:rPr>
+          <w:b/>
+        </w:rPr>
+        <w:t>Three decisions now on the critical path</w:t>
+      </w:r>
+      <w:r>
+        <w:rPr/>
+        <w:t xml:space="preserve">: the UKHSA </w:t>
       </w:r>
       <w:r>
         <w:rPr>
           <w:rFonts w:ascii="Consolas" w:hAnsi="Consolas"/>
         </w:rPr>
-        <w:t>Data/code/check_links.py</w:t>
+        <w:t>ORG</w:t>
       </w:r>
       <w:r>
         <w:rPr/>
-        <w:t xml:space="preserve"> (the gate), </w:t>
+        <w:t xml:space="preserve"> record (blocks five rows), a new </w:t>
       </w:r>
       <w:r>
         <w:rPr>
           <w:rFonts w:ascii="Consolas" w:hAnsi="Consolas"/>
         </w:rPr>
-        <w:t>Data/code/orphan_codes.py</w:t>
+        <w:t>General_Type</w:t>
       </w:r>
       <w:r>
         <w:rPr/>
-        <w:t xml:space="preserve"> (diagnostic). Dashboards: </w:t>
+        <w:t xml:space="preserve"> value "Operational service / System" (blocks NSWWS and arguably two more), and the Building Act enabling-legislation </w:t>
       </w:r>
       <w:r>
         <w:rPr>
           <w:rFonts w:ascii="Consolas" w:hAnsi="Consolas"/>
         </w:rPr>
-        <w:t>build_governance_diagram.py</w:t>
+        <w:t>LEG</w:t>
       </w:r>
       <w:r>
         <w:rPr/>
-        <w:t xml:space="preserve">, </w:t>
+        <w:t xml:space="preserve"> ID for Part O (blocks one).</w:t>
+      </w:r>
+    </w:p>
+    <w:p>
+      <w:pPr>
+        <w:tabs>
+          <w:tab w:pos="454" w:val="left"/>
+        </w:tabs>
+        <w:spacing w:after="60"/>
+        <w:ind w:left="454" w:hanging="454"/>
+      </w:pPr>
+      <w:r>
+        <w:rPr/>
+        <w:t>4.</w:t>
+        <w:tab/>
+      </w:r>
+      <w:r>
+        <w:rPr>
+          <w:b/>
+        </w:rPr>
+        <w:t>Environment Act target delivery plan granularity.</w:t>
+      </w:r>
+      <w:r>
+        <w:rPr/>
+        <w:t xml:space="preserve"> Thirteen statutory delivery plans plus an overview were published 16 July 2026 and none is in the workbook, which holds the statute (</w:t>
       </w:r>
       <w:r>
         <w:rPr>
           <w:rFonts w:ascii="Consolas" w:hAnsi="Consolas"/>
         </w:rPr>
-        <w:t>build_indicator_finder.py</w:t>
+        <w:t>LEG-004</w:t>
       </w:r>
       <w:r>
         <w:rPr/>
-        <w:t xml:space="preserve">, coordinated by </w:t>
+        <w:t>) and the plan (</w:t>
       </w:r>
       <w:r>
         <w:rPr>
           <w:rFonts w:ascii="Consolas" w:hAnsi="Consolas"/>
         </w:rPr>
-        <w:t>build_all.py</w:t>
+        <w:t>POL-001</w:t>
       </w:r>
       <w:r>
         <w:rPr/>
-        <w:t xml:space="preserve">, all in </w:t>
+        <w:t xml:space="preserve">) but nothing between. One </w:t>
       </w:r>
       <w:r>
         <w:rPr>
           <w:rFonts w:ascii="Consolas" w:hAnsi="Consolas"/>
         </w:rPr>
-        <w:t>Dashboards/code/</w:t>
+        <w:t>POL</w:t>
       </w:r>
       <w:r>
         <w:rPr/>
-        <w:t xml:space="preserve">. </w:t>
+        <w:t xml:space="preserve"> or thirteen? Recommendation: thirteen, so indicators attach to the right plan and the diagram shows the chain at the level it operates.</w:t>
+      </w:r>
+    </w:p>
+    <w:p>
+      <w:pPr>
+        <w:pStyle w:val="Heading3"/>
+      </w:pPr>
+      <w:r>
+        <w:rPr/>
+        <w:t>Coverage</w:t>
+      </w:r>
+    </w:p>
+    <w:p>
+      <w:pPr>
+        <w:tabs>
+          <w:tab w:pos="454" w:val="left"/>
+        </w:tabs>
+        <w:spacing w:after="60"/>
+        <w:ind w:left="454" w:hanging="454"/>
+      </w:pPr>
+      <w:r>
+        <w:rPr/>
+        <w:t>5.</w:t>
+        <w:tab/>
+      </w:r>
+      <w:r>
+        <w:rPr>
+          <w:b/>
+        </w:rPr>
+        <w:t>The first policy scan is incomplete.</w:t>
+      </w:r>
+      <w:r>
+        <w:rPr/>
+        <w:t xml:space="preserve"> All 388 Defra items for 6 July – 2 September are enumerated and screened. </w:t>
+      </w:r>
+      <w:r>
+        <w:rPr>
+          <w:b/>
+        </w:rPr>
+        <w:t>Natural England, the Environment Agency, JNCC, the Forestry Commission, the MMO, UKHSA, DESNZ, legislation.gov.uk, the devolved administrations, the CCC, the OEP and the international bodies remain un-enumerated.</w:t>
+      </w:r>
+      <w:r>
+        <w:rPr/>
+        <w:t xml:space="preserve"> Use the </w:t>
       </w:r>
       <w:r>
         <w:rPr>
           <w:rFonts w:ascii="Consolas" w:hAnsi="Consolas"/>
         </w:rPr>
-        <w:t>Management/finalise.py</w:t>
+        <w:t>.atom</w:t>
       </w:r>
       <w:r>
         <w:rPr/>
-        <w:t xml:space="preserve"> chains the gate to the rebuild. DOCX/PDF pipeline uses the docx skill's </w:t>
+        <w:t xml:space="preserve"> feeds — the gov.uk search API is unusable from this environment, because the fetch tool drops query strings and returns the unfiltered corpus, which looks like a successful search.</w:t>
+      </w:r>
+    </w:p>
+    <w:p>
+      <w:pPr>
+        <w:tabs>
+          <w:tab w:pos="454" w:val="left"/>
+        </w:tabs>
+        <w:spacing w:after="60"/>
+        <w:ind w:left="454" w:hanging="454"/>
+      </w:pPr>
+      <w:r>
+        <w:rPr/>
+        <w:t>6.</w:t>
+        <w:tab/>
+      </w:r>
+      <w:r>
+        <w:rPr>
+          <w:b/>
+        </w:rPr>
+        <w:t>EIF currency — highest priority queued item.</w:t>
+      </w:r>
+      <w:r>
+        <w:rPr/>
+        <w:t xml:space="preserve"> The Environmental Indicator Framework was refreshed six times in 2026 (13 Feb, 17 Mar "new indicators updated", 15 Apr, 13 May, 3 Jul, 19 Aug). </w:t>
       </w:r>
       <w:r>
         <w:rPr>
           <w:rFonts w:ascii="Consolas" w:hAnsi="Consolas"/>
         </w:rPr>
-        <w:t>validate.py</w:t>
+        <w:t>IFW-01</w:t>
       </w:r>
       <w:r>
         <w:rPr/>
-        <w:t xml:space="preserve">, </w:t>
+        <w:t xml:space="preserve"> and its 66 indicator rows may be stale, and whether any indicator was added or retired is unknown. The only queued item touching indicator </w:t>
+      </w:r>
+      <w:r>
+        <w:rPr>
+          <w:i/>
+        </w:rPr>
+        <w:t>content</w:t>
+      </w:r>
+      <w:r>
+        <w:rPr/>
+        <w:t xml:space="preserve"> rather than governance.</w:t>
+      </w:r>
+    </w:p>
+    <w:p>
+      <w:pPr>
+        <w:tabs>
+          <w:tab w:pos="454" w:val="left"/>
+        </w:tabs>
+        <w:spacing w:after="60"/>
+        <w:ind w:left="454" w:hanging="454"/>
+      </w:pPr>
+      <w:r>
+        <w:rPr/>
+        <w:t>7.</w:t>
+        <w:tab/>
+      </w:r>
+      <w:r>
+        <w:rPr>
+          <w:b/>
+        </w:rPr>
+        <w:t>Devolved backlog sweep.</w:t>
+      </w:r>
+      <w:r>
+        <w:rPr/>
+        <w:t xml:space="preserve"> The first scan looked only at spring 2026 and found two missed Acts. Auditing devolved legislation 2021–2025 is probably worth an hour.</w:t>
+      </w:r>
+    </w:p>
+    <w:p>
+      <w:pPr>
+        <w:tabs>
+          <w:tab w:pos="454" w:val="left"/>
+        </w:tabs>
+        <w:spacing w:after="60"/>
+        <w:ind w:left="454" w:hanging="454"/>
+      </w:pPr>
+      <w:r>
+        <w:rPr/>
+        <w:t>8.</w:t>
+        <w:tab/>
+      </w:r>
+      <w:r>
+        <w:rPr>
+          <w:b/>
+        </w:rPr>
+        <w:t>Watch for the Scottish and Welsh statutory target sets.</w:t>
+      </w:r>
+      <w:r>
+        <w:rPr/>
+        <w:t xml:space="preserve"> Both Acts mandate targets </w:t>
+      </w:r>
+      <w:r>
+        <w:rPr>
+          <w:i/>
+        </w:rPr>
+        <w:t>and</w:t>
+      </w:r>
+      <w:r>
+        <w:rPr/>
+        <w:t xml:space="preserve"> monitoring indicators that do not yet exist. When published they are </w:t>
       </w:r>
       <w:r>
         <w:rPr>
           <w:rFonts w:ascii="Consolas" w:hAnsi="Consolas"/>
         </w:rPr>
-        <w:t>soffice --headless --convert-to pdf</w:t>
+        <w:t>IFW</w:t>
       </w:r>
       <w:r>
         <w:rPr/>
-        <w:t xml:space="preserve">, and </w:t>
+        <w:t xml:space="preserve"> + </w:t>
       </w:r>
       <w:r>
         <w:rPr>
           <w:rFonts w:ascii="Consolas" w:hAnsi="Consolas"/>
         </w:rPr>
-        <w:t>pdftoppm</w:t>
+        <w:t>IND</w:t>
       </w:r>
       <w:r>
         <w:rPr/>
-        <w:t xml:space="preserve"> / </w:t>
+        <w:t xml:space="preserve"> candidates and go straight to the project's core climate-input question.</w:t>
+      </w:r>
+    </w:p>
+    <w:p>
+      <w:pPr>
+        <w:tabs>
+          <w:tab w:pos="454" w:val="left"/>
+        </w:tabs>
+        <w:spacing w:after="60"/>
+        <w:ind w:left="454" w:hanging="454"/>
+      </w:pPr>
+      <w:r>
+        <w:rPr/>
+        <w:t>9.</w:t>
+        <w:tab/>
+      </w:r>
+      <w:r>
+        <w:rPr>
+          <w:b/>
+        </w:rPr>
+        <w:t xml:space="preserve">~200 records name SDG goals or targets in </w:t>
+      </w:r>
+      <w:r>
+        <w:rPr>
+          <w:rFonts w:ascii="Consolas" w:hAnsi="Consolas"/>
+          <w:b/>
+        </w:rPr>
+        <w:t>Policy_Goal</w:t>
+      </w:r>
+      <w:r>
+        <w:rPr>
+          <w:b/>
+        </w:rPr>
+        <w:t xml:space="preserve"> prose only</w:t>
+      </w:r>
+      <w:r>
+        <w:rPr/>
+        <w:t xml:space="preserve">, not in the clean columns. The dashboard export parses them at runtime; curating them into </w:t>
       </w:r>
       <w:r>
         <w:rPr>
           <w:rFonts w:ascii="Consolas" w:hAnsi="Consolas"/>
         </w:rPr>
-        <w:t>pdf2image</w:t>
+        <w:t>SDG_Goals_Clean</w:t>
       </w:r>
       <w:r>
         <w:rPr/>
-        <w:t xml:space="preserve"> for rasterisation. Hyperlinks in YAML configs use </w:t>
+        <w:t xml:space="preserve"> / </w:t>
       </w:r>
       <w:r>
         <w:rPr>
           <w:rFonts w:ascii="Consolas" w:hAnsi="Consolas"/>
         </w:rPr>
-        <w:t>[[label|url]]</w:t>
+        <w:t>SDG_Target_Code</w:t>
       </w:r>
       <w:r>
         <w:rPr/>
-        <w:t xml:space="preserve"> markup.</w:t>
+        <w:t xml:space="preserve"> would remove that dependency for roughly a fifth of the catalogue.</w:t>
       </w:r>
     </w:p>
     <w:p>
+      <w:pPr>
+        <w:pStyle w:val="Heading3"/>
+      </w:pPr>
       <w:r>
         <w:rPr/>
-        <w:t>Key domain frameworks: HadUK-Grid, JNCC UKBI, CCC Mitigation/Adaptation Monitoring Frameworks, EIF, EIP, CBD/GBF, MCCIP, NCF, IPBES, BIP, UN SDG, SoN.</w:t>
+        <w:t>Content and documentation</w:t>
+      </w:r>
+    </w:p>
+    <w:p>
+      <w:pPr>
+        <w:tabs>
+          <w:tab w:pos="454" w:val="left"/>
+        </w:tabs>
+        <w:spacing w:after="60"/>
+        <w:ind w:left="454" w:hanging="454"/>
+      </w:pPr>
+      <w:r>
+        <w:rPr/>
+        <w:t>10.</w:t>
+        <w:tab/>
+      </w:r>
+      <w:r>
+        <w:rPr>
+          <w:b/>
+        </w:rPr>
+        <w:t>MCCIP topic-level scaffold</w:t>
+      </w:r>
+      <w:r>
+        <w:rPr/>
+        <w:t xml:space="preserve"> (26 rows) — draft at </w:t>
+      </w:r>
+      <w:r>
+        <w:rPr>
+          <w:rFonts w:ascii="Consolas" w:hAnsi="Consolas"/>
+        </w:rPr>
+        <w:t>outputs_other/MCCIP_indicators_proposed.xlsx</w:t>
+      </w:r>
+      <w:r>
+        <w:rPr/>
+        <w:t xml:space="preserve">. MCCIP is 26 </w:t>
+      </w:r>
+      <w:r>
+        <w:rPr>
+          <w:i/>
+        </w:rPr>
+        <w:t>topics</w:t>
+      </w:r>
+      <w:r>
+        <w:rPr/>
+        <w:t xml:space="preserve"> with headline messages and confidence ratings, not a quantitative catalogue; decomposing it yields ~40–60 indicator rows, ~10–15 climate-driven, ~8–12 overlapping existing records. Recommended: topic scaffold first, then priority detail.</w:t>
+      </w:r>
+    </w:p>
+    <w:p>
+      <w:pPr>
+        <w:tabs>
+          <w:tab w:pos="454" w:val="left"/>
+        </w:tabs>
+        <w:spacing w:after="60"/>
+        <w:ind w:left="454" w:hanging="454"/>
+      </w:pPr>
+      <w:r>
+        <w:rPr/>
+        <w:t>11.</w:t>
+        <w:tab/>
+      </w:r>
+      <w:r>
+        <w:rPr>
+          <w:b/>
+        </w:rPr>
+        <w:t>Scale the MO research→policy relevance rubric</w:t>
+      </w:r>
+      <w:r>
+        <w:rPr/>
+        <w:t xml:space="preserve"> from 5 piloted entries to the remaining ~41 policy records. Three design questions block it: the scope of </w:t>
+      </w:r>
+      <w:r>
+        <w:rPr>
+          <w:rFonts w:ascii="Consolas" w:hAnsi="Consolas"/>
+        </w:rPr>
+        <w:t>Cur_MO</w:t>
+      </w:r>
+      <w:r>
+        <w:rPr/>
+        <w:t>; whether Supplier entries share the main matrix or get a separate tab; the confidence floor below which a score is not reportable.</w:t>
+      </w:r>
+    </w:p>
+    <w:p>
+      <w:pPr>
+        <w:tabs>
+          <w:tab w:pos="454" w:val="left"/>
+        </w:tabs>
+        <w:spacing w:after="60"/>
+        <w:ind w:left="454" w:hanging="454"/>
+      </w:pPr>
+      <w:r>
+        <w:rPr/>
+        <w:t>12.</w:t>
+        <w:tab/>
+      </w:r>
+      <w:r>
+        <w:rPr>
+          <w:b/>
+        </w:rPr>
+        <w:t>Two user guides unwritten</w:t>
+      </w:r>
+      <w:r>
+        <w:rPr/>
+        <w:t xml:space="preserve"> — a dashboard guide (what each shows, data vintage, how to search, deep-link and export) and a canonical-files guide (stable-filename convention, internal-version rule, archive-on-supersede discipline). The in-page Help modals partly cover the first.</w:t>
+      </w:r>
+    </w:p>
+    <w:p>
+      <w:pPr>
+        <w:tabs>
+          <w:tab w:pos="454" w:val="left"/>
+        </w:tabs>
+        <w:spacing w:after="60"/>
+        <w:ind w:left="454" w:hanging="454"/>
+      </w:pPr>
+      <w:r>
+        <w:rPr/>
+        <w:t>13.</w:t>
+        <w:tab/>
+      </w:r>
+      <w:r>
+        <w:rPr>
+          <w:b/>
+        </w:rPr>
+        <w:t>Add the two missing completed configs</w:t>
+      </w:r>
+      <w:r>
+        <w:rPr/>
+        <w:t xml:space="preserve"> (biosecurity, LST) to </w:t>
+      </w:r>
+      <w:r>
+        <w:rPr>
+          <w:rFonts w:ascii="Consolas" w:hAnsi="Consolas"/>
+        </w:rPr>
+        <w:t>PA_toolkit/completed_assessments/</w:t>
+      </w:r>
+      <w:r>
+        <w:rPr/>
+        <w:t xml:space="preserve"> so all four rendered assessments are reproducible from source.</w:t>
+      </w:r>
+    </w:p>
+    <w:p>
+      <w:pPr>
+        <w:tabs>
+          <w:tab w:pos="454" w:val="left"/>
+        </w:tabs>
+        <w:spacing w:after="60"/>
+        <w:ind w:left="454" w:hanging="454"/>
+      </w:pPr>
+      <w:r>
+        <w:rPr/>
+        <w:t>14.</w:t>
+        <w:tab/>
+      </w:r>
+      <w:r>
+        <w:rPr>
+          <w:b/>
+        </w:rPr>
+        <w:t>CHECK-row judgement calls</w:t>
+      </w:r>
+      <w:r>
+        <w:rPr/>
+        <w:t xml:space="preserve"> left from the orphan-code promotion (</w:t>
+      </w:r>
+      <w:r>
+        <w:rPr>
+          <w:rFonts w:ascii="Consolas" w:hAnsi="Consolas"/>
+        </w:rPr>
+        <w:t>outputs_other/ORPHAN_CODES_promotion_analysis.md</w:t>
+      </w:r>
+      <w:r>
+        <w:rPr/>
+        <w:t>) — the residual ambiguous cases.</w:t>
+      </w:r>
+    </w:p>
+    <w:p>
+      <w:pPr>
+        <w:pStyle w:val="Heading3"/>
+      </w:pPr>
+      <w:r>
+        <w:rPr/>
+        <w:t>Housekeeping</w:t>
+      </w:r>
+    </w:p>
+    <w:p>
+      <w:pPr>
+        <w:tabs>
+          <w:tab w:pos="454" w:val="left"/>
+        </w:tabs>
+        <w:spacing w:after="60"/>
+        <w:ind w:left="454" w:hanging="454"/>
+      </w:pPr>
+      <w:r>
+        <w:rPr/>
+        <w:t>15.</w:t>
+        <w:tab/>
+      </w:r>
+      <w:r>
+        <w:rPr>
+          <w:rFonts w:ascii="Consolas" w:hAnsi="Consolas"/>
+          <w:b/>
+        </w:rPr>
+        <w:t>export_scoping/</w:t>
+      </w:r>
+      <w:r>
+        <w:rPr>
+          <w:b/>
+        </w:rPr>
+        <w:t xml:space="preserve"> can be deleted.</w:t>
+      </w:r>
+      <w:r>
+        <w:rPr/>
+        <w:t xml:space="preserve"> The indicator export shipped on 17 September; the directory is a design record with no runtime role and nothing in the project reads it. The </w:t>
+      </w:r>
+      <w:r>
+        <w:rPr>
+          <w:rFonts w:ascii="Consolas" w:hAnsi="Consolas"/>
+        </w:rPr>
+        <w:t>.js</w:t>
+      </w:r>
+      <w:r>
+        <w:rPr/>
+        <w:t xml:space="preserve"> files duplicate code now living in the dashboard HTML, and the samples are reproducible in two clicks from the dashboard. </w:t>
+      </w:r>
+      <w:r>
+        <w:rPr>
+          <w:b/>
+        </w:rPr>
+        <w:t xml:space="preserve">Move </w:t>
+      </w:r>
+      <w:r>
+        <w:rPr>
+          <w:rFonts w:ascii="Consolas" w:hAnsi="Consolas"/>
+          <w:b/>
+        </w:rPr>
+        <w:t>EXPORT_SCOPING_NOTE.md</w:t>
+      </w:r>
+      <w:r>
+        <w:rPr>
+          <w:b/>
+        </w:rPr>
+        <w:t xml:space="preserve"> to </w:t>
+      </w:r>
+      <w:r>
+        <w:rPr>
+          <w:rFonts w:ascii="Consolas" w:hAnsi="Consolas"/>
+          <w:b/>
+        </w:rPr>
+        <w:t>outputs_other/</w:t>
+      </w:r>
+      <w:r>
+        <w:rPr>
+          <w:b/>
+        </w:rPr>
+        <w:t xml:space="preserve"> first</w:t>
+      </w:r>
+      <w:r>
+        <w:rPr/>
+        <w:t xml:space="preserve"> if the reasoning is worth keeping — why GBF codes come from </w:t>
+      </w:r>
+      <w:r>
+        <w:rPr>
+          <w:rFonts w:ascii="Consolas" w:hAnsi="Consolas"/>
+        </w:rPr>
+        <w:t>GBF_Targets_Clean</w:t>
+      </w:r>
+      <w:r>
+        <w:rPr/>
+        <w:t xml:space="preserve"> rather than the prose, why SDG needs both sources, and how the gloss test decides what to append.</w:t>
+      </w:r>
+    </w:p>
+    <w:p>
+      <w:pPr>
+        <w:tabs>
+          <w:tab w:pos="454" w:val="left"/>
+        </w:tabs>
+        <w:spacing w:after="60"/>
+        <w:ind w:left="454" w:hanging="454"/>
+      </w:pPr>
+      <w:r>
+        <w:rPr/>
+        <w:t>16.</w:t>
+        <w:tab/>
+      </w:r>
+      <w:r>
+        <w:rPr>
+          <w:rFonts w:ascii="Consolas" w:hAnsi="Consolas"/>
+          <w:b/>
+        </w:rPr>
+        <w:t>OUTSTANDING_ISSUES_AND_NEXT_STEPS.md</w:t>
+      </w:r>
+      <w:r>
+        <w:rPr>
+          <w:b/>
+        </w:rPr>
+        <w:t xml:space="preserve"> should be retired</w:t>
+      </w:r>
+      <w:r>
+        <w:rPr/>
+        <w:t xml:space="preserve"> down to its unique content (the per-item analysis this section only summarises), or folded in and deleted. Two partly-stale backlogs are worse than one.</w:t>
+      </w:r>
+    </w:p>
+    <w:p>
+      <w:pPr>
+        <w:tabs>
+          <w:tab w:pos="454" w:val="left"/>
+        </w:tabs>
+        <w:spacing w:after="60"/>
+        <w:ind w:left="454" w:hanging="454"/>
+      </w:pPr>
+      <w:r>
+        <w:rPr/>
+        <w:t>17.</w:t>
+        <w:tab/>
+      </w:r>
+      <w:r>
+        <w:rPr>
+          <w:rFonts w:ascii="Consolas" w:hAnsi="Consolas"/>
+          <w:b/>
+        </w:rPr>
+        <w:t>governance_diagram_v12.html</w:t>
+      </w:r>
+      <w:r>
+        <w:rPr>
+          <w:b/>
+        </w:rPr>
+        <w:t xml:space="preserve"> is arguably due a </w:t>
+      </w:r>
+      <w:r>
+        <w:rPr>
+          <w:rFonts w:ascii="Consolas" w:hAnsi="Consolas"/>
+          <w:b/>
+        </w:rPr>
+        <w:t>_vN</w:t>
+      </w:r>
+      <w:r>
+        <w:rPr>
+          <w:b/>
+        </w:rPr>
+        <w:t xml:space="preserve"> bump</w:t>
+      </w:r>
+      <w:r>
+        <w:rPr/>
+        <w:t xml:space="preserve"> — a link type and the detail-panel semantics changed on 17 September.</w:t>
+      </w:r>
+    </w:p>
+    <w:p>
+      <w:pPr>
+        <w:tabs>
+          <w:tab w:pos="454" w:val="left"/>
+        </w:tabs>
+        <w:spacing w:after="60"/>
+        <w:ind w:left="454" w:hanging="454"/>
+      </w:pPr>
+      <w:r>
+        <w:rPr/>
+        <w:t>18.</w:t>
+        <w:tab/>
+      </w:r>
+      <w:r>
+        <w:rPr>
+          <w:b/>
+        </w:rPr>
+        <w:t xml:space="preserve">The governance diagram's detail panel is </w:t>
+      </w:r>
+      <w:r>
+        <w:rPr>
+          <w:rFonts w:ascii="Consolas" w:hAnsi="Consolas"/>
+          <w:b/>
+        </w:rPr>
+        <w:t>clamp(118px, 20vh, 200px)</w:t>
+      </w:r>
+      <w:r>
+        <w:rPr>
+          <w:b/>
+        </w:rPr>
+        <w:t xml:space="preserve"> tall.</w:t>
+      </w:r>
+      <w:r>
+        <w:rPr/>
+        <w:t xml:space="preserve"> Framework </w:t>
+      </w:r>
+      <w:r>
+        <w:rPr>
+          <w:rFonts w:ascii="Consolas" w:hAnsi="Consolas"/>
+        </w:rPr>
+        <w:t>Policy_Purpose</w:t>
+      </w:r>
+      <w:r>
+        <w:rPr/>
+        <w:t xml:space="preserve"> text now runs to 808 characters and scrolls. One CSS line if you want it taller.</w:t>
+      </w:r>
+    </w:p>
+    <w:p>
+      <w:pPr>
+        <w:tabs>
+          <w:tab w:pos="454" w:val="left"/>
+        </w:tabs>
+        <w:spacing w:after="60"/>
+        <w:ind w:left="454" w:hanging="454"/>
+      </w:pPr>
+      <w:r>
+        <w:rPr/>
+        <w:t>19.</w:t>
+        <w:tab/>
+      </w:r>
+      <w:r>
+        <w:rPr>
+          <w:rFonts w:ascii="Consolas" w:hAnsi="Consolas"/>
+          <w:b/>
+        </w:rPr>
+        <w:t>SDG Target Lookup</w:t>
+      </w:r>
+      <w:r>
+        <w:rPr>
+          <w:b/>
+        </w:rPr>
+        <w:t xml:space="preserve"> holds 129 of 169 official targets.</w:t>
+      </w:r>
+      <w:r>
+        <w:rPr/>
+        <w:t xml:space="preserve"> SDG-3, SDG-4, SDG-16 and SDG-5.1–5.6 are out of scope by decision, but </w:t>
+      </w:r>
+      <w:r>
+        <w:rPr>
+          <w:b/>
+        </w:rPr>
+        <w:t>SDG-11.c is an unexplained singleton gap</w:t>
+      </w:r>
+      <w:r>
+        <w:rPr/>
+        <w:t xml:space="preserve"> — worth confirming whether its deletion from the global framework is the reason.</w:t>
+      </w:r>
+    </w:p>
+    <w:p>
+      <w:pPr>
+        <w:tabs>
+          <w:tab w:pos="454" w:val="left"/>
+        </w:tabs>
+        <w:spacing w:after="60"/>
+        <w:ind w:left="454" w:hanging="454"/>
+      </w:pPr>
+      <w:r>
+        <w:rPr/>
+        <w:t>20.</w:t>
+        <w:tab/>
+      </w:r>
+      <w:r>
+        <w:rPr/>
+        <w:t xml:space="preserve">One orphaned Word lock file, </w:t>
+      </w:r>
+      <w:r>
+        <w:rPr>
+          <w:rFonts w:ascii="Consolas" w:hAnsi="Consolas"/>
+        </w:rPr>
+        <w:t>~$imate_nature_summary_of_slides.rtf</w:t>
+      </w:r>
+      <w:r>
+        <w:rPr/>
+        <w:t xml:space="preserve">, sits in the project root. Harmless; delete when convenient. </w:t>
+      </w:r>
+      <w:r>
+        <w:rPr>
+          <w:rFonts w:ascii="Consolas" w:hAnsi="Consolas"/>
+        </w:rPr>
+        <w:t>.DS_Store</w:t>
+      </w:r>
+      <w:r>
+        <w:rPr/>
+        <w:t xml:space="preserve"> files regenerate and can be ignored.</w:t>
       </w:r>
     </w:p>
     <w:p>
@@ -3958,16 +5106,13 @@
       </w:pPr>
       <w:r>
         <w:rPr/>
-        <w:t>7. Open threads</w:t>
+        <w:t>10. Standing risks</w:t>
       </w:r>
     </w:p>
     <w:p>
-      <w:pPr>
-        <w:pStyle w:val="Heading3"/>
-      </w:pPr>
       <w:r>
         <w:rPr/>
-        <w:t>Closed since the last revision</w:t>
+        <w:t>Three failure modes, none of which fails loudly.</w:t>
       </w:r>
     </w:p>
     <w:p>
@@ -3987,11 +5132,71 @@
         <w:rPr>
           <w:b/>
         </w:rPr>
-        <w:t>Indicators workbook confirmed genuine v10</w:t>
+        <w:t>Hardcoded governance knowledge.</w:t>
       </w:r>
       <w:r>
         <w:rPr/>
-        <w:t xml:space="preserve"> — </w:t>
+        <w:t xml:space="preserve"> </w:t>
+      </w:r>
+      <w:r>
+        <w:rPr>
+          <w:rFonts w:ascii="Consolas" w:hAnsi="Consolas"/>
+        </w:rPr>
+        <w:t>FRAMEWORK_CTX</w:t>
+      </w:r>
+      <w:r>
+        <w:rPr/>
+        <w:t xml:space="preserve"> in </w:t>
+      </w:r>
+      <w:r>
+        <w:rPr>
+          <w:rFonts w:ascii="Consolas" w:hAnsi="Consolas"/>
+        </w:rPr>
+        <w:t>build_indicator_finder.py</w:t>
+      </w:r>
+      <w:r>
+        <w:rPr/>
+        <w:t xml:space="preserve"> encodes each framework's governance chain by hand — nine chains, eleven distinct codes. If the governance workbooks change and it is not updated, the dashboard rebuilds cleanly and displays a chain that is quietly wrong. </w:t>
+      </w:r>
+      <w:r>
+        <w:rPr>
+          <w:i/>
+        </w:rPr>
+        <w:t>Fix A (real):</w:t>
+      </w:r>
+      <w:r>
+        <w:rPr/>
+        <w:t xml:space="preserve"> derive it from the workbooks. </w:t>
+      </w:r>
+      <w:r>
+        <w:rPr>
+          <w:rFonts w:ascii="Consolas" w:hAnsi="Consolas"/>
+        </w:rPr>
+        <w:t>Indicator_Frameworks</w:t>
+      </w:r>
+      <w:r>
+        <w:rPr/>
+        <w:t xml:space="preserve"> columns on LEG/ORG/POL records reverse into framework → instruments, and </w:t>
+      </w:r>
+      <w:r>
+        <w:rPr>
+          <w:rFonts w:ascii="Consolas" w:hAnsi="Consolas"/>
+        </w:rPr>
+        <w:t>build_governance_diagram.py</w:t>
+      </w:r>
+      <w:r>
+        <w:rPr/>
+        <w:t xml:space="preserve"> already has the parsing logic. Half a day. </w:t>
+      </w:r>
+      <w:r>
+        <w:rPr>
+          <w:i/>
+        </w:rPr>
+        <w:t>Fix B (cheap interim):</w:t>
+      </w:r>
+      <w:r>
+        <w:rPr/>
+        <w:t xml:space="preserve"> assert in </w:t>
       </w:r>
       <w:r>
         <w:rPr>
@@ -4001,7 +5206,23 @@
       </w:r>
       <w:r>
         <w:rPr/>
-        <w:t xml:space="preserve"> passes all five invariants; the record count settled at 947 (see §3.1).</w:t>
+        <w:t xml:space="preserve"> that every </w:t>
+      </w:r>
+      <w:r>
+        <w:rPr>
+          <w:rFonts w:ascii="Consolas" w:hAnsi="Consolas"/>
+        </w:rPr>
+        <w:t>FRAMEWORK_CTX</w:t>
+      </w:r>
+      <w:r>
+        <w:rPr/>
+        <w:t xml:space="preserve"> code exists in the registry, and that no governance record points at a framework without appearing in its chain. About an hour, and it converts a silent failure into a loud one. </w:t>
+      </w:r>
+      <w:r>
+        <w:rPr>
+          <w:b/>
+        </w:rPr>
+        <w:t>Recommendation: B now, A when the finder is next opened substantially.</w:t>
       </w:r>
     </w:p>
     <w:p>
@@ -4019,80 +5240,23 @@
       </w:r>
       <w:r>
         <w:rPr>
-          <w:rFonts w:ascii="Consolas" w:hAnsi="Consolas"/>
           <w:b/>
         </w:rPr>
-        <w:t>recalc.py</w:t>
-      </w:r>
-      <w:r>
-        <w:rPr>
-          <w:b/>
-        </w:rPr>
-        <w:t xml:space="preserve"> closed — the script is not needed, and the protocol was the thing that was wrong.</w:t>
+        <w:t>Completeness decay.</w:t>
       </w:r>
       <w:r>
         <w:rPr/>
-        <w:t xml:space="preserve"> A recalc gate exists to refresh Excel's cached formula values (openpyxl writes formulas but never computes them, so anything reading with </w:t>
+        <w:t xml:space="preserve"> The knowledge base does not decay visibly — a workbook six months stale passes every check and builds every dashboard. The only symptom is an absence. Mitigated by the quarterly policy scan and </w:t>
       </w:r>
       <w:r>
         <w:rPr>
           <w:rFonts w:ascii="Consolas" w:hAnsi="Consolas"/>
         </w:rPr>
-        <w:t>data_only=True</w:t>
+        <w:t>Data/pending_additions.md</w:t>
       </w:r>
       <w:r>
         <w:rPr/>
-        <w:t xml:space="preserve"> — which every build script does — would read stale or empty cells) and to regenerate derived rollup sheets. A check of all three workbooks found </w:t>
-      </w:r>
-      <w:r>
-        <w:rPr>
-          <w:b/>
-        </w:rPr>
-        <w:t>zero formula cells</w:t>
-      </w:r>
-      <w:r>
-        <w:rPr/>
-        <w:t xml:space="preserve">: every value is static, entered directly. There is therefore nothing for a recalc step to recalculate, and it would differ from </w:t>
-      </w:r>
-      <w:r>
-        <w:rPr>
-          <w:rFonts w:ascii="Consolas" w:hAnsi="Consolas"/>
-        </w:rPr>
-        <w:t>check_links.py</w:t>
-      </w:r>
-      <w:r>
-        <w:rPr/>
-        <w:t xml:space="preserve"> only in checking something the workbooks do not contain. </w:t>
-      </w:r>
-      <w:r>
-        <w:rPr>
-          <w:b/>
-        </w:rPr>
-        <w:t>Action taken:</w:t>
-      </w:r>
-      <w:r>
-        <w:rPr/>
-        <w:t xml:space="preserve"> the no-formulas rule is now recorded in §5, and </w:t>
-      </w:r>
-      <w:r>
-        <w:rPr>
-          <w:rFonts w:ascii="Consolas" w:hAnsi="Consolas"/>
-        </w:rPr>
-        <w:t>check_links.py</w:t>
-      </w:r>
-      <w:r>
-        <w:rPr/>
-        <w:t xml:space="preserve"> is stated as the sole gate. The recalc reference has been struck from </w:t>
-      </w:r>
-      <w:r>
-        <w:rPr>
-          <w:rFonts w:ascii="Consolas" w:hAnsi="Consolas"/>
-        </w:rPr>
-        <w:t>WORKBOOK_WRITE_PROTOCOL.md</w:t>
-      </w:r>
-      <w:r>
-        <w:rPr/>
-        <w:t xml:space="preserve"> §6.</w:t>
+        <w:t>, but the scan is manual and depends on someone remembering; §8 of the scan protocol says what scheduling it would take.</w:t>
       </w:r>
     </w:p>
     <w:p>
@@ -4110,1702 +5274,13 @@
       </w:r>
       <w:r>
         <w:rPr>
-          <w:rFonts w:ascii="Consolas" w:hAnsi="Consolas"/>
           <w:b/>
         </w:rPr>
-        <w:t>fix_eea_chains.py</w:t>
-      </w:r>
-      <w:r>
-        <w:rPr>
-          <w:b/>
-        </w:rPr>
-        <w:t xml:space="preserve"> closed — the problem it existed to fix is already solved.</w:t>
+        <w:t>Protocol drift.</w:t>
       </w:r>
       <w:r>
         <w:rPr/>
-        <w:t xml:space="preserve"> Its purpose was to attach governance chains to EEA indicators, which sit awkwardly in a UK-centric governance model: an EEA indicator's chain runs to EU instruments, not UK legislation, so the generic chain-building logic left them bare. The rewritten </w:t>
-      </w:r>
-      <w:r>
-        <w:rPr>
-          <w:rFonts w:ascii="Consolas" w:hAnsi="Consolas"/>
-        </w:rPr>
-        <w:t>build_indicator_finder.py</w:t>
-      </w:r>
-      <w:r>
-        <w:rPr/>
-        <w:t xml:space="preserve"> handles this: all nine frameworks including EEA carry an explicit chain in </w:t>
-      </w:r>
-      <w:r>
-        <w:rPr>
-          <w:rFonts w:ascii="Consolas" w:hAnsi="Consolas"/>
-        </w:rPr>
-        <w:t>FRAMEWORK_CTX</w:t>
-      </w:r>
-      <w:r>
-        <w:rPr/>
-        <w:t>, EEA's pointing at the European Green Deal / Biodiversity Strategy 2030 (INT-P-015) and the EU Nature Restoration Law (EU-L-006). No further action; the missing script can stop being tracked.</w:t>
-      </w:r>
-    </w:p>
-    <w:p>
-      <w:pPr>
-        <w:tabs>
-          <w:tab w:pos="454" w:val="left"/>
-        </w:tabs>
-        <w:spacing w:after="60"/>
-        <w:ind w:left="454" w:hanging="454"/>
-      </w:pPr>
-      <w:r>
-        <w:rPr/>
-        <w:t>4.</w:t>
-        <w:tab/>
-      </w:r>
-      <w:r>
-        <w:rPr>
-          <w:b/>
-        </w:rPr>
-        <w:t>Retired the heatmap chain</w:t>
-      </w:r>
-      <w:r>
-        <w:rPr/>
-        <w:t xml:space="preserve"> — three files deleted (§3.4).</w:t>
-      </w:r>
-    </w:p>
-    <w:p>
-      <w:pPr>
-        <w:tabs>
-          <w:tab w:pos="454" w:val="left"/>
-        </w:tabs>
-        <w:spacing w:after="60"/>
-        <w:ind w:left="454" w:hanging="454"/>
-      </w:pPr>
-      <w:r>
-        <w:rPr/>
-        <w:t>5.</w:t>
-        <w:tab/>
-      </w:r>
-      <w:r>
-        <w:rPr>
-          <w:rFonts w:ascii="Consolas" w:hAnsi="Consolas"/>
-          <w:b/>
-        </w:rPr>
-        <w:t>requirements.txt</w:t>
-      </w:r>
-      <w:r>
-        <w:rPr>
-          <w:b/>
-        </w:rPr>
-        <w:t xml:space="preserve"> corrected</w:t>
-      </w:r>
-      <w:r>
-        <w:rPr/>
-        <w:t xml:space="preserve"> — </w:t>
-      </w:r>
-      <w:r>
-        <w:rPr>
-          <w:rFonts w:ascii="Consolas" w:hAnsi="Consolas"/>
-        </w:rPr>
-        <w:t>openpyxl</w:t>
-      </w:r>
-      <w:r>
-        <w:rPr/>
-        <w:t xml:space="preserve"> added, with the two dependency groups commented so a new user knows which packages serve which half of the project.</w:t>
-      </w:r>
-    </w:p>
-    <w:p>
-      <w:pPr>
-        <w:tabs>
-          <w:tab w:pos="454" w:val="left"/>
-        </w:tabs>
-        <w:spacing w:after="60"/>
-        <w:ind w:left="454" w:hanging="454"/>
-      </w:pPr>
-      <w:r>
-        <w:rPr/>
-        <w:t>6.</w:t>
-        <w:tab/>
-      </w:r>
-      <w:r>
-        <w:rPr>
-          <w:b/>
-        </w:rPr>
-        <w:t xml:space="preserve">Orphan </w:t>
-      </w:r>
-      <w:r>
-        <w:rPr>
-          <w:rFonts w:ascii="Consolas" w:hAnsi="Consolas"/>
-          <w:b/>
-        </w:rPr>
-        <w:t>[CODE]</w:t>
-      </w:r>
-      <w:r>
-        <w:rPr>
-          <w:b/>
-        </w:rPr>
-        <w:t xml:space="preserve"> promotion</w:t>
-      </w:r>
-      <w:r>
-        <w:rPr/>
-        <w:t xml:space="preserve"> — the bulk work is done (50 links promoted into typed columns).</w:t>
-      </w:r>
-    </w:p>
-    <w:p>
-      <w:pPr>
-        <w:tabs>
-          <w:tab w:pos="454" w:val="left"/>
-        </w:tabs>
-        <w:spacing w:after="60"/>
-        <w:ind w:left="454" w:hanging="454"/>
-      </w:pPr>
-      <w:r>
-        <w:rPr/>
-        <w:t>7.</w:t>
-        <w:tab/>
-      </w:r>
-      <w:r>
-        <w:rPr>
-          <w:b/>
-        </w:rPr>
-        <w:t>Policy scan design settled</w:t>
-      </w:r>
-      <w:r>
-        <w:rPr/>
-        <w:t xml:space="preserve"> (2 September 2026) — manual quarterly built to be schedulable, AI-assisted assembly with human approval and human write, tiered triage cataloguing everything in scope, devolved administrations retained in the standing watchlist. Reasoning recorded in the protocol's §7; §8 covers adding a schedule later.</w:t>
-      </w:r>
-    </w:p>
-    <w:p>
-      <w:pPr>
-        <w:tabs>
-          <w:tab w:pos="454" w:val="left"/>
-        </w:tabs>
-        <w:spacing w:after="60"/>
-        <w:ind w:left="454" w:hanging="454"/>
-      </w:pPr>
-      <w:r>
-        <w:rPr/>
-        <w:t>8.</w:t>
-        <w:tab/>
-      </w:r>
-      <w:r>
-        <w:rPr>
-          <w:b/>
-        </w:rPr>
-        <w:t>Daggered finds from assessment runs are now captured, not offered.</w:t>
-      </w:r>
-      <w:r>
-        <w:rPr/>
-        <w:t xml:space="preserve"> Runs append to </w:t>
-      </w:r>
-      <w:r>
-        <w:rPr>
-          <w:rFonts w:ascii="Consolas" w:hAnsi="Consolas"/>
-        </w:rPr>
-        <w:t>Data/pending_additions.md</w:t>
-      </w:r>
-      <w:r>
-        <w:rPr/>
-        <w:t xml:space="preserve"> as a required step. Previously they were offered in a chat reply and captured only if that individual chose to act, which made a shared knowledge base's completeness depend on whoever happened to run the assessment. Changed in </w:t>
-      </w:r>
-      <w:r>
-        <w:rPr>
-          <w:rFonts w:ascii="Consolas" w:hAnsi="Consolas"/>
-        </w:rPr>
-        <w:t>METHOD_AND_SCORING.md</w:t>
-      </w:r>
-      <w:r>
-        <w:rPr/>
-        <w:t xml:space="preserve"> §2 step 7, </w:t>
-      </w:r>
-      <w:r>
-        <w:rPr>
-          <w:rFonts w:ascii="Consolas" w:hAnsi="Consolas"/>
-        </w:rPr>
-        <w:t>PROMPT_TEMPLATE.md</w:t>
-      </w:r>
-      <w:r>
-        <w:rPr/>
-        <w:t xml:space="preserve"> and the user guide §7.</w:t>
-      </w:r>
-    </w:p>
-    <w:p>
-      <w:pPr>
-        <w:tabs>
-          <w:tab w:pos="454" w:val="left"/>
-        </w:tabs>
-        <w:spacing w:after="60"/>
-        <w:ind w:left="454" w:hanging="454"/>
-      </w:pPr>
-      <w:r>
-        <w:rPr/>
-        <w:t>9.</w:t>
-        <w:tab/>
-      </w:r>
-      <w:r>
-        <w:rPr>
-          <w:b/>
-        </w:rPr>
-        <w:t>Template YAMLs renamed</w:t>
-      </w:r>
-      <w:r>
-        <w:rPr/>
-        <w:t xml:space="preserve"> to </w:t>
-      </w:r>
-      <w:r>
-        <w:rPr>
-          <w:rFonts w:ascii="Consolas" w:hAnsi="Consolas"/>
-        </w:rPr>
-        <w:t>TEMPLATE_applied.yaml</w:t>
-      </w:r>
-      <w:r>
-        <w:rPr/>
-        <w:t xml:space="preserve"> / </w:t>
-      </w:r>
-      <w:r>
-        <w:rPr>
-          <w:rFonts w:ascii="Consolas" w:hAnsi="Consolas"/>
-        </w:rPr>
-        <w:t>TEMPLATE_gap.yaml</w:t>
-      </w:r>
-      <w:r>
-        <w:rPr/>
-        <w:t>; every dependent document updated (</w:t>
-      </w:r>
-      <w:r>
-        <w:rPr>
-          <w:rFonts w:ascii="Consolas" w:hAnsi="Consolas"/>
-        </w:rPr>
-        <w:t>README.md</w:t>
-      </w:r>
-      <w:r>
-        <w:rPr/>
-        <w:t xml:space="preserve">, </w:t>
-      </w:r>
-      <w:r>
-        <w:rPr>
-          <w:rFonts w:ascii="Consolas" w:hAnsi="Consolas"/>
-        </w:rPr>
-        <w:t>PROMPT_TEMPLATE.md</w:t>
-      </w:r>
-      <w:r>
-        <w:rPr/>
-        <w:t xml:space="preserve">, </w:t>
-      </w:r>
-      <w:r>
-        <w:rPr>
-          <w:rFonts w:ascii="Consolas" w:hAnsi="Consolas"/>
-        </w:rPr>
-        <w:t>METHOD_AND_SCORING.md</w:t>
-      </w:r>
-      <w:r>
-        <w:rPr/>
-        <w:t xml:space="preserve">, </w:t>
-      </w:r>
-      <w:r>
-        <w:rPr>
-          <w:rFonts w:ascii="Consolas" w:hAnsi="Consolas"/>
-        </w:rPr>
-        <w:t>ASSESSMENT_TOOLKIT_USER_GUIDE.md</w:t>
-      </w:r>
-      <w:r>
-        <w:rPr/>
-        <w:t>, this file).</w:t>
-      </w:r>
-    </w:p>
-    <w:p>
-      <w:pPr>
-        <w:tabs>
-          <w:tab w:pos="454" w:val="left"/>
-        </w:tabs>
-        <w:spacing w:after="60"/>
-        <w:ind w:left="454" w:hanging="454"/>
-      </w:pPr>
-      <w:r>
-        <w:rPr/>
-        <w:t>10.</w:t>
-        <w:tab/>
-      </w:r>
-      <w:r>
-        <w:rPr>
-          <w:b/>
-        </w:rPr>
-        <w:t>Recalc reference struck</w:t>
-      </w:r>
-      <w:r>
-        <w:rPr/>
-        <w:t xml:space="preserve"> from </w:t>
-      </w:r>
-      <w:r>
-        <w:rPr>
-          <w:rFonts w:ascii="Consolas" w:hAnsi="Consolas"/>
-        </w:rPr>
-        <w:t>WORKBOOK_WRITE_PROTOCOL.md</w:t>
-      </w:r>
-      <w:r>
-        <w:rPr/>
-        <w:t xml:space="preserve">; its stale references to the retired </w:t>
-      </w:r>
-      <w:r>
-        <w:rPr>
-          <w:rFonts w:ascii="Consolas" w:hAnsi="Consolas"/>
-        </w:rPr>
-        <w:t>build_climate_heatmap.py</w:t>
-      </w:r>
-      <w:r>
-        <w:rPr/>
-        <w:t xml:space="preserve"> and </w:t>
-      </w:r>
-      <w:r>
-        <w:rPr>
-          <w:rFonts w:ascii="Consolas" w:hAnsi="Consolas"/>
-        </w:rPr>
-        <w:t>utils.py</w:t>
-      </w:r>
-      <w:r>
-        <w:rPr/>
-        <w:t xml:space="preserve"> removed at the same time.</w:t>
-      </w:r>
-    </w:p>
-    <w:p>
-      <w:pPr>
-        <w:pStyle w:val="Heading3"/>
-      </w:pPr>
-      <w:r>
-        <w:rPr/>
-        <w:t>Active work</w:t>
-      </w:r>
-    </w:p>
-    <w:p>
-      <w:pPr>
-        <w:tabs>
-          <w:tab w:pos="454" w:val="left"/>
-        </w:tabs>
-        <w:spacing w:after="60"/>
-        <w:ind w:left="454" w:hanging="454"/>
-      </w:pPr>
-      <w:r>
-        <w:rPr/>
-        <w:t>1.</w:t>
-        <w:tab/>
-      </w:r>
-      <w:r>
-        <w:rPr>
-          <w:b/>
-        </w:rPr>
-        <w:t>Approve the four queued records</w:t>
-      </w:r>
-      <w:r>
-        <w:rPr/>
-        <w:t xml:space="preserve"> from the first policy scan (</w:t>
-      </w:r>
-      <w:r>
-        <w:rPr>
-          <w:rFonts w:ascii="Consolas" w:hAnsi="Consolas"/>
-        </w:rPr>
-        <w:t>outputs_other/policy_scan_2026-09-02.md</w:t>
-      </w:r>
-      <w:r>
-        <w:rPr/>
-        <w:t xml:space="preserve">, queued in </w:t>
-      </w:r>
-      <w:r>
-        <w:rPr>
-          <w:rFonts w:ascii="Consolas" w:hAnsi="Consolas"/>
-        </w:rPr>
-        <w:t>Data/pending_additions.md</w:t>
-      </w:r>
-      <w:r>
-        <w:rPr/>
-        <w:t xml:space="preserve">): the Natural Environment (Scotland) Act 2026 and the Environment (Principles, Governance and Biodiversity Targets) (Wales) Act 2026 as </w:t>
-      </w:r>
-      <w:r>
-        <w:rPr>
-          <w:rFonts w:ascii="Consolas" w:hAnsi="Consolas"/>
-        </w:rPr>
-        <w:t>LEG</w:t>
-      </w:r>
-      <w:r>
-        <w:rPr/>
-        <w:t xml:space="preserve">; Environmental Standards Scotland and the Office of Environmental Governance Wales as </w:t>
-      </w:r>
-      <w:r>
-        <w:rPr>
-          <w:rFonts w:ascii="Consolas" w:hAnsi="Consolas"/>
-        </w:rPr>
-        <w:t>ORG</w:t>
-      </w:r>
-      <w:r>
-        <w:rPr/>
-        <w:t>. All four are gaps in existing coverage rather than new publications. A fifth, the draft NI Nature Recovery Strategy, is held pending adoption. Writing them takes UK governance to v22.</w:t>
-      </w:r>
-    </w:p>
-    <w:p>
-      <w:pPr>
-        <w:tabs>
-          <w:tab w:pos="454" w:val="left"/>
-        </w:tabs>
-        <w:spacing w:after="60"/>
-        <w:ind w:left="454" w:hanging="454"/>
-      </w:pPr>
-      <w:r>
-        <w:rPr/>
-        <w:t>2.</w:t>
-        <w:tab/>
-      </w:r>
-      <w:r>
-        <w:rPr>
-          <w:b/>
-        </w:rPr>
-        <w:t>Approve or reject the twelve queued items from the retrospective assessment sweep</w:t>
-      </w:r>
-      <w:r>
-        <w:rPr/>
-        <w:t xml:space="preserve"> (</w:t>
-      </w:r>
-      <w:r>
-        <w:rPr>
-          <w:rFonts w:ascii="Consolas" w:hAnsi="Consolas"/>
-        </w:rPr>
-        <w:t>Data/pending_additions.md</w:t>
-      </w:r>
-      <w:r>
-        <w:rPr/>
-        <w:t xml:space="preserve">). The four completed assessments were re-read for </w:t>
-      </w:r>
-      <w:r>
-        <w:rPr>
-          <w:rFonts w:ascii="Consolas" w:hAnsi="Consolas"/>
-        </w:rPr>
-        <w:t>†</w:t>
-      </w:r>
-      <w:r>
-        <w:rPr/>
-        <w:t xml:space="preserve"> items on 2 September: 15 found, 3 already actioned (POL-067/068/069, from the ocean-heatwave run that continued into a workbook edit), </w:t>
-      </w:r>
-      <w:r>
-        <w:rPr>
-          <w:b/>
-        </w:rPr>
-        <w:t>12 never captured</w:t>
-      </w:r>
-      <w:r>
-        <w:rPr/>
-        <w:t xml:space="preserve"> — the Solar Roadmap 2025, Future Homes Standard, Heat-Health Alerting System, Adverse Weather and Health Plan, Building Regs Part O, NSWWS Extreme Heat warnings, GB Plant Health Risk Register, Defra plant-health contingency plans, Observatree, a UKHSA </w:t>
-      </w:r>
-      <w:r>
-        <w:rPr>
-          <w:rFonts w:ascii="Consolas" w:hAnsi="Consolas"/>
-        </w:rPr>
-        <w:t>ORG</w:t>
-      </w:r>
-      <w:r>
-        <w:rPr/>
-        <w:t xml:space="preserve"> record, and two indicator candidates (MCCIP sea temperature; UKHSA heat mortality, which overlaps IND-C-130).</w:t>
-      </w:r>
-    </w:p>
-    <w:p>
-      <w:pPr>
-        <w:tabs>
-          <w:tab w:pos="454" w:val="left"/>
-        </w:tabs>
-        <w:spacing w:after="60"/>
-        <w:ind w:left="454" w:hanging="454"/>
-      </w:pPr>
-      <w:r>
-        <w:rPr/>
-        <w:t>3.</w:t>
-        <w:tab/>
-      </w:r>
-      <w:r>
-        <w:rPr>
-          <w:b/>
-        </w:rPr>
-        <w:t>Settle three of the five open schema decisions — they now block seven queued rows.</w:t>
-      </w:r>
-      <w:r>
-        <w:rPr/>
-        <w:t xml:space="preserve"> The UKHSA </w:t>
-      </w:r>
-      <w:r>
-        <w:rPr>
-          <w:rFonts w:ascii="Consolas" w:hAnsi="Consolas"/>
-        </w:rPr>
-        <w:t>ORG</w:t>
-      </w:r>
-      <w:r>
-        <w:rPr/>
-        <w:t xml:space="preserve"> record (blocks five), the </w:t>
-      </w:r>
-      <w:r>
-        <w:rPr>
-          <w:rFonts w:ascii="Consolas" w:hAnsi="Consolas"/>
-        </w:rPr>
-        <w:t>General_Type</w:t>
-      </w:r>
-      <w:r>
-        <w:rPr/>
-        <w:t xml:space="preserve"> value "Operational service / System" (blocks the NSWWS row and arguably two more), and the Building Act enabling-legislation </w:t>
-      </w:r>
-      <w:r>
-        <w:rPr>
-          <w:rFonts w:ascii="Consolas" w:hAnsi="Consolas"/>
-        </w:rPr>
-        <w:t>LEG</w:t>
-      </w:r>
-      <w:r>
-        <w:rPr/>
-        <w:t xml:space="preserve"> ID for Part O (blocks one). These were logged as abstract questions; they are now on the critical path.</w:t>
-      </w:r>
-    </w:p>
-    <w:p>
-      <w:pPr>
-        <w:tabs>
-          <w:tab w:pos="454" w:val="left"/>
-        </w:tabs>
-        <w:spacing w:after="60"/>
-        <w:ind w:left="454" w:hanging="454"/>
-      </w:pPr>
-      <w:r>
-        <w:rPr/>
-        <w:t>4.</w:t>
-        <w:tab/>
-      </w:r>
-      <w:r>
-        <w:rPr>
-          <w:b/>
-        </w:rPr>
-        <w:t>Decide the Environment Act target delivery plan granularity</w:t>
-      </w:r>
-      <w:r>
-        <w:rPr/>
-        <w:t xml:space="preserve"> — thirteen statutory target delivery plans plus an overview were published on 16 July 2026 and none is in the workbook, which currently holds the statute ([LEG-004]) and the plan ([POL-001]) but nothing of the delivery layer. One </w:t>
-      </w:r>
-      <w:r>
-        <w:rPr>
-          <w:rFonts w:ascii="Consolas" w:hAnsi="Consolas"/>
-        </w:rPr>
-        <w:t>POL</w:t>
-      </w:r>
-      <w:r>
-        <w:rPr/>
-        <w:t xml:space="preserve"> for the programme, or thirteen? My recommendation is thirteen, so indicators attach to the right plan and the diagram shows the chain at the level it operates.</w:t>
-      </w:r>
-    </w:p>
-    <w:p>
-      <w:pPr>
-        <w:tabs>
-          <w:tab w:pos="454" w:val="left"/>
-        </w:tabs>
-        <w:spacing w:after="60"/>
-        <w:ind w:left="454" w:hanging="454"/>
-      </w:pPr>
-      <w:r>
-        <w:rPr/>
-        <w:t>5.</w:t>
-        <w:tab/>
-      </w:r>
-      <w:r>
-        <w:rPr>
-          <w:b/>
-        </w:rPr>
-        <w:t>Complete the first scan — Defra is done, everything else is not.</w:t>
-      </w:r>
-      <w:r>
-        <w:rPr/>
-        <w:t xml:space="preserve"> All 388 Defra items for 6 July – 2 September are now enumerated, title-swept and screened. </w:t>
-      </w:r>
-      <w:r>
-        <w:rPr>
-          <w:b/>
-        </w:rPr>
-        <w:t>Natural England, the Environment Agency, JNCC, the Forestry Commission, the MMO, UKHSA, DESNZ, legislation.gov.uk, the devolved administrations, the CCC, the OEP and the international bodies remain un-enumerated.</w:t>
-      </w:r>
-      <w:r>
-        <w:rPr/>
-        <w:t xml:space="preserve"> Method: browser + gov.uk search API (a plain fetch drops query strings and silently returns the unfiltered corpus). Two passes have run and each found more than the last: pass 1 found 4 records, pass 2 found 5 more plus 3 supersession/currency checks. Only Defra's Atom feed (reaching back to 19 Aug) and one ministerial statement were enumerated. </w:t>
-      </w:r>
-      <w:r>
-        <w:rPr>
-          <w:b/>
-        </w:rPr>
-        <w:t>Natural England, the Environment Agency, JNCC, the Forestry Commission, the MMO, UKHSA, DESNZ, legislation.gov.uk, the devolved administrations, the CCC, the OEP and the international bodies remain un-enumerated for the 6 July – 2 September window.</w:t>
-      </w:r>
-      <w:r>
-        <w:rPr/>
-        <w:t xml:space="preserve"> Note the gov.uk search API is unusable from this environment — the fetch tool drops query strings and returns the unfiltered corpus, which looks like a successful search; use the </w:t>
-      </w:r>
-      <w:r>
-        <w:rPr>
-          <w:rFonts w:ascii="Consolas" w:hAnsi="Consolas"/>
-        </w:rPr>
-        <w:t>.atom</w:t>
-      </w:r>
-      <w:r>
-        <w:rPr/>
-        <w:t xml:space="preserve"> feeds.</w:t>
-      </w:r>
-    </w:p>
-    <w:p>
-      <w:pPr>
-        <w:tabs>
-          <w:tab w:pos="454" w:val="left"/>
-        </w:tabs>
-        <w:spacing w:after="60"/>
-        <w:ind w:left="454" w:hanging="454"/>
-      </w:pPr>
-      <w:r>
-        <w:rPr/>
-        <w:t>6.</w:t>
-        <w:tab/>
-      </w:r>
-      <w:r>
-        <w:rPr>
-          <w:b/>
-        </w:rPr>
-        <w:t>Resolve the EIF currency question — highest priority of the queued items.</w:t>
-      </w:r>
-      <w:r>
-        <w:rPr/>
-        <w:t xml:space="preserve"> The Environmental Indicator Framework was refreshed six times in 2026 (13 Feb, 17 Mar "new indicators updated", 15 Apr, 13 May, 3 Jul, 19 Aug). </w:t>
-      </w:r>
-      <w:r>
-        <w:rPr>
-          <w:rFonts w:ascii="Consolas" w:hAnsi="Consolas"/>
-        </w:rPr>
-        <w:t>[IFW-01]</w:t>
-      </w:r>
-      <w:r>
-        <w:rPr/>
-        <w:t xml:space="preserve"> and its 66 EIF indicator rows may be stale, and whether any indicator was added or retired is unknown. This is the only queued item that touches the indicators workbook's content rather than adding governance records.</w:t>
-      </w:r>
-    </w:p>
-    <w:p>
-      <w:pPr>
-        <w:tabs>
-          <w:tab w:pos="454" w:val="left"/>
-        </w:tabs>
-        <w:spacing w:after="60"/>
-        <w:ind w:left="454" w:hanging="454"/>
-      </w:pPr>
-      <w:r>
-        <w:rPr/>
-        <w:t>7.</w:t>
-        <w:tab/>
-      </w:r>
-      <w:r>
-        <w:rPr>
-          <w:b/>
-        </w:rPr>
-        <w:t>Consider a one-off devolved backlog sweep.</w:t>
-      </w:r>
-      <w:r>
-        <w:rPr/>
-        <w:t xml:space="preserve"> The first scan looked only at spring 2026 and found two missed Acts; it did not look further back. If two were missed in six months, auditing devolved legislation 2021–2025 is probably worth an hour.</w:t>
-      </w:r>
-    </w:p>
-    <w:p>
-      <w:pPr>
-        <w:tabs>
-          <w:tab w:pos="454" w:val="left"/>
-        </w:tabs>
-        <w:spacing w:after="60"/>
-        <w:ind w:left="454" w:hanging="454"/>
-      </w:pPr>
-      <w:r>
-        <w:rPr/>
-        <w:t>8.</w:t>
-        <w:tab/>
-      </w:r>
-      <w:r>
-        <w:rPr>
-          <w:b/>
-        </w:rPr>
-        <w:t>Watch for the Scottish and Welsh statutory target sets.</w:t>
-      </w:r>
-      <w:r>
-        <w:rPr/>
-        <w:t xml:space="preserve"> Both Acts mandate targets </w:t>
-      </w:r>
-      <w:r>
-        <w:rPr>
-          <w:i/>
-        </w:rPr>
-        <w:t>and</w:t>
-      </w:r>
-      <w:r>
-        <w:rPr/>
-        <w:t xml:space="preserve"> monitoring indicators that do not yet exist. When published they are </w:t>
-      </w:r>
-      <w:r>
-        <w:rPr>
-          <w:rFonts w:ascii="Consolas" w:hAnsi="Consolas"/>
-        </w:rPr>
-        <w:t>IFW</w:t>
-      </w:r>
-      <w:r>
-        <w:rPr/>
-        <w:t xml:space="preserve"> + </w:t>
-      </w:r>
-      <w:r>
-        <w:rPr>
-          <w:rFonts w:ascii="Consolas" w:hAnsi="Consolas"/>
-        </w:rPr>
-        <w:t>IND</w:t>
-      </w:r>
-      <w:r>
-        <w:rPr/>
-        <w:t xml:space="preserve"> candidates and go straight to the project's core climate-input question — the highest-value thing currently on the horizon.</w:t>
-      </w:r>
-    </w:p>
-    <w:p>
-      <w:pPr>
-        <w:tabs>
-          <w:tab w:pos="454" w:val="left"/>
-        </w:tabs>
-        <w:spacing w:after="60"/>
-        <w:ind w:left="454" w:hanging="454"/>
-      </w:pPr>
-      <w:r>
-        <w:rPr/>
-        <w:t>9.</w:t>
-        <w:tab/>
-      </w:r>
-      <w:r>
-        <w:rPr>
-          <w:b/>
-        </w:rPr>
-        <w:t>User documentation.</w:t>
-      </w:r>
-      <w:r>
-        <w:rPr/>
-        <w:t xml:space="preserve"> </w:t>
-      </w:r>
-      <w:r>
-        <w:rPr>
-          <w:rFonts w:ascii="Consolas" w:hAnsi="Consolas"/>
-        </w:rPr>
-        <w:t>PA_toolkit/ASSESSMENT_TOOLKIT_USER_GUIDE.md</w:t>
-      </w:r>
-      <w:r>
-        <w:rPr/>
-        <w:t xml:space="preserve"> is now drafted — the end-to-end how-to for the assessment kit. Two pieces remain unwritten: a </w:t>
-      </w:r>
-      <w:r>
-        <w:rPr>
-          <w:b/>
-        </w:rPr>
-        <w:t>dashboard user guide</w:t>
-      </w:r>
-      <w:r>
-        <w:rPr/>
-        <w:t xml:space="preserve"> (what each dashboard shows, its data vintage, how to search, deep-link and export) and a </w:t>
-      </w:r>
-      <w:r>
-        <w:rPr>
-          <w:b/>
-        </w:rPr>
-        <w:t>canonical-files and update guide</w:t>
-      </w:r>
-      <w:r>
-        <w:rPr/>
-        <w:t xml:space="preserve"> (the stable-filename convention, the internal-version rule, the archive-on-supersede discipline). The dashboards' in-page Help modals partly cover the first.</w:t>
-      </w:r>
-    </w:p>
-    <w:p>
-      <w:pPr>
-        <w:tabs>
-          <w:tab w:pos="454" w:val="left"/>
-        </w:tabs>
-        <w:spacing w:after="60"/>
-        <w:ind w:left="454" w:hanging="454"/>
-      </w:pPr>
-      <w:r>
-        <w:rPr/>
-        <w:t>10.</w:t>
-        <w:tab/>
-      </w:r>
-      <w:r>
-        <w:rPr>
-          <w:b/>
-        </w:rPr>
-        <w:t>Add the two missing completed configs</w:t>
-      </w:r>
-      <w:r>
-        <w:rPr/>
-        <w:t xml:space="preserve"> (biosecurity, LST) to </w:t>
-      </w:r>
-      <w:r>
-        <w:rPr>
-          <w:rFonts w:ascii="Consolas" w:hAnsi="Consolas"/>
-        </w:rPr>
-        <w:t>PA_toolkit/completed_assessments/</w:t>
-      </w:r>
-      <w:r>
-        <w:rPr/>
-        <w:t xml:space="preserve">, so all four rendered assessments are reproducible from source. </w:t>
-      </w:r>
-      <w:r>
-        <w:rPr>
-          <w:i/>
-        </w:rPr>
-        <w:t xml:space="preserve">(The template rename to </w:t>
-      </w:r>
-      <w:r>
-        <w:rPr>
-          <w:rFonts w:ascii="Consolas" w:hAnsi="Consolas"/>
-          <w:i/>
-        </w:rPr>
-        <w:t>TEMPLATE_applied.yaml</w:t>
-      </w:r>
-      <w:r>
-        <w:rPr>
-          <w:i/>
-        </w:rPr>
-        <w:t xml:space="preserve"> / </w:t>
-      </w:r>
-      <w:r>
-        <w:rPr>
-          <w:rFonts w:ascii="Consolas" w:hAnsi="Consolas"/>
-          <w:i/>
-        </w:rPr>
-        <w:t>TEMPLATE_gap.yaml</w:t>
-      </w:r>
-      <w:r>
-        <w:rPr>
-          <w:i/>
-        </w:rPr>
-        <w:t xml:space="preserve"> is done, and all dependent documents updated; the </w:t>
-      </w:r>
-      <w:r>
-        <w:rPr>
-          <w:rFonts w:ascii="Consolas" w:hAnsi="Consolas"/>
-          <w:i/>
-        </w:rPr>
-        <w:t>outputs/</w:t>
-      </w:r>
-      <w:r>
-        <w:rPr>
-          <w:i/>
-        </w:rPr>
-        <w:t xml:space="preserve"> path in </w:t>
-      </w:r>
-      <w:r>
-        <w:rPr>
-          <w:rFonts w:ascii="Consolas" w:hAnsi="Consolas"/>
-          <w:i/>
-        </w:rPr>
-        <w:t>README.md</w:t>
-      </w:r>
-      <w:r>
-        <w:rPr>
-          <w:i/>
-        </w:rPr>
-        <w:t xml:space="preserve"> is corrected.)</w:t>
-      </w:r>
-    </w:p>
-    <w:p>
-      <w:pPr>
-        <w:tabs>
-          <w:tab w:pos="454" w:val="left"/>
-        </w:tabs>
-        <w:spacing w:after="60"/>
-        <w:ind w:left="454" w:hanging="454"/>
-      </w:pPr>
-      <w:r>
-        <w:rPr/>
-        <w:t>11.</w:t>
-        <w:tab/>
-      </w:r>
-      <w:r>
-        <w:rPr>
-          <w:b/>
-        </w:rPr>
-        <w:t>Work the CHECK-row judgement calls</w:t>
-      </w:r>
-      <w:r>
-        <w:rPr/>
-        <w:t xml:space="preserve"> left over from the orphan-code promotion (</w:t>
-      </w:r>
-      <w:r>
-        <w:rPr>
-          <w:rFonts w:ascii="Consolas" w:hAnsi="Consolas"/>
-        </w:rPr>
-        <w:t>outputs_other/ORPHAN_CODES_promotion_analysis.md</w:t>
-      </w:r>
-      <w:r>
-        <w:rPr/>
-        <w:t>) — the residual ambiguous cases.</w:t>
-      </w:r>
-    </w:p>
-    <w:p>
-      <w:pPr>
-        <w:pStyle w:val="Heading3"/>
-      </w:pPr>
-      <w:r>
-        <w:rPr/>
-        <w:t>Decisions deferred</w:t>
-      </w:r>
-    </w:p>
-    <w:p>
-      <w:pPr>
-        <w:tabs>
-          <w:tab w:pos="454" w:val="left"/>
-        </w:tabs>
-        <w:spacing w:after="60"/>
-        <w:ind w:left="454" w:hanging="454"/>
-      </w:pPr>
-      <w:r>
-        <w:rPr/>
-        <w:t>5.</w:t>
-        <w:tab/>
-      </w:r>
-      <w:r>
-        <w:rPr>
-          <w:b/>
-        </w:rPr>
-        <w:t>MCCIP topic-level scaffold</w:t>
-      </w:r>
-      <w:r>
-        <w:rPr/>
-        <w:t xml:space="preserve"> (26 rows) — draft at </w:t>
-      </w:r>
-      <w:r>
-        <w:rPr>
-          <w:rFonts w:ascii="Consolas" w:hAnsi="Consolas"/>
-        </w:rPr>
-        <w:t>outputs_other/MCCIP_indicators_proposed.xlsx</w:t>
-      </w:r>
-      <w:r>
-        <w:rPr/>
-        <w:t xml:space="preserve">. MCCIP is organised as 26 </w:t>
-      </w:r>
-      <w:r>
-        <w:rPr>
-          <w:i/>
-        </w:rPr>
-        <w:t>topics</w:t>
-      </w:r>
-      <w:r>
-        <w:rPr/>
-        <w:t xml:space="preserve"> with headline messages and confidence ratings, not a quantitative indicator catalogue; decomposing it would yield roughly 40–60 indicator-level rows, of which ~10–15 are climate-driven and ~8–12 overlap existing records. Recommended two-stage build: topic scaffold first, then priority indicator-level detail.</w:t>
-      </w:r>
-    </w:p>
-    <w:p>
-      <w:pPr>
-        <w:tabs>
-          <w:tab w:pos="454" w:val="left"/>
-        </w:tabs>
-        <w:spacing w:after="60"/>
-        <w:ind w:left="454" w:hanging="454"/>
-      </w:pPr>
-      <w:r>
-        <w:rPr/>
-        <w:t>6.</w:t>
-        <w:tab/>
-      </w:r>
-      <w:r>
-        <w:rPr>
-          <w:b/>
-        </w:rPr>
-        <w:t>Five open schema questions</w:t>
-      </w:r>
-      <w:r>
-        <w:rPr/>
-        <w:t xml:space="preserve"> — a new </w:t>
-      </w:r>
-      <w:r>
-        <w:rPr>
-          <w:rFonts w:ascii="Consolas" w:hAnsi="Consolas"/>
-        </w:rPr>
-        <w:t>General_Type</w:t>
-      </w:r>
-      <w:r>
-        <w:rPr/>
-        <w:t xml:space="preserve"> value "Operational service / System"; "Health" as a </w:t>
-      </w:r>
-      <w:r>
-        <w:rPr>
-          <w:rFonts w:ascii="Consolas" w:hAnsi="Consolas"/>
-        </w:rPr>
-        <w:t>Policy_Sector</w:t>
-      </w:r>
-      <w:r>
-        <w:rPr/>
-        <w:t xml:space="preserve"> token; whether to add a UKHSA ORG record; how to handle a UKHSA heat-mortality statistic; the Building Act enabling-legislation LEG ID for Part O.</w:t>
-      </w:r>
-    </w:p>
-    <w:p>
-      <w:pPr>
-        <w:tabs>
-          <w:tab w:pos="454" w:val="left"/>
-        </w:tabs>
-        <w:spacing w:after="60"/>
-        <w:ind w:left="454" w:hanging="454"/>
-      </w:pPr>
-      <w:r>
-        <w:rPr/>
-        <w:t>7.</w:t>
-        <w:tab/>
-      </w:r>
-      <w:r>
-        <w:rPr>
-          <w:b/>
-        </w:rPr>
-        <w:t>Scale the MO research→policy relevance rubric</w:t>
-      </w:r>
-      <w:r>
-        <w:rPr/>
-        <w:t xml:space="preserve"> from the 5 piloted entries to the remaining ~41 policy records. Three design questions block it: the scope of </w:t>
-      </w:r>
-      <w:r>
-        <w:rPr>
-          <w:rFonts w:ascii="Consolas" w:hAnsi="Consolas"/>
-        </w:rPr>
-        <w:t>Cur_MO</w:t>
-      </w:r>
-      <w:r>
-        <w:rPr/>
-        <w:t>; whether Supplier entries share the main matrix or get a separate tab; the confidence floor below which a score is not reportable.</w:t>
-      </w:r>
-    </w:p>
-    <w:p>
-      <w:pPr>
-        <w:tabs>
-          <w:tab w:pos="454" w:val="left"/>
-        </w:tabs>
-        <w:spacing w:after="60"/>
-        <w:ind w:left="454" w:hanging="454"/>
-      </w:pPr>
-      <w:r>
-        <w:rPr/>
-        <w:t>8.</w:t>
-        <w:tab/>
-      </w:r>
-      <w:r>
-        <w:rPr>
-          <w:b/>
-        </w:rPr>
-        <w:t>Integrate the indicator export</w:t>
-      </w:r>
-      <w:r>
-        <w:rPr/>
-        <w:t xml:space="preserve"> into </w:t>
-      </w:r>
-      <w:r>
-        <w:rPr>
-          <w:rFonts w:ascii="Consolas" w:hAnsi="Consolas"/>
-        </w:rPr>
-        <w:t>indicator_finder_v4.html</w:t>
-      </w:r>
-      <w:r>
-        <w:rPr/>
-        <w:t xml:space="preserve"> (~3 h, prototype ready in </w:t>
-      </w:r>
-      <w:r>
-        <w:rPr>
-          <w:rFonts w:ascii="Consolas" w:hAnsi="Consolas"/>
-        </w:rPr>
-        <w:t>export_scoping/</w:t>
-      </w:r>
-      <w:r>
-        <w:rPr/>
-        <w:t xml:space="preserve">), then decide on the governance-diagram equivalent. Related: whether </w:t>
-      </w:r>
-      <w:r>
-        <w:rPr>
-          <w:rFonts w:ascii="Consolas" w:hAnsi="Consolas"/>
-        </w:rPr>
-        <w:t>gbf</w:t>
-      </w:r>
-      <w:r>
-        <w:rPr/>
-        <w:t xml:space="preserve"> and </w:t>
-      </w:r>
-      <w:r>
-        <w:rPr>
-          <w:rFonts w:ascii="Consolas" w:hAnsi="Consolas"/>
-        </w:rPr>
-        <w:t>sectors</w:t>
-      </w:r>
-      <w:r>
-        <w:rPr/>
-        <w:t xml:space="preserve"> belong in the export — the scoping note flags them as the two excluded fields with real analytical value.</w:t>
-      </w:r>
-    </w:p>
-    <w:p>
-      <w:pPr>
-        <w:pStyle w:val="Heading3"/>
-      </w:pPr>
-      <w:r>
-        <w:rPr/>
-        <w:t>Answered clarifications</w:t>
-      </w:r>
-    </w:p>
-    <w:p>
-      <w:pPr>
-        <w:tabs>
-          <w:tab w:pos="454" w:val="left"/>
-        </w:tabs>
-        <w:spacing w:after="60"/>
-        <w:ind w:left="454" w:hanging="454"/>
-      </w:pPr>
-      <w:r>
-        <w:rPr/>
-        <w:t>9.</w:t>
-        <w:tab/>
-      </w:r>
-      <w:r>
-        <w:rPr>
-          <w:b/>
-        </w:rPr>
-        <w:t xml:space="preserve">What </w:t>
-      </w:r>
-      <w:r>
-        <w:rPr>
-          <w:rFonts w:ascii="Consolas" w:hAnsi="Consolas"/>
-          <w:b/>
-        </w:rPr>
-        <w:t>DASHBOARD_BUILD_PROTOCOL.md</w:t>
-      </w:r>
-      <w:r>
-        <w:rPr>
-          <w:b/>
-        </w:rPr>
-        <w:t xml:space="preserve"> and </w:t>
-      </w:r>
-      <w:r>
-        <w:rPr>
-          <w:rFonts w:ascii="Consolas" w:hAnsi="Consolas"/>
-          <w:b/>
-        </w:rPr>
-        <w:t>RELEASE_CHECKLIST.md</w:t>
-      </w:r>
-      <w:r>
-        <w:rPr>
-          <w:b/>
-        </w:rPr>
-        <w:t xml:space="preserve"> would do — and my recommendation.</w:t>
-      </w:r>
-    </w:p>
-    <w:p>
-      <w:pPr>
-        <w:pStyle w:val="ListBullet3"/>
-      </w:pPr>
-      <w:r>
-        <w:rPr>
-          <w:rFonts w:ascii="Consolas" w:hAnsi="Consolas"/>
-          <w:i/>
-        </w:rPr>
-        <w:t>DASHBOARD_BUILD_PROTOCOL.md</w:t>
-      </w:r>
-      <w:r>
-        <w:rPr/>
-        <w:t xml:space="preserve"> would specify: which script builds which dashboard, the working directory each must run from, where output lands, when to bump the </w:t>
-      </w:r>
-      <w:r>
-        <w:rPr>
-          <w:rFonts w:ascii="Consolas" w:hAnsi="Consolas"/>
-        </w:rPr>
-        <w:t>_vN</w:t>
-      </w:r>
-      <w:r>
-        <w:rPr/>
-        <w:t xml:space="preserve"> integer, and how to archive the superseded file. </w:t>
-      </w:r>
-      <w:r>
-        <w:rPr>
-          <w:b/>
-        </w:rPr>
-        <w:t>Recommendation: do not write it.</w:t>
-      </w:r>
-      <w:r>
-        <w:rPr/>
-        <w:t xml:space="preserve"> All of that already exists in two places — </w:t>
-      </w:r>
-      <w:r>
-        <w:rPr>
-          <w:rFonts w:ascii="Consolas" w:hAnsi="Consolas"/>
-        </w:rPr>
-        <w:t>build_all.py</w:t>
-      </w:r>
-      <w:r>
-        <w:rPr/>
-        <w:t xml:space="preserve">'s docstring documents the scripts, order and cwd; </w:t>
-      </w:r>
-      <w:r>
-        <w:rPr>
-          <w:rFonts w:ascii="Consolas" w:hAnsi="Consolas"/>
-        </w:rPr>
-        <w:t>WORKBOOK_WRITE_PROTOCOL.md</w:t>
-      </w:r>
-      <w:r>
-        <w:rPr/>
-        <w:t xml:space="preserve"> §7 documents the downstream sync. A third copy is a third thing to keep in step, and the same silent-drift risk as §4.1. If anything is missing, it is the version-bump-and-archive rule, which belongs </w:t>
-      </w:r>
-      <w:r>
-        <w:rPr>
-          <w:i/>
-        </w:rPr>
-        <w:t>inside</w:t>
-      </w:r>
-      <w:r>
-        <w:rPr/>
-        <w:t xml:space="preserve"> §7 of the write protocol.</w:t>
-      </w:r>
-    </w:p>
-    <w:p>
-      <w:pPr>
-        <w:pStyle w:val="ListBullet3"/>
-      </w:pPr>
-      <w:r>
-        <w:rPr>
-          <w:rFonts w:ascii="Consolas" w:hAnsi="Consolas"/>
-          <w:i/>
-        </w:rPr>
-        <w:t>RELEASE_CHECKLIST.md</w:t>
-      </w:r>
-      <w:r>
-        <w:rPr/>
-        <w:t xml:space="preserve"> is different in kind and worth having: not a procedure to read but a one-page gate to tick before finalising a version — </w:t>
-      </w:r>
-      <w:r>
-        <w:rPr>
-          <w:rFonts w:ascii="Consolas" w:hAnsi="Consolas"/>
-        </w:rPr>
-        <w:t>check_links.py</w:t>
-      </w:r>
-      <w:r>
-        <w:rPr/>
-        <w:t xml:space="preserve"> clean → changelog entry written → version integer bumped → superseded file archived → affected dashboards rebuilt → dashboard </w:t>
-      </w:r>
-      <w:r>
-        <w:rPr>
-          <w:rFonts w:ascii="Consolas" w:hAnsi="Consolas"/>
-        </w:rPr>
-        <w:t>_vN</w:t>
-      </w:r>
-      <w:r>
-        <w:rPr/>
-        <w:t xml:space="preserve"> bumped and old file archived. Six lines. Its value is that it is short enough to actually be used, and it catches the specific failure of finalising a workbook without rebuilding what depends on it. </w:t>
-      </w:r>
-      <w:r>
-        <w:rPr>
-          <w:b/>
-        </w:rPr>
-        <w:t>Recommendation: write this one, skip the other.</w:t>
-      </w:r>
-      <w:r>
-        <w:rPr/>
-        <w:t xml:space="preserve"> Say the word and I will.</w:t>
-      </w:r>
-    </w:p>
-    <w:p>
-      <w:pPr>
-        <w:tabs>
-          <w:tab w:pos="454" w:val="left"/>
-        </w:tabs>
-        <w:spacing w:after="60"/>
-        <w:ind w:left="454" w:hanging="454"/>
-      </w:pPr>
-      <w:r>
-        <w:rPr/>
-        <w:t>10.</w:t>
-        <w:tab/>
-      </w:r>
-      <w:r>
-        <w:rPr>
-          <w:rFonts w:ascii="Consolas" w:hAnsi="Consolas"/>
-          <w:b/>
-        </w:rPr>
-        <w:t>FRAMEWORK_CTX</w:t>
-      </w:r>
-      <w:r>
-        <w:rPr>
-          <w:b/>
-        </w:rPr>
-        <w:t xml:space="preserve"> — yes, still live, and here is how to fix it.</w:t>
-      </w:r>
-      <w:r>
-        <w:rPr/>
-        <w:t xml:space="preserve"> Retiring the heatmap removed </w:t>
-      </w:r>
-      <w:r>
-        <w:rPr>
-          <w:rFonts w:ascii="Consolas" w:hAnsi="Consolas"/>
-        </w:rPr>
-        <w:t>POLICY_CONTEXT</w:t>
-      </w:r>
-      <w:r>
-        <w:rPr/>
-        <w:t xml:space="preserve">, its twin. </w:t>
-      </w:r>
-      <w:r>
-        <w:rPr>
-          <w:rFonts w:ascii="Consolas" w:hAnsi="Consolas"/>
-        </w:rPr>
-        <w:t>FRAMEWORK_CTX</w:t>
-      </w:r>
-      <w:r>
-        <w:rPr/>
-        <w:t xml:space="preserve"> is unaffected: it sits in </w:t>
-      </w:r>
-      <w:r>
-        <w:rPr>
-          <w:rFonts w:ascii="Consolas" w:hAnsi="Consolas"/>
-        </w:rPr>
-        <w:t>build_indicator_finder.py</w:t>
-      </w:r>
-      <w:r>
-        <w:rPr/>
-        <w:t>, feeds the policy-context panel of the live indicator finder, and hardcodes a governance chain for each of the nine frameworks. It is currently small — nine chains, eleven distinct governance codes — which makes both fixes cheap.</w:t>
-      </w:r>
-    </w:p>
-    <w:p>
-      <w:pPr>
-        <w:pStyle w:val="ListBullet3"/>
-      </w:pPr>
-      <w:r>
-        <w:rPr>
-          <w:b/>
-        </w:rPr>
-        <w:t>Option A — derive it from the workbooks (the real fix).</w:t>
-      </w:r>
-      <w:r>
-        <w:rPr/>
-        <w:t xml:space="preserve"> The governance workbooks already carry </w:t>
-      </w:r>
-      <w:r>
-        <w:rPr>
-          <w:rFonts w:ascii="Consolas" w:hAnsi="Consolas"/>
-        </w:rPr>
-        <w:t>Indicator_Frameworks</w:t>
-      </w:r>
-      <w:r>
-        <w:rPr/>
-        <w:t xml:space="preserve"> columns on LEG, ORG and POL records; reversing those gives framework → (legislation, bodies, policies) directly, and </w:t>
-      </w:r>
-      <w:r>
-        <w:rPr>
-          <w:rFonts w:ascii="Consolas" w:hAnsi="Consolas"/>
-        </w:rPr>
-        <w:t>build_governance_diagram.py</w:t>
-      </w:r>
-      <w:r>
-        <w:rPr/>
-        <w:t xml:space="preserve"> already contains the parsing logic to do it. Cost: perhaps half a day, best done when the finder is next rebuilt substantially. Removes the class of problem rather than monitoring it.</w:t>
-      </w:r>
-    </w:p>
-    <w:p>
-      <w:pPr>
-        <w:pStyle w:val="ListBullet3"/>
-      </w:pPr>
-      <w:r>
-        <w:rPr>
-          <w:b/>
-        </w:rPr>
-        <w:t>Option B — a staleness check (the cheap interim).</w:t>
-      </w:r>
-      <w:r>
-        <w:rPr/>
-        <w:t xml:space="preserve"> Assert that every code in </w:t>
-      </w:r>
-      <w:r>
-        <w:rPr>
-          <w:rFonts w:ascii="Consolas" w:hAnsi="Consolas"/>
-        </w:rPr>
-        <w:t>FRAMEWORK_CTX</w:t>
-      </w:r>
-      <w:r>
-        <w:rPr/>
-        <w:t xml:space="preserve"> still exists in the </w:t>
-      </w:r>
-      <w:r>
-        <w:rPr>
-          <w:rFonts w:ascii="Consolas" w:hAnsi="Consolas"/>
-        </w:rPr>
-        <w:t>check_links.py</w:t>
-      </w:r>
-      <w:r>
-        <w:rPr/>
-        <w:t xml:space="preserve"> registry, and that no governance record points at a framework without appearing in that framework's chain. Roughly an hour, and it converts a silent failure into a loud one — which is most of the value.</w:t>
-      </w:r>
-    </w:p>
-    <w:p>
-      <w:pPr>
-        <w:pStyle w:val="ListBullet3"/>
-      </w:pPr>
-      <w:r>
-        <w:rPr>
-          <w:b/>
-        </w:rPr>
-        <w:t>Recommendation: B now, A when the finder is next opened.</w:t>
-      </w:r>
-      <w:r>
-        <w:rPr/>
-        <w:t xml:space="preserve"> The danger is not that the chains are wrong today; it is that nothing would tell you if they became wrong.</w:t>
-      </w:r>
-    </w:p>
-    <w:p>
-      <w:pPr>
-        <w:pBdr>
-          <w:bottom w:val="single" w:sz="6" w:space="1" w:color="A0A8AD"/>
-        </w:pBdr>
-      </w:pPr>
-    </w:p>
-    <w:p>
-      <w:pPr>
-        <w:pStyle w:val="Heading2"/>
-      </w:pPr>
-      <w:r>
-        <w:rPr/>
-        <w:t>8. Review of this document</w:t>
-      </w:r>
-    </w:p>
-    <w:p>
-      <w:r>
-        <w:rPr/>
-        <w:t>Written by Claude (Cowork), 1 September 2026, so you can judge how much weight to put on the sections above.</w:t>
-      </w:r>
-    </w:p>
-    <w:p>
-      <w:r>
-        <w:rPr>
-          <w:b/>
-        </w:rPr>
-        <w:t>Verified directly.</w:t>
-      </w:r>
-      <w:r>
-        <w:rPr/>
-        <w:t xml:space="preserve"> §2, §3.1, §3.4 and the closed items in §7 come from reading the file store and running the code. The workbook versions were read from the </w:t>
-      </w:r>
-      <w:r>
-        <w:rPr>
-          <w:rFonts w:ascii="Consolas" w:hAnsi="Consolas"/>
-        </w:rPr>
-        <w:t>Changelog</w:t>
-      </w:r>
-      <w:r>
-        <w:rPr/>
-        <w:t xml:space="preserve"> sheets; the 1,097-ID registry and five PASS results are from an actual </w:t>
-      </w:r>
-      <w:r>
-        <w:rPr>
-          <w:rFonts w:ascii="Consolas" w:hAnsi="Consolas"/>
-        </w:rPr>
-        <w:t>check_links.py</w:t>
-      </w:r>
-      <w:r>
-        <w:rPr/>
-        <w:t xml:space="preserve"> run; the 947-record count is the figure the builder loads, cross-checked against the workbook; the zero-formula finding is a full scan of every cell in all three workbooks; the </w:t>
-      </w:r>
-      <w:r>
-        <w:rPr>
-          <w:rFonts w:ascii="Consolas" w:hAnsi="Consolas"/>
-        </w:rPr>
-        <w:t>FRAMEWORK_CTX</w:t>
-      </w:r>
-      <w:r>
-        <w:rPr/>
-        <w:t xml:space="preserve"> contents were parsed out of the build script. §3.3's account of the assessment method and its search behaviour is drawn from </w:t>
-      </w:r>
-      <w:r>
-        <w:rPr>
-          <w:rFonts w:ascii="Consolas" w:hAnsi="Consolas"/>
-        </w:rPr>
-        <w:t>METHOD_AND_SCORING.md</w:t>
-      </w:r>
-      <w:r>
-        <w:rPr/>
-        <w:t xml:space="preserve"> and </w:t>
-      </w:r>
-      <w:r>
-        <w:rPr>
-          <w:rFonts w:ascii="Consolas" w:hAnsi="Consolas"/>
-        </w:rPr>
-        <w:t>PROMPT_TEMPLATE.md</w:t>
-      </w:r>
-      <w:r>
-        <w:rPr/>
-        <w:t xml:space="preserve"> directly.</w:t>
-      </w:r>
-    </w:p>
-    <w:p>
-      <w:r>
-        <w:rPr>
-          <w:b/>
-        </w:rPr>
-        <w:t>Inherited, not verified.</w:t>
-      </w:r>
-      <w:r>
-        <w:rPr/>
-        <w:t xml:space="preserve"> §5's working conventions, schema mechanics, controlled vocabulary and ID families are carried forward from the previous handover. They are plausible and internally consistent, but I have not re-derived them from the workbooks — I have not, for example, confirmed that the 14 </w:t>
-      </w:r>
-      <w:r>
-        <w:rPr>
-          <w:rFonts w:ascii="Consolas" w:hAnsi="Consolas"/>
-        </w:rPr>
-        <w:t>Policy_Sector</w:t>
-      </w:r>
-      <w:r>
-        <w:rPr/>
-        <w:t xml:space="preserve"> classes match the Data Dictionary. §3.2's dashboard feature lists are compiled from build-script source and prior documentation, not from opening the dashboards and exercising every control. </w:t>
-      </w:r>
-      <w:r>
-        <w:rPr>
-          <w:b/>
-        </w:rPr>
-        <w:t>Confidence: high on the file inventory, integrity results and code behaviour; medium on the convention and feature detail.</w:t>
-      </w:r>
-    </w:p>
-    <w:p>
-      <w:r>
-        <w:rPr>
-          <w:b/>
-        </w:rPr>
-        <w:t>What I would still fix before relying on this:</w:t>
-      </w:r>
-    </w:p>
-    <w:p>
-      <w:pPr>
-        <w:tabs>
-          <w:tab w:pos="454" w:val="left"/>
-        </w:tabs>
-        <w:spacing w:after="60"/>
-        <w:ind w:left="454" w:hanging="454"/>
-      </w:pPr>
-      <w:r>
-        <w:rPr/>
-        <w:t>1.</w:t>
-        <w:tab/>
-      </w:r>
-      <w:r>
-        <w:rPr>
-          <w:b/>
-        </w:rPr>
-        <w:t>Spot-check §5 against the Data Dictionary.</w:t>
-      </w:r>
-      <w:r>
-        <w:rPr/>
-        <w:t xml:space="preserve"> It is the section a new chat will follow most literally, and the section I verified least. Half an hour would move it from inherited to confirmed.</w:t>
-      </w:r>
-    </w:p>
-    <w:p>
-      <w:pPr>
-        <w:tabs>
-          <w:tab w:pos="454" w:val="left"/>
-        </w:tabs>
-        <w:spacing w:after="60"/>
-        <w:ind w:left="454" w:hanging="454"/>
-      </w:pPr>
-      <w:r>
-        <w:rPr/>
-        <w:t>2.</w:t>
-        <w:tab/>
-      </w:r>
-      <w:r>
-        <w:rPr>
-          <w:b/>
-        </w:rPr>
-        <w:t>Open both dashboards and confirm the §3.2 feature lists.</w:t>
-      </w:r>
-      <w:r>
-        <w:rPr/>
-        <w:t xml:space="preserve"> Described from source, not from use. If a listed control has since been removed, a reader loses trust in the whole document.</w:t>
-      </w:r>
-    </w:p>
-    <w:p>
-      <w:pPr>
-        <w:tabs>
-          <w:tab w:pos="454" w:val="left"/>
-        </w:tabs>
-        <w:spacing w:after="60"/>
-        <w:ind w:left="454" w:hanging="454"/>
-      </w:pPr>
-      <w:r>
-        <w:rPr/>
-        <w:t>3.</w:t>
-        <w:tab/>
-      </w:r>
-      <w:r>
-        <w:rPr/>
-        <w:t xml:space="preserve">~~Re-run the builders to prove the dashboards match the workbooks.~~ </w:t>
-      </w:r>
-      <w:r>
-        <w:rPr>
-          <w:b/>
-        </w:rPr>
-        <w:t>Done 2 September 2026</w:t>
-      </w:r>
-      <w:r>
-        <w:rPr/>
-        <w:t xml:space="preserve"> — </w:t>
-      </w:r>
-      <w:r>
-        <w:rPr>
-          <w:rFonts w:ascii="Consolas" w:hAnsi="Consolas"/>
-        </w:rPr>
-        <w:t>finalise.py</w:t>
-      </w:r>
-      <w:r>
-        <w:rPr/>
-        <w:t xml:space="preserve"> ran clean and both dashboards were regenerated from the current workbooks, which also proved the reorganised paths.</w:t>
-      </w:r>
-    </w:p>
-    <w:p>
-      <w:pPr>
-        <w:tabs>
-          <w:tab w:pos="454" w:val="left"/>
-        </w:tabs>
-        <w:spacing w:after="60"/>
-        <w:ind w:left="454" w:hanging="454"/>
-      </w:pPr>
-      <w:r>
-        <w:rPr/>
-        <w:t>4.</w:t>
-        <w:tab/>
-      </w:r>
-      <w:r>
-        <w:rPr>
-          <w:b/>
-        </w:rPr>
-        <w:t xml:space="preserve">Retire </w:t>
-      </w:r>
-      <w:r>
-        <w:rPr>
-          <w:rFonts w:ascii="Consolas" w:hAnsi="Consolas"/>
-          <w:b/>
-        </w:rPr>
-        <w:t>OUTSTANDING_ISSUES_AND_NEXT_STEPS.md</w:t>
-      </w:r>
-      <w:r>
-        <w:rPr>
-          <w:b/>
-        </w:rPr>
-        <w:t xml:space="preserve"> down to its unique content.</w:t>
-      </w:r>
-      <w:r>
-        <w:rPr/>
-        <w:t xml:space="preserve"> It now overlaps this document substantially, and two partly-stale backlogs are worse than one. Cut it back to the per-item analysis §7 only summarises, or fold that in and delete it.</w:t>
-      </w:r>
-    </w:p>
-    <w:p>
-      <w:r>
-        <w:rPr>
-          <w:b/>
-        </w:rPr>
-        <w:t>On splitting this into a manager document and an AI document.</w:t>
-      </w:r>
-      <w:r>
-        <w:rPr/>
-        <w:t xml:space="preserve"> My recommendation is to keep one document, for the same reason that §4 lists silent drift as the main standing risk: two documents sharing sixty per cent of their content will diverge, and the divergence will mislead precisely the reader who trusted the wrong copy. The overlap here is genuinely large — §§1–4 serve both readers, and a new chat needs the backlog as much as a manager does, so that it does not redo settled work. The routing note at the top costs a manager two minutes of skimming, which is cheaper than maintaining a second file. If the reader is a non-technical manager who would be put off by §§3.4 and 5, the right answer is a two-page executive summary that </w:t>
-      </w:r>
-      <w:r>
-        <w:rPr>
-          <w:i/>
-        </w:rPr>
-        <w:t>points at</w:t>
-      </w:r>
-      <w:r>
-        <w:rPr/>
-        <w:t xml:space="preserve"> this document rather than restating it — a summary, not a split. Offered if wanted.</w:t>
+        <w:t xml:space="preserve"> A protocol referencing tooling or conventions that do not exist causes bad edits, because a diligent reader assumes the check ran. Recurs whenever a protocol is edited without checking the file store.</w:t>
       </w:r>
     </w:p>
     <w:sectPr>

--- a/Exports/docx/PROJECT_HANDOVER_Nature_Climate_Indicators.docx
+++ b/Exports/docx/PROJECT_HANDOVER_Nature_Climate_Indicators.docx
@@ -2130,6 +2130,116 @@
           <w:rFonts w:ascii="Consolas" w:hAnsi="Consolas"/>
         </w:rPr>
         <w:t>build_indicator_finder.py</w:t>
+      </w:r>
+    </w:p>
+    <w:p>
+      <w:r>
+        <w:rPr>
+          <w:b/>
+        </w:rPr>
+        <w:t>Policy context is derived, not hardcoded.</w:t>
+      </w:r>
+      <w:r>
+        <w:rPr/>
+        <w:t xml:space="preserve"> Each indicator's right-hand "Policy context" panel is built from its framework's register row — </w:t>
+      </w:r>
+      <w:r>
+        <w:rPr>
+          <w:rFonts w:ascii="Consolas" w:hAnsi="Consolas"/>
+        </w:rPr>
+        <w:t>Key_Instruments</w:t>
+      </w:r>
+      <w:r>
+        <w:rPr/>
+        <w:t xml:space="preserve"> for designated-monitoring links, </w:t>
+      </w:r>
+      <w:r>
+        <w:rPr>
+          <w:rFonts w:ascii="Consolas" w:hAnsi="Consolas"/>
+        </w:rPr>
+        <w:t>Indirect_Policy_Links</w:t>
+      </w:r>
+      <w:r>
+        <w:rPr/>
+        <w:t xml:space="preserve"> for policy-relevant ones — resolved against both governance workbooks. The old </w:t>
+      </w:r>
+      <w:r>
+        <w:rPr>
+          <w:rFonts w:ascii="Consolas" w:hAnsi="Consolas"/>
+        </w:rPr>
+        <w:t>FRAMEWORK_CTX</w:t>
+      </w:r>
+      <w:r>
+        <w:rPr/>
+        <w:t xml:space="preserve"> table was removed on 28 September 2026 after it was found to be keyed on the sheet (so all 149 CCC rows shared the mitigation chain, including the 38 adaptation targets), to still cite the superseded CBDP 2023, and to be invisible to </w:t>
+      </w:r>
+      <w:r>
+        <w:rPr>
+          <w:rFonts w:ascii="Consolas" w:hAnsi="Consolas"/>
+        </w:rPr>
+        <w:t>check_links.py</w:t>
+      </w:r>
+      <w:r>
+        <w:rPr/>
+        <w:t>. Chains now change when the register changes.</w:t>
+      </w:r>
+    </w:p>
+    <w:p>
+      <w:pPr>
+        <w:pStyle w:val="IntenseQuote"/>
+      </w:pPr>
+      <w:r>
+        <w:rPr/>
+        <w:t xml:space="preserve">⚠ </w:t>
+      </w:r>
+      <w:r>
+        <w:rPr>
+          <w:b/>
+        </w:rPr>
+        <w:t xml:space="preserve">The join is on </w:t>
+      </w:r>
+      <w:r>
+        <w:rPr>
+          <w:rFonts w:ascii="Consolas" w:hAnsi="Consolas"/>
+          <w:b/>
+        </w:rPr>
+        <w:t>Source_Framework</w:t>
+      </w:r>
+      <w:r>
+        <w:rPr/>
+        <w:t xml:space="preserve">, row against register row. A mismatch yields an empty panel, silently. Fixing the join exposed that </w:t>
+      </w:r>
+      <w:r>
+        <w:rPr>
+          <w:b/>
+        </w:rPr>
+        <w:t>486 of 985 rows</w:t>
+      </w:r>
+      <w:r>
+        <w:rPr/>
+        <w:t xml:space="preserve"> did not match — the CCC rows after the v17 rename, and the GBF and SDG rows which carried the frameworks' own fuller titles. All are aligned as of indicators v26, and the builder now warns and names any value that does not match.</w:t>
+      </w:r>
+    </w:p>
+    <w:p>
+      <w:r>
+        <w:rPr>
+          <w:b/>
+        </w:rPr>
+        <w:t>Hovering a relationship tag</w:t>
+      </w:r>
+      <w:r>
+        <w:rPr/>
+        <w:t xml:space="preserve"> ("Designated monitoring" / "Policy-relevant") names the indicator set the relationship belongs to, because that claim is about a </w:t>
+      </w:r>
+      <w:r>
+        <w:rPr>
+          <w:i/>
+        </w:rPr>
+        <w:t>framework</w:t>
+      </w:r>
+      <w:r>
+        <w:rPr/>
+        <w:t>, not about the single indicator on screen, and the panel previously never said which framework was meant.</w:t>
       </w:r>
     </w:p>
     <w:p>
@@ -4147,6 +4257,190 @@
     </w:p>
     <w:p>
       <w:pPr>
+        <w:pStyle w:val="Heading3"/>
+      </w:pPr>
+      <w:r>
+        <w:rPr/>
+        <w:t xml:space="preserve">Scope rules — what is deliberately </w:t>
+      </w:r>
+      <w:r>
+        <w:rPr>
+          <w:b/>
+        </w:rPr>
+        <w:t>not</w:t>
+      </w:r>
+      <w:r>
+        <w:rPr/>
+        <w:t xml:space="preserve"> catalogued</w:t>
+      </w:r>
+    </w:p>
+    <w:p>
+      <w:r>
+        <w:rPr/>
+        <w:t>Both rules below were applied repeatedly before they were written down, which meant the same candidates kept coming back through successive scans. They are decisions, not drift.</w:t>
+      </w:r>
+    </w:p>
+    <w:p>
+      <w:r>
+        <w:rPr>
+          <w:b/>
+        </w:rPr>
+        <w:t>1. Operational agency monitoring statistics are out of scope</w:t>
+      </w:r>
+      <w:r>
+        <w:rPr/>
+        <w:t xml:space="preserve"> </w:t>
+      </w:r>
+      <w:r>
+        <w:rPr>
+          <w:i/>
+        </w:rPr>
+        <w:t>(Jonathan, 11 and 18 September 2026).</w:t>
+      </w:r>
+      <w:r>
+        <w:rPr/>
+        <w:t xml:space="preserve"> Environment Agency dry weather and drought summaries, water situation reports, rainfall and river flow weekly reports, and equivalent operational series from other agencies are </w:t>
+      </w:r>
+      <w:r>
+        <w:rPr>
+          <w:b/>
+        </w:rPr>
+        <w:t>not</w:t>
+      </w:r>
+      <w:r>
+        <w:rPr/>
+        <w:t xml:space="preserve"> catalogued as indicator records. They are operational hydrological monitoring, published on a weekly or monthly operational cycle, and they are not indicators of a policy target.</w:t>
+      </w:r>
+    </w:p>
+    <w:p>
+      <w:pPr>
+        <w:pStyle w:val="IntenseQuote"/>
+      </w:pPr>
+      <w:r>
+        <w:rPr/>
+        <w:t xml:space="preserve">⚠ </w:t>
+      </w:r>
+      <w:r>
+        <w:rPr>
+          <w:b/>
+        </w:rPr>
+        <w:t>Know what this costs.</w:t>
+      </w:r>
+      <w:r>
+        <w:rPr/>
+        <w:t xml:space="preserve"> Drought and water availability is the single largest thematic gap in the catalogue, confirmed from three independent source types during the September 2026 scan. The workbook holds [IND-C-105] freshwater quality and quantity and [IND-E-044] drought disruption, and from indicators v23 the CCC adaptation targets for the water and wastewater system — but no drought monitoring series. This is an accepted gap, not an oversight. An earlier note in </w:t>
+      </w:r>
+      <w:r>
+        <w:rPr>
+          <w:rFonts w:ascii="Consolas" w:hAnsi="Consolas"/>
+        </w:rPr>
+        <w:t>pending_additions.md</w:t>
+      </w:r>
+      <w:r>
+        <w:rPr/>
+        <w:t xml:space="preserve"> suggesting agency monitoring statistics would "eventually" get their own indicators worksheet is </w:t>
+      </w:r>
+      <w:r>
+        <w:rPr>
+          <w:b/>
+        </w:rPr>
+        <w:t>superseded by this rule</w:t>
+      </w:r>
+      <w:r>
+        <w:rPr/>
+        <w:t>; if that changes, change it here first.</w:t>
+      </w:r>
+    </w:p>
+    <w:p>
+      <w:r>
+        <w:rPr>
+          <w:b/>
+        </w:rPr>
+        <w:t>2. Level of generality — indicators are catalogued at framework level, not at site or event level</w:t>
+      </w:r>
+      <w:r>
+        <w:rPr/>
+        <w:t xml:space="preserve"> </w:t>
+      </w:r>
+      <w:r>
+        <w:rPr>
+          <w:i/>
+        </w:rPr>
+        <w:t>(Jonathan, 18 September 2026).</w:t>
+      </w:r>
+      <w:r>
+        <w:rPr/>
+        <w:t xml:space="preserve"> A candidate is rejected when it is:</w:t>
+      </w:r>
+    </w:p>
+    <w:p>
+      <w:pPr>
+        <w:pStyle w:val="ListBullet"/>
+      </w:pPr>
+      <w:r>
+        <w:rPr>
+          <w:b/>
+        </w:rPr>
+        <w:t>site- or catchment-specific</w:t>
+      </w:r>
+      <w:r>
+        <w:rPr/>
+        <w:t xml:space="preserve"> where a national series exists — the River Tyne, Tees and Wear fish counts were rejected because a generalised national measure is the right level;</w:t>
+      </w:r>
+    </w:p>
+    <w:p>
+      <w:pPr>
+        <w:pStyle w:val="ListBullet"/>
+      </w:pPr>
+      <w:r>
+        <w:rPr>
+          <w:b/>
+        </w:rPr>
+        <w:t>event reporting rather than monitoring</w:t>
+      </w:r>
+      <w:r>
+        <w:rPr/>
+        <w:t xml:space="preserve"> — the South West octopus bloom, seaweed species new to science, and single-catchment salmon stock notices;</w:t>
+      </w:r>
+    </w:p>
+    <w:p>
+      <w:pPr>
+        <w:pStyle w:val="ListBullet"/>
+      </w:pPr>
+      <w:r>
+        <w:rPr>
+          <w:b/>
+        </w:rPr>
+        <w:t>operational rather than policy-target monitoring</w:t>
+      </w:r>
+      <w:r>
+        <w:rPr/>
+        <w:t xml:space="preserve"> — the provisional Cormorant population indices are released early expressly "to enable their use for operational purposes" (Natural England licensing of fish-eating bird control), and the underlying Wetland Bird Survey is already held at the right generality as [IND-J-010] and [IND-J-013];</w:t>
+      </w:r>
+    </w:p>
+    <w:p>
+      <w:pPr>
+        <w:pStyle w:val="ListBullet"/>
+      </w:pPr>
+      <w:r>
+        <w:rPr>
+          <w:b/>
+        </w:rPr>
+        <w:t>an activity rather than a measure</w:t>
+      </w:r>
+      <w:r>
+        <w:rPr/>
+        <w:t xml:space="preserve"> — the UK bluefin tuna fishery is a genuine range-shift signal but is a fishery, not a monitoring indicator. It would qualify only with a clear monitoring series attached.</w:t>
+      </w:r>
+    </w:p>
+    <w:p>
+      <w:r>
+        <w:rPr/>
+        <w:t>The test is whether the candidate measures something a framework tracks, at the level the framework tracks it. A climate-interesting phenomenon is not automatically an indicator.</w:t>
+      </w:r>
+    </w:p>
+    <w:p>
+      <w:pPr>
         <w:pBdr>
           <w:bottom w:val="single" w:sz="6" w:space="1" w:color="A0A8AD"/>
         </w:pBdr>
@@ -4255,7 +4549,7 @@
       </w:r>
       <w:r>
         <w:rPr/>
-        <w:t xml:space="preserve">) — Solar Roadmap 2025, Future Homes Standard, Heat-Health Alerting System, Adverse Weather and Health Plan, Building Regs Part O, NSWWS Extreme Heat warnings, GB Plant Health Risk Register, Defra plant-health contingency plans, Observatree, a UKHSA </w:t>
+        <w:t xml:space="preserve">) — Solar Roadmap 2025, Future Homes Standard, Heat-Health Alerting System, Adverse Weather and Health Plan, Building Regs Part O, NSWWS Extreme Heat warnings, GB Plant Health Risk Register, Defra plant-health contingency plans, Observatree and a UKHSA </w:t>
       </w:r>
       <w:r>
         <w:rPr>
@@ -4265,7 +4559,61 @@
       </w:r>
       <w:r>
         <w:rPr/>
-        <w:t xml:space="preserve"> record, and two indicator candidates (MCCIP sea temperature; UKHSA heat mortality, which overlaps IND-C-130).</w:t>
+        <w:t xml:space="preserve"> record. The two indicator candidates from that sweep are settled: UKHSA heat mortality </w:t>
+      </w:r>
+      <w:r>
+        <w:rPr>
+          <w:b/>
+        </w:rPr>
+        <w:t>rejected</w:t>
+      </w:r>
+      <w:r>
+        <w:rPr/>
+        <w:t xml:space="preserve"> (overlaps [IND-C-130]); MCCIP sea temperature </w:t>
+      </w:r>
+      <w:r>
+        <w:rPr>
+          <w:b/>
+        </w:rPr>
+        <w:t>superseded by the MCCIP block proposal</w:t>
+      </w:r>
+      <w:r>
+        <w:rPr/>
+        <w:t xml:space="preserve"> below.</w:t>
+      </w:r>
+    </w:p>
+    <w:p>
+      <w:pPr>
+        <w:tabs>
+          <w:tab w:pos="454" w:val="left"/>
+        </w:tabs>
+        <w:spacing w:after="60"/>
+        <w:ind w:left="454" w:hanging="454"/>
+      </w:pPr>
+      <w:r>
+        <w:rPr/>
+        <w:t>3.</w:t>
+        <w:tab/>
+      </w:r>
+      <w:r>
+        <w:rPr>
+          <w:b/>
+        </w:rPr>
+        <w:t>MCCIP indicator block — proposal awaiting judgement</w:t>
+      </w:r>
+      <w:r>
+        <w:rPr/>
+        <w:t xml:space="preserve"> (</w:t>
+      </w:r>
+      <w:r>
+        <w:rPr>
+          <w:rFonts w:ascii="Consolas" w:hAnsi="Consolas"/>
+        </w:rPr>
+        <w:t>Data/pending_additions.md</w:t>
+      </w:r>
+      <w:r>
+        <w:rPr/>
+        <w:t>). MCCIP is held as [POL-049] with no indicator rows. A 22-topic block is proposed, modelled on [IFW-07] IPBES as an assessment-derived rather than target-tracking framework. This is the outstanding indicator decision.</w:t>
       </w:r>
     </w:p>
     <w:p>

--- a/Exports/docx/PROJECT_HANDOVER_Nature_Climate_Indicators.docx
+++ b/Exports/docx/PROJECT_HANDOVER_Nature_Climate_Indicators.docx
@@ -25,11 +25,11 @@
         <w:rPr>
           <w:b/>
         </w:rPr>
-        <w:t>Current as of 17 September 2026.</w:t>
-      </w:r>
-      <w:r>
-        <w:rPr/>
-        <w:t xml:space="preserve"> This document describes what exists, where it is and how to use it. It is not a history: settled decisions are not recorded here, only current state and genuinely unresolved work (§9).</w:t>
+        <w:t>Current as of 6 October 2026</w:t>
+      </w:r>
+      <w:r>
+        <w:rPr/>
+        <w:t xml:space="preserve"> (workbooks UK governance v29, international v18, indicators v27). This document describes what exists, where it is and how to use it. It is not a history: settled decisions are not recorded here, only current state and genuinely unresolved work (§9).</w:t>
       </w:r>
     </w:p>
     <w:p>
@@ -319,6 +319,35 @@
                 <w:sz w:val="18"/>
               </w:rPr>
               <w:t>Standing queue of candidate records found but not yet written.</w:t>
+            </w:r>
+          </w:p>
+        </w:tc>
+      </w:tr>
+      <w:tr>
+        <w:tc>
+          <w:tcPr>
+            <w:tcW w:type="dxa" w:w="4819"/>
+          </w:tcPr>
+          <w:p>
+            <w:r>
+              <w:rPr>
+                <w:rFonts w:ascii="Consolas" w:hAnsi="Consolas"/>
+                <w:sz w:val="18"/>
+              </w:rPr>
+              <w:t>Data/CANONICAL_FILES_GUIDE.md</w:t>
+            </w:r>
+          </w:p>
+        </w:tc>
+        <w:tc>
+          <w:tcPr>
+            <w:tcW w:type="dxa" w:w="4819"/>
+          </w:tcPr>
+          <w:p>
+            <w:r>
+              <w:rPr>
+                <w:sz w:val="18"/>
+              </w:rPr>
+              <w:t>Short guide to the three workbooks: contents, linking, versions and archives, reading and changing them.</w:t>
             </w:r>
           </w:p>
         </w:tc>
@@ -509,36 +538,20 @@
               <w:rPr>
                 <w:sz w:val="18"/>
               </w:rPr>
-              <w:t>Analysis by-products: MCCIP draft, orphan-code analysis, policy-scan notes.</w:t>
+              <w:t xml:space="preserve">Analysis by-products and method records: </w:t>
             </w:r>
-          </w:p>
-        </w:tc>
-      </w:tr>
-      <w:tr>
-        <w:tc>
-          <w:tcPr>
-            <w:tcW w:type="dxa" w:w="4819"/>
-          </w:tcPr>
-          <w:p>
             <w:r>
               <w:rPr>
                 <w:rFonts w:ascii="Consolas" w:hAnsi="Consolas"/>
                 <w:sz w:val="18"/>
               </w:rPr>
-              <w:t>export_scoping/</w:t>
+              <w:t>CLIMATE_SCORE_METHOD.md</w:t>
             </w:r>
-          </w:p>
-        </w:tc>
-        <w:tc>
-          <w:tcPr>
-            <w:tcW w:type="dxa" w:w="4819"/>
-          </w:tcPr>
-          <w:p>
             <w:r>
               <w:rPr>
                 <w:sz w:val="18"/>
               </w:rPr>
-              <w:t>Design record for the indicator export, now shipped. Deletable — §9 item 15.</w:t>
+              <w:t xml:space="preserve"> and the v27 harmonisation review, the export scoping note, MCCIP draft, orphan-code analysis, policy-scan notes and triage workbooks.</w:t>
             </w:r>
           </w:p>
         </w:tc>
@@ -596,7 +609,33 @@
               <w:rPr>
                 <w:sz w:val="18"/>
               </w:rPr>
-              <w:t>Instructions and skills for porting the knowledge base to Microsoft 365 / Copilot Studio.</w:t>
+              <w:t>The GitHub Copilot configuration (</w:t>
+            </w:r>
+            <w:r>
+              <w:rPr>
+                <w:rFonts w:ascii="Consolas" w:hAnsi="Consolas"/>
+                <w:sz w:val="18"/>
+              </w:rPr>
+              <w:t>AGENTS.md</w:t>
+            </w:r>
+            <w:r>
+              <w:rPr>
+                <w:sz w:val="18"/>
+              </w:rPr>
+              <w:t xml:space="preserve">, </w:t>
+            </w:r>
+            <w:r>
+              <w:rPr>
+                <w:rFonts w:ascii="Consolas" w:hAnsi="Consolas"/>
+                <w:sz w:val="18"/>
+              </w:rPr>
+              <w:t>.github/</w:t>
+            </w:r>
+            <w:r>
+              <w:rPr>
+                <w:sz w:val="18"/>
+              </w:rPr>
+              <w:t>), staged for installation at the repository root (§6.1).</w:t>
             </w:r>
           </w:p>
         </w:tc>
@@ -762,7 +801,13 @@
                 <w:b/>
                 <w:sz w:val="18"/>
               </w:rPr>
-              <w:t>v21</w:t>
+              <w:t>v29</w:t>
+            </w:r>
+            <w:r>
+              <w:rPr>
+                <w:sz w:val="18"/>
+              </w:rPr>
+              <w:t xml:space="preserve"> (2026-10-06)</w:t>
             </w:r>
           </w:p>
         </w:tc>
@@ -805,7 +850,13 @@
                 <w:b/>
                 <w:sz w:val="18"/>
               </w:rPr>
-              <w:t>v14</w:t>
+              <w:t>v18</w:t>
+            </w:r>
+            <w:r>
+              <w:rPr>
+                <w:sz w:val="18"/>
+              </w:rPr>
+              <w:t xml:space="preserve"> (2026-10-06)</w:t>
             </w:r>
           </w:p>
         </w:tc>
@@ -848,7 +899,13 @@
                 <w:b/>
                 <w:sz w:val="18"/>
               </w:rPr>
-              <w:t>v16</w:t>
+              <w:t>v27</w:t>
+            </w:r>
+            <w:r>
+              <w:rPr>
+                <w:sz w:val="18"/>
+              </w:rPr>
+              <w:t xml:space="preserve"> (2026-09-28)</w:t>
             </w:r>
           </w:p>
         </w:tc>
@@ -857,14 +914,60 @@
     <w:p/>
     <w:p>
       <w:r>
+        <w:rPr/>
+        <w:t xml:space="preserve">UK governance holds 49 </w:t>
+      </w:r>
+      <w:r>
+        <w:rPr>
+          <w:rFonts w:ascii="Consolas" w:hAnsi="Consolas"/>
+        </w:rPr>
+        <w:t>ORG</w:t>
+      </w:r>
+      <w:r>
+        <w:rPr/>
+        <w:t xml:space="preserve">, 69 </w:t>
+      </w:r>
+      <w:r>
+        <w:rPr>
+          <w:rFonts w:ascii="Consolas" w:hAnsi="Consolas"/>
+        </w:rPr>
+        <w:t>LEG</w:t>
+      </w:r>
+      <w:r>
+        <w:rPr/>
+        <w:t xml:space="preserve"> and 109 </w:t>
+      </w:r>
+      <w:r>
+        <w:rPr>
+          <w:rFonts w:ascii="Consolas" w:hAnsi="Consolas"/>
+        </w:rPr>
+        <w:t>POL</w:t>
+      </w:r>
+      <w:r>
+        <w:rPr/>
+        <w:t xml:space="preserve"> records (highest IDs ORG-049, LEG-071, POL-111; POL-023, POL-024, LEG-008 and LEG-009 retired).</w:t>
+      </w:r>
+    </w:p>
+    <w:p>
+      <w:r>
         <w:rPr>
           <w:b/>
         </w:rPr>
-        <w:t>Indicator content: 947 records</w:t>
-      </w:r>
-      <w:r>
-        <w:rPr/>
-        <w:t xml:space="preserve"> across nine framework sheets — EIF 66, CCC 111, JNCC UKBI 77, SoN 2023 32, EEA 62, BIP 81, IPBES 143, CBD GBF 202, UN SDG 173.</w:t>
+        <w:t>Indicator content: 985 records</w:t>
+      </w:r>
+      <w:r>
+        <w:rPr/>
+        <w:t xml:space="preserve"> across nine framework sheets and </w:t>
+      </w:r>
+      <w:r>
+        <w:rPr>
+          <w:b/>
+        </w:rPr>
+        <w:t>eleven register frameworks</w:t>
+      </w:r>
+      <w:r>
+        <w:rPr/>
+        <w:t xml:space="preserve"> — EIF 66, CCC 149, JNCC UKBI 77, SoN 2023 32, EEA 62, BIP 81, IPBES 143, CBD GBF 202, UN SDG 173. The CCC sheet carries three frameworks: [IFW-02] Mitigation Monitoring Framework (79), [IFW-10] Adaptation Monitoring Framework 2026 (38 proposed targets, IND-C-147 to IND-C-184, added v23) and [IFW-11] Adaptation Monitoring Framework 2023–2025, superseded but retained (32). The figure was 947 until v23; documents citing 947 predate it.</w:t>
       </w:r>
     </w:p>
     <w:p>
@@ -899,7 +1002,7 @@
         <w:rPr>
           <w:b/>
         </w:rPr>
-        <w:t>951</w:t>
+        <w:t>989</w:t>
       </w:r>
       <w:r>
         <w:rPr/>
@@ -990,11 +1093,21 @@
         <w:rPr>
           <w:b/>
         </w:rPr>
-        <w:t>1,097</w:t>
-      </w:r>
-      <w:r>
-        <w:rPr/>
-        <w:t xml:space="preserve"> Record_IDs / Framework_IDs and enforces five invariants. It must pass clean before any version is finalised. It is the only automated gate, which is sufficient because the workbooks contain </w:t>
+        <w:t>1,186</w:t>
+      </w:r>
+      <w:r>
+        <w:rPr/>
+        <w:t xml:space="preserve"> Record_IDs / Framework_IDs and enforces six invariants (the sixth, added September 2026, validates every </w:t>
+      </w:r>
+      <w:r>
+        <w:rPr>
+          <w:rFonts w:ascii="Consolas" w:hAnsi="Consolas"/>
+        </w:rPr>
+        <w:t>Controlled</w:t>
+      </w:r>
+      <w:r>
+        <w:rPr/>
+        <w:t xml:space="preserve"> column against the values declared in the Data Dictionary). It must pass clean before any version is finalised. It is sufficient for referential integrity because the workbooks contain </w:t>
       </w:r>
       <w:r>
         <w:rPr>
@@ -1004,17 +1117,72 @@
       </w:r>
       <w:r>
         <w:rPr/>
-        <w:t xml:space="preserve"> — every value is static. Keep it that way: all build scripts read with </w:t>
+        <w:t xml:space="preserve"> — every value is static. It cannot tell whether a URL opens the instrument a record names: that is </w:t>
       </w:r>
       <w:r>
         <w:rPr>
           <w:rFonts w:ascii="Consolas" w:hAnsi="Consolas"/>
         </w:rPr>
+        <w:t>check_legislation_links.py</w:t>
+      </w:r>
+      <w:r>
+        <w:rPr/>
+        <w:t xml:space="preserve">, the second automated check (§6). Keep it that way: all build scripts read with </w:t>
+      </w:r>
+      <w:r>
+        <w:rPr>
+          <w:rFonts w:ascii="Consolas" w:hAnsi="Consolas"/>
+        </w:rPr>
         <w:t>data_only=True</w:t>
       </w:r>
       <w:r>
         <w:rPr/>
         <w:t>, and openpyxl does not compute formulas.</w:t>
+      </w:r>
+    </w:p>
+    <w:p>
+      <w:r>
+        <w:rPr>
+          <w:b/>
+        </w:rPr>
+        <w:t xml:space="preserve">The </w:t>
+      </w:r>
+      <w:r>
+        <w:rPr>
+          <w:rFonts w:ascii="Consolas" w:hAnsi="Consolas"/>
+          <w:b/>
+        </w:rPr>
+        <w:t>Cross-Reference Index</w:t>
+      </w:r>
+      <w:r>
+        <w:rPr>
+          <w:b/>
+        </w:rPr>
+        <w:t xml:space="preserve"> sheet in each governance workbook is derived.</w:t>
+      </w:r>
+      <w:r>
+        <w:rPr/>
+        <w:t xml:space="preserve"> </w:t>
+      </w:r>
+      <w:r>
+        <w:rPr>
+          <w:rFonts w:ascii="Consolas" w:hAnsi="Consolas"/>
+        </w:rPr>
+        <w:t>rebuild_xref.py</w:t>
+      </w:r>
+      <w:r>
+        <w:rPr/>
+        <w:t xml:space="preserve"> regenerates it from the record sheets as step 1 of </w:t>
+      </w:r>
+      <w:r>
+        <w:rPr>
+          <w:rFonts w:ascii="Consolas" w:hAnsi="Consolas"/>
+        </w:rPr>
+        <w:t>finalise.py</w:t>
+      </w:r>
+      <w:r>
+        <w:rPr/>
+        <w:t>; hand edits are overwritten and nothing reads it.</w:t>
       </w:r>
     </w:p>
     <w:p>
@@ -1090,11 +1258,31 @@
         <w:rPr>
           <w:rFonts w:ascii="Consolas" w:hAnsi="Consolas"/>
         </w:rPr>
-        <w:t>IFW-09</w:t>
-      </w:r>
-      <w:r>
-        <w:rPr/>
-        <w:t xml:space="preserve">). </w:t>
+        <w:t>IFW-11</w:t>
+      </w:r>
+      <w:r>
+        <w:rPr/>
+        <w:t xml:space="preserve">; eleven rows over nine sheets). The finder joins indicator rows to this register on </w:t>
+      </w:r>
+      <w:r>
+        <w:rPr>
+          <w:rFonts w:ascii="Consolas" w:hAnsi="Consolas"/>
+        </w:rPr>
+        <w:t>Source_Framework</w:t>
+      </w:r>
+      <w:r>
+        <w:rPr/>
+        <w:t xml:space="preserve">, so a row's </w:t>
+      </w:r>
+      <w:r>
+        <w:rPr>
+          <w:rFonts w:ascii="Consolas" w:hAnsi="Consolas"/>
+        </w:rPr>
+        <w:t>Source_Framework</w:t>
+      </w:r>
+      <w:r>
+        <w:rPr/>
+        <w:t xml:space="preserve"> must match its register row exactly (§4). </w:t>
       </w:r>
       <w:r>
         <w:rPr>
@@ -1205,6 +1393,97 @@
       <w:r>
         <w:rPr/>
         <w:t xml:space="preserve"> flag recomputed from actual use.</w:t>
+      </w:r>
+    </w:p>
+    <w:p>
+      <w:pPr>
+        <w:pStyle w:val="ListBullet"/>
+      </w:pPr>
+      <w:r>
+        <w:rPr>
+          <w:rFonts w:ascii="Consolas" w:hAnsi="Consolas"/>
+          <w:b/>
+        </w:rPr>
+        <w:t>Legend</w:t>
+      </w:r>
+      <w:r>
+        <w:rPr/>
+        <w:t xml:space="preserve"> — the 0–3 </w:t>
+      </w:r>
+      <w:r>
+        <w:rPr>
+          <w:rFonts w:ascii="Consolas" w:hAnsi="Consolas"/>
+        </w:rPr>
+        <w:t>Climate_Score</w:t>
+      </w:r>
+      <w:r>
+        <w:rPr/>
+        <w:t xml:space="preserve"> scale, its core principle and Rules A–H.</w:t>
+      </w:r>
+    </w:p>
+    <w:p>
+      <w:pPr>
+        <w:pStyle w:val="Heading3"/>
+      </w:pPr>
+      <w:r>
+        <w:rPr/>
+        <w:t>Climate_Score</w:t>
+      </w:r>
+    </w:p>
+    <w:p>
+      <w:r>
+        <w:rPr/>
+        <w:t xml:space="preserve">A </w:t>
+      </w:r>
+      <w:r>
+        <w:rPr>
+          <w:b/>
+        </w:rPr>
+        <w:t>data-dependency</w:t>
+      </w:r>
+      <w:r>
+        <w:rPr/>
+        <w:t xml:space="preserve"> score, not a climate-relevance score: does weather or climate data enter the indicator's calculation, or does inter-annual weather move its published value? Topical climate relevance is carried by </w:t>
+      </w:r>
+      <w:r>
+        <w:rPr>
+          <w:rFonts w:ascii="Consolas" w:hAnsi="Consolas"/>
+        </w:rPr>
+        <w:t>Policy_Sector = Climate</w:t>
+      </w:r>
+      <w:r>
+        <w:rPr/>
+        <w:t xml:space="preserve"> instead. Harmonised across all nine sheets in v27 (162 of 985 records changed); distribution 0/1/2/3 = 435/269/201/80. Blank means </w:t>
+      </w:r>
+      <w:r>
+        <w:rPr>
+          <w:i/>
+        </w:rPr>
+        <w:t>not assessed</w:t>
+      </w:r>
+      <w:r>
+        <w:rPr/>
+        <w:t xml:space="preserve"> and renders as a hatched badge that never satisfies a score filter. Full method, provenance, borderline cases and maintenance rules: </w:t>
+      </w:r>
+      <w:r>
+        <w:rPr>
+          <w:rFonts w:ascii="Consolas" w:hAnsi="Consolas"/>
+        </w:rPr>
+        <w:t>outputs_other/CLIMATE_SCORE_METHOD.md</w:t>
+      </w:r>
+      <w:r>
+        <w:rPr/>
+        <w:t xml:space="preserve">; the review record is in </w:t>
+      </w:r>
+      <w:r>
+        <w:rPr>
+          <w:rFonts w:ascii="Consolas" w:hAnsi="Consolas"/>
+        </w:rPr>
+        <w:t>outputs_other/climate_score_harmonisation/</w:t>
+      </w:r>
+      <w:r>
+        <w:rPr/>
+        <w:t>. Score new records against the Legend rules, not by analogy with neighbouring rows.</w:t>
       </w:r>
     </w:p>
     <w:p>
@@ -2004,7 +2283,7 @@
     <w:p>
       <w:r>
         <w:rPr/>
-        <w:t>Relationship explorer across all three workbooks. 293 nodes, 983 edges. Six horizontal tiered bands (international treaties → international bodies / EU law → UK legislation → UK public bodies → UK policy → indicator frameworks) joined by cubic-bezier curves. Autocomplete search, back/forward and URL-hash deep-linking, SVG/PNG export, depth-2 neighbourhood expansion, zoom/pan, acronym tooltips, EU and soft-link toggles, Help modal, and per-record narrative sections in the bottom detail panel. Arrow direction is semantic and focus-independent: governor → governed.</w:t>
+        <w:t>Relationship explorer across all three workbooks. 345 nodes, 1,164 edges (build of 6 October 2026). Six horizontal tiered bands (international treaties → international bodies / EU law → UK legislation → UK public bodies → UK policy → indicator frameworks) joined by cubic-bezier curves. Autocomplete search, back/forward and URL-hash deep-linking, SVG/PNG export, depth-2 neighbourhood expansion, zoom/pan, acronym tooltips, EU and soft-link toggles, Help modal, and per-record narrative sections in the bottom detail panel. Arrow direction is semantic and focus-independent: governor → governed.</w:t>
       </w:r>
     </w:p>
     <w:p>
@@ -2068,7 +2347,7 @@
       </w:r>
       <w:r>
         <w:rPr/>
-        <w:t xml:space="preserve"> codes are drawn as solid deep-pink edges (23). Precedence: a code already carrying a </w:t>
+        <w:t xml:space="preserve"> codes are drawn as solid deep-pink edges (28). Precedence: a code already carrying a </w:t>
       </w:r>
       <w:r>
         <w:rPr>
@@ -2245,7 +2524,7 @@
     <w:p>
       <w:r>
         <w:rPr/>
-        <w:t xml:space="preserve">Searchable, filterable catalogue of all 947 indicators. Filter by sector (the 14 </w:t>
+        <w:t xml:space="preserve">Searchable, filterable catalogue of all 985 indicators. Filter by sector (the 14 </w:t>
       </w:r>
       <w:r>
         <w:rPr>
@@ -2265,7 +2544,17 @@
       </w:r>
       <w:r>
         <w:rPr/>
-        <w:t xml:space="preserve"> deep-link.</w:t>
+        <w:t xml:space="preserve"> deep-link. The Help modal explains the climate score (scale table, not-assessed badge) and exporting; the footer's workbook versions are filled from each workbook's </w:t>
+      </w:r>
+      <w:r>
+        <w:rPr>
+          <w:rFonts w:ascii="Consolas" w:hAnsi="Consolas"/>
+        </w:rPr>
+        <w:t>Changelog</w:t>
+      </w:r>
+      <w:r>
+        <w:rPr/>
+        <w:t xml:space="preserve"> at build, so they cannot go stale.</w:t>
       </w:r>
     </w:p>
     <w:p>
@@ -2307,7 +2596,7 @@
       </w:r>
       <w:r>
         <w:rPr/>
-        <w:t xml:space="preserve"> is appended in brackets only where the prose does not already convey it (676 of 947 records). Sorting or pivoting by GBF/SDG code is not possible — accepted trade-off.</w:t>
+        <w:t xml:space="preserve"> is appended in brackets only where the prose does not already convey it (676 of 947 records at the 17 September build; not recounted since v23). Sorting or pivoting by GBF/SDG code is not possible — accepted trade-off.</w:t>
       </w:r>
     </w:p>
     <w:p>
@@ -2793,6 +3082,18 @@
     <w:p/>
     <w:p>
       <w:r>
+        <w:rPr>
+          <w:rFonts w:ascii="Consolas" w:hAnsi="Consolas"/>
+        </w:rPr>
+        <w:t>ASSESSMENT_TOOLKIT_USER_GUIDE.md</w:t>
+      </w:r>
+      <w:r>
+        <w:rPr/>
+        <w:t xml:space="preserve"> is the task-oriented companion for a first-time user.</w:t>
+      </w:r>
+    </w:p>
+    <w:p>
+      <w:r>
         <w:rPr/>
         <w:t xml:space="preserve">Plus a bibliography for the field, the UK governance workbook, and optionally the indicators workbook. </w:t>
       </w:r>
@@ -3006,7 +3307,7 @@
               <w:rPr>
                 <w:sz w:val="18"/>
               </w:rPr>
-              <w:t xml:space="preserve"> across all three workbooks against the ID registry and enforces five invariants — orphan references, column placement, UK↔intl forward and reverse reciprocity, retired-ID reuse. Auto-detects canonical filenames, ignoring </w:t>
+              <w:t xml:space="preserve"> across all three workbooks against the ID registry and enforces six invariants — orphan references, column placement, UK↔intl forward and reverse reciprocity, controlled vocabulary against the Data Dictionary, retired-ID reuse. Read-only. Auto-detects canonical filenames, ignoring </w:t>
             </w:r>
             <w:r>
               <w:rPr>
@@ -3020,6 +3321,201 @@
                 <w:sz w:val="18"/>
               </w:rPr>
               <w:t xml:space="preserve"> archives.</w:t>
+            </w:r>
+          </w:p>
+        </w:tc>
+      </w:tr>
+      <w:tr>
+        <w:tc>
+          <w:tcPr>
+            <w:tcW w:type="dxa" w:w="4819"/>
+          </w:tcPr>
+          <w:p>
+            <w:r>
+              <w:rPr>
+                <w:rFonts w:ascii="Consolas" w:hAnsi="Consolas"/>
+                <w:sz w:val="18"/>
+              </w:rPr>
+              <w:t>Data/code/check_legislation_links.py</w:t>
+            </w:r>
+          </w:p>
+        </w:tc>
+        <w:tc>
+          <w:tcPr>
+            <w:tcW w:type="dxa" w:w="4819"/>
+          </w:tcPr>
+          <w:p>
+            <w:r>
+              <w:rPr>
+                <w:b/>
+                <w:sz w:val="18"/>
+              </w:rPr>
+              <w:t>The link-title check.</w:t>
+            </w:r>
+            <w:r>
+              <w:rPr>
+                <w:sz w:val="18"/>
+              </w:rPr>
+              <w:t xml:space="preserve"> For every </w:t>
+            </w:r>
+            <w:r>
+              <w:rPr>
+                <w:rFonts w:ascii="Consolas" w:hAnsi="Consolas"/>
+                <w:sz w:val="18"/>
+              </w:rPr>
+              <w:t>Legislation</w:t>
+            </w:r>
+            <w:r>
+              <w:rPr>
+                <w:sz w:val="18"/>
+              </w:rPr>
+              <w:t xml:space="preserve"> record whose Link is on legislation.gov.uk, reads the instrument's title from </w:t>
+            </w:r>
+            <w:r>
+              <w:rPr>
+                <w:rFonts w:ascii="Consolas" w:hAnsi="Consolas"/>
+                <w:sz w:val="18"/>
+              </w:rPr>
+              <w:t>&lt;base&gt;/data.xml</w:t>
+            </w:r>
+            <w:r>
+              <w:rPr>
+                <w:sz w:val="18"/>
+              </w:rPr>
+              <w:t xml:space="preserve"> and compares it with the record's </w:t>
+            </w:r>
+            <w:r>
+              <w:rPr>
+                <w:rFonts w:ascii="Consolas" w:hAnsi="Consolas"/>
+                <w:sz w:val="18"/>
+              </w:rPr>
+              <w:t>Name</w:t>
+            </w:r>
+            <w:r>
+              <w:rPr>
+                <w:sz w:val="18"/>
+              </w:rPr>
+              <w:t xml:space="preserve"> (lenient on "The", dashes and trailing annotations such as "(SI 2015/610)"; </w:t>
+            </w:r>
+            <w:r>
+              <w:rPr>
+                <w:rFonts w:ascii="Consolas" w:hAnsi="Consolas"/>
+                <w:sz w:val="18"/>
+              </w:rPr>
+              <w:t>EXPECTED</w:t>
+            </w:r>
+            <w:r>
+              <w:rPr>
+                <w:sz w:val="18"/>
+              </w:rPr>
+              <w:t xml:space="preserve"> lists records deliberately named otherwise). Fails on a mismatch; warns on a revoked/repealed title or an unreachable site. Spaces requests 2 s apart and caches titles for 30 days in </w:t>
+            </w:r>
+            <w:r>
+              <w:rPr>
+                <w:rFonts w:ascii="Consolas" w:hAnsi="Consolas"/>
+                <w:sz w:val="18"/>
+              </w:rPr>
+              <w:t>Data/code/.legislation_title_cache.json</w:t>
+            </w:r>
+            <w:r>
+              <w:rPr>
+                <w:sz w:val="18"/>
+              </w:rPr>
+              <w:t xml:space="preserve"> (seeded from the 6 Oct 2026 manual audit, so the first offline runs still report). </w:t>
+            </w:r>
+            <w:r>
+              <w:rPr>
+                <w:rFonts w:ascii="Consolas" w:hAnsi="Consolas"/>
+                <w:sz w:val="18"/>
+              </w:rPr>
+              <w:t>--refresh</w:t>
+            </w:r>
+            <w:r>
+              <w:rPr>
+                <w:sz w:val="18"/>
+              </w:rPr>
+              <w:t xml:space="preserve">, </w:t>
+            </w:r>
+            <w:r>
+              <w:rPr>
+                <w:rFonts w:ascii="Consolas" w:hAnsi="Consolas"/>
+                <w:sz w:val="18"/>
+              </w:rPr>
+              <w:t>--offline</w:t>
+            </w:r>
+            <w:r>
+              <w:rPr>
+                <w:sz w:val="18"/>
+              </w:rPr>
+              <w:t xml:space="preserve">, </w:t>
+            </w:r>
+            <w:r>
+              <w:rPr>
+                <w:rFonts w:ascii="Consolas" w:hAnsi="Consolas"/>
+                <w:sz w:val="18"/>
+              </w:rPr>
+              <w:t>--titles-json</w:t>
+            </w:r>
+            <w:r>
+              <w:rPr>
+                <w:sz w:val="18"/>
+              </w:rPr>
+              <w:t>. No new dependency.</w:t>
+            </w:r>
+          </w:p>
+        </w:tc>
+      </w:tr>
+      <w:tr>
+        <w:tc>
+          <w:tcPr>
+            <w:tcW w:type="dxa" w:w="4819"/>
+          </w:tcPr>
+          <w:p>
+            <w:r>
+              <w:rPr>
+                <w:rFonts w:ascii="Consolas" w:hAnsi="Consolas"/>
+                <w:sz w:val="18"/>
+              </w:rPr>
+              <w:t>Data/code/rebuild_xref.py</w:t>
+            </w:r>
+          </w:p>
+        </w:tc>
+        <w:tc>
+          <w:tcPr>
+            <w:tcW w:type="dxa" w:w="4819"/>
+          </w:tcPr>
+          <w:p>
+            <w:r>
+              <w:rPr>
+                <w:sz w:val="18"/>
+              </w:rPr>
+              <w:t xml:space="preserve">Regenerates the derived </w:t>
+            </w:r>
+            <w:r>
+              <w:rPr>
+                <w:rFonts w:ascii="Consolas" w:hAnsi="Consolas"/>
+                <w:sz w:val="18"/>
+              </w:rPr>
+              <w:t>Cross-Reference Index</w:t>
+            </w:r>
+            <w:r>
+              <w:rPr>
+                <w:sz w:val="18"/>
+              </w:rPr>
+              <w:t xml:space="preserve"> sheet in both governance workbooks from their record sheets. Run by </w:t>
+            </w:r>
+            <w:r>
+              <w:rPr>
+                <w:rFonts w:ascii="Consolas" w:hAnsi="Consolas"/>
+                <w:sz w:val="18"/>
+              </w:rPr>
+              <w:t>finalise.py</w:t>
+            </w:r>
+            <w:r>
+              <w:rPr>
+                <w:sz w:val="18"/>
+              </w:rPr>
+              <w:t xml:space="preserve"> as step 1; the only automated write to a canonical workbook, and only to that derived sheet.</w:t>
             </w:r>
           </w:p>
         </w:tc>
@@ -3061,7 +3557,46 @@
               <w:rPr>
                 <w:sz w:val="18"/>
               </w:rPr>
-              <w:t xml:space="preserve"> mentions in narrative prose that no curated link column captures, so genuine relationships can be promoted. Writes Markdown + CSV to </w:t>
+              <w:t xml:space="preserve"> mentions in narrative prose that no curated link column captures, so genuine relationships can be promoted. Writes </w:t>
+            </w:r>
+            <w:r>
+              <w:rPr>
+                <w:rFonts w:ascii="Consolas" w:hAnsi="Consolas"/>
+                <w:sz w:val="18"/>
+              </w:rPr>
+              <w:t>orphan_narrative_codes.md</w:t>
+            </w:r>
+            <w:r>
+              <w:rPr>
+                <w:sz w:val="18"/>
+              </w:rPr>
+              <w:t xml:space="preserve"> and </w:t>
+            </w:r>
+            <w:r>
+              <w:rPr>
+                <w:rFonts w:ascii="Consolas" w:hAnsi="Consolas"/>
+                <w:sz w:val="18"/>
+              </w:rPr>
+              <w:t>.csv</w:t>
+            </w:r>
+            <w:r>
+              <w:rPr>
+                <w:sz w:val="18"/>
+              </w:rPr>
+              <w:t xml:space="preserve"> to the </w:t>
+            </w:r>
+            <w:r>
+              <w:rPr>
+                <w:b/>
+                <w:sz w:val="18"/>
+              </w:rPr>
+              <w:t>current working directory</w:t>
+            </w:r>
+            <w:r>
+              <w:rPr>
+                <w:sz w:val="18"/>
+              </w:rPr>
+              <w:t xml:space="preserve"> — run it from </w:t>
             </w:r>
             <w:r>
               <w:rPr>
@@ -3074,7 +3609,7 @@
               <w:rPr>
                 <w:sz w:val="18"/>
               </w:rPr>
-              <w:t>.</w:t>
+              <w:t>, or the report lands beside the workbooks.</w:t>
             </w:r>
           </w:p>
         </w:tc>
@@ -3199,20 +3734,59 @@
               <w:rPr>
                 <w:sz w:val="18"/>
               </w:rPr>
-              <w:t xml:space="preserve"> into the existing v4 HTML, used as both template and output — so hand-made design edits and hand-written code survive a rebuild, but the HTML must exist (§4). </w:t>
+              <w:t xml:space="preserve"> into the existing v4 HTML, used as both template and output — so hand-made design edits and hand-written code survive a rebuild, but the HTML must exist (§4). Holds no hardcoded governance: each framework's policy context is derived from the </w:t>
             </w:r>
             <w:r>
               <w:rPr>
                 <w:rFonts w:ascii="Consolas" w:hAnsi="Consolas"/>
                 <w:sz w:val="18"/>
               </w:rPr>
-              <w:t>FRAMEWORK_CTX</w:t>
+              <w:t>Indicator Framework</w:t>
             </w:r>
             <w:r>
               <w:rPr>
                 <w:sz w:val="18"/>
               </w:rPr>
-              <w:t xml:space="preserve"> is the one piece of hardcoded governance knowledge (§10).</w:t>
+              <w:t xml:space="preserve"> register. Prints a warning naming any </w:t>
+            </w:r>
+            <w:r>
+              <w:rPr>
+                <w:rFonts w:ascii="Consolas" w:hAnsi="Consolas"/>
+                <w:sz w:val="18"/>
+              </w:rPr>
+              <w:t>Source_Framework</w:t>
+            </w:r>
+            <w:r>
+              <w:rPr>
+                <w:sz w:val="18"/>
+              </w:rPr>
+              <w:t xml:space="preserve"> value with no register match and any record with a blank </w:t>
+            </w:r>
+            <w:r>
+              <w:rPr>
+                <w:rFonts w:ascii="Consolas" w:hAnsi="Consolas"/>
+                <w:sz w:val="18"/>
+              </w:rPr>
+              <w:t>Climate_Score</w:t>
+            </w:r>
+            <w:r>
+              <w:rPr>
+                <w:sz w:val="18"/>
+              </w:rPr>
+              <w:t xml:space="preserve">; fills the footer versions from each workbook's </w:t>
+            </w:r>
+            <w:r>
+              <w:rPr>
+                <w:rFonts w:ascii="Consolas" w:hAnsi="Consolas"/>
+                <w:sz w:val="18"/>
+              </w:rPr>
+              <w:t>Changelog</w:t>
+            </w:r>
+            <w:r>
+              <w:rPr>
+                <w:sz w:val="18"/>
+              </w:rPr>
+              <w:t>.</w:t>
             </w:r>
           </w:p>
         </w:tc>
@@ -3290,7 +3864,20 @@
               <w:rPr>
                 <w:sz w:val="18"/>
               </w:rPr>
-              <w:t xml:space="preserve"> Runs </w:t>
+              <w:t xml:space="preserve"> Five steps, each only if the previous passed: </w:t>
+            </w:r>
+            <w:r>
+              <w:rPr>
+                <w:rFonts w:ascii="Consolas" w:hAnsi="Consolas"/>
+                <w:sz w:val="18"/>
+              </w:rPr>
+              <w:t>rebuild_xref.py</w:t>
+            </w:r>
+            <w:r>
+              <w:rPr>
+                <w:sz w:val="18"/>
+              </w:rPr>
+              <w:t xml:space="preserve"> → </w:t>
             </w:r>
             <w:r>
               <w:rPr>
@@ -3303,7 +3890,20 @@
               <w:rPr>
                 <w:sz w:val="18"/>
               </w:rPr>
-              <w:t xml:space="preserve"> and, only if it passes, </w:t>
+              <w:t xml:space="preserve"> → </w:t>
+            </w:r>
+            <w:r>
+              <w:rPr>
+                <w:rFonts w:ascii="Consolas" w:hAnsi="Consolas"/>
+                <w:sz w:val="18"/>
+              </w:rPr>
+              <w:t>check_legislation_links.py</w:t>
+            </w:r>
+            <w:r>
+              <w:rPr>
+                <w:sz w:val="18"/>
+              </w:rPr>
+              <w:t xml:space="preserve"> → </w:t>
             </w:r>
             <w:r>
               <w:rPr>
@@ -3316,7 +3916,7 @@
               <w:rPr>
                 <w:sz w:val="18"/>
               </w:rPr>
-              <w:t xml:space="preserve">, then </w:t>
+              <w:t xml:space="preserve"> → </w:t>
             </w:r>
             <w:r>
               <w:rPr>
@@ -3329,7 +3929,7 @@
               <w:rPr>
                 <w:sz w:val="18"/>
               </w:rPr>
-              <w:t xml:space="preserve">. Deliberately does </w:t>
+              <w:t xml:space="preserve">. Exit codes 1 index/check/link check, 2 build, 3 export. Deliberately does </w:t>
             </w:r>
             <w:r>
               <w:rPr>
@@ -3410,7 +4010,7 @@
               <w:rPr>
                 <w:sz w:val="18"/>
               </w:rPr>
-              <w:t xml:space="preserve"> copies of the protocols, method spec, user guide, this document and </w:t>
+              <w:t xml:space="preserve"> copies of the protocols, method spec, user guide, this document, </w:t>
             </w:r>
             <w:r>
               <w:rPr>
@@ -3423,20 +4023,59 @@
               <w:rPr>
                 <w:sz w:val="18"/>
               </w:rPr>
-              <w:t xml:space="preserve">, </w:t>
+              <w:t xml:space="preserve"> and </w:t>
             </w:r>
             <w:r>
               <w:rPr>
                 <w:rFonts w:ascii="Consolas" w:hAnsi="Consolas"/>
                 <w:sz w:val="18"/>
               </w:rPr>
-              <w:t>.txt</w:t>
+              <w:t>CLIMATE_SCORE_METHOD.md</w:t>
             </w:r>
             <w:r>
               <w:rPr>
                 <w:sz w:val="18"/>
               </w:rPr>
-              <w:t xml:space="preserve"> copies of the YAML templates. Rewrites a file only when its content changes, so unchanged sheets produce no git diff or OneDrive re-sync.</w:t>
+              <w:t xml:space="preserve">. The CSVs let GitHub Copilot, pandas and git diffs read workbook content without opening an </w:t>
+            </w:r>
+            <w:r>
+              <w:rPr>
+                <w:rFonts w:ascii="Consolas" w:hAnsi="Consolas"/>
+                <w:sz w:val="18"/>
+              </w:rPr>
+              <w:t>.xlsx</w:t>
+            </w:r>
+            <w:r>
+              <w:rPr>
+                <w:sz w:val="18"/>
+              </w:rPr>
+              <w:t xml:space="preserve">; the DOCX copies are for Word readers. Rewrites a file only when its content changes, so unchanged sheets produce no git diff or OneDrive re-sync. An existing output it cannot read (an online-only OneDrive placeholder) is treated as changed and replaced atomically. The </w:t>
+            </w:r>
+            <w:r>
+              <w:rPr>
+                <w:rFonts w:ascii="Consolas" w:hAnsi="Consolas"/>
+                <w:sz w:val="18"/>
+              </w:rPr>
+              <w:t>DOC_SOURCES</w:t>
+            </w:r>
+            <w:r>
+              <w:rPr>
+                <w:sz w:val="18"/>
+              </w:rPr>
+              <w:t xml:space="preserve"> list sits at the top of the script; bump </w:t>
+            </w:r>
+            <w:r>
+              <w:rPr>
+                <w:rFonts w:ascii="Consolas" w:hAnsi="Consolas"/>
+                <w:sz w:val="18"/>
+              </w:rPr>
+              <w:t>CONVERTER_VERSION</w:t>
+            </w:r>
+            <w:r>
+              <w:rPr>
+                <w:sz w:val="18"/>
+              </w:rPr>
+              <w:t xml:space="preserve"> whenever the Markdown→DOCX converter changes.</w:t>
             </w:r>
           </w:p>
         </w:tc>
@@ -3681,245 +4320,544 @@
     </w:p>
     <w:p>
       <w:pPr>
-        <w:pBdr>
-          <w:bottom w:val="single" w:sz="6" w:space="1" w:color="A0A8AD"/>
-        </w:pBdr>
+        <w:pStyle w:val="Heading3"/>
       </w:pPr>
+      <w:r>
+        <w:rPr/>
+        <w:t>6.1 AI configuration — GitHub Copilot</w:t>
+      </w:r>
     </w:p>
     <w:p>
-      <w:pPr>
-        <w:pStyle w:val="Heading2"/>
-      </w:pPr>
-      <w:r>
-        <w:rPr/>
-        <w:t>7. Making a change</w:t>
+      <w:r>
+        <w:rPr/>
+        <w:t xml:space="preserve">GitHub Copilot agent mode in VS Code is the AI environment for managing this project on Met Office systems (decided October 2026). The Microsoft 365 Agent Builder and Copilot Studio packs drafted in September, and the </w:t>
+      </w:r>
+      <w:r>
+        <w:rPr>
+          <w:rFonts w:ascii="Consolas" w:hAnsi="Consolas"/>
+        </w:rPr>
+        <w:t>Data/pending_inbox/</w:t>
+      </w:r>
+      <w:r>
+        <w:rPr/>
+        <w:t xml:space="preserve"> mechanism and </w:t>
+      </w:r>
+      <w:r>
+        <w:rPr>
+          <w:rFonts w:ascii="Consolas" w:hAnsi="Consolas"/>
+        </w:rPr>
+        <w:t>.txt</w:t>
+      </w:r>
+      <w:r>
+        <w:rPr/>
+        <w:t xml:space="preserve"> template exports that existed only to serve them, were retired on 6 October 2026 (copies in </w:t>
+      </w:r>
+      <w:r>
+        <w:rPr>
+          <w:rFonts w:ascii="Consolas" w:hAnsi="Consolas"/>
+        </w:rPr>
+        <w:t>_to_delete/retired_2026-10-06/</w:t>
+      </w:r>
+      <w:r>
+        <w:rPr/>
+        <w:t>, and in git history at commit e7d744d).</w:t>
       </w:r>
     </w:p>
     <w:p>
-      <w:pPr>
-        <w:tabs>
-          <w:tab w:pos="454" w:val="left"/>
-        </w:tabs>
-        <w:spacing w:after="60"/>
-        <w:ind w:left="454" w:hanging="454"/>
-      </w:pPr>
-      <w:r>
-        <w:rPr/>
-        <w:t>1.</w:t>
-        <w:tab/>
+      <w:r>
+        <w:rPr/>
+        <w:t xml:space="preserve">The configuration — </w:t>
+      </w:r>
+      <w:r>
+        <w:rPr>
+          <w:rFonts w:ascii="Consolas" w:hAnsi="Consolas"/>
+        </w:rPr>
+        <w:t>AGENTS.md</w:t>
+      </w:r>
+      <w:r>
+        <w:rPr/>
+        <w:t xml:space="preserve"> (always-on rules), five path-scoped instruction files, seven skills and five role agents separated by write scope — is staged in </w:t>
+      </w:r>
+      <w:r>
+        <w:rPr>
+          <w:rFonts w:ascii="Consolas" w:hAnsi="Consolas"/>
+        </w:rPr>
+        <w:t>Copilot_setup/</w:t>
+      </w:r>
+      <w:r>
+        <w:rPr/>
+        <w:t xml:space="preserve"> and </w:t>
       </w:r>
       <w:r>
         <w:rPr>
           <w:b/>
         </w:rPr>
-        <w:t>Propose</w:t>
-      </w:r>
-      <w:r>
-        <w:rPr/>
-        <w:t xml:space="preserve"> the change and verify every factual value against primary sources (gov.uk, legislation.gov.uk, gov.scot, agency portals, treaty texts) before writing. Blank over guess.</w:t>
+        <w:t>has not yet been installed or tested</w:t>
+      </w:r>
+      <w:r>
+        <w:rPr/>
+        <w:t xml:space="preserve">. Installation and acceptance tests are in the root </w:t>
+      </w:r>
+      <w:r>
+        <w:rPr>
+          <w:rFonts w:ascii="Consolas" w:hAnsi="Consolas"/>
+        </w:rPr>
+        <w:t>README.md</w:t>
+      </w:r>
+      <w:r>
+        <w:rPr/>
+        <w:t>. No model is pinned; it is chosen in the chat model picker.</w:t>
       </w:r>
     </w:p>
     <w:p>
-      <w:pPr>
-        <w:tabs>
-          <w:tab w:pos="454" w:val="left"/>
-        </w:tabs>
-        <w:spacing w:after="60"/>
-        <w:ind w:left="454" w:hanging="454"/>
-      </w:pPr>
-      <w:r>
-        <w:rPr/>
-        <w:t>2.</w:t>
-        <w:tab/>
-      </w:r>
       <w:r>
         <w:rPr>
           <w:b/>
         </w:rPr>
-        <w:t>Enumerate the link map</w:t>
-      </w:r>
-      <w:r>
-        <w:rPr/>
-        <w:t xml:space="preserve"> — a single record rarely lives in one cell. Reciprocal touches first.</w:t>
+        <w:t>Design rule: procedure lives in the protocols, routing lives in the skills.</w:t>
+      </w:r>
+      <w:r>
+        <w:rPr/>
+        <w:t xml:space="preserve"> Every agent, skill and instruction file is a thin pointer to </w:t>
+      </w:r>
+      <w:r>
+        <w:rPr>
+          <w:rFonts w:ascii="Consolas" w:hAnsi="Consolas"/>
+        </w:rPr>
+        <w:t>WORKBOOK_WRITE_PROTOCOL.md</w:t>
+      </w:r>
+      <w:r>
+        <w:rPr/>
+        <w:t xml:space="preserve">, </w:t>
+      </w:r>
+      <w:r>
+        <w:rPr>
+          <w:rFonts w:ascii="Consolas" w:hAnsi="Consolas"/>
+        </w:rPr>
+        <w:t>POLICY_SCAN_PROTOCOL.md</w:t>
+      </w:r>
+      <w:r>
+        <w:rPr/>
+        <w:t xml:space="preserve">, </w:t>
+      </w:r>
+      <w:r>
+        <w:rPr>
+          <w:rFonts w:ascii="Consolas" w:hAnsi="Consolas"/>
+        </w:rPr>
+        <w:t>METHOD_AND_SCORING.md</w:t>
+      </w:r>
+      <w:r>
+        <w:rPr/>
+        <w:t xml:space="preserve"> or </w:t>
+      </w:r>
+      <w:r>
+        <w:rPr>
+          <w:rFonts w:ascii="Consolas" w:hAnsi="Consolas"/>
+        </w:rPr>
+        <w:t>AGENTS.md</w:t>
+      </w:r>
+      <w:r>
+        <w:rPr/>
+        <w:t>. When one of those changes, re-check the pointers:</w:t>
       </w:r>
     </w:p>
+    <w:tbl>
+      <w:tblPr>
+        <w:tblStyle w:val="TableGrid"/>
+        <w:tblW w:type="auto" w:w="0"/>
+        <w:jc w:val="left"/>
+        <w:tblLook w:firstColumn="1" w:firstRow="1" w:lastColumn="0" w:lastRow="0" w:noHBand="0" w:noVBand="1" w:val="04A0"/>
+      </w:tblPr>
+      <w:tblGrid>
+        <w:gridCol w:w="4819"/>
+        <w:gridCol w:w="4819"/>
+      </w:tblGrid>
+      <w:tr>
+        <w:tc>
+          <w:tcPr>
+            <w:tcW w:type="dxa" w:w="4819"/>
+            <w:shd w:val="clear" w:color="auto" w:fill="DCE6E8"/>
+          </w:tcPr>
+          <w:p>
+            <w:r>
+              <w:rPr>
+                <w:b/>
+                <w:sz w:val="18"/>
+              </w:rPr>
+              <w:t>Changed</w:t>
+            </w:r>
+          </w:p>
+        </w:tc>
+        <w:tc>
+          <w:tcPr>
+            <w:tcW w:type="dxa" w:w="4819"/>
+            <w:shd w:val="clear" w:color="auto" w:fill="DCE6E8"/>
+          </w:tcPr>
+          <w:p>
+            <w:r>
+              <w:rPr>
+                <w:b/>
+                <w:sz w:val="18"/>
+              </w:rPr>
+              <w:t>Also check</w:t>
+            </w:r>
+          </w:p>
+        </w:tc>
+      </w:tr>
+      <w:tr>
+        <w:tc>
+          <w:tcPr>
+            <w:tcW w:type="dxa" w:w="4819"/>
+          </w:tcPr>
+          <w:p>
+            <w:r>
+              <w:rPr>
+                <w:rFonts w:ascii="Consolas" w:hAnsi="Consolas"/>
+                <w:sz w:val="18"/>
+              </w:rPr>
+              <w:t>WORKBOOK_WRITE_PROTOCOL.md</w:t>
+            </w:r>
+          </w:p>
+        </w:tc>
+        <w:tc>
+          <w:tcPr>
+            <w:tcW w:type="dxa" w:w="4819"/>
+          </w:tcPr>
+          <w:p>
+            <w:r>
+              <w:rPr>
+                <w:rFonts w:ascii="Consolas" w:hAnsi="Consolas"/>
+                <w:sz w:val="18"/>
+              </w:rPr>
+              <w:t>AGENTS.md</w:t>
+            </w:r>
+            <w:r>
+              <w:rPr>
+                <w:sz w:val="18"/>
+              </w:rPr>
+              <w:t xml:space="preserve">; the data, dashboards and management instructions; skills </w:t>
+            </w:r>
+            <w:r>
+              <w:rPr>
+                <w:rFonts w:ascii="Consolas" w:hAnsi="Consolas"/>
+                <w:sz w:val="18"/>
+              </w:rPr>
+              <w:t>add-record</w:t>
+            </w:r>
+            <w:r>
+              <w:rPr>
+                <w:sz w:val="18"/>
+              </w:rPr>
+              <w:t xml:space="preserve">, </w:t>
+            </w:r>
+            <w:r>
+              <w:rPr>
+                <w:rFonts w:ascii="Consolas" w:hAnsi="Consolas"/>
+                <w:sz w:val="18"/>
+              </w:rPr>
+              <w:t>release</w:t>
+            </w:r>
+            <w:r>
+              <w:rPr>
+                <w:sz w:val="18"/>
+              </w:rPr>
+              <w:t xml:space="preserve">; agent </w:t>
+            </w:r>
+            <w:r>
+              <w:rPr>
+                <w:rFonts w:ascii="Consolas" w:hAnsi="Consolas"/>
+                <w:sz w:val="18"/>
+              </w:rPr>
+              <w:t>curator</w:t>
+            </w:r>
+          </w:p>
+        </w:tc>
+      </w:tr>
+      <w:tr>
+        <w:tc>
+          <w:tcPr>
+            <w:tcW w:type="dxa" w:w="4819"/>
+          </w:tcPr>
+          <w:p>
+            <w:r>
+              <w:rPr>
+                <w:rFonts w:ascii="Consolas" w:hAnsi="Consolas"/>
+                <w:sz w:val="18"/>
+              </w:rPr>
+              <w:t>POLICY_SCAN_PROTOCOL.md</w:t>
+            </w:r>
+          </w:p>
+        </w:tc>
+        <w:tc>
+          <w:tcPr>
+            <w:tcW w:type="dxa" w:w="4819"/>
+          </w:tcPr>
+          <w:p>
+            <w:r>
+              <w:rPr>
+                <w:sz w:val="18"/>
+              </w:rPr>
+              <w:t xml:space="preserve">skills </w:t>
+            </w:r>
+            <w:r>
+              <w:rPr>
+                <w:rFonts w:ascii="Consolas" w:hAnsi="Consolas"/>
+                <w:sz w:val="18"/>
+              </w:rPr>
+              <w:t>policy-scan</w:t>
+            </w:r>
+            <w:r>
+              <w:rPr>
+                <w:sz w:val="18"/>
+              </w:rPr>
+              <w:t xml:space="preserve">, </w:t>
+            </w:r>
+            <w:r>
+              <w:rPr>
+                <w:rFonts w:ascii="Consolas" w:hAnsi="Consolas"/>
+                <w:sz w:val="18"/>
+              </w:rPr>
+              <w:t>triage-pending</w:t>
+            </w:r>
+            <w:r>
+              <w:rPr>
+                <w:sz w:val="18"/>
+              </w:rPr>
+              <w:t xml:space="preserve">; agent </w:t>
+            </w:r>
+            <w:r>
+              <w:rPr>
+                <w:rFonts w:ascii="Consolas" w:hAnsi="Consolas"/>
+                <w:sz w:val="18"/>
+              </w:rPr>
+              <w:t>scanner</w:t>
+            </w:r>
+          </w:p>
+        </w:tc>
+      </w:tr>
+      <w:tr>
+        <w:tc>
+          <w:tcPr>
+            <w:tcW w:type="dxa" w:w="4819"/>
+          </w:tcPr>
+          <w:p>
+            <w:r>
+              <w:rPr>
+                <w:rFonts w:ascii="Consolas" w:hAnsi="Consolas"/>
+                <w:sz w:val="18"/>
+              </w:rPr>
+              <w:t>METHOD_AND_SCORING.md</w:t>
+            </w:r>
+            <w:r>
+              <w:rPr>
+                <w:sz w:val="18"/>
+              </w:rPr>
+              <w:t>, YAML templates</w:t>
+            </w:r>
+          </w:p>
+        </w:tc>
+        <w:tc>
+          <w:tcPr>
+            <w:tcW w:type="dxa" w:w="4819"/>
+          </w:tcPr>
+          <w:p>
+            <w:r>
+              <w:rPr>
+                <w:sz w:val="18"/>
+              </w:rPr>
+              <w:t xml:space="preserve">skill </w:t>
+            </w:r>
+            <w:r>
+              <w:rPr>
+                <w:rFonts w:ascii="Consolas" w:hAnsi="Consolas"/>
+                <w:sz w:val="18"/>
+              </w:rPr>
+              <w:t>run-assessment</w:t>
+            </w:r>
+            <w:r>
+              <w:rPr>
+                <w:sz w:val="18"/>
+              </w:rPr>
+              <w:t xml:space="preserve">; the assessments instructions; agent </w:t>
+            </w:r>
+            <w:r>
+              <w:rPr>
+                <w:rFonts w:ascii="Consolas" w:hAnsi="Consolas"/>
+                <w:sz w:val="18"/>
+              </w:rPr>
+              <w:t>assessor</w:t>
+            </w:r>
+          </w:p>
+        </w:tc>
+      </w:tr>
+      <w:tr>
+        <w:tc>
+          <w:tcPr>
+            <w:tcW w:type="dxa" w:w="4819"/>
+          </w:tcPr>
+          <w:p>
+            <w:r>
+              <w:rPr>
+                <w:rFonts w:ascii="Consolas" w:hAnsi="Consolas"/>
+                <w:sz w:val="18"/>
+              </w:rPr>
+              <w:t>finalise.py</w:t>
+            </w:r>
+            <w:r>
+              <w:rPr>
+                <w:sz w:val="18"/>
+              </w:rPr>
+              <w:t xml:space="preserve">, </w:t>
+            </w:r>
+            <w:r>
+              <w:rPr>
+                <w:rFonts w:ascii="Consolas" w:hAnsi="Consolas"/>
+                <w:sz w:val="18"/>
+              </w:rPr>
+              <w:t>export_release.py</w:t>
+            </w:r>
+          </w:p>
+        </w:tc>
+        <w:tc>
+          <w:tcPr>
+            <w:tcW w:type="dxa" w:w="4819"/>
+          </w:tcPr>
+          <w:p>
+            <w:r>
+              <w:rPr>
+                <w:rFonts w:ascii="Consolas" w:hAnsi="Consolas"/>
+                <w:sz w:val="18"/>
+              </w:rPr>
+              <w:t>AGENTS.md</w:t>
+            </w:r>
+            <w:r>
+              <w:rPr>
+                <w:sz w:val="18"/>
+              </w:rPr>
+              <w:t xml:space="preserve"> commands; skill </w:t>
+            </w:r>
+            <w:r>
+              <w:rPr>
+                <w:rFonts w:ascii="Consolas" w:hAnsi="Consolas"/>
+                <w:sz w:val="18"/>
+              </w:rPr>
+              <w:t>release</w:t>
+            </w:r>
+            <w:r>
+              <w:rPr>
+                <w:sz w:val="18"/>
+              </w:rPr>
+              <w:t>; the exports and management instructions</w:t>
+            </w:r>
+          </w:p>
+        </w:tc>
+      </w:tr>
+      <w:tr>
+        <w:tc>
+          <w:tcPr>
+            <w:tcW w:type="dxa" w:w="4819"/>
+          </w:tcPr>
+          <w:p>
+            <w:r>
+              <w:rPr>
+                <w:sz w:val="18"/>
+              </w:rPr>
+              <w:t>Controlled vocabulary, ID families, record counts</w:t>
+            </w:r>
+          </w:p>
+        </w:tc>
+        <w:tc>
+          <w:tcPr>
+            <w:tcW w:type="dxa" w:w="4819"/>
+          </w:tcPr>
+          <w:p>
+            <w:r>
+              <w:rPr>
+                <w:rFonts w:ascii="Consolas" w:hAnsi="Consolas"/>
+                <w:sz w:val="18"/>
+              </w:rPr>
+              <w:t>AGENTS.md</w:t>
+            </w:r>
+            <w:r>
+              <w:rPr>
+                <w:sz w:val="18"/>
+              </w:rPr>
+              <w:t xml:space="preserve">; skill </w:t>
+            </w:r>
+            <w:r>
+              <w:rPr>
+                <w:rFonts w:ascii="Consolas" w:hAnsi="Consolas"/>
+                <w:sz w:val="18"/>
+              </w:rPr>
+              <w:t>lookup</w:t>
+            </w:r>
+            <w:r>
+              <w:rPr>
+                <w:sz w:val="18"/>
+              </w:rPr>
+              <w:t xml:space="preserve">; the root </w:t>
+            </w:r>
+            <w:r>
+              <w:rPr>
+                <w:rFonts w:ascii="Consolas" w:hAnsi="Consolas"/>
+                <w:sz w:val="18"/>
+              </w:rPr>
+              <w:t>README.md</w:t>
+            </w:r>
+          </w:p>
+        </w:tc>
+      </w:tr>
+      <w:tr>
+        <w:tc>
+          <w:tcPr>
+            <w:tcW w:type="dxa" w:w="4819"/>
+          </w:tcPr>
+          <w:p>
+            <w:r>
+              <w:rPr>
+                <w:sz w:val="18"/>
+              </w:rPr>
+              <w:t>Finder or diagram builders</w:t>
+            </w:r>
+          </w:p>
+        </w:tc>
+        <w:tc>
+          <w:tcPr>
+            <w:tcW w:type="dxa" w:w="4819"/>
+          </w:tcPr>
+          <w:p>
+            <w:r>
+              <w:rPr>
+                <w:sz w:val="18"/>
+              </w:rPr>
+              <w:t xml:space="preserve">the dashboards instructions; agent </w:t>
+            </w:r>
+            <w:r>
+              <w:rPr>
+                <w:rFonts w:ascii="Consolas" w:hAnsi="Consolas"/>
+                <w:sz w:val="18"/>
+              </w:rPr>
+              <w:t>dashboard-builder</w:t>
+            </w:r>
+          </w:p>
+        </w:tc>
+      </w:tr>
+    </w:tbl>
+    <w:p/>
     <w:p>
-      <w:pPr>
-        <w:tabs>
-          <w:tab w:pos="454" w:val="left"/>
-        </w:tabs>
-        <w:spacing w:after="60"/>
-        <w:ind w:left="454" w:hanging="454"/>
-      </w:pPr>
-      <w:r>
-        <w:rPr/>
-        <w:t>3.</w:t>
-        <w:tab/>
-      </w:r>
-      <w:r>
-        <w:rPr>
-          <w:b/>
-        </w:rPr>
-        <w:t>Write</w:t>
-      </w:r>
-      <w:r>
-        <w:rPr/>
-        <w:t>, respecting the openpyxl hazards in §3.</w:t>
-      </w:r>
-    </w:p>
-    <w:p>
-      <w:pPr>
-        <w:tabs>
-          <w:tab w:pos="454" w:val="left"/>
-        </w:tabs>
-        <w:spacing w:after="60"/>
-        <w:ind w:left="454" w:hanging="454"/>
-      </w:pPr>
-      <w:r>
-        <w:rPr/>
-        <w:t>4.</w:t>
-        <w:tab/>
-      </w:r>
-      <w:r>
-        <w:rPr>
-          <w:b/>
-        </w:rPr>
-        <w:t>Bump the version integer</w:t>
-      </w:r>
-      <w:r>
-        <w:rPr/>
-        <w:t xml:space="preserve"> in </w:t>
+      <w:r>
+        <w:rPr/>
+        <w:t xml:space="preserve">Claude desktop project memory, used while the project was built in Claude Cowork, is held outside the repository and does not travel. Its durable rules are already in </w:t>
       </w:r>
       <w:r>
         <w:rPr>
           <w:rFonts w:ascii="Consolas" w:hAnsi="Consolas"/>
         </w:rPr>
-        <w:t>Changelog!B2</w:t>
-      </w:r>
-      <w:r>
-        <w:rPr/>
-        <w:t xml:space="preserve">, write the changelog entry, archive the superseded file to </w:t>
-      </w:r>
-      <w:r>
-        <w:rPr>
-          <w:rFonts w:ascii="Consolas" w:hAnsi="Consolas"/>
-        </w:rPr>
-        <w:t>Data/outdated_files/</w:t>
-      </w:r>
-      <w:r>
-        <w:rPr/>
-        <w:t>.</w:t>
-      </w:r>
-    </w:p>
-    <w:p>
-      <w:pPr>
-        <w:tabs>
-          <w:tab w:pos="454" w:val="left"/>
-        </w:tabs>
-        <w:spacing w:after="60"/>
-        <w:ind w:left="454" w:hanging="454"/>
-      </w:pPr>
-      <w:r>
-        <w:rPr/>
-        <w:t>5.</w:t>
-        <w:tab/>
-      </w:r>
-      <w:r>
-        <w:rPr>
-          <w:b/>
-        </w:rPr>
-        <w:t xml:space="preserve">Run </w:t>
-      </w:r>
-      <w:r>
-        <w:rPr>
-          <w:rFonts w:ascii="Consolas" w:hAnsi="Consolas"/>
-          <w:b/>
-        </w:rPr>
-        <w:t>python3 Management/finalise.py</w:t>
-      </w:r>
-      <w:r>
-        <w:rPr/>
-        <w:t xml:space="preserve"> — integrity check, then both dashboards, then </w:t>
-      </w:r>
-      <w:r>
-        <w:rPr>
-          <w:rFonts w:ascii="Consolas" w:hAnsi="Consolas"/>
-        </w:rPr>
-        <w:t>Exports/</w:t>
-      </w:r>
-      <w:r>
-        <w:rPr/>
-        <w:t>.</w:t>
-      </w:r>
-    </w:p>
-    <w:p>
-      <w:pPr>
-        <w:tabs>
-          <w:tab w:pos="454" w:val="left"/>
-        </w:tabs>
-        <w:spacing w:after="60"/>
-        <w:ind w:left="454" w:hanging="454"/>
-      </w:pPr>
-      <w:r>
-        <w:rPr/>
-        <w:t>6.</w:t>
-        <w:tab/>
-      </w:r>
-      <w:r>
-        <w:rPr>
-          <w:b/>
-        </w:rPr>
-        <w:t>Verify structurally afterwards.</w:t>
-      </w:r>
-      <w:r>
-        <w:rPr/>
-        <w:t xml:space="preserve"> Re-read what you wrote and compare against the live headers. Two silent openpyxl failures have been caught this way; neither raised an error.</w:t>
-      </w:r>
-    </w:p>
-    <w:p>
-      <w:r>
-        <w:rPr/>
-        <w:t xml:space="preserve">If a dashboard's </w:t>
-      </w:r>
-      <w:r>
-        <w:rPr>
-          <w:i/>
-        </w:rPr>
-        <w:t>design</w:t>
-      </w:r>
-      <w:r>
-        <w:rPr/>
-        <w:t xml:space="preserve"> changed, bump its </w:t>
-      </w:r>
-      <w:r>
-        <w:rPr>
-          <w:rFonts w:ascii="Consolas" w:hAnsi="Consolas"/>
-        </w:rPr>
-        <w:t>_vN</w:t>
-      </w:r>
-      <w:r>
-        <w:rPr/>
-        <w:t xml:space="preserve"> and archive the prior HTML. The finder re-points </w:t>
-      </w:r>
-      <w:r>
-        <w:rPr>
-          <w:rFonts w:ascii="Consolas" w:hAnsi="Consolas"/>
-        </w:rPr>
-        <w:t>GOV_DIAGRAM</w:t>
-      </w:r>
-      <w:r>
-        <w:rPr/>
-        <w:t xml:space="preserve"> automatically, so a diagram rename is safe provided the old file leaves </w:t>
-      </w:r>
-      <w:r>
-        <w:rPr>
-          <w:rFonts w:ascii="Consolas" w:hAnsi="Consolas"/>
-        </w:rPr>
-        <w:t>Dashboards/</w:t>
-      </w:r>
-      <w:r>
-        <w:rPr/>
-        <w:t>.</w:t>
+        <w:t>AGENTS.md</w:t>
+      </w:r>
+      <w:r>
+        <w:rPr/>
+        <w:t xml:space="preserve"> and this document.</w:t>
       </w:r>
     </w:p>
     <w:p>
@@ -3935,508 +4873,244 @@
       </w:pPr>
       <w:r>
         <w:rPr/>
-        <w:t>8. Conventions</w:t>
-      </w:r>
-    </w:p>
-    <w:p>
-      <w:r>
-        <w:rPr>
-          <w:b/>
-        </w:rPr>
-        <w:t>Communication</w:t>
-      </w:r>
-      <w:r>
-        <w:rPr/>
-        <w:t xml:space="preserve"> — concise British English; metric units; direct recommendations without hedging; pushback welcomed; cited sources with explicit confidence levels; state gaps rather than guess.</w:t>
-      </w:r>
-    </w:p>
-    <w:p>
-      <w:r>
-        <w:rPr>
-          <w:b/>
-        </w:rPr>
-        <w:t>Data integrity</w:t>
+        <w:t>7. Making a change</w:t>
       </w:r>
     </w:p>
     <w:p>
       <w:pPr>
-        <w:pStyle w:val="ListBullet"/>
+        <w:tabs>
+          <w:tab w:pos="454" w:val="left"/>
+        </w:tabs>
+        <w:spacing w:after="60"/>
+        <w:ind w:left="454" w:hanging="454"/>
       </w:pPr>
       <w:r>
         <w:rPr/>
-        <w:t>Never reuse retired Record IDs (</w:t>
-      </w:r>
-      <w:r>
-        <w:rPr>
-          <w:rFonts w:ascii="Consolas" w:hAnsi="Consolas"/>
-        </w:rPr>
-        <w:t>POL-023</w:t>
-      </w:r>
-      <w:r>
-        <w:rPr/>
-        <w:t xml:space="preserve">, </w:t>
-      </w:r>
-      <w:r>
-        <w:rPr>
-          <w:rFonts w:ascii="Consolas" w:hAnsi="Consolas"/>
-        </w:rPr>
-        <w:t>POL-024</w:t>
-      </w:r>
-      <w:r>
-        <w:rPr/>
-        <w:t xml:space="preserve"> are permanently retired).</w:t>
+        <w:t>1.</w:t>
+        <w:tab/>
+      </w:r>
+      <w:r>
+        <w:rPr>
+          <w:b/>
+        </w:rPr>
+        <w:t>Propose</w:t>
+      </w:r>
+      <w:r>
+        <w:rPr/>
+        <w:t xml:space="preserve"> the change and verify every factual value against primary sources (gov.uk, legislation.gov.uk, gov.scot, agency portals, treaty texts) before writing. Blank over guess.</w:t>
       </w:r>
     </w:p>
     <w:p>
       <w:pPr>
-        <w:pStyle w:val="ListBullet"/>
+        <w:tabs>
+          <w:tab w:pos="454" w:val="left"/>
+        </w:tabs>
+        <w:spacing w:after="60"/>
+        <w:ind w:left="454" w:hanging="454"/>
       </w:pPr>
       <w:r>
         <w:rPr/>
-        <w:t xml:space="preserve">Cross-reference codes wrapped in </w:t>
-      </w:r>
-      <w:r>
-        <w:rPr>
-          <w:rFonts w:ascii="Consolas" w:hAnsi="Consolas"/>
-        </w:rPr>
-        <w:t>[CODE]</w:t>
-      </w:r>
-      <w:r>
-        <w:rPr/>
-        <w:t xml:space="preserve"> brackets everywhere </w:t>
+        <w:t>2.</w:t>
+        <w:tab/>
       </w:r>
       <w:r>
         <w:rPr>
           <w:b/>
         </w:rPr>
-        <w:t>except</w:t>
-      </w:r>
-      <w:r>
-        <w:rPr/>
-        <w:t xml:space="preserve"> </w:t>
-      </w:r>
-      <w:r>
-        <w:rPr>
-          <w:rFonts w:ascii="Consolas" w:hAnsi="Consolas"/>
-        </w:rPr>
-        <w:t>Record_ID</w:t>
-      </w:r>
-      <w:r>
-        <w:rPr/>
-        <w:t xml:space="preserve"> / </w:t>
-      </w:r>
-      <w:r>
-        <w:rPr>
-          <w:rFonts w:ascii="Consolas" w:hAnsi="Consolas"/>
-        </w:rPr>
-        <w:t>Framework_ID</w:t>
-      </w:r>
-      <w:r>
-        <w:rPr/>
-        <w:t xml:space="preserve"> primary-key columns — exclude those from any global regex pass.</w:t>
+        <w:t>Enumerate the link map</w:t>
+      </w:r>
+      <w:r>
+        <w:rPr/>
+        <w:t xml:space="preserve"> — a single record rarely lives in one cell. Reciprocal touches first.</w:t>
       </w:r>
     </w:p>
     <w:p>
       <w:pPr>
-        <w:pStyle w:val="ListBullet"/>
+        <w:tabs>
+          <w:tab w:pos="454" w:val="left"/>
+        </w:tabs>
+        <w:spacing w:after="60"/>
+        <w:ind w:left="454" w:hanging="454"/>
       </w:pPr>
       <w:r>
         <w:rPr/>
-        <w:t>No silent controlled-vocabulary additions. Flag new terms for explicit approval.</w:t>
+        <w:t>3.</w:t>
+        <w:tab/>
+      </w:r>
+      <w:r>
+        <w:rPr>
+          <w:b/>
+        </w:rPr>
+        <w:t>Write</w:t>
+      </w:r>
+      <w:r>
+        <w:rPr/>
+        <w:t>, respecting the openpyxl hazards in §3.</w:t>
       </w:r>
     </w:p>
     <w:p>
       <w:pPr>
-        <w:pStyle w:val="ListBullet"/>
+        <w:tabs>
+          <w:tab w:pos="454" w:val="left"/>
+        </w:tabs>
+        <w:spacing w:after="60"/>
+        <w:ind w:left="454" w:hanging="454"/>
       </w:pPr>
       <w:r>
         <w:rPr/>
-        <w:t xml:space="preserve">Hard/soft international link classification is by </w:t>
+        <w:t>4.</w:t>
+        <w:tab/>
       </w:r>
       <w:r>
         <w:rPr>
           <w:b/>
         </w:rPr>
-        <w:t>ratification status</w:t>
-      </w:r>
-      <w:r>
-        <w:rPr/>
-        <w:t>, not endpoint type.</w:t>
+        <w:t>Bump the version integer</w:t>
+      </w:r>
+      <w:r>
+        <w:rPr/>
+        <w:t xml:space="preserve"> in </w:t>
+      </w:r>
+      <w:r>
+        <w:rPr>
+          <w:rFonts w:ascii="Consolas" w:hAnsi="Consolas"/>
+        </w:rPr>
+        <w:t>Changelog!B2</w:t>
+      </w:r>
+      <w:r>
+        <w:rPr/>
+        <w:t xml:space="preserve">, write the changelog entry, archive the superseded file to </w:t>
+      </w:r>
+      <w:r>
+        <w:rPr>
+          <w:rFonts w:ascii="Consolas" w:hAnsi="Consolas"/>
+        </w:rPr>
+        <w:t>Data/outdated_files/</w:t>
+      </w:r>
+      <w:r>
+        <w:rPr/>
+        <w:t>.</w:t>
       </w:r>
     </w:p>
     <w:p>
       <w:pPr>
-        <w:pStyle w:val="ListBullet"/>
+        <w:tabs>
+          <w:tab w:pos="454" w:val="left"/>
+        </w:tabs>
+        <w:spacing w:after="60"/>
+        <w:ind w:left="454" w:hanging="454"/>
       </w:pPr>
       <w:r>
         <w:rPr/>
-        <w:t xml:space="preserve">Narrative prose fields are excluded from auto-conversion to edges — hence </w:t>
-      </w:r>
-      <w:r>
-        <w:rPr>
-          <w:rFonts w:ascii="Consolas" w:hAnsi="Consolas"/>
-        </w:rPr>
-        <w:t>orphan_codes.py</w:t>
-      </w:r>
-      <w:r>
-        <w:rPr/>
-        <w:t>.</w:t>
-      </w:r>
-    </w:p>
-    <w:p>
+        <w:t>5.</w:t>
+        <w:tab/>
+      </w:r>
       <w:r>
         <w:rPr>
           <w:b/>
         </w:rPr>
-        <w:t>ID families</w:t>
-      </w:r>
-      <w:r>
-        <w:rPr/>
-        <w:t xml:space="preserve"> — </w:t>
-      </w:r>
-      <w:r>
-        <w:rPr>
-          <w:rFonts w:ascii="Consolas" w:hAnsi="Consolas"/>
-        </w:rPr>
-        <w:t>LEG-NNN</w:t>
-      </w:r>
-      <w:r>
-        <w:rPr/>
-        <w:t xml:space="preserve">, </w:t>
-      </w:r>
-      <w:r>
-        <w:rPr>
-          <w:rFonts w:ascii="Consolas" w:hAnsi="Consolas"/>
-        </w:rPr>
-        <w:t>ORG-NNN</w:t>
-      </w:r>
-      <w:r>
-        <w:rPr/>
-        <w:t xml:space="preserve">, </w:t>
-      </w:r>
-      <w:r>
-        <w:rPr>
-          <w:rFonts w:ascii="Consolas" w:hAnsi="Consolas"/>
-        </w:rPr>
-        <w:t>POL-NNN</w:t>
-      </w:r>
-      <w:r>
-        <w:rPr/>
-        <w:t xml:space="preserve"> (UK); </w:t>
-      </w:r>
-      <w:r>
-        <w:rPr>
-          <w:rFonts w:ascii="Consolas" w:hAnsi="Consolas"/>
-        </w:rPr>
-        <w:t>INT-L/O/P-NNN</w:t>
-      </w:r>
-      <w:r>
-        <w:rPr/>
-        <w:t xml:space="preserve">, </w:t>
-      </w:r>
-      <w:r>
-        <w:rPr>
-          <w:rFonts w:ascii="Consolas" w:hAnsi="Consolas"/>
-        </w:rPr>
-        <w:t>EU-L-NNN</w:t>
-      </w:r>
-      <w:r>
-        <w:rPr/>
-        <w:t xml:space="preserve"> (international); </w:t>
-      </w:r>
-      <w:r>
-        <w:rPr>
-          <w:rFonts w:ascii="Consolas" w:hAnsi="Consolas"/>
-        </w:rPr>
-        <w:t>IND-x-NNN</w:t>
-      </w:r>
-      <w:r>
-        <w:rPr/>
-        <w:t xml:space="preserve">, </w:t>
-      </w:r>
-      <w:r>
-        <w:rPr>
-          <w:rFonts w:ascii="Consolas" w:hAnsi="Consolas"/>
-        </w:rPr>
-        <w:t>IFW-NN</w:t>
-      </w:r>
-      <w:r>
-        <w:rPr/>
-        <w:t xml:space="preserve"> (indicators).</w:t>
-      </w:r>
-    </w:p>
-    <w:p>
-      <w:r>
-        <w:rPr>
-          <w:b/>
-        </w:rPr>
-        <w:t xml:space="preserve">Controlled vocabulary — </w:t>
+        <w:t xml:space="preserve">Run </w:t>
       </w:r>
       <w:r>
         <w:rPr>
           <w:rFonts w:ascii="Consolas" w:hAnsi="Consolas"/>
           <w:b/>
         </w:rPr>
-        <w:t>Policy_Sector</w:t>
-      </w:r>
-      <w:r>
-        <w:rPr>
-          <w:b/>
-        </w:rPr>
-        <w:t>.</w:t>
-      </w:r>
-      <w:r>
-        <w:rPr/>
-        <w:t xml:space="preserve"> One vocabulary of </w:t>
-      </w:r>
-      <w:r>
-        <w:rPr>
-          <w:b/>
-        </w:rPr>
-        <w:t>14 classes shared by all three workbooks</w:t>
-      </w:r>
-      <w:r>
-        <w:rPr/>
-        <w:t>, pipe-separated, max 3 per indicator, uncapped for governance records. Do not fork it per workbook — both dashboards filter on it.</w:t>
+        <w:t>python3 Management/finalise.py</w:t>
+      </w:r>
+      <w:r>
+        <w:rPr/>
+        <w:t xml:space="preserve"> — Cross-Reference Index regeneration, integrity check, legislation link check, then both dashboards, then </w:t>
+      </w:r>
+      <w:r>
+        <w:rPr>
+          <w:rFonts w:ascii="Consolas" w:hAnsi="Consolas"/>
+        </w:rPr>
+        <w:t>Exports/</w:t>
+      </w:r>
+      <w:r>
+        <w:rPr/>
+        <w:t xml:space="preserve">. Read the builder's warnings: an unmatched </w:t>
+      </w:r>
+      <w:r>
+        <w:rPr>
+          <w:rFonts w:ascii="Consolas" w:hAnsi="Consolas"/>
+        </w:rPr>
+        <w:t>Source_Framework</w:t>
+      </w:r>
+      <w:r>
+        <w:rPr/>
+        <w:t xml:space="preserve"> or an unscored record is a warning, not a failure, and does not stop the gate.</w:t>
       </w:r>
     </w:p>
     <w:p>
       <w:pPr>
-        <w:pStyle w:val="IntenseQuote"/>
+        <w:tabs>
+          <w:tab w:pos="454" w:val="left"/>
+        </w:tabs>
+        <w:spacing w:after="60"/>
+        <w:ind w:left="454" w:hanging="454"/>
       </w:pPr>
       <w:r>
         <w:rPr/>
-        <w:t>Nature &amp; Biodiversity · Marine &amp; Fisheries · Water · Land Use &amp; Agriculture · Urban &amp; Buildings · Trade &amp; Industry · Finance · Health · Climate · Energy · Transport · Biosecurity · Governance, Society &amp; Data · Pollution &amp; Waste</w:t>
+        <w:t>6.</w:t>
+        <w:tab/>
+      </w:r>
+      <w:r>
+        <w:rPr>
+          <w:b/>
+        </w:rPr>
+        <w:t>Verify structurally afterwards.</w:t>
+      </w:r>
+      <w:r>
+        <w:rPr/>
+        <w:t xml:space="preserve"> Re-read what you wrote and compare against the live headers. Two silent openpyxl failures have been caught this way; neither raised an error.</w:t>
       </w:r>
     </w:p>
     <w:p>
       <w:r>
         <w:rPr/>
-        <w:t xml:space="preserve">Note the comma in "Governance, Society &amp; Data". </w:t>
+        <w:t xml:space="preserve">If a dashboard's </w:t>
+      </w:r>
+      <w:r>
+        <w:rPr>
+          <w:i/>
+        </w:rPr>
+        <w:t>design</w:t>
+      </w:r>
+      <w:r>
+        <w:rPr/>
+        <w:t xml:space="preserve"> changed, bump its </w:t>
       </w:r>
       <w:r>
         <w:rPr>
           <w:rFonts w:ascii="Consolas" w:hAnsi="Consolas"/>
         </w:rPr>
-        <w:t>Health</w:t>
-      </w:r>
-      <w:r>
-        <w:rPr/>
-        <w:t xml:space="preserve"> and </w:t>
+        <w:t>_vN</w:t>
+      </w:r>
+      <w:r>
+        <w:rPr/>
+        <w:t xml:space="preserve"> and archive the prior HTML. The finder re-points </w:t>
       </w:r>
       <w:r>
         <w:rPr>
           <w:rFonts w:ascii="Consolas" w:hAnsi="Consolas"/>
         </w:rPr>
-        <w:t>Trade &amp; Industry</w:t>
-      </w:r>
-      <w:r>
-        <w:rPr/>
-        <w:t xml:space="preserve"> are in </w:t>
-      </w:r>
-      <w:r>
-        <w:rPr>
-          <w:i/>
-        </w:rPr>
-        <w:t>use</w:t>
-      </w:r>
-      <w:r>
-        <w:rPr/>
-        <w:t xml:space="preserve"> only on indicator records, but are in </w:t>
-      </w:r>
-      <w:r>
-        <w:rPr>
-          <w:i/>
-        </w:rPr>
-        <w:t>scope</w:t>
-      </w:r>
-      <w:r>
-        <w:rPr/>
-        <w:t xml:space="preserve"> for governance records.</w:t>
-      </w:r>
-    </w:p>
-    <w:p>
-      <w:pPr>
-        <w:pStyle w:val="Heading3"/>
-      </w:pPr>
-      <w:r>
-        <w:rPr/>
-        <w:t xml:space="preserve">Scope rules — what is deliberately </w:t>
-      </w:r>
-      <w:r>
-        <w:rPr>
-          <w:b/>
-        </w:rPr>
-        <w:t>not</w:t>
-      </w:r>
-      <w:r>
-        <w:rPr/>
-        <w:t xml:space="preserve"> catalogued</w:t>
-      </w:r>
-    </w:p>
-    <w:p>
-      <w:r>
-        <w:rPr/>
-        <w:t>Both rules below were applied repeatedly before they were written down, which meant the same candidates kept coming back through successive scans. They are decisions, not drift.</w:t>
-      </w:r>
-    </w:p>
-    <w:p>
-      <w:r>
-        <w:rPr>
-          <w:b/>
-        </w:rPr>
-        <w:t>1. Operational agency monitoring statistics are out of scope</w:t>
-      </w:r>
-      <w:r>
-        <w:rPr/>
-        <w:t xml:space="preserve"> </w:t>
-      </w:r>
-      <w:r>
-        <w:rPr>
-          <w:i/>
-        </w:rPr>
-        <w:t>(Jonathan, 11 and 18 September 2026).</w:t>
-      </w:r>
-      <w:r>
-        <w:rPr/>
-        <w:t xml:space="preserve"> Environment Agency dry weather and drought summaries, water situation reports, rainfall and river flow weekly reports, and equivalent operational series from other agencies are </w:t>
-      </w:r>
-      <w:r>
-        <w:rPr>
-          <w:b/>
-        </w:rPr>
-        <w:t>not</w:t>
-      </w:r>
-      <w:r>
-        <w:rPr/>
-        <w:t xml:space="preserve"> catalogued as indicator records. They are operational hydrological monitoring, published on a weekly or monthly operational cycle, and they are not indicators of a policy target.</w:t>
-      </w:r>
-    </w:p>
-    <w:p>
-      <w:pPr>
-        <w:pStyle w:val="IntenseQuote"/>
-      </w:pPr>
-      <w:r>
-        <w:rPr/>
-        <w:t xml:space="preserve">⚠ </w:t>
-      </w:r>
-      <w:r>
-        <w:rPr>
-          <w:b/>
-        </w:rPr>
-        <w:t>Know what this costs.</w:t>
-      </w:r>
-      <w:r>
-        <w:rPr/>
-        <w:t xml:space="preserve"> Drought and water availability is the single largest thematic gap in the catalogue, confirmed from three independent source types during the September 2026 scan. The workbook holds [IND-C-105] freshwater quality and quantity and [IND-E-044] drought disruption, and from indicators v23 the CCC adaptation targets for the water and wastewater system — but no drought monitoring series. This is an accepted gap, not an oversight. An earlier note in </w:t>
+        <w:t>GOV_DIAGRAM</w:t>
+      </w:r>
+      <w:r>
+        <w:rPr/>
+        <w:t xml:space="preserve"> automatically, so a diagram rename is safe provided the old file leaves </w:t>
       </w:r>
       <w:r>
         <w:rPr>
           <w:rFonts w:ascii="Consolas" w:hAnsi="Consolas"/>
         </w:rPr>
-        <w:t>pending_additions.md</w:t>
-      </w:r>
-      <w:r>
-        <w:rPr/>
-        <w:t xml:space="preserve"> suggesting agency monitoring statistics would "eventually" get their own indicators worksheet is </w:t>
-      </w:r>
-      <w:r>
-        <w:rPr>
-          <w:b/>
-        </w:rPr>
-        <w:t>superseded by this rule</w:t>
-      </w:r>
-      <w:r>
-        <w:rPr/>
-        <w:t>; if that changes, change it here first.</w:t>
-      </w:r>
-    </w:p>
-    <w:p>
-      <w:r>
-        <w:rPr>
-          <w:b/>
-        </w:rPr>
-        <w:t>2. Level of generality — indicators are catalogued at framework level, not at site or event level</w:t>
-      </w:r>
-      <w:r>
-        <w:rPr/>
-        <w:t xml:space="preserve"> </w:t>
-      </w:r>
-      <w:r>
-        <w:rPr>
-          <w:i/>
-        </w:rPr>
-        <w:t>(Jonathan, 18 September 2026).</w:t>
-      </w:r>
-      <w:r>
-        <w:rPr/>
-        <w:t xml:space="preserve"> A candidate is rejected when it is:</w:t>
-      </w:r>
-    </w:p>
-    <w:p>
-      <w:pPr>
-        <w:pStyle w:val="ListBullet"/>
-      </w:pPr>
-      <w:r>
-        <w:rPr>
-          <w:b/>
-        </w:rPr>
-        <w:t>site- or catchment-specific</w:t>
-      </w:r>
-      <w:r>
-        <w:rPr/>
-        <w:t xml:space="preserve"> where a national series exists — the River Tyne, Tees and Wear fish counts were rejected because a generalised national measure is the right level;</w:t>
-      </w:r>
-    </w:p>
-    <w:p>
-      <w:pPr>
-        <w:pStyle w:val="ListBullet"/>
-      </w:pPr>
-      <w:r>
-        <w:rPr>
-          <w:b/>
-        </w:rPr>
-        <w:t>event reporting rather than monitoring</w:t>
-      </w:r>
-      <w:r>
-        <w:rPr/>
-        <w:t xml:space="preserve"> — the South West octopus bloom, seaweed species new to science, and single-catchment salmon stock notices;</w:t>
-      </w:r>
-    </w:p>
-    <w:p>
-      <w:pPr>
-        <w:pStyle w:val="ListBullet"/>
-      </w:pPr>
-      <w:r>
-        <w:rPr>
-          <w:b/>
-        </w:rPr>
-        <w:t>operational rather than policy-target monitoring</w:t>
-      </w:r>
-      <w:r>
-        <w:rPr/>
-        <w:t xml:space="preserve"> — the provisional Cormorant population indices are released early expressly "to enable their use for operational purposes" (Natural England licensing of fish-eating bird control), and the underlying Wetland Bird Survey is already held at the right generality as [IND-J-010] and [IND-J-013];</w:t>
-      </w:r>
-    </w:p>
-    <w:p>
-      <w:pPr>
-        <w:pStyle w:val="ListBullet"/>
-      </w:pPr>
-      <w:r>
-        <w:rPr>
-          <w:b/>
-        </w:rPr>
-        <w:t>an activity rather than a measure</w:t>
-      </w:r>
-      <w:r>
-        <w:rPr/>
-        <w:t xml:space="preserve"> — the UK bluefin tuna fishery is a genuine range-shift signal but is a fishery, not a monitoring indicator. It would qualify only with a clear monitoring series attached.</w:t>
-      </w:r>
-    </w:p>
-    <w:p>
-      <w:r>
-        <w:rPr/>
-        <w:t>The test is whether the candidate measures something a framework tracks, at the level the framework tracks it. A climate-interesting phenomenon is not automatically an indicator.</w:t>
+        <w:t>Dashboards/</w:t>
+      </w:r>
+      <w:r>
+        <w:rPr/>
+        <w:t>.</w:t>
       </w:r>
     </w:p>
     <w:p>
@@ -4452,7 +5126,541 @@
       </w:pPr>
       <w:r>
         <w:rPr/>
-        <w:t>9. Open work</w:t>
+        <w:t>8. Conventions</w:t>
+      </w:r>
+    </w:p>
+    <w:p>
+      <w:r>
+        <w:rPr>
+          <w:b/>
+        </w:rPr>
+        <w:t>Communication</w:t>
+      </w:r>
+      <w:r>
+        <w:rPr/>
+        <w:t xml:space="preserve"> — concise British English; metric units; direct recommendations without hedging; pushback welcomed; cited sources with explicit confidence levels; state gaps rather than guess.</w:t>
+      </w:r>
+    </w:p>
+    <w:p>
+      <w:r>
+        <w:rPr>
+          <w:b/>
+        </w:rPr>
+        <w:t>Data integrity</w:t>
+      </w:r>
+    </w:p>
+    <w:p>
+      <w:pPr>
+        <w:pStyle w:val="ListBullet"/>
+      </w:pPr>
+      <w:r>
+        <w:rPr/>
+        <w:t>Never reuse retired Record IDs (</w:t>
+      </w:r>
+      <w:r>
+        <w:rPr>
+          <w:rFonts w:ascii="Consolas" w:hAnsi="Consolas"/>
+        </w:rPr>
+        <w:t>POL-023</w:t>
+      </w:r>
+      <w:r>
+        <w:rPr/>
+        <w:t xml:space="preserve">, </w:t>
+      </w:r>
+      <w:r>
+        <w:rPr>
+          <w:rFonts w:ascii="Consolas" w:hAnsi="Consolas"/>
+        </w:rPr>
+        <w:t>POL-024</w:t>
+      </w:r>
+      <w:r>
+        <w:rPr/>
+        <w:t xml:space="preserve">, </w:t>
+      </w:r>
+      <w:r>
+        <w:rPr>
+          <w:rFonts w:ascii="Consolas" w:hAnsi="Consolas"/>
+        </w:rPr>
+        <w:t>LEG-008</w:t>
+      </w:r>
+      <w:r>
+        <w:rPr/>
+        <w:t xml:space="preserve">, </w:t>
+      </w:r>
+      <w:r>
+        <w:rPr>
+          <w:rFonts w:ascii="Consolas" w:hAnsi="Consolas"/>
+        </w:rPr>
+        <w:t>LEG-009</w:t>
+      </w:r>
+      <w:r>
+        <w:rPr/>
+        <w:t xml:space="preserve"> are permanently retired; </w:t>
+      </w:r>
+      <w:r>
+        <w:rPr>
+          <w:rFonts w:ascii="Consolas" w:hAnsi="Consolas"/>
+        </w:rPr>
+        <w:t>check_links.py</w:t>
+      </w:r>
+      <w:r>
+        <w:rPr/>
+        <w:t xml:space="preserve"> holds the list). LEG-008 (BNG, a duplicate of [POL-065]) and LEG-009 (the EPPS, now [POL-111]) were retired in v29 because neither is a statutory instrument.</w:t>
+      </w:r>
+    </w:p>
+    <w:p>
+      <w:pPr>
+        <w:pStyle w:val="ListBullet"/>
+      </w:pPr>
+      <w:r>
+        <w:rPr>
+          <w:b/>
+        </w:rPr>
+        <w:t>The Legislation sheet holds Acts, SIs, Orders and retained/EU instruments only.</w:t>
+      </w:r>
+      <w:r>
+        <w:rPr/>
+        <w:t xml:space="preserve"> A statutory policy statement or statutory scheme made under an Act goes in Policies &amp; Activities with the Act as </w:t>
+      </w:r>
+      <w:r>
+        <w:rPr>
+          <w:rFonts w:ascii="Consolas" w:hAnsi="Consolas"/>
+        </w:rPr>
+        <w:t>Enabling_Legislation</w:t>
+      </w:r>
+      <w:r>
+        <w:rPr/>
+        <w:t xml:space="preserve"> — precedents [POL-059] Marine Policy Statement, [POL-111] EPPS, [POL-065] BNG.</w:t>
+      </w:r>
+    </w:p>
+    <w:p>
+      <w:pPr>
+        <w:pStyle w:val="ListBullet"/>
+      </w:pPr>
+      <w:r>
+        <w:rPr/>
+        <w:t xml:space="preserve">Cross-reference codes wrapped in </w:t>
+      </w:r>
+      <w:r>
+        <w:rPr>
+          <w:rFonts w:ascii="Consolas" w:hAnsi="Consolas"/>
+        </w:rPr>
+        <w:t>[CODE]</w:t>
+      </w:r>
+      <w:r>
+        <w:rPr/>
+        <w:t xml:space="preserve"> brackets everywhere </w:t>
+      </w:r>
+      <w:r>
+        <w:rPr>
+          <w:b/>
+        </w:rPr>
+        <w:t>except</w:t>
+      </w:r>
+      <w:r>
+        <w:rPr/>
+        <w:t xml:space="preserve"> </w:t>
+      </w:r>
+      <w:r>
+        <w:rPr>
+          <w:rFonts w:ascii="Consolas" w:hAnsi="Consolas"/>
+        </w:rPr>
+        <w:t>Record_ID</w:t>
+      </w:r>
+      <w:r>
+        <w:rPr/>
+        <w:t xml:space="preserve"> / </w:t>
+      </w:r>
+      <w:r>
+        <w:rPr>
+          <w:rFonts w:ascii="Consolas" w:hAnsi="Consolas"/>
+        </w:rPr>
+        <w:t>Framework_ID</w:t>
+      </w:r>
+      <w:r>
+        <w:rPr/>
+        <w:t xml:space="preserve"> primary-key columns — exclude those from any global regex pass.</w:t>
+      </w:r>
+    </w:p>
+    <w:p>
+      <w:pPr>
+        <w:pStyle w:val="ListBullet"/>
+      </w:pPr>
+      <w:r>
+        <w:rPr/>
+        <w:t>No silent controlled-vocabulary additions. Flag new terms for explicit approval.</w:t>
+      </w:r>
+    </w:p>
+    <w:p>
+      <w:pPr>
+        <w:pStyle w:val="ListBullet"/>
+      </w:pPr>
+      <w:r>
+        <w:rPr/>
+        <w:t xml:space="preserve">Hard/soft international link classification is by </w:t>
+      </w:r>
+      <w:r>
+        <w:rPr>
+          <w:b/>
+        </w:rPr>
+        <w:t>ratification status</w:t>
+      </w:r>
+      <w:r>
+        <w:rPr/>
+        <w:t>, not endpoint type.</w:t>
+      </w:r>
+    </w:p>
+    <w:p>
+      <w:pPr>
+        <w:pStyle w:val="ListBullet"/>
+      </w:pPr>
+      <w:r>
+        <w:rPr/>
+        <w:t xml:space="preserve">Narrative prose fields are excluded from auto-conversion to edges — hence </w:t>
+      </w:r>
+      <w:r>
+        <w:rPr>
+          <w:rFonts w:ascii="Consolas" w:hAnsi="Consolas"/>
+        </w:rPr>
+        <w:t>orphan_codes.py</w:t>
+      </w:r>
+      <w:r>
+        <w:rPr/>
+        <w:t>.</w:t>
+      </w:r>
+    </w:p>
+    <w:p>
+      <w:r>
+        <w:rPr>
+          <w:b/>
+        </w:rPr>
+        <w:t>ID families</w:t>
+      </w:r>
+      <w:r>
+        <w:rPr/>
+        <w:t xml:space="preserve"> — </w:t>
+      </w:r>
+      <w:r>
+        <w:rPr>
+          <w:rFonts w:ascii="Consolas" w:hAnsi="Consolas"/>
+        </w:rPr>
+        <w:t>LEG-NNN</w:t>
+      </w:r>
+      <w:r>
+        <w:rPr/>
+        <w:t xml:space="preserve">, </w:t>
+      </w:r>
+      <w:r>
+        <w:rPr>
+          <w:rFonts w:ascii="Consolas" w:hAnsi="Consolas"/>
+        </w:rPr>
+        <w:t>ORG-NNN</w:t>
+      </w:r>
+      <w:r>
+        <w:rPr/>
+        <w:t xml:space="preserve">, </w:t>
+      </w:r>
+      <w:r>
+        <w:rPr>
+          <w:rFonts w:ascii="Consolas" w:hAnsi="Consolas"/>
+        </w:rPr>
+        <w:t>POL-NNN</w:t>
+      </w:r>
+      <w:r>
+        <w:rPr/>
+        <w:t xml:space="preserve"> (UK); </w:t>
+      </w:r>
+      <w:r>
+        <w:rPr>
+          <w:rFonts w:ascii="Consolas" w:hAnsi="Consolas"/>
+        </w:rPr>
+        <w:t>INT-L/O/P-NNN</w:t>
+      </w:r>
+      <w:r>
+        <w:rPr/>
+        <w:t xml:space="preserve">, </w:t>
+      </w:r>
+      <w:r>
+        <w:rPr>
+          <w:rFonts w:ascii="Consolas" w:hAnsi="Consolas"/>
+        </w:rPr>
+        <w:t>EU-L-NNN</w:t>
+      </w:r>
+      <w:r>
+        <w:rPr/>
+        <w:t xml:space="preserve"> (international); </w:t>
+      </w:r>
+      <w:r>
+        <w:rPr>
+          <w:rFonts w:ascii="Consolas" w:hAnsi="Consolas"/>
+        </w:rPr>
+        <w:t>IFW-NN</w:t>
+      </w:r>
+      <w:r>
+        <w:rPr/>
+        <w:t xml:space="preserve"> (frameworks). Indicator Record_IDs are </w:t>
+      </w:r>
+      <w:r>
+        <w:rPr>
+          <w:b/>
+        </w:rPr>
+        <w:t>not</w:t>
+      </w:r>
+      <w:r>
+        <w:rPr/>
+        <w:t xml:space="preserve"> all </w:t>
+      </w:r>
+      <w:r>
+        <w:rPr>
+          <w:rFonts w:ascii="Consolas" w:hAnsi="Consolas"/>
+        </w:rPr>
+        <w:t>IND-x-NNN</w:t>
+      </w:r>
+      <w:r>
+        <w:rPr/>
+        <w:t xml:space="preserve">: </w:t>
+      </w:r>
+      <w:r>
+        <w:rPr>
+          <w:rFonts w:ascii="Consolas" w:hAnsi="Consolas"/>
+        </w:rPr>
+        <w:t>IND-E-</w:t>
+      </w:r>
+      <w:r>
+        <w:rPr/>
+        <w:t xml:space="preserve"> EIF, </w:t>
+      </w:r>
+      <w:r>
+        <w:rPr>
+          <w:rFonts w:ascii="Consolas" w:hAnsi="Consolas"/>
+        </w:rPr>
+        <w:t>IND-C-</w:t>
+      </w:r>
+      <w:r>
+        <w:rPr/>
+        <w:t xml:space="preserve"> CCC, </w:t>
+      </w:r>
+      <w:r>
+        <w:rPr>
+          <w:rFonts w:ascii="Consolas" w:hAnsi="Consolas"/>
+        </w:rPr>
+        <w:t>IND-J-</w:t>
+      </w:r>
+      <w:r>
+        <w:rPr/>
+        <w:t xml:space="preserve"> JNCC, </w:t>
+      </w:r>
+      <w:r>
+        <w:rPr>
+          <w:rFonts w:ascii="Consolas" w:hAnsi="Consolas"/>
+        </w:rPr>
+        <w:t>IND-S-</w:t>
+      </w:r>
+      <w:r>
+        <w:rPr/>
+        <w:t xml:space="preserve"> SoN, </w:t>
+      </w:r>
+      <w:r>
+        <w:rPr>
+          <w:rFonts w:ascii="Consolas" w:hAnsi="Consolas"/>
+        </w:rPr>
+        <w:t>IND-B-</w:t>
+      </w:r>
+      <w:r>
+        <w:rPr/>
+        <w:t xml:space="preserve"> EEA, then the frameworks' own codes — </w:t>
+      </w:r>
+      <w:r>
+        <w:rPr>
+          <w:rFonts w:ascii="Consolas" w:hAnsi="Consolas"/>
+        </w:rPr>
+        <w:t>BIP-</w:t>
+      </w:r>
+      <w:r>
+        <w:rPr/>
+        <w:t xml:space="preserve">, </w:t>
+      </w:r>
+      <w:r>
+        <w:rPr>
+          <w:rFonts w:ascii="Consolas" w:hAnsi="Consolas"/>
+        </w:rPr>
+        <w:t>GBF-</w:t>
+      </w:r>
+      <w:r>
+        <w:rPr/>
+        <w:t xml:space="preserve">, </w:t>
+      </w:r>
+      <w:r>
+        <w:rPr>
+          <w:rFonts w:ascii="Consolas" w:hAnsi="Consolas"/>
+        </w:rPr>
+        <w:t>SDG-</w:t>
+      </w:r>
+      <w:r>
+        <w:rPr/>
+        <w:t xml:space="preserve">, and </w:t>
+      </w:r>
+      <w:r>
+        <w:rPr>
+          <w:rFonts w:ascii="Consolas" w:hAnsi="Consolas"/>
+        </w:rPr>
+        <w:t>IPBES-N-</w:t>
+      </w:r>
+      <w:r>
+        <w:rPr/>
+        <w:t xml:space="preserve"> / </w:t>
+      </w:r>
+      <w:r>
+        <w:rPr>
+          <w:rFonts w:ascii="Consolas" w:hAnsi="Consolas"/>
+        </w:rPr>
+        <w:t>IPBES-NCP-</w:t>
+      </w:r>
+      <w:r>
+        <w:rPr/>
+        <w:t xml:space="preserve"> / </w:t>
+      </w:r>
+      <w:r>
+        <w:rPr>
+          <w:rFonts w:ascii="Consolas" w:hAnsi="Consolas"/>
+        </w:rPr>
+        <w:t>IPBES-D-</w:t>
+      </w:r>
+      <w:r>
+        <w:rPr/>
+        <w:t xml:space="preserve">. Gaps in the </w:t>
+      </w:r>
+      <w:r>
+        <w:rPr>
+          <w:rFonts w:ascii="Consolas" w:hAnsi="Consolas"/>
+        </w:rPr>
+        <w:t>IND-C</w:t>
+      </w:r>
+      <w:r>
+        <w:rPr/>
+        <w:t xml:space="preserve"> and </w:t>
+      </w:r>
+      <w:r>
+        <w:rPr>
+          <w:rFonts w:ascii="Consolas" w:hAnsi="Consolas"/>
+        </w:rPr>
+        <w:t>IND-B</w:t>
+      </w:r>
+      <w:r>
+        <w:rPr/>
+        <w:t xml:space="preserve"> numbering predate July 2026 and are treated as intentional; new records continue from the maximum.</w:t>
+      </w:r>
+    </w:p>
+    <w:p>
+      <w:r>
+        <w:rPr>
+          <w:b/>
+        </w:rPr>
+        <w:t>Devolved tier</w:t>
+      </w:r>
+      <w:r>
+        <w:rPr/>
+        <w:t xml:space="preserve"> </w:t>
+      </w:r>
+      <w:r>
+        <w:rPr>
+          <w:i/>
+        </w:rPr>
+        <w:t>(Jonathan, 18 September 2026)</w:t>
+      </w:r>
+      <w:r>
+        <w:rPr/>
+        <w:t xml:space="preserve"> — the four administrations are held at administration level ([ORG-034] Scottish Government, [ORG-035] Welsh Government, [ORG-036] Northern Ireland Executive). No devolved department is held as a record; departments are named in prose in brackets after the administration. A candidate that is a devolved department is rejected on this rule.</w:t>
+      </w:r>
+    </w:p>
+    <w:p>
+      <w:r>
+        <w:rPr>
+          <w:b/>
+        </w:rPr>
+        <w:t xml:space="preserve">Controlled vocabulary — </w:t>
+      </w:r>
+      <w:r>
+        <w:rPr>
+          <w:rFonts w:ascii="Consolas" w:hAnsi="Consolas"/>
+          <w:b/>
+        </w:rPr>
+        <w:t>Policy_Sector</w:t>
+      </w:r>
+      <w:r>
+        <w:rPr>
+          <w:b/>
+        </w:rPr>
+        <w:t>.</w:t>
+      </w:r>
+      <w:r>
+        <w:rPr/>
+        <w:t xml:space="preserve"> One vocabulary of </w:t>
+      </w:r>
+      <w:r>
+        <w:rPr>
+          <w:b/>
+        </w:rPr>
+        <w:t>14 classes shared by all three workbooks</w:t>
+      </w:r>
+      <w:r>
+        <w:rPr/>
+        <w:t>, pipe-separated, max 3 per indicator, uncapped for governance records. Do not fork it per workbook — both dashboards filter on it.</w:t>
+      </w:r>
+    </w:p>
+    <w:p>
+      <w:pPr>
+        <w:pStyle w:val="IntenseQuote"/>
+      </w:pPr>
+      <w:r>
+        <w:rPr/>
+        <w:t>Nature &amp; Biodiversity · Marine &amp; Fisheries · Water · Land Use &amp; Agriculture · Urban &amp; Buildings · Trade &amp; Industry · Finance · Health · Climate · Energy · Transport · Biosecurity · Governance, Society &amp; Data · Pollution &amp; Waste</w:t>
+      </w:r>
+    </w:p>
+    <w:p>
+      <w:r>
+        <w:rPr/>
+        <w:t xml:space="preserve">Note the comma in "Governance, Society &amp; Data". </w:t>
+      </w:r>
+      <w:r>
+        <w:rPr>
+          <w:rFonts w:ascii="Consolas" w:hAnsi="Consolas"/>
+        </w:rPr>
+        <w:t>Health</w:t>
+      </w:r>
+      <w:r>
+        <w:rPr/>
+        <w:t xml:space="preserve"> and </w:t>
+      </w:r>
+      <w:r>
+        <w:rPr>
+          <w:rFonts w:ascii="Consolas" w:hAnsi="Consolas"/>
+        </w:rPr>
+        <w:t>Trade &amp; Industry</w:t>
+      </w:r>
+      <w:r>
+        <w:rPr/>
+        <w:t xml:space="preserve"> are in </w:t>
+      </w:r>
+      <w:r>
+        <w:rPr>
+          <w:i/>
+        </w:rPr>
+        <w:t>use</w:t>
+      </w:r>
+      <w:r>
+        <w:rPr/>
+        <w:t xml:space="preserve"> only on indicator records, but are in </w:t>
+      </w:r>
+      <w:r>
+        <w:rPr>
+          <w:i/>
+        </w:rPr>
+        <w:t>scope</w:t>
+      </w:r>
+      <w:r>
+        <w:rPr/>
+        <w:t xml:space="preserve"> for governance records.</w:t>
       </w:r>
     </w:p>
     <w:p>
@@ -4461,984 +5669,182 @@
       </w:pPr>
       <w:r>
         <w:rPr/>
-        <w:t>Queued records awaiting approval</w:t>
+        <w:t xml:space="preserve">Scope rules — what is deliberately </w:t>
+      </w:r>
+      <w:r>
+        <w:rPr>
+          <w:b/>
+        </w:rPr>
+        <w:t>not</w:t>
+      </w:r>
+      <w:r>
+        <w:rPr/>
+        <w:t xml:space="preserve"> catalogued</w:t>
+      </w:r>
+    </w:p>
+    <w:p>
+      <w:r>
+        <w:rPr/>
+        <w:t>Both rules below were applied repeatedly before they were written down, which meant the same candidates kept coming back through successive scans. They are decisions, not drift.</w:t>
+      </w:r>
+    </w:p>
+    <w:p>
+      <w:r>
+        <w:rPr>
+          <w:b/>
+        </w:rPr>
+        <w:t>1. Operational agency monitoring statistics are out of scope</w:t>
+      </w:r>
+      <w:r>
+        <w:rPr/>
+        <w:t xml:space="preserve"> </w:t>
+      </w:r>
+      <w:r>
+        <w:rPr>
+          <w:i/>
+        </w:rPr>
+        <w:t>(Jonathan, 11 and 18 September 2026).</w:t>
+      </w:r>
+      <w:r>
+        <w:rPr/>
+        <w:t xml:space="preserve"> Environment Agency dry weather and drought summaries, water situation reports, rainfall and river flow weekly reports, and equivalent operational series from other agencies are </w:t>
+      </w:r>
+      <w:r>
+        <w:rPr>
+          <w:b/>
+        </w:rPr>
+        <w:t>not</w:t>
+      </w:r>
+      <w:r>
+        <w:rPr/>
+        <w:t xml:space="preserve"> catalogued as indicator records. They are operational hydrological monitoring, published on a weekly or monthly operational cycle, and they are not indicators of a policy target.</w:t>
       </w:r>
     </w:p>
     <w:p>
       <w:pPr>
-        <w:tabs>
-          <w:tab w:pos="454" w:val="left"/>
-        </w:tabs>
-        <w:spacing w:after="60"/>
-        <w:ind w:left="454" w:hanging="454"/>
+        <w:pStyle w:val="IntenseQuote"/>
       </w:pPr>
       <w:r>
         <w:rPr/>
-        <w:t>1.</w:t>
-        <w:tab/>
+        <w:t xml:space="preserve">⚠ </w:t>
       </w:r>
       <w:r>
         <w:rPr>
           <w:b/>
         </w:rPr>
-        <w:t>Four records from the first policy scan</w:t>
-      </w:r>
-      <w:r>
-        <w:rPr/>
-        <w:t xml:space="preserve"> (</w:t>
+        <w:t>Know what this costs.</w:t>
+      </w:r>
+      <w:r>
+        <w:rPr/>
+        <w:t xml:space="preserve"> Drought and water availability is the single largest thematic gap in the catalogue, confirmed from three independent source types during the September 2026 scan. The workbook holds [IND-C-105] freshwater quality and quantity and [IND-E-044] drought disruption, and from indicators v23 the CCC adaptation targets for the water and wastewater system — but no drought monitoring series. This is an accepted gap, not an oversight. An earlier note in </w:t>
       </w:r>
       <w:r>
         <w:rPr>
           <w:rFonts w:ascii="Consolas" w:hAnsi="Consolas"/>
         </w:rPr>
-        <w:t>Data/pending_additions.md</w:t>
-      </w:r>
-      <w:r>
-        <w:rPr/>
-        <w:t xml:space="preserve">): the Natural Environment (Scotland) Act 2026 and the Environment (Principles, Governance and Biodiversity Targets) (Wales) Act 2026 as </w:t>
-      </w:r>
-      <w:r>
-        <w:rPr>
-          <w:rFonts w:ascii="Consolas" w:hAnsi="Consolas"/>
-        </w:rPr>
-        <w:t>LEG</w:t>
-      </w:r>
-      <w:r>
-        <w:rPr/>
-        <w:t xml:space="preserve">; Environmental Standards Scotland and the Office of Environmental Governance Wales as </w:t>
-      </w:r>
-      <w:r>
-        <w:rPr>
-          <w:rFonts w:ascii="Consolas" w:hAnsi="Consolas"/>
-        </w:rPr>
-        <w:t>ORG</w:t>
-      </w:r>
-      <w:r>
-        <w:rPr/>
-        <w:t>. All are coverage gaps, not new publications. Writing them takes UK governance to v22. A fifth, the draft NI Nature Recovery Strategy, is held pending adoption.</w:t>
+        <w:t>pending_additions.md</w:t>
+      </w:r>
+      <w:r>
+        <w:rPr/>
+        <w:t xml:space="preserve"> suggesting agency monitoring statistics would "eventually" get their own indicators worksheet is </w:t>
+      </w:r>
+      <w:r>
+        <w:rPr>
+          <w:b/>
+        </w:rPr>
+        <w:t>superseded by this rule</w:t>
+      </w:r>
+      <w:r>
+        <w:rPr/>
+        <w:t>; if that changes, change it here first.</w:t>
+      </w:r>
+    </w:p>
+    <w:p>
+      <w:r>
+        <w:rPr>
+          <w:b/>
+        </w:rPr>
+        <w:t>2. Level of generality — indicators are catalogued at framework level, not at site or event level</w:t>
+      </w:r>
+      <w:r>
+        <w:rPr/>
+        <w:t xml:space="preserve"> </w:t>
+      </w:r>
+      <w:r>
+        <w:rPr>
+          <w:i/>
+        </w:rPr>
+        <w:t>(Jonathan, 18 September 2026).</w:t>
+      </w:r>
+      <w:r>
+        <w:rPr/>
+        <w:t xml:space="preserve"> A candidate is rejected when it is:</w:t>
       </w:r>
     </w:p>
     <w:p>
       <w:pPr>
-        <w:tabs>
-          <w:tab w:pos="454" w:val="left"/>
-        </w:tabs>
-        <w:spacing w:after="60"/>
-        <w:ind w:left="454" w:hanging="454"/>
+        <w:pStyle w:val="ListBullet"/>
       </w:pPr>
       <w:r>
-        <w:rPr/>
-        <w:t>2.</w:t>
-        <w:tab/>
-      </w:r>
-      <w:r>
         <w:rPr>
           <w:b/>
         </w:rPr>
-        <w:t>Twelve items from the retrospective assessment sweep</w:t>
-      </w:r>
-      <w:r>
-        <w:rPr/>
-        <w:t xml:space="preserve"> (</w:t>
-      </w:r>
-      <w:r>
-        <w:rPr>
-          <w:rFonts w:ascii="Consolas" w:hAnsi="Consolas"/>
-        </w:rPr>
-        <w:t>Data/pending_additions.md</w:t>
-      </w:r>
-      <w:r>
-        <w:rPr/>
-        <w:t xml:space="preserve">) — Solar Roadmap 2025, Future Homes Standard, Heat-Health Alerting System, Adverse Weather and Health Plan, Building Regs Part O, NSWWS Extreme Heat warnings, GB Plant Health Risk Register, Defra plant-health contingency plans, Observatree and a UKHSA </w:t>
-      </w:r>
-      <w:r>
-        <w:rPr>
-          <w:rFonts w:ascii="Consolas" w:hAnsi="Consolas"/>
-        </w:rPr>
-        <w:t>ORG</w:t>
-      </w:r>
-      <w:r>
-        <w:rPr/>
-        <w:t xml:space="preserve"> record. The two indicator candidates from that sweep are settled: UKHSA heat mortality </w:t>
-      </w:r>
-      <w:r>
-        <w:rPr>
-          <w:b/>
-        </w:rPr>
-        <w:t>rejected</w:t>
-      </w:r>
-      <w:r>
-        <w:rPr/>
-        <w:t xml:space="preserve"> (overlaps [IND-C-130]); MCCIP sea temperature </w:t>
-      </w:r>
-      <w:r>
-        <w:rPr>
-          <w:b/>
-        </w:rPr>
-        <w:t>superseded by the MCCIP block proposal</w:t>
-      </w:r>
-      <w:r>
-        <w:rPr/>
-        <w:t xml:space="preserve"> below.</w:t>
+        <w:t>site- or catchment-specific</w:t>
+      </w:r>
+      <w:r>
+        <w:rPr/>
+        <w:t xml:space="preserve"> where a national series exists — the River Tyne, Tees and Wear fish counts were rejected because a generalised national measure is the right level;</w:t>
       </w:r>
     </w:p>
     <w:p>
       <w:pPr>
-        <w:tabs>
-          <w:tab w:pos="454" w:val="left"/>
-        </w:tabs>
-        <w:spacing w:after="60"/>
-        <w:ind w:left="454" w:hanging="454"/>
+        <w:pStyle w:val="ListBullet"/>
       </w:pPr>
       <w:r>
-        <w:rPr/>
-        <w:t>3.</w:t>
-        <w:tab/>
-      </w:r>
-      <w:r>
         <w:rPr>
           <w:b/>
         </w:rPr>
-        <w:t>MCCIP indicator block — proposal awaiting judgement</w:t>
-      </w:r>
-      <w:r>
-        <w:rPr/>
-        <w:t xml:space="preserve"> (</w:t>
-      </w:r>
-      <w:r>
-        <w:rPr>
-          <w:rFonts w:ascii="Consolas" w:hAnsi="Consolas"/>
-        </w:rPr>
-        <w:t>Data/pending_additions.md</w:t>
-      </w:r>
-      <w:r>
-        <w:rPr/>
-        <w:t>). MCCIP is held as [POL-049] with no indicator rows. A 22-topic block is proposed, modelled on [IFW-07] IPBES as an assessment-derived rather than target-tracking framework. This is the outstanding indicator decision.</w:t>
+        <w:t>event reporting rather than monitoring</w:t>
+      </w:r>
+      <w:r>
+        <w:rPr/>
+        <w:t xml:space="preserve"> — the South West octopus bloom, seaweed species new to science, and single-catchment salmon stock notices;</w:t>
       </w:r>
     </w:p>
     <w:p>
       <w:pPr>
-        <w:pStyle w:val="Heading3"/>
+        <w:pStyle w:val="ListBullet"/>
       </w:pPr>
       <w:r>
-        <w:rPr/>
-        <w:t>Schema decisions blocking those rows</w:t>
+        <w:rPr>
+          <w:b/>
+        </w:rPr>
+        <w:t>operational rather than policy-target monitoring</w:t>
+      </w:r>
+      <w:r>
+        <w:rPr/>
+        <w:t xml:space="preserve"> — the provisional Cormorant population indices are released early expressly "to enable their use for operational purposes" (Natural England licensing of fish-eating bird control), and the underlying Wetland Bird Survey is already held at the right generality as [IND-J-010] and [IND-J-013];</w:t>
       </w:r>
     </w:p>
     <w:p>
       <w:pPr>
-        <w:tabs>
-          <w:tab w:pos="454" w:val="left"/>
-        </w:tabs>
-        <w:spacing w:after="60"/>
-        <w:ind w:left="454" w:hanging="454"/>
+        <w:pStyle w:val="ListBullet"/>
       </w:pPr>
       <w:r>
-        <w:rPr/>
-        <w:t>3.</w:t>
-        <w:tab/>
-      </w:r>
-      <w:r>
         <w:rPr>
           <w:b/>
         </w:rPr>
-        <w:t>Three decisions now on the critical path</w:t>
-      </w:r>
-      <w:r>
-        <w:rPr/>
-        <w:t xml:space="preserve">: the UKHSA </w:t>
-      </w:r>
-      <w:r>
-        <w:rPr>
-          <w:rFonts w:ascii="Consolas" w:hAnsi="Consolas"/>
-        </w:rPr>
-        <w:t>ORG</w:t>
-      </w:r>
-      <w:r>
-        <w:rPr/>
-        <w:t xml:space="preserve"> record (blocks five rows), a new </w:t>
-      </w:r>
-      <w:r>
-        <w:rPr>
-          <w:rFonts w:ascii="Consolas" w:hAnsi="Consolas"/>
-        </w:rPr>
-        <w:t>General_Type</w:t>
-      </w:r>
-      <w:r>
-        <w:rPr/>
-        <w:t xml:space="preserve"> value "Operational service / System" (blocks NSWWS and arguably two more), and the Building Act enabling-legislation </w:t>
-      </w:r>
-      <w:r>
-        <w:rPr>
-          <w:rFonts w:ascii="Consolas" w:hAnsi="Consolas"/>
-        </w:rPr>
-        <w:t>LEG</w:t>
-      </w:r>
-      <w:r>
-        <w:rPr/>
-        <w:t xml:space="preserve"> ID for Part O (blocks one).</w:t>
+        <w:t>an activity rather than a measure</w:t>
+      </w:r>
+      <w:r>
+        <w:rPr/>
+        <w:t xml:space="preserve"> — the UK bluefin tuna fishery is a genuine range-shift signal but is a fishery, not a monitoring indicator. It would qualify only with a clear monitoring series attached.</w:t>
       </w:r>
     </w:p>
     <w:p>
-      <w:pPr>
-        <w:tabs>
-          <w:tab w:pos="454" w:val="left"/>
-        </w:tabs>
-        <w:spacing w:after="60"/>
-        <w:ind w:left="454" w:hanging="454"/>
-      </w:pPr>
-      <w:r>
-        <w:rPr/>
-        <w:t>4.</w:t>
-        <w:tab/>
-      </w:r>
-      <w:r>
-        <w:rPr>
-          <w:b/>
-        </w:rPr>
-        <w:t>Environment Act target delivery plan granularity.</w:t>
-      </w:r>
-      <w:r>
-        <w:rPr/>
-        <w:t xml:space="preserve"> Thirteen statutory delivery plans plus an overview were published 16 July 2026 and none is in the workbook, which holds the statute (</w:t>
-      </w:r>
-      <w:r>
-        <w:rPr>
-          <w:rFonts w:ascii="Consolas" w:hAnsi="Consolas"/>
-        </w:rPr>
-        <w:t>LEG-004</w:t>
-      </w:r>
-      <w:r>
-        <w:rPr/>
-        <w:t>) and the plan (</w:t>
-      </w:r>
-      <w:r>
-        <w:rPr>
-          <w:rFonts w:ascii="Consolas" w:hAnsi="Consolas"/>
-        </w:rPr>
-        <w:t>POL-001</w:t>
-      </w:r>
-      <w:r>
-        <w:rPr/>
-        <w:t xml:space="preserve">) but nothing between. One </w:t>
-      </w:r>
-      <w:r>
-        <w:rPr>
-          <w:rFonts w:ascii="Consolas" w:hAnsi="Consolas"/>
-        </w:rPr>
-        <w:t>POL</w:t>
-      </w:r>
-      <w:r>
-        <w:rPr/>
-        <w:t xml:space="preserve"> or thirteen? Recommendation: thirteen, so indicators attach to the right plan and the diagram shows the chain at the level it operates.</w:t>
-      </w:r>
-    </w:p>
-    <w:p>
-      <w:pPr>
-        <w:pStyle w:val="Heading3"/>
-      </w:pPr>
-      <w:r>
-        <w:rPr/>
-        <w:t>Coverage</w:t>
-      </w:r>
-    </w:p>
-    <w:p>
-      <w:pPr>
-        <w:tabs>
-          <w:tab w:pos="454" w:val="left"/>
-        </w:tabs>
-        <w:spacing w:after="60"/>
-        <w:ind w:left="454" w:hanging="454"/>
-      </w:pPr>
-      <w:r>
-        <w:rPr/>
-        <w:t>5.</w:t>
-        <w:tab/>
-      </w:r>
-      <w:r>
-        <w:rPr>
-          <w:b/>
-        </w:rPr>
-        <w:t>The first policy scan is incomplete.</w:t>
-      </w:r>
-      <w:r>
-        <w:rPr/>
-        <w:t xml:space="preserve"> All 388 Defra items for 6 July – 2 September are enumerated and screened. </w:t>
-      </w:r>
-      <w:r>
-        <w:rPr>
-          <w:b/>
-        </w:rPr>
-        <w:t>Natural England, the Environment Agency, JNCC, the Forestry Commission, the MMO, UKHSA, DESNZ, legislation.gov.uk, the devolved administrations, the CCC, the OEP and the international bodies remain un-enumerated.</w:t>
-      </w:r>
-      <w:r>
-        <w:rPr/>
-        <w:t xml:space="preserve"> Use the </w:t>
-      </w:r>
-      <w:r>
-        <w:rPr>
-          <w:rFonts w:ascii="Consolas" w:hAnsi="Consolas"/>
-        </w:rPr>
-        <w:t>.atom</w:t>
-      </w:r>
-      <w:r>
-        <w:rPr/>
-        <w:t xml:space="preserve"> feeds — the gov.uk search API is unusable from this environment, because the fetch tool drops query strings and returns the unfiltered corpus, which looks like a successful search.</w:t>
-      </w:r>
-    </w:p>
-    <w:p>
-      <w:pPr>
-        <w:tabs>
-          <w:tab w:pos="454" w:val="left"/>
-        </w:tabs>
-        <w:spacing w:after="60"/>
-        <w:ind w:left="454" w:hanging="454"/>
-      </w:pPr>
-      <w:r>
-        <w:rPr/>
-        <w:t>6.</w:t>
-        <w:tab/>
-      </w:r>
-      <w:r>
-        <w:rPr>
-          <w:b/>
-        </w:rPr>
-        <w:t>EIF currency — highest priority queued item.</w:t>
-      </w:r>
-      <w:r>
-        <w:rPr/>
-        <w:t xml:space="preserve"> The Environmental Indicator Framework was refreshed six times in 2026 (13 Feb, 17 Mar "new indicators updated", 15 Apr, 13 May, 3 Jul, 19 Aug). </w:t>
-      </w:r>
-      <w:r>
-        <w:rPr>
-          <w:rFonts w:ascii="Consolas" w:hAnsi="Consolas"/>
-        </w:rPr>
-        <w:t>IFW-01</w:t>
-      </w:r>
-      <w:r>
-        <w:rPr/>
-        <w:t xml:space="preserve"> and its 66 indicator rows may be stale, and whether any indicator was added or retired is unknown. The only queued item touching indicator </w:t>
-      </w:r>
-      <w:r>
-        <w:rPr>
-          <w:i/>
-        </w:rPr>
-        <w:t>content</w:t>
-      </w:r>
-      <w:r>
-        <w:rPr/>
-        <w:t xml:space="preserve"> rather than governance.</w:t>
-      </w:r>
-    </w:p>
-    <w:p>
-      <w:pPr>
-        <w:tabs>
-          <w:tab w:pos="454" w:val="left"/>
-        </w:tabs>
-        <w:spacing w:after="60"/>
-        <w:ind w:left="454" w:hanging="454"/>
-      </w:pPr>
-      <w:r>
-        <w:rPr/>
-        <w:t>7.</w:t>
-        <w:tab/>
-      </w:r>
-      <w:r>
-        <w:rPr>
-          <w:b/>
-        </w:rPr>
-        <w:t>Devolved backlog sweep.</w:t>
-      </w:r>
-      <w:r>
-        <w:rPr/>
-        <w:t xml:space="preserve"> The first scan looked only at spring 2026 and found two missed Acts. Auditing devolved legislation 2021–2025 is probably worth an hour.</w:t>
-      </w:r>
-    </w:p>
-    <w:p>
-      <w:pPr>
-        <w:tabs>
-          <w:tab w:pos="454" w:val="left"/>
-        </w:tabs>
-        <w:spacing w:after="60"/>
-        <w:ind w:left="454" w:hanging="454"/>
-      </w:pPr>
-      <w:r>
-        <w:rPr/>
-        <w:t>8.</w:t>
-        <w:tab/>
-      </w:r>
-      <w:r>
-        <w:rPr>
-          <w:b/>
-        </w:rPr>
-        <w:t>Watch for the Scottish and Welsh statutory target sets.</w:t>
-      </w:r>
-      <w:r>
-        <w:rPr/>
-        <w:t xml:space="preserve"> Both Acts mandate targets </w:t>
-      </w:r>
-      <w:r>
-        <w:rPr>
-          <w:i/>
-        </w:rPr>
-        <w:t>and</w:t>
-      </w:r>
-      <w:r>
-        <w:rPr/>
-        <w:t xml:space="preserve"> monitoring indicators that do not yet exist. When published they are </w:t>
-      </w:r>
-      <w:r>
-        <w:rPr>
-          <w:rFonts w:ascii="Consolas" w:hAnsi="Consolas"/>
-        </w:rPr>
-        <w:t>IFW</w:t>
-      </w:r>
-      <w:r>
-        <w:rPr/>
-        <w:t xml:space="preserve"> + </w:t>
-      </w:r>
-      <w:r>
-        <w:rPr>
-          <w:rFonts w:ascii="Consolas" w:hAnsi="Consolas"/>
-        </w:rPr>
-        <w:t>IND</w:t>
-      </w:r>
-      <w:r>
-        <w:rPr/>
-        <w:t xml:space="preserve"> candidates and go straight to the project's core climate-input question.</w:t>
-      </w:r>
-    </w:p>
-    <w:p>
-      <w:pPr>
-        <w:tabs>
-          <w:tab w:pos="454" w:val="left"/>
-        </w:tabs>
-        <w:spacing w:after="60"/>
-        <w:ind w:left="454" w:hanging="454"/>
-      </w:pPr>
-      <w:r>
-        <w:rPr/>
-        <w:t>9.</w:t>
-        <w:tab/>
-      </w:r>
-      <w:r>
-        <w:rPr>
-          <w:b/>
-        </w:rPr>
-        <w:t xml:space="preserve">~200 records name SDG goals or targets in </w:t>
-      </w:r>
-      <w:r>
-        <w:rPr>
-          <w:rFonts w:ascii="Consolas" w:hAnsi="Consolas"/>
-          <w:b/>
-        </w:rPr>
-        <w:t>Policy_Goal</w:t>
-      </w:r>
-      <w:r>
-        <w:rPr>
-          <w:b/>
-        </w:rPr>
-        <w:t xml:space="preserve"> prose only</w:t>
-      </w:r>
-      <w:r>
-        <w:rPr/>
-        <w:t xml:space="preserve">, not in the clean columns. The dashboard export parses them at runtime; curating them into </w:t>
-      </w:r>
-      <w:r>
-        <w:rPr>
-          <w:rFonts w:ascii="Consolas" w:hAnsi="Consolas"/>
-        </w:rPr>
-        <w:t>SDG_Goals_Clean</w:t>
-      </w:r>
-      <w:r>
-        <w:rPr/>
-        <w:t xml:space="preserve"> / </w:t>
-      </w:r>
-      <w:r>
-        <w:rPr>
-          <w:rFonts w:ascii="Consolas" w:hAnsi="Consolas"/>
-        </w:rPr>
-        <w:t>SDG_Target_Code</w:t>
-      </w:r>
-      <w:r>
-        <w:rPr/>
-        <w:t xml:space="preserve"> would remove that dependency for roughly a fifth of the catalogue.</w:t>
-      </w:r>
-    </w:p>
-    <w:p>
-      <w:pPr>
-        <w:pStyle w:val="Heading3"/>
-      </w:pPr>
-      <w:r>
-        <w:rPr/>
-        <w:t>Content and documentation</w:t>
-      </w:r>
-    </w:p>
-    <w:p>
-      <w:pPr>
-        <w:tabs>
-          <w:tab w:pos="454" w:val="left"/>
-        </w:tabs>
-        <w:spacing w:after="60"/>
-        <w:ind w:left="454" w:hanging="454"/>
-      </w:pPr>
-      <w:r>
-        <w:rPr/>
-        <w:t>10.</w:t>
-        <w:tab/>
-      </w:r>
-      <w:r>
-        <w:rPr>
-          <w:b/>
-        </w:rPr>
-        <w:t>MCCIP topic-level scaffold</w:t>
-      </w:r>
-      <w:r>
-        <w:rPr/>
-        <w:t xml:space="preserve"> (26 rows) — draft at </w:t>
-      </w:r>
-      <w:r>
-        <w:rPr>
-          <w:rFonts w:ascii="Consolas" w:hAnsi="Consolas"/>
-        </w:rPr>
-        <w:t>outputs_other/MCCIP_indicators_proposed.xlsx</w:t>
-      </w:r>
-      <w:r>
-        <w:rPr/>
-        <w:t xml:space="preserve">. MCCIP is 26 </w:t>
-      </w:r>
-      <w:r>
-        <w:rPr>
-          <w:i/>
-        </w:rPr>
-        <w:t>topics</w:t>
-      </w:r>
-      <w:r>
-        <w:rPr/>
-        <w:t xml:space="preserve"> with headline messages and confidence ratings, not a quantitative catalogue; decomposing it yields ~40–60 indicator rows, ~10–15 climate-driven, ~8–12 overlapping existing records. Recommended: topic scaffold first, then priority detail.</w:t>
-      </w:r>
-    </w:p>
-    <w:p>
-      <w:pPr>
-        <w:tabs>
-          <w:tab w:pos="454" w:val="left"/>
-        </w:tabs>
-        <w:spacing w:after="60"/>
-        <w:ind w:left="454" w:hanging="454"/>
-      </w:pPr>
-      <w:r>
-        <w:rPr/>
-        <w:t>11.</w:t>
-        <w:tab/>
-      </w:r>
-      <w:r>
-        <w:rPr>
-          <w:b/>
-        </w:rPr>
-        <w:t>Scale the MO research→policy relevance rubric</w:t>
-      </w:r>
-      <w:r>
-        <w:rPr/>
-        <w:t xml:space="preserve"> from 5 piloted entries to the remaining ~41 policy records. Three design questions block it: the scope of </w:t>
-      </w:r>
-      <w:r>
-        <w:rPr>
-          <w:rFonts w:ascii="Consolas" w:hAnsi="Consolas"/>
-        </w:rPr>
-        <w:t>Cur_MO</w:t>
-      </w:r>
-      <w:r>
-        <w:rPr/>
-        <w:t>; whether Supplier entries share the main matrix or get a separate tab; the confidence floor below which a score is not reportable.</w:t>
-      </w:r>
-    </w:p>
-    <w:p>
-      <w:pPr>
-        <w:tabs>
-          <w:tab w:pos="454" w:val="left"/>
-        </w:tabs>
-        <w:spacing w:after="60"/>
-        <w:ind w:left="454" w:hanging="454"/>
-      </w:pPr>
-      <w:r>
-        <w:rPr/>
-        <w:t>12.</w:t>
-        <w:tab/>
-      </w:r>
-      <w:r>
-        <w:rPr>
-          <w:b/>
-        </w:rPr>
-        <w:t>Two user guides unwritten</w:t>
-      </w:r>
-      <w:r>
-        <w:rPr/>
-        <w:t xml:space="preserve"> — a dashboard guide (what each shows, data vintage, how to search, deep-link and export) and a canonical-files guide (stable-filename convention, internal-version rule, archive-on-supersede discipline). The in-page Help modals partly cover the first.</w:t>
-      </w:r>
-    </w:p>
-    <w:p>
-      <w:pPr>
-        <w:tabs>
-          <w:tab w:pos="454" w:val="left"/>
-        </w:tabs>
-        <w:spacing w:after="60"/>
-        <w:ind w:left="454" w:hanging="454"/>
-      </w:pPr>
-      <w:r>
-        <w:rPr/>
-        <w:t>13.</w:t>
-        <w:tab/>
-      </w:r>
-      <w:r>
-        <w:rPr>
-          <w:b/>
-        </w:rPr>
-        <w:t>Add the two missing completed configs</w:t>
-      </w:r>
-      <w:r>
-        <w:rPr/>
-        <w:t xml:space="preserve"> (biosecurity, LST) to </w:t>
-      </w:r>
-      <w:r>
-        <w:rPr>
-          <w:rFonts w:ascii="Consolas" w:hAnsi="Consolas"/>
-        </w:rPr>
-        <w:t>PA_toolkit/completed_assessments/</w:t>
-      </w:r>
-      <w:r>
-        <w:rPr/>
-        <w:t xml:space="preserve"> so all four rendered assessments are reproducible from source.</w:t>
-      </w:r>
-    </w:p>
-    <w:p>
-      <w:pPr>
-        <w:tabs>
-          <w:tab w:pos="454" w:val="left"/>
-        </w:tabs>
-        <w:spacing w:after="60"/>
-        <w:ind w:left="454" w:hanging="454"/>
-      </w:pPr>
-      <w:r>
-        <w:rPr/>
-        <w:t>14.</w:t>
-        <w:tab/>
-      </w:r>
-      <w:r>
-        <w:rPr>
-          <w:b/>
-        </w:rPr>
-        <w:t>CHECK-row judgement calls</w:t>
-      </w:r>
-      <w:r>
-        <w:rPr/>
-        <w:t xml:space="preserve"> left from the orphan-code promotion (</w:t>
-      </w:r>
-      <w:r>
-        <w:rPr>
-          <w:rFonts w:ascii="Consolas" w:hAnsi="Consolas"/>
-        </w:rPr>
-        <w:t>outputs_other/ORPHAN_CODES_promotion_analysis.md</w:t>
-      </w:r>
-      <w:r>
-        <w:rPr/>
-        <w:t>) — the residual ambiguous cases.</w:t>
-      </w:r>
-    </w:p>
-    <w:p>
-      <w:pPr>
-        <w:pStyle w:val="Heading3"/>
-      </w:pPr>
-      <w:r>
-        <w:rPr/>
-        <w:t>Housekeeping</w:t>
-      </w:r>
-    </w:p>
-    <w:p>
-      <w:pPr>
-        <w:tabs>
-          <w:tab w:pos="454" w:val="left"/>
-        </w:tabs>
-        <w:spacing w:after="60"/>
-        <w:ind w:left="454" w:hanging="454"/>
-      </w:pPr>
-      <w:r>
-        <w:rPr/>
-        <w:t>15.</w:t>
-        <w:tab/>
-      </w:r>
-      <w:r>
-        <w:rPr>
-          <w:rFonts w:ascii="Consolas" w:hAnsi="Consolas"/>
-          <w:b/>
-        </w:rPr>
-        <w:t>export_scoping/</w:t>
-      </w:r>
-      <w:r>
-        <w:rPr>
-          <w:b/>
-        </w:rPr>
-        <w:t xml:space="preserve"> can be deleted.</w:t>
-      </w:r>
-      <w:r>
-        <w:rPr/>
-        <w:t xml:space="preserve"> The indicator export shipped on 17 September; the directory is a design record with no runtime role and nothing in the project reads it. The </w:t>
-      </w:r>
-      <w:r>
-        <w:rPr>
-          <w:rFonts w:ascii="Consolas" w:hAnsi="Consolas"/>
-        </w:rPr>
-        <w:t>.js</w:t>
-      </w:r>
-      <w:r>
-        <w:rPr/>
-        <w:t xml:space="preserve"> files duplicate code now living in the dashboard HTML, and the samples are reproducible in two clicks from the dashboard. </w:t>
-      </w:r>
-      <w:r>
-        <w:rPr>
-          <w:b/>
-        </w:rPr>
-        <w:t xml:space="preserve">Move </w:t>
-      </w:r>
-      <w:r>
-        <w:rPr>
-          <w:rFonts w:ascii="Consolas" w:hAnsi="Consolas"/>
-          <w:b/>
-        </w:rPr>
-        <w:t>EXPORT_SCOPING_NOTE.md</w:t>
-      </w:r>
-      <w:r>
-        <w:rPr>
-          <w:b/>
-        </w:rPr>
-        <w:t xml:space="preserve"> to </w:t>
-      </w:r>
-      <w:r>
-        <w:rPr>
-          <w:rFonts w:ascii="Consolas" w:hAnsi="Consolas"/>
-          <w:b/>
-        </w:rPr>
-        <w:t>outputs_other/</w:t>
-      </w:r>
-      <w:r>
-        <w:rPr>
-          <w:b/>
-        </w:rPr>
-        <w:t xml:space="preserve"> first</w:t>
-      </w:r>
-      <w:r>
-        <w:rPr/>
-        <w:t xml:space="preserve"> if the reasoning is worth keeping — why GBF codes come from </w:t>
-      </w:r>
-      <w:r>
-        <w:rPr>
-          <w:rFonts w:ascii="Consolas" w:hAnsi="Consolas"/>
-        </w:rPr>
-        <w:t>GBF_Targets_Clean</w:t>
-      </w:r>
-      <w:r>
-        <w:rPr/>
-        <w:t xml:space="preserve"> rather than the prose, why SDG needs both sources, and how the gloss test decides what to append.</w:t>
-      </w:r>
-    </w:p>
-    <w:p>
-      <w:pPr>
-        <w:tabs>
-          <w:tab w:pos="454" w:val="left"/>
-        </w:tabs>
-        <w:spacing w:after="60"/>
-        <w:ind w:left="454" w:hanging="454"/>
-      </w:pPr>
-      <w:r>
-        <w:rPr/>
-        <w:t>16.</w:t>
-        <w:tab/>
-      </w:r>
-      <w:r>
-        <w:rPr>
-          <w:rFonts w:ascii="Consolas" w:hAnsi="Consolas"/>
-          <w:b/>
-        </w:rPr>
-        <w:t>OUTSTANDING_ISSUES_AND_NEXT_STEPS.md</w:t>
-      </w:r>
-      <w:r>
-        <w:rPr>
-          <w:b/>
-        </w:rPr>
-        <w:t xml:space="preserve"> should be retired</w:t>
-      </w:r>
-      <w:r>
-        <w:rPr/>
-        <w:t xml:space="preserve"> down to its unique content (the per-item analysis this section only summarises), or folded in and deleted. Two partly-stale backlogs are worse than one.</w:t>
-      </w:r>
-    </w:p>
-    <w:p>
-      <w:pPr>
-        <w:tabs>
-          <w:tab w:pos="454" w:val="left"/>
-        </w:tabs>
-        <w:spacing w:after="60"/>
-        <w:ind w:left="454" w:hanging="454"/>
-      </w:pPr>
-      <w:r>
-        <w:rPr/>
-        <w:t>17.</w:t>
-        <w:tab/>
-      </w:r>
-      <w:r>
-        <w:rPr>
-          <w:rFonts w:ascii="Consolas" w:hAnsi="Consolas"/>
-          <w:b/>
-        </w:rPr>
-        <w:t>governance_diagram_v12.html</w:t>
-      </w:r>
-      <w:r>
-        <w:rPr>
-          <w:b/>
-        </w:rPr>
-        <w:t xml:space="preserve"> is arguably due a </w:t>
-      </w:r>
-      <w:r>
-        <w:rPr>
-          <w:rFonts w:ascii="Consolas" w:hAnsi="Consolas"/>
-          <w:b/>
-        </w:rPr>
-        <w:t>_vN</w:t>
-      </w:r>
-      <w:r>
-        <w:rPr>
-          <w:b/>
-        </w:rPr>
-        <w:t xml:space="preserve"> bump</w:t>
-      </w:r>
-      <w:r>
-        <w:rPr/>
-        <w:t xml:space="preserve"> — a link type and the detail-panel semantics changed on 17 September.</w:t>
-      </w:r>
-    </w:p>
-    <w:p>
-      <w:pPr>
-        <w:tabs>
-          <w:tab w:pos="454" w:val="left"/>
-        </w:tabs>
-        <w:spacing w:after="60"/>
-        <w:ind w:left="454" w:hanging="454"/>
-      </w:pPr>
-      <w:r>
-        <w:rPr/>
-        <w:t>18.</w:t>
-        <w:tab/>
-      </w:r>
-      <w:r>
-        <w:rPr>
-          <w:b/>
-        </w:rPr>
-        <w:t xml:space="preserve">The governance diagram's detail panel is </w:t>
-      </w:r>
-      <w:r>
-        <w:rPr>
-          <w:rFonts w:ascii="Consolas" w:hAnsi="Consolas"/>
-          <w:b/>
-        </w:rPr>
-        <w:t>clamp(118px, 20vh, 200px)</w:t>
-      </w:r>
-      <w:r>
-        <w:rPr>
-          <w:b/>
-        </w:rPr>
-        <w:t xml:space="preserve"> tall.</w:t>
-      </w:r>
-      <w:r>
-        <w:rPr/>
-        <w:t xml:space="preserve"> Framework </w:t>
-      </w:r>
-      <w:r>
-        <w:rPr>
-          <w:rFonts w:ascii="Consolas" w:hAnsi="Consolas"/>
-        </w:rPr>
-        <w:t>Policy_Purpose</w:t>
-      </w:r>
-      <w:r>
-        <w:rPr/>
-        <w:t xml:space="preserve"> text now runs to 808 characters and scrolls. One CSS line if you want it taller.</w:t>
-      </w:r>
-    </w:p>
-    <w:p>
-      <w:pPr>
-        <w:tabs>
-          <w:tab w:pos="454" w:val="left"/>
-        </w:tabs>
-        <w:spacing w:after="60"/>
-        <w:ind w:left="454" w:hanging="454"/>
-      </w:pPr>
-      <w:r>
-        <w:rPr/>
-        <w:t>19.</w:t>
-        <w:tab/>
-      </w:r>
-      <w:r>
-        <w:rPr>
-          <w:rFonts w:ascii="Consolas" w:hAnsi="Consolas"/>
-          <w:b/>
-        </w:rPr>
-        <w:t>SDG Target Lookup</w:t>
-      </w:r>
-      <w:r>
-        <w:rPr>
-          <w:b/>
-        </w:rPr>
-        <w:t xml:space="preserve"> holds 129 of 169 official targets.</w:t>
-      </w:r>
-      <w:r>
-        <w:rPr/>
-        <w:t xml:space="preserve"> SDG-3, SDG-4, SDG-16 and SDG-5.1–5.6 are out of scope by decision, but </w:t>
-      </w:r>
-      <w:r>
-        <w:rPr>
-          <w:b/>
-        </w:rPr>
-        <w:t>SDG-11.c is an unexplained singleton gap</w:t>
-      </w:r>
-      <w:r>
-        <w:rPr/>
-        <w:t xml:space="preserve"> — worth confirming whether its deletion from the global framework is the reason.</w:t>
-      </w:r>
-    </w:p>
-    <w:p>
-      <w:pPr>
-        <w:tabs>
-          <w:tab w:pos="454" w:val="left"/>
-        </w:tabs>
-        <w:spacing w:after="60"/>
-        <w:ind w:left="454" w:hanging="454"/>
-      </w:pPr>
-      <w:r>
-        <w:rPr/>
-        <w:t>20.</w:t>
-        <w:tab/>
-      </w:r>
-      <w:r>
-        <w:rPr/>
-        <w:t xml:space="preserve">One orphaned Word lock file, </w:t>
-      </w:r>
-      <w:r>
-        <w:rPr>
-          <w:rFonts w:ascii="Consolas" w:hAnsi="Consolas"/>
-        </w:rPr>
-        <w:t>~$imate_nature_summary_of_slides.rtf</w:t>
-      </w:r>
-      <w:r>
-        <w:rPr/>
-        <w:t xml:space="preserve">, sits in the project root. Harmless; delete when convenient. </w:t>
-      </w:r>
-      <w:r>
-        <w:rPr>
-          <w:rFonts w:ascii="Consolas" w:hAnsi="Consolas"/>
-        </w:rPr>
-        <w:t>.DS_Store</w:t>
-      </w:r>
-      <w:r>
-        <w:rPr/>
-        <w:t xml:space="preserve"> files regenerate and can be ignored.</w:t>
+      <w:r>
+        <w:rPr/>
+        <w:t>The test is whether the candidate measures something a framework tracks, at the level the framework tracks it. A climate-interesting phenomenon is not automatically an indicator.</w:t>
       </w:r>
     </w:p>
     <w:p>
@@ -5454,13 +5860,22 @@
       </w:pPr>
       <w:r>
         <w:rPr/>
-        <w:t>10. Standing risks</w:t>
+        <w:t>9. Open work</w:t>
       </w:r>
     </w:p>
     <w:p>
       <w:r>
         <w:rPr/>
-        <w:t>Three failure modes, none of which fails loudly.</w:t>
+        <w:t>Item status checked against the workbooks, the queue and the file store on 6 October 2026.</w:t>
+      </w:r>
+    </w:p>
+    <w:p>
+      <w:pPr>
+        <w:pStyle w:val="Heading3"/>
+      </w:pPr>
+      <w:r>
+        <w:rPr/>
+        <w:t>Approved records not yet written — the main backlog</w:t>
       </w:r>
     </w:p>
     <w:p>
@@ -5480,7 +5895,47 @@
         <w:rPr>
           <w:b/>
         </w:rPr>
-        <w:t>Hardcoded governance knowledge.</w:t>
+        <w:t>Approved queue rows — written in UK governance v27 (6 October 2026).</w:t>
+      </w:r>
+      <w:r>
+        <w:rPr/>
+        <w:t xml:space="preserve"> 4 </w:t>
+      </w:r>
+      <w:r>
+        <w:rPr>
+          <w:rFonts w:ascii="Consolas" w:hAnsi="Consolas"/>
+        </w:rPr>
+        <w:t>LEG</w:t>
+      </w:r>
+      <w:r>
+        <w:rPr/>
+        <w:t xml:space="preserve">, 5 </w:t>
+      </w:r>
+      <w:r>
+        <w:rPr>
+          <w:rFonts w:ascii="Consolas" w:hAnsi="Consolas"/>
+        </w:rPr>
+        <w:t>ORG</w:t>
+      </w:r>
+      <w:r>
+        <w:rPr/>
+        <w:t xml:space="preserve"> (incl. [ORG-049] DHSC, added as UKHSA's sponsor) and 39 </w:t>
+      </w:r>
+      <w:r>
+        <w:rPr>
+          <w:rFonts w:ascii="Consolas" w:hAnsi="Consolas"/>
+        </w:rPr>
+        <w:t>POL</w:t>
+      </w:r>
+      <w:r>
+        <w:rPr/>
+        <w:t xml:space="preserve"> ([POL-072]–[POL-110], incl. the 13 Environment Act target delivery plans and overview); "Operational service / System" added to the </w:t>
+      </w:r>
+      <w:r>
+        <w:rPr>
+          <w:rFonts w:ascii="Consolas" w:hAnsi="Consolas"/>
+        </w:rPr>
+        <w:t>Policies &amp; Activities</w:t>
       </w:r>
       <w:r>
         <w:rPr/>
@@ -5490,87 +5945,166 @@
         <w:rPr>
           <w:rFonts w:ascii="Consolas" w:hAnsi="Consolas"/>
         </w:rPr>
-        <w:t>FRAMEWORK_CTX</w:t>
-      </w:r>
-      <w:r>
-        <w:rPr/>
-        <w:t xml:space="preserve"> in </w:t>
+        <w:t>General_Type</w:t>
+      </w:r>
+      <w:r>
+        <w:rPr/>
+        <w:t xml:space="preserve"> vocabulary; [LEG-034] corrected (see item 1a). Proposal, verification record and writer script: </w:t>
       </w:r>
       <w:r>
         <w:rPr>
           <w:rFonts w:ascii="Consolas" w:hAnsi="Consolas"/>
         </w:rPr>
-        <w:t>build_indicator_finder.py</w:t>
-      </w:r>
-      <w:r>
-        <w:rPr/>
-        <w:t xml:space="preserve"> encodes each framework's governance chain by hand — nine chains, eleven distinct codes. If the governance workbooks change and it is not updated, the dashboard rebuilds cleanly and displays a chain that is quietly wrong. </w:t>
-      </w:r>
-      <w:r>
-        <w:rPr>
-          <w:i/>
-        </w:rPr>
-        <w:t>Fix A (real):</w:t>
-      </w:r>
-      <w:r>
-        <w:rPr/>
-        <w:t xml:space="preserve"> derive it from the workbooks. </w:t>
+        <w:t>outputs_other/workbook_proposal_2026-10-06/</w:t>
+      </w:r>
+      <w:r>
+        <w:rPr/>
+        <w:t xml:space="preserve">. The queue rows are resolved. </w:t>
+      </w:r>
+      <w:r>
+        <w:rPr>
+          <w:b/>
+        </w:rPr>
+        <w:t xml:space="preserve">Still </w:t>
       </w:r>
       <w:r>
         <w:rPr>
           <w:rFonts w:ascii="Consolas" w:hAnsi="Consolas"/>
-        </w:rPr>
-        <w:t>Indicator_Frameworks</w:t>
-      </w:r>
-      <w:r>
-        <w:rPr/>
-        <w:t xml:space="preserve"> columns on LEG/ORG/POL records reverse into framework → instruments, and </w:t>
+          <w:b/>
+        </w:rPr>
+        <w:t>add</w:t>
+      </w:r>
+      <w:r>
+        <w:rPr>
+          <w:b/>
+        </w:rPr>
+        <w:t>:</w:t>
+      </w:r>
+      <w:r>
+        <w:rPr/>
+        <w:t xml:space="preserve"> the NI Nature Recovery Strategy (draft; write when adopted) and three legislative rows held for the </w:t>
+      </w:r>
+      <w:r>
+        <w:rPr>
+          <w:b/>
+        </w:rPr>
+        <w:t>D8 legislative backlog audit</w:t>
+      </w:r>
+      <w:r>
+        <w:rPr/>
+        <w:t xml:space="preserve"> (Taxation (Energy and Vehicles) Act 2026, Finance Act 2026, English Devolution and Community Empowerment Act 2026, and the 2024–2026 primary-legislation sweep) — not yet run.</w:t>
+      </w:r>
+    </w:p>
+    <w:p>
+      <w:pPr>
+        <w:spacing w:before="0"/>
+        <w:ind w:left="454"/>
+      </w:pPr>
+      <w:r>
+        <w:rPr>
+          <w:b/>
+        </w:rPr>
+        <w:t>Conditions on rejected/investigate rows, not yet honoured:</w:t>
+      </w:r>
+      <w:r>
+        <w:rPr/>
+        <w:t xml:space="preserve"> note drought orders in [LEG-025] and [LEG-023]; add the JNCC Signpost Series as a mention on [ORG-004]; consider folding Humber 2100+ into [POL-045]; record the National Policy Statement exclusion in [POL-050]. (The TE2100 reasoning is in [POL-100].)</w:t>
+      </w:r>
+    </w:p>
+    <w:p>
+      <w:r>
+        <w:rPr/>
+        <w:t xml:space="preserve">1a. </w:t>
+      </w:r>
+      <w:r>
+        <w:rPr>
+          <w:b/>
+        </w:rPr>
+        <w:t>Legislation link audit — done 6 October 2026</w:t>
+      </w:r>
+      <w:r>
+        <w:rPr/>
+        <w:t xml:space="preserve"> (</w:t>
       </w:r>
       <w:r>
         <w:rPr>
           <w:rFonts w:ascii="Consolas" w:hAnsi="Consolas"/>
         </w:rPr>
-        <w:t>build_governance_diagram.py</w:t>
-      </w:r>
-      <w:r>
-        <w:rPr/>
-        <w:t xml:space="preserve"> already has the parsing logic. Half a day. </w:t>
-      </w:r>
-      <w:r>
-        <w:rPr>
-          <w:i/>
-        </w:rPr>
-        <w:t>Fix B (cheap interim):</w:t>
-      </w:r>
-      <w:r>
-        <w:rPr/>
-        <w:t xml:space="preserve"> assert in </w:t>
+        <w:t>outputs_other/legislation_link_audit_2026-10-06.md</w:t>
+      </w:r>
+      <w:r>
+        <w:rPr/>
+        <w:t>). Four records linked to a different instrument; all corrected ([LEG-034] in v27; [LEG-013], [LEG-040] repurposed to the Clean Air (Northern Ireland) Order 1981, and [LEG-047] in v28). The check now runs in the release gate (</w:t>
       </w:r>
       <w:r>
         <w:rPr>
           <w:rFonts w:ascii="Consolas" w:hAnsi="Consolas"/>
         </w:rPr>
-        <w:t>check_links.py</w:t>
-      </w:r>
-      <w:r>
-        <w:rPr/>
-        <w:t xml:space="preserve"> that every </w:t>
+        <w:t>check_legislation_links.py</w:t>
+      </w:r>
+      <w:r>
+        <w:rPr/>
+        <w:t xml:space="preserve">, §6). </w:t>
+      </w:r>
+      <w:r>
+        <w:rPr>
+          <w:b/>
+        </w:rPr>
+        <w:t>Still open:</w:t>
+      </w:r>
+      <w:r>
+        <w:rPr/>
+        <w:t xml:space="preserve"> [LEG-044] Plant Health (England) Order 2015 is </w:t>
+      </w:r>
+      <w:r>
+        <w:rPr>
+          <w:b/>
+        </w:rPr>
+        <w:t>revoked</w:t>
+      </w:r>
+      <w:r>
+        <w:rPr/>
+        <w:t xml:space="preserve"> — identify the current GB plant-health regime before changing the record (inbound from ORG-020, POL-033, POL-034, POL-052, INT-L-023; the </w:t>
       </w:r>
       <w:r>
         <w:rPr>
           <w:rFonts w:ascii="Consolas" w:hAnsi="Consolas"/>
         </w:rPr>
-        <w:t>FRAMEWORK_CTX</w:t>
-      </w:r>
-      <w:r>
-        <w:rPr/>
-        <w:t xml:space="preserve"> code exists in the registry, and that no governance record points at a framework without appearing in its chain. About an hour, and it converts a silent failure into a loud one. </w:t>
-      </w:r>
-      <w:r>
-        <w:rPr>
-          <w:b/>
-        </w:rPr>
-        <w:t>Recommendation: B now, A when the finder is next opened substantially.</w:t>
+        <w:t>Status</w:t>
+      </w:r>
+      <w:r>
+        <w:rPr/>
+        <w:t xml:space="preserve"> vocabulary has no "Revoked" stem); [LEG-013] </w:t>
+      </w:r>
+      <w:r>
+        <w:rPr>
+          <w:rFonts w:ascii="Consolas" w:hAnsi="Consolas"/>
+        </w:rPr>
+        <w:t>Status</w:t>
+      </w:r>
+      <w:r>
+        <w:rPr/>
+        <w:t xml:space="preserve"> "Royal Assent Jan 2025" unverified; [LEG-008] BNG retired and [LEG-009] EPPS moved to [POL-111] in v29; LEG-044 is queued as an </w:t>
+      </w:r>
+      <w:r>
+        <w:rPr>
+          <w:rFonts w:ascii="Consolas" w:hAnsi="Consolas"/>
+        </w:rPr>
+        <w:t>investigate</w:t>
+      </w:r>
+      <w:r>
+        <w:rPr/>
+        <w:t xml:space="preserve"> row in </w:t>
+      </w:r>
+      <w:r>
+        <w:rPr>
+          <w:rFonts w:ascii="Consolas" w:hAnsi="Consolas"/>
+        </w:rPr>
+        <w:t>Data/pending_additions.md</w:t>
+      </w:r>
+      <w:r>
+        <w:rPr/>
+        <w:t xml:space="preserve"> (kept unchanged by decision, 6 Oct 2026); [LEG-003], [LEG-049] not yet title-checked (the gate will check them on the first networked run); [LEG-021] links to bills.parliament.uk, which the checker does not read.</w:t>
       </w:r>
     </w:p>
     <w:p>
@@ -5590,21 +6124,38 @@
         <w:rPr>
           <w:b/>
         </w:rPr>
-        <w:t>Completeness decay.</w:t>
-      </w:r>
-      <w:r>
-        <w:rPr/>
-        <w:t xml:space="preserve"> The knowledge base does not decay visibly — a workbook six months stale passes every check and builds every dashboard. The only symptom is an absence. Mitigated by the quarterly policy scan and </w:t>
+        <w:t xml:space="preserve">Five rows still </w:t>
       </w:r>
       <w:r>
         <w:rPr>
           <w:rFonts w:ascii="Consolas" w:hAnsi="Consolas"/>
-        </w:rPr>
-        <w:t>Data/pending_additions.md</w:t>
-      </w:r>
-      <w:r>
-        <w:rPr/>
-        <w:t>, but the scan is manual and depends on someone remembering; §8 of the scan protocol says what scheduling it would take.</w:t>
+          <w:b/>
+        </w:rPr>
+        <w:t>pending</w:t>
+      </w:r>
+      <w:r>
+        <w:rPr/>
+        <w:t xml:space="preserve"> from the 17 September framework-currency check: CCRA4-IA </w:t>
+      </w:r>
+      <w:r>
+        <w:rPr>
+          <w:i/>
+        </w:rPr>
+        <w:t>A Well-Adapted UK</w:t>
+      </w:r>
+      <w:r>
+        <w:rPr/>
+        <w:t xml:space="preserve"> (Met Office-led technical report; mark [POL-017] CCRA3 superseded), the Carbon Budget and Growth Delivery Plan (Oct 2025), the CCC 2026 progress report, NICCAP3 and Scotland's Climate Change Plan 2026–2040. </w:t>
+      </w:r>
+      <w:r>
+        <w:rPr>
+          <w:b/>
+        </w:rPr>
+        <w:t>The CBGDP is the most urgent:</w:t>
+      </w:r>
+      <w:r>
+        <w:rPr/>
+        <w:t xml:space="preserve"> the CCC indicator benchmarks were re-derived against it in indicators v18–v20, but the governance workbook still holds only [POL-004] CBDP 2023 (annotated as superseded), so the indicators cite a plan the governance side does not record.</w:t>
       </w:r>
     </w:p>
     <w:p>
@@ -5624,11 +6175,1142 @@
         <w:rPr>
           <w:b/>
         </w:rPr>
-        <w:t>Protocol drift.</w:t>
-      </w:r>
-      <w:r>
-        <w:rPr/>
-        <w:t xml:space="preserve"> A protocol referencing tooling or conventions that do not exist causes bad edits, because a diligent reader assumes the check ran. Recurs whenever a protocol is edited without checking the file store.</w:t>
+        <w:t xml:space="preserve">Nine </w:t>
+      </w:r>
+      <w:r>
+        <w:rPr>
+          <w:rFonts w:ascii="Consolas" w:hAnsi="Consolas"/>
+          <w:b/>
+        </w:rPr>
+        <w:t>investigate</w:t>
+      </w:r>
+      <w:r>
+        <w:rPr>
+          <w:b/>
+        </w:rPr>
+        <w:t xml:space="preserve"> rows remain open</w:t>
+      </w:r>
+      <w:r>
+        <w:rPr/>
+        <w:t xml:space="preserve"> — Land Use Framework 2026 vs [POL-009], SFI26 vs [POL-054], CBGDP vs [POL-004], revised NPPF, Fisheries Act post-legislative assessment, biodiversity gain statements for NSIPs, the Interactive Story Map, JNCC Signpost Series, UKBI 2026 (below). Eight rows are </w:t>
+      </w:r>
+      <w:r>
+        <w:rPr>
+          <w:rFonts w:ascii="Consolas" w:hAnsi="Consolas"/>
+        </w:rPr>
+        <w:t>defer</w:t>
+      </w:r>
+      <w:r>
+        <w:rPr/>
+        <w:t>.</w:t>
+      </w:r>
+    </w:p>
+    <w:p>
+      <w:pPr>
+        <w:pStyle w:val="Heading3"/>
+      </w:pPr>
+      <w:r>
+        <w:rPr/>
+        <w:t>Indicator decisions</w:t>
+      </w:r>
+    </w:p>
+    <w:p>
+      <w:pPr>
+        <w:tabs>
+          <w:tab w:pos="454" w:val="left"/>
+        </w:tabs>
+        <w:spacing w:after="60"/>
+        <w:ind w:left="454" w:hanging="454"/>
+      </w:pPr>
+      <w:r>
+        <w:rPr/>
+        <w:t>4.</w:t>
+        <w:tab/>
+      </w:r>
+      <w:r>
+        <w:rPr>
+          <w:b/>
+        </w:rPr>
+        <w:t>MCCIP indicator block — proposal awaiting judgement</w:t>
+      </w:r>
+      <w:r>
+        <w:rPr/>
+        <w:t xml:space="preserve"> (</w:t>
+      </w:r>
+      <w:r>
+        <w:rPr>
+          <w:rFonts w:ascii="Consolas" w:hAnsi="Consolas"/>
+        </w:rPr>
+        <w:t>Data/pending_additions.md</w:t>
+      </w:r>
+      <w:r>
+        <w:rPr/>
+        <w:t xml:space="preserve">, final section). MCCIP is held as [POL-049] with no indicator rows. Proposed: [IFW-12] on a new </w:t>
+      </w:r>
+      <w:r>
+        <w:rPr>
+          <w:rFonts w:ascii="Consolas" w:hAnsi="Consolas"/>
+        </w:rPr>
+        <w:t>MCCIP Indicators</w:t>
+      </w:r>
+      <w:r>
+        <w:rPr/>
+        <w:t xml:space="preserve"> sheet, a new </w:t>
+      </w:r>
+      <w:r>
+        <w:rPr>
+          <w:rFonts w:ascii="Consolas" w:hAnsi="Consolas"/>
+        </w:rPr>
+        <w:t>IND-M</w:t>
+      </w:r>
+      <w:r>
+        <w:rPr/>
+        <w:t xml:space="preserve"> family, modelled on [IFW-07] IPBES as an assessment-derived framework. Recommendation: the 16 physical-environment and ecosystem-change topics only, leaving the six societal-impact topics out under the level-of-generality rule. This supersedes the July 26-row topic scaffold in </w:t>
+      </w:r>
+      <w:r>
+        <w:rPr>
+          <w:rFonts w:ascii="Consolas" w:hAnsi="Consolas"/>
+        </w:rPr>
+        <w:t>outputs_other/MCCIP_indicators_proposed.xlsx</w:t>
+      </w:r>
+      <w:r>
+        <w:rPr/>
+        <w:t>, which was built on MCCIP's earlier topic list.</w:t>
+      </w:r>
+    </w:p>
+    <w:p>
+      <w:pPr>
+        <w:tabs>
+          <w:tab w:pos="454" w:val="left"/>
+        </w:tabs>
+        <w:spacing w:after="60"/>
+        <w:ind w:left="454" w:hanging="454"/>
+      </w:pPr>
+      <w:r>
+        <w:rPr/>
+        <w:t>5.</w:t>
+        <w:tab/>
+      </w:r>
+      <w:r>
+        <w:rPr>
+          <w:b/>
+        </w:rPr>
+        <w:t xml:space="preserve">Two new </w:t>
+      </w:r>
+      <w:r>
+        <w:rPr>
+          <w:rFonts w:ascii="Consolas" w:hAnsi="Consolas"/>
+          <w:b/>
+        </w:rPr>
+        <w:t>Indicator_Type</w:t>
+      </w:r>
+      <w:r>
+        <w:rPr>
+          <w:b/>
+        </w:rPr>
+        <w:t xml:space="preserve"> terms to confirm</w:t>
+      </w:r>
+      <w:r>
+        <w:rPr/>
+        <w:t xml:space="preserve"> — "Socio-economic statistic" (52 SDG rows) and "Hazard impact" (5). Free text, so not gated, but coined without approval.</w:t>
+      </w:r>
+    </w:p>
+    <w:p>
+      <w:pPr>
+        <w:tabs>
+          <w:tab w:pos="454" w:val="left"/>
+        </w:tabs>
+        <w:spacing w:after="60"/>
+        <w:ind w:left="454" w:hanging="454"/>
+      </w:pPr>
+      <w:r>
+        <w:rPr/>
+        <w:t>6.</w:t>
+        <w:tab/>
+      </w:r>
+      <w:r>
+        <w:rPr>
+          <w:rFonts w:ascii="Consolas" w:hAnsi="Consolas"/>
+          <w:b/>
+        </w:rPr>
+        <w:t>GBF_Targets_Clean</w:t>
+      </w:r>
+      <w:r>
+        <w:rPr>
+          <w:b/>
+        </w:rPr>
+        <w:t xml:space="preserve"> is absent</w:t>
+      </w:r>
+      <w:r>
+        <w:rPr/>
+        <w:t xml:space="preserve"> from the SDG and SoN 2023 sheets — one mapping exercise for both.</w:t>
+      </w:r>
+    </w:p>
+    <w:p>
+      <w:pPr>
+        <w:tabs>
+          <w:tab w:pos="454" w:val="left"/>
+        </w:tabs>
+        <w:spacing w:after="60"/>
+        <w:ind w:left="454" w:hanging="454"/>
+      </w:pPr>
+      <w:r>
+        <w:rPr/>
+        <w:t>7.</w:t>
+        <w:tab/>
+      </w:r>
+      <w:r>
+        <w:rPr>
+          <w:b/>
+        </w:rPr>
+        <w:t xml:space="preserve">~200 records name SDG goals or targets in </w:t>
+      </w:r>
+      <w:r>
+        <w:rPr>
+          <w:rFonts w:ascii="Consolas" w:hAnsi="Consolas"/>
+          <w:b/>
+        </w:rPr>
+        <w:t>Policy_Goal</w:t>
+      </w:r>
+      <w:r>
+        <w:rPr>
+          <w:b/>
+        </w:rPr>
+        <w:t xml:space="preserve"> prose only</w:t>
+      </w:r>
+      <w:r>
+        <w:rPr/>
+        <w:t xml:space="preserve">, not in the clean columns. The dashboard export parses them at runtime; curating them into </w:t>
+      </w:r>
+      <w:r>
+        <w:rPr>
+          <w:rFonts w:ascii="Consolas" w:hAnsi="Consolas"/>
+        </w:rPr>
+        <w:t>SDG_Goals_Clean</w:t>
+      </w:r>
+      <w:r>
+        <w:rPr/>
+        <w:t xml:space="preserve"> / </w:t>
+      </w:r>
+      <w:r>
+        <w:rPr>
+          <w:rFonts w:ascii="Consolas" w:hAnsi="Consolas"/>
+        </w:rPr>
+        <w:t>SDG_Target_Code</w:t>
+      </w:r>
+      <w:r>
+        <w:rPr/>
+        <w:t xml:space="preserve"> would remove that dependency.</w:t>
+      </w:r>
+    </w:p>
+    <w:p>
+      <w:pPr>
+        <w:tabs>
+          <w:tab w:pos="454" w:val="left"/>
+        </w:tabs>
+        <w:spacing w:after="60"/>
+        <w:ind w:left="454" w:hanging="454"/>
+      </w:pPr>
+      <w:r>
+        <w:rPr/>
+        <w:t>8.</w:t>
+        <w:tab/>
+      </w:r>
+      <w:r>
+        <w:rPr>
+          <w:b/>
+        </w:rPr>
+        <w:t>[IFW-10] carries targets, not indicators</w:t>
+      </w:r>
+      <w:r>
+        <w:rPr/>
+        <w:t xml:space="preserve">, and </w:t>
+      </w:r>
+      <w:r>
+        <w:rPr>
+          <w:rFonts w:ascii="Consolas" w:hAnsi="Consolas"/>
+        </w:rPr>
+        <w:t>Data_Source</w:t>
+      </w:r>
+      <w:r>
+        <w:rPr/>
+        <w:t xml:space="preserve"> reads "to be confirmed" on all 38 rows. When the next CCC adaptation progress report publishes the indicators selected against those targets, revisit. Also check the objective count (20 captured, CCC states 21) before citing it.</w:t>
+      </w:r>
+    </w:p>
+    <w:p>
+      <w:pPr>
+        <w:pStyle w:val="Heading3"/>
+      </w:pPr>
+      <w:r>
+        <w:rPr/>
+        <w:t>Coverage</w:t>
+      </w:r>
+    </w:p>
+    <w:p>
+      <w:pPr>
+        <w:tabs>
+          <w:tab w:pos="454" w:val="left"/>
+        </w:tabs>
+        <w:spacing w:after="60"/>
+        <w:ind w:left="454" w:hanging="454"/>
+      </w:pPr>
+      <w:r>
+        <w:rPr/>
+        <w:t>9.</w:t>
+        <w:tab/>
+      </w:r>
+      <w:r>
+        <w:rPr>
+          <w:b/>
+        </w:rPr>
+        <w:t>The 2 September scan remains partly un-enumerated</w:t>
+      </w:r>
+      <w:r>
+        <w:rPr/>
+        <w:t xml:space="preserve"> (</w:t>
+      </w:r>
+      <w:r>
+        <w:rPr>
+          <w:rFonts w:ascii="Consolas" w:hAnsi="Consolas"/>
+        </w:rPr>
+        <w:t>outputs_other/policy_scan_2026-09-02.md</w:t>
+      </w:r>
+      <w:r>
+        <w:rPr/>
+        <w:t xml:space="preserve">, final tables). Done: ministerial statements, Defra, NE/EA/FC/MMO, JNCC, the record-bearing types for UKHSA/DESNZ/MHCLG/DfT/HMT, UK Public General Acts 2026, CCC, OEP; gov.scot via pointer pages only. </w:t>
+      </w:r>
+      <w:r>
+        <w:rPr>
+          <w:b/>
+        </w:rPr>
+        <w:t>Not done:</w:t>
+      </w:r>
+      <w:r>
+        <w:rPr/>
+        <w:t xml:space="preserve"> gov.wales, DAERA, NatureScot, SEPA, NRW; the international bodies (CBD, IPBES, Ramsar, CMS, OSPAR, HELCOM, UNFCCC, EUR-Lex, EEA); UK statutory instruments; the Block 3 title sweep (~700 items); forestresearch.gov.uk; 30by30 at sea. The gov.uk and gov.scot search filters are ignored when called from this environment and return the whole corpus — use </w:t>
+      </w:r>
+      <w:r>
+        <w:rPr>
+          <w:rFonts w:ascii="Consolas" w:hAnsi="Consolas"/>
+        </w:rPr>
+        <w:t>.atom</w:t>
+      </w:r>
+      <w:r>
+        <w:rPr/>
+        <w:t xml:space="preserve"> feeds and pointer pages.</w:t>
+      </w:r>
+    </w:p>
+    <w:p>
+      <w:pPr>
+        <w:tabs>
+          <w:tab w:pos="454" w:val="left"/>
+        </w:tabs>
+        <w:spacing w:after="60"/>
+        <w:ind w:left="454" w:hanging="454"/>
+      </w:pPr>
+      <w:r>
+        <w:rPr/>
+        <w:t>10.</w:t>
+        <w:tab/>
+      </w:r>
+      <w:r>
+        <w:rPr>
+          <w:b/>
+        </w:rPr>
+        <w:t>Next quarterly scan</w:t>
+      </w:r>
+      <w:r>
+        <w:rPr/>
+        <w:t xml:space="preserve"> covers 2 September onwards and is due around early December 2026.</w:t>
+      </w:r>
+    </w:p>
+    <w:p>
+      <w:pPr>
+        <w:tabs>
+          <w:tab w:pos="454" w:val="left"/>
+        </w:tabs>
+        <w:spacing w:after="60"/>
+        <w:ind w:left="454" w:hanging="454"/>
+      </w:pPr>
+      <w:r>
+        <w:rPr/>
+        <w:t>11.</w:t>
+        <w:tab/>
+      </w:r>
+      <w:r>
+        <w:rPr>
+          <w:b/>
+        </w:rPr>
+        <w:t>Watch items.</w:t>
+      </w:r>
+      <w:r>
+        <w:rPr/>
+        <w:t xml:space="preserve"> JNCC UKBI 2026 ([IFW-03] still records UKBI 2025; usually an autumn release, so likely imminent); the Scottish and Welsh statutory target sets, which both 2026 Acts mandate and which will be </w:t>
+      </w:r>
+      <w:r>
+        <w:rPr>
+          <w:rFonts w:ascii="Consolas" w:hAnsi="Consolas"/>
+        </w:rPr>
+        <w:t>IFW</w:t>
+      </w:r>
+      <w:r>
+        <w:rPr/>
+        <w:t xml:space="preserve"> + </w:t>
+      </w:r>
+      <w:r>
+        <w:rPr>
+          <w:rFonts w:ascii="Consolas" w:hAnsi="Consolas"/>
+        </w:rPr>
+        <w:t>IND</w:t>
+      </w:r>
+      <w:r>
+        <w:rPr/>
+        <w:t xml:space="preserve"> candidates when published.</w:t>
+      </w:r>
+    </w:p>
+    <w:p>
+      <w:pPr>
+        <w:pStyle w:val="Heading3"/>
+      </w:pPr>
+      <w:r>
+        <w:rPr/>
+        <w:t>Content and documentation</w:t>
+      </w:r>
+    </w:p>
+    <w:p>
+      <w:pPr>
+        <w:tabs>
+          <w:tab w:pos="454" w:val="left"/>
+        </w:tabs>
+        <w:spacing w:after="60"/>
+        <w:ind w:left="454" w:hanging="454"/>
+      </w:pPr>
+      <w:r>
+        <w:rPr/>
+        <w:t>12.</w:t>
+        <w:tab/>
+      </w:r>
+      <w:r>
+        <w:rPr>
+          <w:b/>
+        </w:rPr>
+        <w:t>Install and test the GitHub Copilot configuration</w:t>
+      </w:r>
+      <w:r>
+        <w:rPr/>
+        <w:t xml:space="preserve"> (§6.1, root </w:t>
+      </w:r>
+      <w:r>
+        <w:rPr>
+          <w:rFonts w:ascii="Consolas" w:hAnsi="Consolas"/>
+        </w:rPr>
+        <w:t>README.md</w:t>
+      </w:r>
+      <w:r>
+        <w:rPr/>
+        <w:t xml:space="preserve">). Counts, section references and the removed </w:t>
+      </w:r>
+      <w:r>
+        <w:rPr>
+          <w:rFonts w:ascii="Consolas" w:hAnsi="Consolas"/>
+        </w:rPr>
+        <w:t>FRAMEWORK_CTX</w:t>
+      </w:r>
+      <w:r>
+        <w:rPr/>
+        <w:t xml:space="preserve"> were corrected throughout </w:t>
+      </w:r>
+      <w:r>
+        <w:rPr>
+          <w:rFonts w:ascii="Consolas" w:hAnsi="Consolas"/>
+        </w:rPr>
+        <w:t>Copilot_setup/</w:t>
+      </w:r>
+      <w:r>
+        <w:rPr/>
+        <w:t xml:space="preserve"> and the root </w:t>
+      </w:r>
+      <w:r>
+        <w:rPr>
+          <w:rFonts w:ascii="Consolas" w:hAnsi="Consolas"/>
+        </w:rPr>
+        <w:t>README.md</w:t>
+      </w:r>
+      <w:r>
+        <w:rPr/>
+        <w:t xml:space="preserve"> on 6 October 2026, but nothing has yet run in VS Code; the tool-set names and handoff syntax are from documentation only.</w:t>
+      </w:r>
+    </w:p>
+    <w:p>
+      <w:pPr>
+        <w:tabs>
+          <w:tab w:pos="454" w:val="left"/>
+        </w:tabs>
+        <w:spacing w:after="60"/>
+        <w:ind w:left="454" w:hanging="454"/>
+      </w:pPr>
+      <w:r>
+        <w:rPr/>
+        <w:t>13.</w:t>
+        <w:tab/>
+      </w:r>
+      <w:r>
+        <w:rPr>
+          <w:b/>
+        </w:rPr>
+        <w:t>Scale the MO research→policy relevance rubric</w:t>
+      </w:r>
+      <w:r>
+        <w:rPr/>
+        <w:t xml:space="preserve"> from 5 piloted entries to the remaining ~41 policy records. Three design questions block it: the scope of </w:t>
+      </w:r>
+      <w:r>
+        <w:rPr>
+          <w:rFonts w:ascii="Consolas" w:hAnsi="Consolas"/>
+        </w:rPr>
+        <w:t>Cur_MO</w:t>
+      </w:r>
+      <w:r>
+        <w:rPr/>
+        <w:t>; whether Supplier entries share the main matrix or get a separate tab; the confidence floor below which a score is not reportable.</w:t>
+      </w:r>
+    </w:p>
+    <w:p>
+      <w:pPr>
+        <w:tabs>
+          <w:tab w:pos="454" w:val="left"/>
+        </w:tabs>
+        <w:spacing w:after="60"/>
+        <w:ind w:left="454" w:hanging="454"/>
+      </w:pPr>
+      <w:r>
+        <w:rPr/>
+        <w:t>14.</w:t>
+        <w:tab/>
+      </w:r>
+      <w:r>
+        <w:rPr>
+          <w:b/>
+        </w:rPr>
+        <w:t>Dashboard user guide unwritten</w:t>
+      </w:r>
+      <w:r>
+        <w:rPr/>
+        <w:t xml:space="preserve"> — what each dashboard shows, data vintage, search, deep-link and export. The in-page Help modals partly cover it. (The canonical-files guide is written: </w:t>
+      </w:r>
+      <w:r>
+        <w:rPr>
+          <w:rFonts w:ascii="Consolas" w:hAnsi="Consolas"/>
+        </w:rPr>
+        <w:t>Data/CANONICAL_FILES_GUIDE.md</w:t>
+      </w:r>
+      <w:r>
+        <w:rPr/>
+        <w:t>.)</w:t>
+      </w:r>
+    </w:p>
+    <w:p>
+      <w:pPr>
+        <w:tabs>
+          <w:tab w:pos="454" w:val="left"/>
+        </w:tabs>
+        <w:spacing w:after="60"/>
+        <w:ind w:left="454" w:hanging="454"/>
+      </w:pPr>
+      <w:r>
+        <w:rPr/>
+        <w:t>15.</w:t>
+        <w:tab/>
+      </w:r>
+      <w:r>
+        <w:rPr>
+          <w:b/>
+        </w:rPr>
+        <w:t>Add the two missing completed configs</w:t>
+      </w:r>
+      <w:r>
+        <w:rPr/>
+        <w:t xml:space="preserve"> (biosecurity, LST) to </w:t>
+      </w:r>
+      <w:r>
+        <w:rPr>
+          <w:rFonts w:ascii="Consolas" w:hAnsi="Consolas"/>
+        </w:rPr>
+        <w:t>PA_toolkit/completed_assessments/</w:t>
+      </w:r>
+      <w:r>
+        <w:rPr/>
+        <w:t xml:space="preserve"> so all four rendered assessments are reproducible from source. Only </w:t>
+      </w:r>
+      <w:r>
+        <w:rPr>
+          <w:rFonts w:ascii="Consolas" w:hAnsi="Consolas"/>
+        </w:rPr>
+        <w:t>config_dailysun.yaml</w:t>
+      </w:r>
+      <w:r>
+        <w:rPr/>
+        <w:t xml:space="preserve"> and </w:t>
+      </w:r>
+      <w:r>
+        <w:rPr>
+          <w:rFonts w:ascii="Consolas" w:hAnsi="Consolas"/>
+        </w:rPr>
+        <w:t>config_ocean_heatwaves.yaml</w:t>
+      </w:r>
+      <w:r>
+        <w:rPr/>
+        <w:t xml:space="preserve"> exist.</w:t>
+      </w:r>
+    </w:p>
+    <w:p>
+      <w:pPr>
+        <w:tabs>
+          <w:tab w:pos="454" w:val="left"/>
+        </w:tabs>
+        <w:spacing w:after="60"/>
+        <w:ind w:left="454" w:hanging="454"/>
+      </w:pPr>
+      <w:r>
+        <w:rPr/>
+        <w:t>16.</w:t>
+        <w:tab/>
+      </w:r>
+      <w:r>
+        <w:rPr>
+          <w:b/>
+        </w:rPr>
+        <w:t>CHECK-row judgement calls</w:t>
+      </w:r>
+      <w:r>
+        <w:rPr/>
+        <w:t xml:space="preserve"> left from the orphan-code promotion (</w:t>
+      </w:r>
+      <w:r>
+        <w:rPr>
+          <w:rFonts w:ascii="Consolas" w:hAnsi="Consolas"/>
+        </w:rPr>
+        <w:t>outputs_other/ORPHAN_CODES_promotion_analysis.md</w:t>
+      </w:r>
+      <w:r>
+        <w:rPr/>
+        <w:t>).</w:t>
+      </w:r>
+    </w:p>
+    <w:p>
+      <w:pPr>
+        <w:pStyle w:val="Heading3"/>
+      </w:pPr>
+      <w:r>
+        <w:rPr/>
+        <w:t>Housekeeping</w:t>
+      </w:r>
+    </w:p>
+    <w:p>
+      <w:pPr>
+        <w:tabs>
+          <w:tab w:pos="454" w:val="left"/>
+        </w:tabs>
+        <w:spacing w:after="60"/>
+        <w:ind w:left="454" w:hanging="454"/>
+      </w:pPr>
+      <w:r>
+        <w:rPr/>
+        <w:t>17.</w:t>
+        <w:tab/>
+      </w:r>
+      <w:r>
+        <w:rPr>
+          <w:rFonts w:ascii="Consolas" w:hAnsi="Consolas"/>
+          <w:b/>
+        </w:rPr>
+        <w:t>pending_additions.md</w:t>
+      </w:r>
+      <w:r>
+        <w:rPr>
+          <w:b/>
+        </w:rPr>
+        <w:t xml:space="preserve"> status vocabulary — fixed 6 October 2026.</w:t>
+      </w:r>
+      <w:r>
+        <w:rPr/>
+        <w:t xml:space="preserve"> </w:t>
+      </w:r>
+      <w:r>
+        <w:rPr>
+          <w:rFonts w:ascii="Consolas" w:hAnsi="Consolas"/>
+        </w:rPr>
+        <w:t>add</w:t>
+      </w:r>
+      <w:r>
+        <w:rPr/>
+        <w:t xml:space="preserve">, </w:t>
+      </w:r>
+      <w:r>
+        <w:rPr>
+          <w:rFonts w:ascii="Consolas" w:hAnsi="Consolas"/>
+        </w:rPr>
+        <w:t>defer</w:t>
+      </w:r>
+      <w:r>
+        <w:rPr/>
+        <w:t xml:space="preserve">, </w:t>
+      </w:r>
+      <w:r>
+        <w:rPr>
+          <w:rFonts w:ascii="Consolas" w:hAnsi="Consolas"/>
+        </w:rPr>
+        <w:t>investigate</w:t>
+      </w:r>
+      <w:r>
+        <w:rPr/>
+        <w:t xml:space="preserve"> and </w:t>
+      </w:r>
+      <w:r>
+        <w:rPr>
+          <w:rFonts w:ascii="Consolas" w:hAnsi="Consolas"/>
+        </w:rPr>
+        <w:t>done</w:t>
+      </w:r>
+      <w:r>
+        <w:rPr/>
+        <w:t xml:space="preserve"> are now defined in the header, and the rows written or closed before v27 are resolved. Two rows still carry bold-wrapped statuses (</w:t>
+      </w:r>
+      <w:r>
+        <w:rPr>
+          <w:rFonts w:ascii="Consolas" w:hAnsi="Consolas"/>
+        </w:rPr>
+        <w:t>**done**</w:t>
+      </w:r>
+      <w:r>
+        <w:rPr/>
+        <w:t xml:space="preserve">, </w:t>
+      </w:r>
+      <w:r>
+        <w:rPr>
+          <w:rFonts w:ascii="Consolas" w:hAnsi="Consolas"/>
+        </w:rPr>
+        <w:t>**rejected**</w:t>
+      </w:r>
+      <w:r>
+        <w:rPr/>
+        <w:t>) — cosmetic.</w:t>
+      </w:r>
+    </w:p>
+    <w:p>
+      <w:pPr>
+        <w:tabs>
+          <w:tab w:pos="454" w:val="left"/>
+        </w:tabs>
+        <w:spacing w:after="60"/>
+        <w:ind w:left="454" w:hanging="454"/>
+      </w:pPr>
+      <w:r>
+        <w:rPr/>
+        <w:t>18.</w:t>
+        <w:tab/>
+      </w:r>
+      <w:r>
+        <w:rPr>
+          <w:rFonts w:ascii="Consolas" w:hAnsi="Consolas"/>
+          <w:b/>
+        </w:rPr>
+        <w:t>governance_diagram_v12.html</w:t>
+      </w:r>
+      <w:r>
+        <w:rPr>
+          <w:b/>
+        </w:rPr>
+        <w:t xml:space="preserve"> is arguably due a </w:t>
+      </w:r>
+      <w:r>
+        <w:rPr>
+          <w:rFonts w:ascii="Consolas" w:hAnsi="Consolas"/>
+          <w:b/>
+        </w:rPr>
+        <w:t>_vN</w:t>
+      </w:r>
+      <w:r>
+        <w:rPr>
+          <w:b/>
+        </w:rPr>
+        <w:t xml:space="preserve"> bump</w:t>
+      </w:r>
+      <w:r>
+        <w:rPr/>
+        <w:t xml:space="preserve"> — a link type and the detail-panel semantics changed on 17 September, and the data again on 28 September.</w:t>
+      </w:r>
+    </w:p>
+    <w:p>
+      <w:pPr>
+        <w:tabs>
+          <w:tab w:pos="454" w:val="left"/>
+        </w:tabs>
+        <w:spacing w:after="60"/>
+        <w:ind w:left="454" w:hanging="454"/>
+      </w:pPr>
+      <w:r>
+        <w:rPr/>
+        <w:t>19.</w:t>
+        <w:tab/>
+      </w:r>
+      <w:r>
+        <w:rPr>
+          <w:b/>
+        </w:rPr>
+        <w:t xml:space="preserve">The governance diagram's detail panel is </w:t>
+      </w:r>
+      <w:r>
+        <w:rPr>
+          <w:rFonts w:ascii="Consolas" w:hAnsi="Consolas"/>
+          <w:b/>
+        </w:rPr>
+        <w:t>clamp(118px, 20vh, 200px)</w:t>
+      </w:r>
+      <w:r>
+        <w:rPr>
+          <w:b/>
+        </w:rPr>
+        <w:t xml:space="preserve"> tall.</w:t>
+      </w:r>
+      <w:r>
+        <w:rPr/>
+        <w:t xml:space="preserve"> The longest framework </w:t>
+      </w:r>
+      <w:r>
+        <w:rPr>
+          <w:rFonts w:ascii="Consolas" w:hAnsi="Consolas"/>
+        </w:rPr>
+        <w:t>Policy_Purpose</w:t>
+      </w:r>
+      <w:r>
+        <w:rPr/>
+        <w:t xml:space="preserve"> now runs to 1,343 characters and scrolls. One CSS line in the </w:t>
+      </w:r>
+      <w:r>
+        <w:rPr>
+          <w:rFonts w:ascii="Consolas" w:hAnsi="Consolas"/>
+        </w:rPr>
+        <w:t>TEMPLATE</w:t>
+      </w:r>
+      <w:r>
+        <w:rPr/>
+        <w:t xml:space="preserve"> string of </w:t>
+      </w:r>
+      <w:r>
+        <w:rPr>
+          <w:rFonts w:ascii="Consolas" w:hAnsi="Consolas"/>
+        </w:rPr>
+        <w:t>build_governance_diagram.py</w:t>
+      </w:r>
+      <w:r>
+        <w:rPr/>
+        <w:t xml:space="preserve"> (not the HTML).</w:t>
+      </w:r>
+    </w:p>
+    <w:p>
+      <w:pPr>
+        <w:tabs>
+          <w:tab w:pos="454" w:val="left"/>
+        </w:tabs>
+        <w:spacing w:after="60"/>
+        <w:ind w:left="454" w:hanging="454"/>
+      </w:pPr>
+      <w:r>
+        <w:rPr/>
+        <w:t>20.</w:t>
+        <w:tab/>
+      </w:r>
+      <w:r>
+        <w:rPr>
+          <w:rFonts w:ascii="Consolas" w:hAnsi="Consolas"/>
+          <w:b/>
+        </w:rPr>
+        <w:t>SDG Target Lookup</w:t>
+      </w:r>
+      <w:r>
+        <w:rPr>
+          <w:b/>
+        </w:rPr>
+        <w:t xml:space="preserve"> holds 129 of 169 official targets.</w:t>
+      </w:r>
+      <w:r>
+        <w:rPr/>
+        <w:t xml:space="preserve"> SDG-3, SDG-4, SDG-16 and SDG-5.1–5.6 are out of scope by decision, but </w:t>
+      </w:r>
+      <w:r>
+        <w:rPr>
+          <w:b/>
+        </w:rPr>
+        <w:t>SDG-11.c is an unexplained singleton gap</w:t>
+      </w:r>
+      <w:r>
+        <w:rPr/>
+        <w:t xml:space="preserve"> — confirm whether its deletion from the global framework is the reason.</w:t>
+      </w:r>
+    </w:p>
+    <w:p>
+      <w:pPr>
+        <w:pBdr>
+          <w:bottom w:val="single" w:sz="6" w:space="1" w:color="A0A8AD"/>
+        </w:pBdr>
+      </w:pPr>
+    </w:p>
+    <w:p>
+      <w:pPr>
+        <w:pStyle w:val="Heading2"/>
+      </w:pPr>
+      <w:r>
+        <w:rPr/>
+        <w:t>10. Standing risks</w:t>
+      </w:r>
+    </w:p>
+    <w:p>
+      <w:r>
+        <w:rPr/>
+        <w:t>Three failure modes, none of which fails loudly.</w:t>
+      </w:r>
+    </w:p>
+    <w:p>
+      <w:pPr>
+        <w:tabs>
+          <w:tab w:pos="454" w:val="left"/>
+        </w:tabs>
+        <w:spacing w:after="60"/>
+        <w:ind w:left="454" w:hanging="454"/>
+      </w:pPr>
+      <w:r>
+        <w:rPr/>
+        <w:t>1.</w:t>
+        <w:tab/>
+      </w:r>
+      <w:r>
+        <w:rPr>
+          <w:b/>
+        </w:rPr>
+        <w:t>Silent join failures in the finder.</w:t>
+      </w:r>
+      <w:r>
+        <w:rPr/>
+        <w:t xml:space="preserve"> Policy context is now derived from the register, which removed the hardcoded </w:t>
+      </w:r>
+      <w:r>
+        <w:rPr>
+          <w:rFonts w:ascii="Consolas" w:hAnsi="Consolas"/>
+        </w:rPr>
+        <w:t>FRAMEWORK_CTX</w:t>
+      </w:r>
+      <w:r>
+        <w:rPr/>
+        <w:t xml:space="preserve"> risk, but it moved the fragility to the </w:t>
+      </w:r>
+      <w:r>
+        <w:rPr>
+          <w:rFonts w:ascii="Consolas" w:hAnsi="Consolas"/>
+        </w:rPr>
+        <w:t>Source_Framework</w:t>
+      </w:r>
+      <w:r>
+        <w:rPr/>
+        <w:t xml:space="preserve"> join: a renamed framework or a new sheet whose rows do not match their register row renders with an empty policy-context panel. The builder warns and names the offending values, but a warning does not stop </w:t>
+      </w:r>
+      <w:r>
+        <w:rPr>
+          <w:rFonts w:ascii="Consolas" w:hAnsi="Consolas"/>
+        </w:rPr>
+        <w:t>finalise.py</w:t>
+      </w:r>
+      <w:r>
+        <w:rPr/>
+        <w:t xml:space="preserve">. Read the build output after any change to the </w:t>
+      </w:r>
+      <w:r>
+        <w:rPr>
+          <w:rFonts w:ascii="Consolas" w:hAnsi="Consolas"/>
+        </w:rPr>
+        <w:t>Indicator Framework</w:t>
+      </w:r>
+      <w:r>
+        <w:rPr/>
+        <w:t xml:space="preserve"> sheet or to </w:t>
+      </w:r>
+      <w:r>
+        <w:rPr>
+          <w:rFonts w:ascii="Consolas" w:hAnsi="Consolas"/>
+        </w:rPr>
+        <w:t>Source_Framework</w:t>
+      </w:r>
+      <w:r>
+        <w:rPr/>
+        <w:t xml:space="preserve"> values; promoting the warning to a build failure would close this.</w:t>
+      </w:r>
+    </w:p>
+    <w:p>
+      <w:pPr>
+        <w:tabs>
+          <w:tab w:pos="454" w:val="left"/>
+        </w:tabs>
+        <w:spacing w:after="60"/>
+        <w:ind w:left="454" w:hanging="454"/>
+      </w:pPr>
+      <w:r>
+        <w:rPr/>
+        <w:t>2.</w:t>
+        <w:tab/>
+      </w:r>
+      <w:r>
+        <w:rPr>
+          <w:b/>
+        </w:rPr>
+        <w:t>Completeness decay.</w:t>
+      </w:r>
+      <w:r>
+        <w:rPr/>
+        <w:t xml:space="preserve"> The knowledge base does not decay visibly — a workbook six months stale passes every check and builds every dashboard. The only symptom is an absence. Mitigated by the quarterly policy scan and </w:t>
+      </w:r>
+      <w:r>
+        <w:rPr>
+          <w:rFonts w:ascii="Consolas" w:hAnsi="Consolas"/>
+        </w:rPr>
+        <w:t>Data/pending_additions.md</w:t>
+      </w:r>
+      <w:r>
+        <w:rPr/>
+        <w:t xml:space="preserve">, but the scan is manual and depends on someone remembering; §8 of the scan protocol says what scheduling it would take. </w:t>
+      </w:r>
+      <w:r>
+        <w:rPr>
+          <w:b/>
+        </w:rPr>
+        <w:t>An approved queue is not a written one:</w:t>
+      </w:r>
+      <w:r>
+        <w:rPr/>
+        <w:t xml:space="preserve"> rows at </w:t>
+      </w:r>
+      <w:r>
+        <w:rPr>
+          <w:rFonts w:ascii="Consolas" w:hAnsi="Consolas"/>
+        </w:rPr>
+        <w:t>add</w:t>
+      </w:r>
+      <w:r>
+        <w:rPr/>
+        <w:t xml:space="preserve"> in the queue are invisible to every gate.</w:t>
+      </w:r>
+    </w:p>
+    <w:p>
+      <w:pPr>
+        <w:tabs>
+          <w:tab w:pos="454" w:val="left"/>
+        </w:tabs>
+        <w:spacing w:after="60"/>
+        <w:ind w:left="454" w:hanging="454"/>
+      </w:pPr>
+      <w:r>
+        <w:rPr/>
+        <w:t>3.</w:t>
+        <w:tab/>
+      </w:r>
+      <w:r>
+        <w:rPr>
+          <w:b/>
+        </w:rPr>
+        <w:t>Documentation drift.</w:t>
+      </w:r>
+      <w:r>
+        <w:rPr/>
+        <w:t xml:space="preserve"> A protocol or guide referencing tooling, counts or conventions that no longer hold causes bad edits, because a diligent reader assumes it is current. It recurs whenever code or workbooks change without the documents being re-checked; §6.1 lists which configuration files to re-check.</w:t>
+      </w:r>
+    </w:p>
+    <w:p>
+      <w:pPr>
+        <w:pBdr>
+          <w:bottom w:val="single" w:sz="6" w:space="1" w:color="A0A8AD"/>
+        </w:pBdr>
+      </w:pPr>
+    </w:p>
+    <w:p>
+      <w:pPr>
+        <w:pStyle w:val="Heading2"/>
+      </w:pPr>
+      <w:r>
+        <w:rPr/>
+        <w:t>Self-review (6 October 2026)</w:t>
+      </w:r>
+    </w:p>
+    <w:p>
+      <w:r>
+        <w:rPr>
+          <w:b/>
+        </w:rPr>
+        <w:t>Verified on 6 October against the live files:</w:t>
+      </w:r>
+      <w:r>
+        <w:rPr/>
+        <w:t xml:space="preserve"> workbook versions (</w:t>
+      </w:r>
+      <w:r>
+        <w:rPr>
+          <w:rFonts w:ascii="Consolas" w:hAnsi="Consolas"/>
+        </w:rPr>
+        <w:t>Changelog!B2</w:t>
+      </w:r>
+      <w:r>
+        <w:rPr/>
+        <w:t xml:space="preserve">); record counts per sheet (Record_ID and Indicator_Name both non-empty: 985; naive count 989); eleven register rows; Climate_Score distribution; ORG/LEG/POL counts and highest IDs; </w:t>
+      </w:r>
+      <w:r>
+        <w:rPr>
+          <w:rFonts w:ascii="Consolas" w:hAnsi="Consolas"/>
+        </w:rPr>
+        <w:t>check_links.py</w:t>
+      </w:r>
+      <w:r>
+        <w:rPr/>
+        <w:t xml:space="preserve"> run clean (registry 1,186 after v29, six invariants pass); </w:t>
+      </w:r>
+      <w:r>
+        <w:rPr>
+          <w:rFonts w:ascii="Consolas" w:hAnsi="Consolas"/>
+        </w:rPr>
+        <w:t>finalise.py</w:t>
+      </w:r>
+      <w:r>
+        <w:rPr/>
+        <w:t xml:space="preserve"> step order; diagram node, edge and key-instrument edge counts from the built HTML; finder footer; lookup-sheet code counts and the SDG-11.c gap; indicator ID prefixes; </w:t>
+      </w:r>
+      <w:r>
+        <w:rPr>
+          <w:rFonts w:ascii="Consolas" w:hAnsi="Consolas"/>
+        </w:rPr>
+        <w:t>orphan_codes.py</w:t>
+      </w:r>
+      <w:r>
+        <w:rPr/>
+        <w:t xml:space="preserve"> output location; queue statuses, and absence from the workbooks of every </w:t>
+      </w:r>
+      <w:r>
+        <w:rPr>
+          <w:rFonts w:ascii="Consolas" w:hAnsi="Consolas"/>
+        </w:rPr>
+        <w:t>add</w:t>
+      </w:r>
+      <w:r>
+        <w:rPr/>
+        <w:t xml:space="preserve"> row listed in §9 item 1; the "Operational service / System" term missing from the Data Dictionary; which completed configs exist; stale counts in the root README and the GitHub Copilot configuration (corrected 6 October; §6.1).</w:t>
+      </w:r>
+    </w:p>
+    <w:p>
+      <w:r>
+        <w:rPr>
+          <w:b/>
+        </w:rPr>
+        <w:t>Inherited, not re-checked:</w:t>
+      </w:r>
+      <w:r>
+        <w:rPr/>
+        <w:t xml:space="preserve"> "676 of 947" enriched export records (§4; predates v23); the ~200 prose-only SDG records; the MCCIP topic structure and the scan-coverage tables, taken from the scan note and queue rather than re-enumerated; the next-scan date, which assumes the quarterly cadence. Confidence: high on the verified items, medium on the inherited ones.</w:t>
       </w:r>
     </w:p>
     <w:sectPr>

--- a/Exports/docx/PROJECT_HANDOVER_Nature_Climate_Indicators.docx
+++ b/Exports/docx/PROJECT_HANDOVER_Nature_Climate_Indicators.docx
@@ -6463,11 +6463,21 @@
         <w:rPr>
           <w:b/>
         </w:rPr>
-        <w:t>The 2 September scan remains partly un-enumerated</w:t>
-      </w:r>
-      <w:r>
-        <w:rPr/>
-        <w:t xml:space="preserve"> (</w:t>
+        <w:t>Next quarterly scan — due around early December 2026.</w:t>
+      </w:r>
+      <w:r>
+        <w:rPr/>
+        <w:t xml:space="preserve"> Its window starts on 2 September, the date of the last scan note, </w:t>
+      </w:r>
+      <w:r>
+        <w:rPr>
+          <w:b/>
+        </w:rPr>
+        <w:t>except for the sources the 2 September scan never covered</w:t>
+      </w:r>
+      <w:r>
+        <w:rPr/>
+        <w:t>, which start from that scan's own window opening, 6 July, so nothing is missed: gov.wales, DAERA, NatureScot, SEPA, NRW; the international bodies (CBD, IPBES, Ramsar, CMS, OSPAR, HELCOM, UNFCCC, EUR-Lex, EEA); UK statutory instruments; the Block 3 title sweep of operational items; forestresearch.gov.uk; 30by30 at sea. Already covered for 6 July – 2 September: ministerial statements, Defra, NE/EA/FC/MMO, JNCC, the record-bearing types for UKHSA/DESNZ/MHCLG/DfT/HMT, UK Public General Acts 2026, CCC, OEP; gov.scot via pointer pages only (</w:t>
       </w:r>
       <w:r>
         <w:rPr>
@@ -6477,17 +6487,17 @@
       </w:r>
       <w:r>
         <w:rPr/>
-        <w:t xml:space="preserve">, final tables). Done: ministerial statements, Defra, NE/EA/FC/MMO, JNCC, the record-bearing types for UKHSA/DESNZ/MHCLG/DfT/HMT, UK Public General Acts 2026, CCC, OEP; gov.scot via pointer pages only. </w:t>
+        <w:t xml:space="preserve">, final tables). </w:t>
       </w:r>
       <w:r>
         <w:rPr>
           <w:b/>
         </w:rPr>
-        <w:t>Not done:</w:t>
-      </w:r>
-      <w:r>
-        <w:rPr/>
-        <w:t xml:space="preserve"> gov.wales, DAERA, NatureScot, SEPA, NRW; the international bodies (CBD, IPBES, Ramsar, CMS, OSPAR, HELCOM, UNFCCC, EUR-Lex, EEA); UK statutory instruments; the Block 3 title sweep (~700 items); forestresearch.gov.uk; 30by30 at sea. The gov.uk and gov.scot search filters are ignored when called from this environment and return the whole corpus — use </w:t>
+        <w:t>Test the search filters before relying on them</w:t>
+      </w:r>
+      <w:r>
+        <w:rPr/>
+        <w:t xml:space="preserve"> (scan protocol §2.0). In September the gov.uk date/organisation filters were lost when called through the fetch tool, which dropped the query string and returned the whole corpus — a plausible-looking false result — but worked through a browser. gov.scot's publication search ignored its URL parameters by either route, so gov.scot is enumerated through its policy pointer pages. GitHub Copilot on Met Office systems may behave differently again: check that a filtered query returns a filtered result before counting a source as enumerated; </w:t>
       </w:r>
       <w:r>
         <w:rPr>
@@ -6497,7 +6507,7 @@
       </w:r>
       <w:r>
         <w:rPr/>
-        <w:t xml:space="preserve"> feeds and pointer pages.</w:t>
+        <w:t xml:space="preserve"> feeds and pointer pages are the fallback.</w:t>
       </w:r>
     </w:p>
     <w:p>
@@ -6517,11 +6527,40 @@
         <w:rPr>
           <w:b/>
         </w:rPr>
-        <w:t>Next quarterly scan</w:t>
-      </w:r>
-      <w:r>
-        <w:rPr/>
-        <w:t xml:space="preserve"> covers 2 September onwards and is due around early December 2026.</w:t>
+        <w:t>Watch items.</w:t>
+      </w:r>
+      <w:r>
+        <w:rPr/>
+        <w:t xml:space="preserve"> JNCC UKBI 2026 ([IFW-03] still records UKBI 2025; usually an autumn release, so likely imminent); the Scottish and Welsh statutory target sets, which both 2026 Acts mandate and which will be </w:t>
+      </w:r>
+      <w:r>
+        <w:rPr>
+          <w:rFonts w:ascii="Consolas" w:hAnsi="Consolas"/>
+        </w:rPr>
+        <w:t>IFW</w:t>
+      </w:r>
+      <w:r>
+        <w:rPr/>
+        <w:t xml:space="preserve"> + </w:t>
+      </w:r>
+      <w:r>
+        <w:rPr>
+          <w:rFonts w:ascii="Consolas" w:hAnsi="Consolas"/>
+        </w:rPr>
+        <w:t>IND</w:t>
+      </w:r>
+      <w:r>
+        <w:rPr/>
+        <w:t xml:space="preserve"> candidates when published.</w:t>
+      </w:r>
+    </w:p>
+    <w:p>
+      <w:pPr>
+        <w:pStyle w:val="Heading3"/>
+      </w:pPr>
+      <w:r>
+        <w:rPr/>
+        <w:t>Content and documentation</w:t>
       </w:r>
     </w:p>
     <w:p>
@@ -6541,40 +6580,51 @@
         <w:rPr>
           <w:b/>
         </w:rPr>
-        <w:t>Watch items.</w:t>
-      </w:r>
-      <w:r>
-        <w:rPr/>
-        <w:t xml:space="preserve"> JNCC UKBI 2026 ([IFW-03] still records UKBI 2025; usually an autumn release, so likely imminent); the Scottish and Welsh statutory target sets, which both 2026 Acts mandate and which will be </w:t>
+        <w:t>Install and test the GitHub Copilot configuration</w:t>
+      </w:r>
+      <w:r>
+        <w:rPr/>
+        <w:t xml:space="preserve"> (§6.1, root </w:t>
       </w:r>
       <w:r>
         <w:rPr>
           <w:rFonts w:ascii="Consolas" w:hAnsi="Consolas"/>
         </w:rPr>
-        <w:t>IFW</w:t>
-      </w:r>
-      <w:r>
-        <w:rPr/>
-        <w:t xml:space="preserve"> + </w:t>
+        <w:t>README.md</w:t>
+      </w:r>
+      <w:r>
+        <w:rPr/>
+        <w:t xml:space="preserve">). Counts, section references and the removed </w:t>
       </w:r>
       <w:r>
         <w:rPr>
           <w:rFonts w:ascii="Consolas" w:hAnsi="Consolas"/>
         </w:rPr>
-        <w:t>IND</w:t>
-      </w:r>
-      <w:r>
-        <w:rPr/>
-        <w:t xml:space="preserve"> candidates when published.</w:t>
-      </w:r>
-    </w:p>
-    <w:p>
-      <w:pPr>
-        <w:pStyle w:val="Heading3"/>
-      </w:pPr>
-      <w:r>
-        <w:rPr/>
-        <w:t>Content and documentation</w:t>
+        <w:t>FRAMEWORK_CTX</w:t>
+      </w:r>
+      <w:r>
+        <w:rPr/>
+        <w:t xml:space="preserve"> were corrected throughout </w:t>
+      </w:r>
+      <w:r>
+        <w:rPr>
+          <w:rFonts w:ascii="Consolas" w:hAnsi="Consolas"/>
+        </w:rPr>
+        <w:t>Copilot_setup/</w:t>
+      </w:r>
+      <w:r>
+        <w:rPr/>
+        <w:t xml:space="preserve"> and the root </w:t>
+      </w:r>
+      <w:r>
+        <w:rPr>
+          <w:rFonts w:ascii="Consolas" w:hAnsi="Consolas"/>
+        </w:rPr>
+        <w:t>README.md</w:t>
+      </w:r>
+      <w:r>
+        <w:rPr/>
+        <w:t xml:space="preserve"> on 6 October 2026, but nothing has yet run in VS Code; the tool-set names and handoff syntax are from documentation only.</w:t>
       </w:r>
     </w:p>
     <w:p>
@@ -6594,51 +6644,21 @@
         <w:rPr>
           <w:b/>
         </w:rPr>
-        <w:t>Install and test the GitHub Copilot configuration</w:t>
-      </w:r>
-      <w:r>
-        <w:rPr/>
-        <w:t xml:space="preserve"> (§6.1, root </w:t>
+        <w:t>Scale the MO research→policy relevance rubric</w:t>
+      </w:r>
+      <w:r>
+        <w:rPr/>
+        <w:t xml:space="preserve"> from 5 piloted entries to the remaining ~41 policy records. Three design questions block it: the scope of </w:t>
       </w:r>
       <w:r>
         <w:rPr>
           <w:rFonts w:ascii="Consolas" w:hAnsi="Consolas"/>
         </w:rPr>
-        <w:t>README.md</w:t>
-      </w:r>
-      <w:r>
-        <w:rPr/>
-        <w:t xml:space="preserve">). Counts, section references and the removed </w:t>
-      </w:r>
-      <w:r>
-        <w:rPr>
-          <w:rFonts w:ascii="Consolas" w:hAnsi="Consolas"/>
-        </w:rPr>
-        <w:t>FRAMEWORK_CTX</w:t>
-      </w:r>
-      <w:r>
-        <w:rPr/>
-        <w:t xml:space="preserve"> were corrected throughout </w:t>
-      </w:r>
-      <w:r>
-        <w:rPr>
-          <w:rFonts w:ascii="Consolas" w:hAnsi="Consolas"/>
-        </w:rPr>
-        <w:t>Copilot_setup/</w:t>
-      </w:r>
-      <w:r>
-        <w:rPr/>
-        <w:t xml:space="preserve"> and the root </w:t>
-      </w:r>
-      <w:r>
-        <w:rPr>
-          <w:rFonts w:ascii="Consolas" w:hAnsi="Consolas"/>
-        </w:rPr>
-        <w:t>README.md</w:t>
-      </w:r>
-      <w:r>
-        <w:rPr/>
-        <w:t xml:space="preserve"> on 6 October 2026, but nothing has yet run in VS Code; the tool-set names and handoff syntax are from documentation only.</w:t>
+        <w:t>Cur_MO</w:t>
+      </w:r>
+      <w:r>
+        <w:rPr/>
+        <w:t>; whether Supplier entries share the main matrix or get a separate tab; the confidence floor below which a score is not reportable.</w:t>
       </w:r>
     </w:p>
     <w:p>
@@ -6658,21 +6678,21 @@
         <w:rPr>
           <w:b/>
         </w:rPr>
-        <w:t>Scale the MO research→policy relevance rubric</w:t>
-      </w:r>
-      <w:r>
-        <w:rPr/>
-        <w:t xml:space="preserve"> from 5 piloted entries to the remaining ~41 policy records. Three design questions block it: the scope of </w:t>
+        <w:t>Dashboard user guide unwritten</w:t>
+      </w:r>
+      <w:r>
+        <w:rPr/>
+        <w:t xml:space="preserve"> — what each dashboard shows, data vintage, search, deep-link and export. The in-page Help modals partly cover it. (The canonical-files guide is written: </w:t>
       </w:r>
       <w:r>
         <w:rPr>
           <w:rFonts w:ascii="Consolas" w:hAnsi="Consolas"/>
         </w:rPr>
-        <w:t>Cur_MO</w:t>
-      </w:r>
-      <w:r>
-        <w:rPr/>
-        <w:t>; whether Supplier entries share the main matrix or get a separate tab; the confidence floor below which a score is not reportable.</w:t>
+        <w:t>Data/CANONICAL_FILES_GUIDE.md</w:t>
+      </w:r>
+      <w:r>
+        <w:rPr/>
+        <w:t>.)</w:t>
       </w:r>
     </w:p>
     <w:p>
@@ -6692,21 +6712,41 @@
         <w:rPr>
           <w:b/>
         </w:rPr>
-        <w:t>Dashboard user guide unwritten</w:t>
-      </w:r>
-      <w:r>
-        <w:rPr/>
-        <w:t xml:space="preserve"> — what each dashboard shows, data vintage, search, deep-link and export. The in-page Help modals partly cover it. (The canonical-files guide is written: </w:t>
+        <w:t>Add the two missing completed configs</w:t>
+      </w:r>
+      <w:r>
+        <w:rPr/>
+        <w:t xml:space="preserve"> (biosecurity, LST) to </w:t>
       </w:r>
       <w:r>
         <w:rPr>
           <w:rFonts w:ascii="Consolas" w:hAnsi="Consolas"/>
         </w:rPr>
-        <w:t>Data/CANONICAL_FILES_GUIDE.md</w:t>
-      </w:r>
-      <w:r>
-        <w:rPr/>
-        <w:t>.)</w:t>
+        <w:t>PA_toolkit/completed_assessments/</w:t>
+      </w:r>
+      <w:r>
+        <w:rPr/>
+        <w:t xml:space="preserve"> so all four rendered assessments are reproducible from source. Only </w:t>
+      </w:r>
+      <w:r>
+        <w:rPr>
+          <w:rFonts w:ascii="Consolas" w:hAnsi="Consolas"/>
+        </w:rPr>
+        <w:t>config_dailysun.yaml</w:t>
+      </w:r>
+      <w:r>
+        <w:rPr/>
+        <w:t xml:space="preserve"> and </w:t>
+      </w:r>
+      <w:r>
+        <w:rPr>
+          <w:rFonts w:ascii="Consolas" w:hAnsi="Consolas"/>
+        </w:rPr>
+        <w:t>config_ocean_heatwaves.yaml</w:t>
+      </w:r>
+      <w:r>
+        <w:rPr/>
+        <w:t xml:space="preserve"> exist.</w:t>
       </w:r>
     </w:p>
     <w:p>
@@ -6726,41 +6766,30 @@
         <w:rPr>
           <w:b/>
         </w:rPr>
-        <w:t>Add the two missing completed configs</w:t>
-      </w:r>
-      <w:r>
-        <w:rPr/>
-        <w:t xml:space="preserve"> (biosecurity, LST) to </w:t>
+        <w:t>CHECK-row judgement calls</w:t>
+      </w:r>
+      <w:r>
+        <w:rPr/>
+        <w:t xml:space="preserve"> left from the orphan-code promotion (</w:t>
       </w:r>
       <w:r>
         <w:rPr>
           <w:rFonts w:ascii="Consolas" w:hAnsi="Consolas"/>
         </w:rPr>
-        <w:t>PA_toolkit/completed_assessments/</w:t>
-      </w:r>
-      <w:r>
-        <w:rPr/>
-        <w:t xml:space="preserve"> so all four rendered assessments are reproducible from source. Only </w:t>
-      </w:r>
-      <w:r>
-        <w:rPr>
-          <w:rFonts w:ascii="Consolas" w:hAnsi="Consolas"/>
-        </w:rPr>
-        <w:t>config_dailysun.yaml</w:t>
-      </w:r>
-      <w:r>
-        <w:rPr/>
-        <w:t xml:space="preserve"> and </w:t>
-      </w:r>
-      <w:r>
-        <w:rPr>
-          <w:rFonts w:ascii="Consolas" w:hAnsi="Consolas"/>
-        </w:rPr>
-        <w:t>config_ocean_heatwaves.yaml</w:t>
-      </w:r>
-      <w:r>
-        <w:rPr/>
-        <w:t xml:space="preserve"> exist.</w:t>
+        <w:t>outputs_other/ORPHAN_CODES_promotion_analysis.md</w:t>
+      </w:r>
+      <w:r>
+        <w:rPr/>
+        <w:t>).</w:t>
+      </w:r>
+    </w:p>
+    <w:p>
+      <w:pPr>
+        <w:pStyle w:val="Heading3"/>
+      </w:pPr>
+      <w:r>
+        <w:rPr/>
+        <w:t>Housekeeping</w:t>
       </w:r>
     </w:p>
     <w:p>
@@ -6778,32 +6807,80 @@
       </w:r>
       <w:r>
         <w:rPr>
+          <w:rFonts w:ascii="Consolas" w:hAnsi="Consolas"/>
           <w:b/>
         </w:rPr>
-        <w:t>CHECK-row judgement calls</w:t>
-      </w:r>
-      <w:r>
-        <w:rPr/>
-        <w:t xml:space="preserve"> left from the orphan-code promotion (</w:t>
+        <w:t>pending_additions.md</w:t>
+      </w:r>
+      <w:r>
+        <w:rPr>
+          <w:b/>
+        </w:rPr>
+        <w:t xml:space="preserve"> status vocabulary — fixed 6 October 2026.</w:t>
+      </w:r>
+      <w:r>
+        <w:rPr/>
+        <w:t xml:space="preserve"> </w:t>
       </w:r>
       <w:r>
         <w:rPr>
           <w:rFonts w:ascii="Consolas" w:hAnsi="Consolas"/>
         </w:rPr>
-        <w:t>outputs_other/ORPHAN_CODES_promotion_analysis.md</w:t>
-      </w:r>
-      <w:r>
-        <w:rPr/>
-        <w:t>).</w:t>
-      </w:r>
-    </w:p>
-    <w:p>
-      <w:pPr>
-        <w:pStyle w:val="Heading3"/>
-      </w:pPr>
-      <w:r>
-        <w:rPr/>
-        <w:t>Housekeeping</w:t>
+        <w:t>add</w:t>
+      </w:r>
+      <w:r>
+        <w:rPr/>
+        <w:t xml:space="preserve">, </w:t>
+      </w:r>
+      <w:r>
+        <w:rPr>
+          <w:rFonts w:ascii="Consolas" w:hAnsi="Consolas"/>
+        </w:rPr>
+        <w:t>defer</w:t>
+      </w:r>
+      <w:r>
+        <w:rPr/>
+        <w:t xml:space="preserve">, </w:t>
+      </w:r>
+      <w:r>
+        <w:rPr>
+          <w:rFonts w:ascii="Consolas" w:hAnsi="Consolas"/>
+        </w:rPr>
+        <w:t>investigate</w:t>
+      </w:r>
+      <w:r>
+        <w:rPr/>
+        <w:t xml:space="preserve"> and </w:t>
+      </w:r>
+      <w:r>
+        <w:rPr>
+          <w:rFonts w:ascii="Consolas" w:hAnsi="Consolas"/>
+        </w:rPr>
+        <w:t>done</w:t>
+      </w:r>
+      <w:r>
+        <w:rPr/>
+        <w:t xml:space="preserve"> are now defined in the header, and the rows written or closed before v27 are resolved. Two rows still carry bold-wrapped statuses (</w:t>
+      </w:r>
+      <w:r>
+        <w:rPr>
+          <w:rFonts w:ascii="Consolas" w:hAnsi="Consolas"/>
+        </w:rPr>
+        <w:t>**done**</w:t>
+      </w:r>
+      <w:r>
+        <w:rPr/>
+        <w:t xml:space="preserve">, </w:t>
+      </w:r>
+      <w:r>
+        <w:rPr>
+          <w:rFonts w:ascii="Consolas" w:hAnsi="Consolas"/>
+        </w:rPr>
+        <w:t>**rejected**</w:t>
+      </w:r>
+      <w:r>
+        <w:rPr/>
+        <w:t>) — cosmetic.</w:t>
       </w:r>
     </w:p>
     <w:p>
@@ -6824,77 +6901,30 @@
           <w:rFonts w:ascii="Consolas" w:hAnsi="Consolas"/>
           <w:b/>
         </w:rPr>
-        <w:t>pending_additions.md</w:t>
+        <w:t>governance_diagram_v12.html</w:t>
       </w:r>
       <w:r>
         <w:rPr>
           <w:b/>
         </w:rPr>
-        <w:t xml:space="preserve"> status vocabulary — fixed 6 October 2026.</w:t>
-      </w:r>
-      <w:r>
-        <w:rPr/>
-        <w:t xml:space="preserve"> </w:t>
+        <w:t xml:space="preserve"> is arguably due a </w:t>
       </w:r>
       <w:r>
         <w:rPr>
           <w:rFonts w:ascii="Consolas" w:hAnsi="Consolas"/>
-        </w:rPr>
-        <w:t>add</w:t>
-      </w:r>
-      <w:r>
-        <w:rPr/>
-        <w:t xml:space="preserve">, </w:t>
-      </w:r>
-      <w:r>
-        <w:rPr>
-          <w:rFonts w:ascii="Consolas" w:hAnsi="Consolas"/>
-        </w:rPr>
-        <w:t>defer</w:t>
-      </w:r>
-      <w:r>
-        <w:rPr/>
-        <w:t xml:space="preserve">, </w:t>
-      </w:r>
-      <w:r>
-        <w:rPr>
-          <w:rFonts w:ascii="Consolas" w:hAnsi="Consolas"/>
-        </w:rPr>
-        <w:t>investigate</w:t>
-      </w:r>
-      <w:r>
-        <w:rPr/>
-        <w:t xml:space="preserve"> and </w:t>
-      </w:r>
-      <w:r>
-        <w:rPr>
-          <w:rFonts w:ascii="Consolas" w:hAnsi="Consolas"/>
-        </w:rPr>
-        <w:t>done</w:t>
-      </w:r>
-      <w:r>
-        <w:rPr/>
-        <w:t xml:space="preserve"> are now defined in the header, and the rows written or closed before v27 are resolved. Two rows still carry bold-wrapped statuses (</w:t>
-      </w:r>
-      <w:r>
-        <w:rPr>
-          <w:rFonts w:ascii="Consolas" w:hAnsi="Consolas"/>
-        </w:rPr>
-        <w:t>**done**</w:t>
-      </w:r>
-      <w:r>
-        <w:rPr/>
-        <w:t xml:space="preserve">, </w:t>
-      </w:r>
-      <w:r>
-        <w:rPr>
-          <w:rFonts w:ascii="Consolas" w:hAnsi="Consolas"/>
-        </w:rPr>
-        <w:t>**rejected**</w:t>
-      </w:r>
-      <w:r>
-        <w:rPr/>
-        <w:t>) — cosmetic.</w:t>
+          <w:b/>
+        </w:rPr>
+        <w:t>_vN</w:t>
+      </w:r>
+      <w:r>
+        <w:rPr>
+          <w:b/>
+        </w:rPr>
+        <w:t xml:space="preserve"> bump</w:t>
+      </w:r>
+      <w:r>
+        <w:rPr/>
+        <w:t xml:space="preserve"> — a link type and the detail-panel semantics changed on 17 September, and the data again on 28 September.</w:t>
       </w:r>
     </w:p>
     <w:p>
@@ -6912,33 +6942,56 @@
       </w:r>
       <w:r>
         <w:rPr>
+          <w:b/>
+        </w:rPr>
+        <w:t xml:space="preserve">The governance diagram's detail panel is </w:t>
+      </w:r>
+      <w:r>
+        <w:rPr>
           <w:rFonts w:ascii="Consolas" w:hAnsi="Consolas"/>
           <w:b/>
         </w:rPr>
-        <w:t>governance_diagram_v12.html</w:t>
+        <w:t>clamp(118px, 20vh, 200px)</w:t>
       </w:r>
       <w:r>
         <w:rPr>
           <w:b/>
         </w:rPr>
-        <w:t xml:space="preserve"> is arguably due a </w:t>
+        <w:t xml:space="preserve"> tall.</w:t>
+      </w:r>
+      <w:r>
+        <w:rPr/>
+        <w:t xml:space="preserve"> The longest framework </w:t>
       </w:r>
       <w:r>
         <w:rPr>
           <w:rFonts w:ascii="Consolas" w:hAnsi="Consolas"/>
-          <w:b/>
-        </w:rPr>
-        <w:t>_vN</w:t>
-      </w:r>
-      <w:r>
-        <w:rPr>
-          <w:b/>
-        </w:rPr>
-        <w:t xml:space="preserve"> bump</w:t>
-      </w:r>
-      <w:r>
-        <w:rPr/>
-        <w:t xml:space="preserve"> — a link type and the detail-panel semantics changed on 17 September, and the data again on 28 September.</w:t>
+        </w:rPr>
+        <w:t>Policy_Purpose</w:t>
+      </w:r>
+      <w:r>
+        <w:rPr/>
+        <w:t xml:space="preserve"> now runs to 1,343 characters and scrolls. One CSS line in the </w:t>
+      </w:r>
+      <w:r>
+        <w:rPr>
+          <w:rFonts w:ascii="Consolas" w:hAnsi="Consolas"/>
+        </w:rPr>
+        <w:t>TEMPLATE</w:t>
+      </w:r>
+      <w:r>
+        <w:rPr/>
+        <w:t xml:space="preserve"> string of </w:t>
+      </w:r>
+      <w:r>
+        <w:rPr>
+          <w:rFonts w:ascii="Consolas" w:hAnsi="Consolas"/>
+        </w:rPr>
+        <w:t>build_governance_diagram.py</w:t>
+      </w:r>
+      <w:r>
+        <w:rPr/>
+        <w:t xml:space="preserve"> (not the HTML).</w:t>
       </w:r>
     </w:p>
     <w:p>
@@ -6952,73 +7005,6 @@
       <w:r>
         <w:rPr/>
         <w:t>19.</w:t>
-        <w:tab/>
-      </w:r>
-      <w:r>
-        <w:rPr>
-          <w:b/>
-        </w:rPr>
-        <w:t xml:space="preserve">The governance diagram's detail panel is </w:t>
-      </w:r>
-      <w:r>
-        <w:rPr>
-          <w:rFonts w:ascii="Consolas" w:hAnsi="Consolas"/>
-          <w:b/>
-        </w:rPr>
-        <w:t>clamp(118px, 20vh, 200px)</w:t>
-      </w:r>
-      <w:r>
-        <w:rPr>
-          <w:b/>
-        </w:rPr>
-        <w:t xml:space="preserve"> tall.</w:t>
-      </w:r>
-      <w:r>
-        <w:rPr/>
-        <w:t xml:space="preserve"> The longest framework </w:t>
-      </w:r>
-      <w:r>
-        <w:rPr>
-          <w:rFonts w:ascii="Consolas" w:hAnsi="Consolas"/>
-        </w:rPr>
-        <w:t>Policy_Purpose</w:t>
-      </w:r>
-      <w:r>
-        <w:rPr/>
-        <w:t xml:space="preserve"> now runs to 1,343 characters and scrolls. One CSS line in the </w:t>
-      </w:r>
-      <w:r>
-        <w:rPr>
-          <w:rFonts w:ascii="Consolas" w:hAnsi="Consolas"/>
-        </w:rPr>
-        <w:t>TEMPLATE</w:t>
-      </w:r>
-      <w:r>
-        <w:rPr/>
-        <w:t xml:space="preserve"> string of </w:t>
-      </w:r>
-      <w:r>
-        <w:rPr>
-          <w:rFonts w:ascii="Consolas" w:hAnsi="Consolas"/>
-        </w:rPr>
-        <w:t>build_governance_diagram.py</w:t>
-      </w:r>
-      <w:r>
-        <w:rPr/>
-        <w:t xml:space="preserve"> (not the HTML).</w:t>
-      </w:r>
-    </w:p>
-    <w:p>
-      <w:pPr>
-        <w:tabs>
-          <w:tab w:pos="454" w:val="left"/>
-        </w:tabs>
-        <w:spacing w:after="60"/>
-        <w:ind w:left="454" w:hanging="454"/>
-      </w:pPr>
-      <w:r>
-        <w:rPr/>
-        <w:t>20.</w:t>
         <w:tab/>
       </w:r>
       <w:r>

--- a/Exports/docx/PROJECT_HANDOVER_Nature_Climate_Indicators.docx
+++ b/Exports/docx/PROJECT_HANDOVER_Nature_Climate_Indicators.docx
@@ -29,7 +29,7 @@
       </w:r>
       <w:r>
         <w:rPr/>
-        <w:t xml:space="preserve"> (workbooks UK governance v29, international v18, indicators v27). This document describes what exists, where it is and how to use it. It is not a history: settled decisions are not recorded here, only current state and genuinely unresolved work (§9).</w:t>
+        <w:t xml:space="preserve"> (workbooks UK governance v32, international v18, indicators v27). This document describes what exists, where it is and how to use it. It is not a history: settled decisions are not recorded here, only current state and genuinely unresolved work (§9).</w:t>
       </w:r>
     </w:p>
     <w:p>
@@ -801,7 +801,7 @@
                 <w:b/>
                 <w:sz w:val="18"/>
               </w:rPr>
-              <w:t>v29</w:t>
+              <w:t>v32</w:t>
             </w:r>
             <w:r>
               <w:rPr>
@@ -935,7 +935,7 @@
       </w:r>
       <w:r>
         <w:rPr/>
-        <w:t xml:space="preserve"> and 109 </w:t>
+        <w:t xml:space="preserve"> and 114 </w:t>
       </w:r>
       <w:r>
         <w:rPr>
@@ -945,7 +945,7 @@
       </w:r>
       <w:r>
         <w:rPr/>
-        <w:t xml:space="preserve"> records (highest IDs ORG-049, LEG-071, POL-111; POL-023, POL-024, LEG-008 and LEG-009 retired).</w:t>
+        <w:t xml:space="preserve"> records (highest IDs ORG-049, LEG-071, POL-116; POL-023, POL-024, LEG-008 and LEG-009 retired).</w:t>
       </w:r>
     </w:p>
     <w:p>
@@ -1093,7 +1093,7 @@
         <w:rPr>
           <w:b/>
         </w:rPr>
-        <w:t>1,186</w:t>
+        <w:t>1,191</w:t>
       </w:r>
       <w:r>
         <w:rPr/>
@@ -5866,7 +5866,27 @@
     <w:p>
       <w:r>
         <w:rPr/>
-        <w:t>Item status checked against the workbooks, the queue and the file store on 6 October 2026.</w:t>
+        <w:t xml:space="preserve">Uncompleted work only — completed items are removed, and their record is the workbook </w:t>
+      </w:r>
+      <w:r>
+        <w:rPr>
+          <w:rFonts w:ascii="Consolas" w:hAnsi="Consolas"/>
+        </w:rPr>
+        <w:t>Changelog</w:t>
+      </w:r>
+      <w:r>
+        <w:rPr/>
+        <w:t xml:space="preserve">, the queue's </w:t>
+      </w:r>
+      <w:r>
+        <w:rPr>
+          <w:rFonts w:ascii="Consolas" w:hAnsi="Consolas"/>
+        </w:rPr>
+        <w:t>Resolution</w:t>
+      </w:r>
+      <w:r>
+        <w:rPr/>
+        <w:t xml:space="preserve"> column and git history. Checked against the workbooks, the queue and the file store on 6 October 2026.</w:t>
       </w:r>
     </w:p>
     <w:p>
@@ -5875,7 +5895,7 @@
       </w:pPr>
       <w:r>
         <w:rPr/>
-        <w:t>Approved records not yet written — the main backlog</w:t>
+        <w:t>Queue and record backlog</w:t>
       </w:r>
     </w:p>
     <w:p>
@@ -5895,216 +5915,31 @@
         <w:rPr>
           <w:b/>
         </w:rPr>
-        <w:t>Approved queue rows — written in UK governance v27 (6 October 2026).</w:t>
-      </w:r>
-      <w:r>
-        <w:rPr/>
-        <w:t xml:space="preserve"> 4 </w:t>
+        <w:t>D8 legislative backlog audit — approved, not yet run</w:t>
+      </w:r>
+      <w:r>
+        <w:rPr/>
+        <w:t xml:space="preserve"> (</w:t>
       </w:r>
       <w:r>
         <w:rPr>
           <w:rFonts w:ascii="Consolas" w:hAnsi="Consolas"/>
         </w:rPr>
-        <w:t>LEG</w:t>
-      </w:r>
-      <w:r>
-        <w:rPr/>
-        <w:t xml:space="preserve">, 5 </w:t>
+        <w:t>Data/pending_additions.md</w:t>
+      </w:r>
+      <w:r>
+        <w:rPr/>
+        <w:t xml:space="preserve">, Status </w:t>
       </w:r>
       <w:r>
         <w:rPr>
           <w:rFonts w:ascii="Consolas" w:hAnsi="Consolas"/>
         </w:rPr>
-        <w:t>ORG</w:t>
-      </w:r>
-      <w:r>
-        <w:rPr/>
-        <w:t xml:space="preserve"> (incl. [ORG-049] DHSC, added as UKHSA's sponsor) and 39 </w:t>
-      </w:r>
-      <w:r>
-        <w:rPr>
-          <w:rFonts w:ascii="Consolas" w:hAnsi="Consolas"/>
-        </w:rPr>
-        <w:t>POL</w:t>
-      </w:r>
-      <w:r>
-        <w:rPr/>
-        <w:t xml:space="preserve"> ([POL-072]–[POL-110], incl. the 13 Environment Act target delivery plans and overview); "Operational service / System" added to the </w:t>
-      </w:r>
-      <w:r>
-        <w:rPr>
-          <w:rFonts w:ascii="Consolas" w:hAnsi="Consolas"/>
-        </w:rPr>
-        <w:t>Policies &amp; Activities</w:t>
-      </w:r>
-      <w:r>
-        <w:rPr/>
-        <w:t xml:space="preserve"> </w:t>
-      </w:r>
-      <w:r>
-        <w:rPr>
-          <w:rFonts w:ascii="Consolas" w:hAnsi="Consolas"/>
-        </w:rPr>
-        <w:t>General_Type</w:t>
-      </w:r>
-      <w:r>
-        <w:rPr/>
-        <w:t xml:space="preserve"> vocabulary; [LEG-034] corrected (see item 1a). Proposal, verification record and writer script: </w:t>
-      </w:r>
-      <w:r>
-        <w:rPr>
-          <w:rFonts w:ascii="Consolas" w:hAnsi="Consolas"/>
-        </w:rPr>
-        <w:t>outputs_other/workbook_proposal_2026-10-06/</w:t>
-      </w:r>
-      <w:r>
-        <w:rPr/>
-        <w:t xml:space="preserve">. The queue rows are resolved. </w:t>
-      </w:r>
-      <w:r>
-        <w:rPr>
-          <w:b/>
-        </w:rPr>
-        <w:t xml:space="preserve">Still </w:t>
-      </w:r>
-      <w:r>
-        <w:rPr>
-          <w:rFonts w:ascii="Consolas" w:hAnsi="Consolas"/>
-          <w:b/>
-        </w:rPr>
         <w:t>add</w:t>
       </w:r>
       <w:r>
-        <w:rPr>
-          <w:b/>
-        </w:rPr>
-        <w:t>:</w:t>
-      </w:r>
-      <w:r>
-        <w:rPr/>
-        <w:t xml:space="preserve"> the NI Nature Recovery Strategy (draft; write when adopted) and three legislative rows held for the </w:t>
-      </w:r>
-      <w:r>
-        <w:rPr>
-          <w:b/>
-        </w:rPr>
-        <w:t>D8 legislative backlog audit</w:t>
-      </w:r>
-      <w:r>
-        <w:rPr/>
-        <w:t xml:space="preserve"> (Taxation (Energy and Vehicles) Act 2026, Finance Act 2026, English Devolution and Community Empowerment Act 2026, and the 2024–2026 primary-legislation sweep) — not yet run.</w:t>
-      </w:r>
-    </w:p>
-    <w:p>
-      <w:pPr>
-        <w:spacing w:before="0"/>
-        <w:ind w:left="454"/>
-      </w:pPr>
-      <w:r>
-        <w:rPr>
-          <w:b/>
-        </w:rPr>
-        <w:t>Conditions on rejected/investigate rows, not yet honoured:</w:t>
-      </w:r>
-      <w:r>
-        <w:rPr/>
-        <w:t xml:space="preserve"> note drought orders in [LEG-025] and [LEG-023]; add the JNCC Signpost Series as a mention on [ORG-004]; consider folding Humber 2100+ into [POL-045]; record the National Policy Statement exclusion in [POL-050]. (The TE2100 reasoning is in [POL-100].)</w:t>
-      </w:r>
-    </w:p>
-    <w:p>
-      <w:r>
-        <w:rPr/>
-        <w:t xml:space="preserve">1a. </w:t>
-      </w:r>
-      <w:r>
-        <w:rPr>
-          <w:b/>
-        </w:rPr>
-        <w:t>Legislation link audit — done 6 October 2026</w:t>
-      </w:r>
-      <w:r>
-        <w:rPr/>
-        <w:t xml:space="preserve"> (</w:t>
-      </w:r>
-      <w:r>
-        <w:rPr>
-          <w:rFonts w:ascii="Consolas" w:hAnsi="Consolas"/>
-        </w:rPr>
-        <w:t>outputs_other/legislation_link_audit_2026-10-06.md</w:t>
-      </w:r>
-      <w:r>
-        <w:rPr/>
-        <w:t>). Four records linked to a different instrument; all corrected ([LEG-034] in v27; [LEG-013], [LEG-040] repurposed to the Clean Air (Northern Ireland) Order 1981, and [LEG-047] in v28). The check now runs in the release gate (</w:t>
-      </w:r>
-      <w:r>
-        <w:rPr>
-          <w:rFonts w:ascii="Consolas" w:hAnsi="Consolas"/>
-        </w:rPr>
-        <w:t>check_legislation_links.py</w:t>
-      </w:r>
-      <w:r>
-        <w:rPr/>
-        <w:t xml:space="preserve">, §6). </w:t>
-      </w:r>
-      <w:r>
-        <w:rPr>
-          <w:b/>
-        </w:rPr>
-        <w:t>Still open:</w:t>
-      </w:r>
-      <w:r>
-        <w:rPr/>
-        <w:t xml:space="preserve"> [LEG-044] Plant Health (England) Order 2015 is </w:t>
-      </w:r>
-      <w:r>
-        <w:rPr>
-          <w:b/>
-        </w:rPr>
-        <w:t>revoked</w:t>
-      </w:r>
-      <w:r>
-        <w:rPr/>
-        <w:t xml:space="preserve"> — identify the current GB plant-health regime before changing the record (inbound from ORG-020, POL-033, POL-034, POL-052, INT-L-023; the </w:t>
-      </w:r>
-      <w:r>
-        <w:rPr>
-          <w:rFonts w:ascii="Consolas" w:hAnsi="Consolas"/>
-        </w:rPr>
-        <w:t>Status</w:t>
-      </w:r>
-      <w:r>
-        <w:rPr/>
-        <w:t xml:space="preserve"> vocabulary has no "Revoked" stem); [LEG-013] </w:t>
-      </w:r>
-      <w:r>
-        <w:rPr>
-          <w:rFonts w:ascii="Consolas" w:hAnsi="Consolas"/>
-        </w:rPr>
-        <w:t>Status</w:t>
-      </w:r>
-      <w:r>
-        <w:rPr/>
-        <w:t xml:space="preserve"> "Royal Assent Jan 2025" unverified; [LEG-008] BNG retired and [LEG-009] EPPS moved to [POL-111] in v29; LEG-044 is queued as an </w:t>
-      </w:r>
-      <w:r>
-        <w:rPr>
-          <w:rFonts w:ascii="Consolas" w:hAnsi="Consolas"/>
-        </w:rPr>
-        <w:t>investigate</w:t>
-      </w:r>
-      <w:r>
-        <w:rPr/>
-        <w:t xml:space="preserve"> row in </w:t>
-      </w:r>
-      <w:r>
-        <w:rPr>
-          <w:rFonts w:ascii="Consolas" w:hAnsi="Consolas"/>
-        </w:rPr>
-        <w:t>Data/pending_additions.md</w:t>
-      </w:r>
-      <w:r>
-        <w:rPr/>
-        <w:t xml:space="preserve"> (kept unchanged by decision, 6 Oct 2026); [LEG-003], [LEG-049] not yet title-checked (the gate will check them on the first networked run); [LEG-021] links to bills.parliament.uk, which the checker does not read.</w:t>
+        <w:rPr/>
+        <w:t>): Taxation (Energy and Vehicles) Act 2026, Finance Act 2026 (check for CBAM provisions), English Devolution and Community Empowerment Act 2026, and a sweep of 2024–2026 UK primary legislation (only part of it is held), with devolved legislation 2021–2025.</w:t>
       </w:r>
     </w:p>
     <w:p>
@@ -6124,38 +5959,31 @@
         <w:rPr>
           <w:b/>
         </w:rPr>
-        <w:t xml:space="preserve">Five rows still </w:t>
+        <w:t>Legislation records to check:</w:t>
+      </w:r>
+      <w:r>
+        <w:rPr/>
+        <w:t xml:space="preserve"> [LEG-044] Plant Health (England) Order 2015 is marked revoked — identify the current GB plant-health legislation, then decide whether to repurpose or retire the record and whether the </w:t>
       </w:r>
       <w:r>
         <w:rPr>
           <w:rFonts w:ascii="Consolas" w:hAnsi="Consolas"/>
-          <w:b/>
-        </w:rPr>
-        <w:t>pending</w:t>
-      </w:r>
-      <w:r>
-        <w:rPr/>
-        <w:t xml:space="preserve"> from the 17 September framework-currency check: CCRA4-IA </w:t>
-      </w:r>
-      <w:r>
-        <w:rPr>
-          <w:i/>
-        </w:rPr>
-        <w:t>A Well-Adapted UK</w:t>
-      </w:r>
-      <w:r>
-        <w:rPr/>
-        <w:t xml:space="preserve"> (Met Office-led technical report; mark [POL-017] CCRA3 superseded), the Carbon Budget and Growth Delivery Plan (Oct 2025), the CCC 2026 progress report, NICCAP3 and Scotland's Climate Change Plan 2026–2040. </w:t>
-      </w:r>
-      <w:r>
-        <w:rPr>
-          <w:b/>
-        </w:rPr>
-        <w:t>The CBGDP is the most urgent:</w:t>
-      </w:r>
-      <w:r>
-        <w:rPr/>
-        <w:t xml:space="preserve"> the CCC indicator benchmarks were re-derived against it in indicators v18–v20, but the governance workbook still holds only [POL-004] CBDP 2023 (annotated as superseded), so the indicators cite a plan the governance side does not record.</w:t>
+        </w:rPr>
+        <w:t>Status</w:t>
+      </w:r>
+      <w:r>
+        <w:rPr/>
+        <w:t xml:space="preserve"> vocabulary needs a "Revoked" stem (queued as an </w:t>
+      </w:r>
+      <w:r>
+        <w:rPr>
+          <w:rFonts w:ascii="Consolas" w:hAnsi="Consolas"/>
+        </w:rPr>
+        <w:t>investigate</w:t>
+      </w:r>
+      <w:r>
+        <w:rPr/>
+        <w:t xml:space="preserve"> row; inbound from [ORG-020], [POL-033], [POL-034], [POL-052], [INT-L-023]). [LEG-003] and [LEG-049] have not yet been title-checked — the link gate will check them on its first run with network access. [LEG-021] links to bills.parliament.uk, which the gate does not read.</w:t>
       </w:r>
     </w:p>
     <w:p>
@@ -6175,7 +6003,7 @@
         <w:rPr>
           <w:b/>
         </w:rPr>
-        <w:t xml:space="preserve">Nine </w:t>
+        <w:t xml:space="preserve">Eight </w:t>
       </w:r>
       <w:r>
         <w:rPr>
@@ -6192,7 +6020,7 @@
       </w:r>
       <w:r>
         <w:rPr/>
-        <w:t xml:space="preserve"> — Land Use Framework 2026 vs [POL-009], SFI26 vs [POL-054], CBGDP vs [POL-004], revised NPPF, Fisheries Act post-legislative assessment, biodiversity gain statements for NSIPs, the Interactive Story Map, JNCC Signpost Series, UKBI 2026 (below). Eight rows are </w:t>
+        <w:t xml:space="preserve"> — Land Use Framework 2026 vs [POL-009], SFI26 vs [POL-054], revised NPPF, Fisheries Act post-legislative assessment, biodiversity gain statements for NSIPs, the Interactive Story Map, JNCC Signpost Series, UKBI 2026 (below). Eight rows are </w:t>
       </w:r>
       <w:r>
         <w:rPr>
@@ -6531,7 +6359,17 @@
       </w:r>
       <w:r>
         <w:rPr/>
-        <w:t xml:space="preserve"> JNCC UKBI 2026 ([IFW-03] still records UKBI 2025; usually an autumn release, so likely imminent); the Scottish and Welsh statutory target sets, which both 2026 Acts mandate and which will be </w:t>
+        <w:t xml:space="preserve"> JNCC UKBI 2026 ([IFW-03] still records UKBI 2025; usually an autumn release, so likely imminent); the Nature Recovery Strategy for Northern Ireland to 2032 (approved for adding, still a draft — write when adopted; queue Status </w:t>
+      </w:r>
+      <w:r>
+        <w:rPr>
+          <w:rFonts w:ascii="Consolas" w:hAnsi="Consolas"/>
+        </w:rPr>
+        <w:t>add</w:t>
+      </w:r>
+      <w:r>
+        <w:rPr/>
+        <w:t xml:space="preserve">); the Scottish and Welsh statutory target sets, which both 2026 Acts mandate and which will be </w:t>
       </w:r>
       <w:r>
         <w:rPr>
@@ -6594,37 +6432,7 @@
       </w:r>
       <w:r>
         <w:rPr/>
-        <w:t xml:space="preserve">). Counts, section references and the removed </w:t>
-      </w:r>
-      <w:r>
-        <w:rPr>
-          <w:rFonts w:ascii="Consolas" w:hAnsi="Consolas"/>
-        </w:rPr>
-        <w:t>FRAMEWORK_CTX</w:t>
-      </w:r>
-      <w:r>
-        <w:rPr/>
-        <w:t xml:space="preserve"> were corrected throughout </w:t>
-      </w:r>
-      <w:r>
-        <w:rPr>
-          <w:rFonts w:ascii="Consolas" w:hAnsi="Consolas"/>
-        </w:rPr>
-        <w:t>Copilot_setup/</w:t>
-      </w:r>
-      <w:r>
-        <w:rPr/>
-        <w:t xml:space="preserve"> and the root </w:t>
-      </w:r>
-      <w:r>
-        <w:rPr>
-          <w:rFonts w:ascii="Consolas" w:hAnsi="Consolas"/>
-        </w:rPr>
-        <w:t>README.md</w:t>
-      </w:r>
-      <w:r>
-        <w:rPr/>
-        <w:t xml:space="preserve"> on 6 October 2026, but nothing has yet run in VS Code; the tool-set names and handoff syntax are from documentation only.</w:t>
+        <w:t>). Nothing has yet run in VS Code; the tool-set names and handoff syntax are from documentation only.</w:t>
       </w:r>
     </w:p>
     <w:p>
@@ -6682,17 +6490,7 @@
       </w:r>
       <w:r>
         <w:rPr/>
-        <w:t xml:space="preserve"> — what each dashboard shows, data vintage, search, deep-link and export. The in-page Help modals partly cover it. (The canonical-files guide is written: </w:t>
-      </w:r>
-      <w:r>
-        <w:rPr>
-          <w:rFonts w:ascii="Consolas" w:hAnsi="Consolas"/>
-        </w:rPr>
-        <w:t>Data/CANONICAL_FILES_GUIDE.md</w:t>
-      </w:r>
-      <w:r>
-        <w:rPr/>
-        <w:t>.)</w:t>
+        <w:t xml:space="preserve"> — what each dashboard shows, data vintage, search, deep-link and export. The in-page Help modals partly cover it.</w:t>
       </w:r>
     </w:p>
     <w:p>
@@ -6810,77 +6608,30 @@
           <w:rFonts w:ascii="Consolas" w:hAnsi="Consolas"/>
           <w:b/>
         </w:rPr>
-        <w:t>pending_additions.md</w:t>
+        <w:t>governance_diagram_v12.html</w:t>
       </w:r>
       <w:r>
         <w:rPr>
           <w:b/>
         </w:rPr>
-        <w:t xml:space="preserve"> status vocabulary — fixed 6 October 2026.</w:t>
-      </w:r>
-      <w:r>
-        <w:rPr/>
-        <w:t xml:space="preserve"> </w:t>
+        <w:t xml:space="preserve"> is arguably due a </w:t>
       </w:r>
       <w:r>
         <w:rPr>
           <w:rFonts w:ascii="Consolas" w:hAnsi="Consolas"/>
-        </w:rPr>
-        <w:t>add</w:t>
-      </w:r>
-      <w:r>
-        <w:rPr/>
-        <w:t xml:space="preserve">, </w:t>
-      </w:r>
-      <w:r>
-        <w:rPr>
-          <w:rFonts w:ascii="Consolas" w:hAnsi="Consolas"/>
-        </w:rPr>
-        <w:t>defer</w:t>
-      </w:r>
-      <w:r>
-        <w:rPr/>
-        <w:t xml:space="preserve">, </w:t>
-      </w:r>
-      <w:r>
-        <w:rPr>
-          <w:rFonts w:ascii="Consolas" w:hAnsi="Consolas"/>
-        </w:rPr>
-        <w:t>investigate</w:t>
-      </w:r>
-      <w:r>
-        <w:rPr/>
-        <w:t xml:space="preserve"> and </w:t>
-      </w:r>
-      <w:r>
-        <w:rPr>
-          <w:rFonts w:ascii="Consolas" w:hAnsi="Consolas"/>
-        </w:rPr>
-        <w:t>done</w:t>
-      </w:r>
-      <w:r>
-        <w:rPr/>
-        <w:t xml:space="preserve"> are now defined in the header, and the rows written or closed before v27 are resolved. Two rows still carry bold-wrapped statuses (</w:t>
-      </w:r>
-      <w:r>
-        <w:rPr>
-          <w:rFonts w:ascii="Consolas" w:hAnsi="Consolas"/>
-        </w:rPr>
-        <w:t>**done**</w:t>
-      </w:r>
-      <w:r>
-        <w:rPr/>
-        <w:t xml:space="preserve">, </w:t>
-      </w:r>
-      <w:r>
-        <w:rPr>
-          <w:rFonts w:ascii="Consolas" w:hAnsi="Consolas"/>
-        </w:rPr>
-        <w:t>**rejected**</w:t>
-      </w:r>
-      <w:r>
-        <w:rPr/>
-        <w:t>) — cosmetic.</w:t>
+          <w:b/>
+        </w:rPr>
+        <w:t>_vN</w:t>
+      </w:r>
+      <w:r>
+        <w:rPr>
+          <w:b/>
+        </w:rPr>
+        <w:t xml:space="preserve"> bump</w:t>
+      </w:r>
+      <w:r>
+        <w:rPr/>
+        <w:t xml:space="preserve"> — a link type and the detail-panel semantics changed on 17 September, and the data again on 28 September.</w:t>
       </w:r>
     </w:p>
     <w:p>
@@ -6898,33 +6649,56 @@
       </w:r>
       <w:r>
         <w:rPr>
+          <w:b/>
+        </w:rPr>
+        <w:t xml:space="preserve">The governance diagram's detail panel is </w:t>
+      </w:r>
+      <w:r>
+        <w:rPr>
           <w:rFonts w:ascii="Consolas" w:hAnsi="Consolas"/>
           <w:b/>
         </w:rPr>
-        <w:t>governance_diagram_v12.html</w:t>
+        <w:t>clamp(118px, 20vh, 200px)</w:t>
       </w:r>
       <w:r>
         <w:rPr>
           <w:b/>
         </w:rPr>
-        <w:t xml:space="preserve"> is arguably due a </w:t>
+        <w:t xml:space="preserve"> tall.</w:t>
+      </w:r>
+      <w:r>
+        <w:rPr/>
+        <w:t xml:space="preserve"> The longest framework </w:t>
       </w:r>
       <w:r>
         <w:rPr>
           <w:rFonts w:ascii="Consolas" w:hAnsi="Consolas"/>
-          <w:b/>
-        </w:rPr>
-        <w:t>_vN</w:t>
-      </w:r>
-      <w:r>
-        <w:rPr>
-          <w:b/>
-        </w:rPr>
-        <w:t xml:space="preserve"> bump</w:t>
-      </w:r>
-      <w:r>
-        <w:rPr/>
-        <w:t xml:space="preserve"> — a link type and the detail-panel semantics changed on 17 September, and the data again on 28 September.</w:t>
+        </w:rPr>
+        <w:t>Policy_Purpose</w:t>
+      </w:r>
+      <w:r>
+        <w:rPr/>
+        <w:t xml:space="preserve"> now runs to 1,343 characters and scrolls. One CSS line in the </w:t>
+      </w:r>
+      <w:r>
+        <w:rPr>
+          <w:rFonts w:ascii="Consolas" w:hAnsi="Consolas"/>
+        </w:rPr>
+        <w:t>TEMPLATE</w:t>
+      </w:r>
+      <w:r>
+        <w:rPr/>
+        <w:t xml:space="preserve"> string of </w:t>
+      </w:r>
+      <w:r>
+        <w:rPr>
+          <w:rFonts w:ascii="Consolas" w:hAnsi="Consolas"/>
+        </w:rPr>
+        <w:t>build_governance_diagram.py</w:t>
+      </w:r>
+      <w:r>
+        <w:rPr/>
+        <w:t xml:space="preserve"> (not the HTML).</w:t>
       </w:r>
     </w:p>
     <w:p>
@@ -6938,73 +6712,6 @@
       <w:r>
         <w:rPr/>
         <w:t>18.</w:t>
-        <w:tab/>
-      </w:r>
-      <w:r>
-        <w:rPr>
-          <w:b/>
-        </w:rPr>
-        <w:t xml:space="preserve">The governance diagram's detail panel is </w:t>
-      </w:r>
-      <w:r>
-        <w:rPr>
-          <w:rFonts w:ascii="Consolas" w:hAnsi="Consolas"/>
-          <w:b/>
-        </w:rPr>
-        <w:t>clamp(118px, 20vh, 200px)</w:t>
-      </w:r>
-      <w:r>
-        <w:rPr>
-          <w:b/>
-        </w:rPr>
-        <w:t xml:space="preserve"> tall.</w:t>
-      </w:r>
-      <w:r>
-        <w:rPr/>
-        <w:t xml:space="preserve"> The longest framework </w:t>
-      </w:r>
-      <w:r>
-        <w:rPr>
-          <w:rFonts w:ascii="Consolas" w:hAnsi="Consolas"/>
-        </w:rPr>
-        <w:t>Policy_Purpose</w:t>
-      </w:r>
-      <w:r>
-        <w:rPr/>
-        <w:t xml:space="preserve"> now runs to 1,343 characters and scrolls. One CSS line in the </w:t>
-      </w:r>
-      <w:r>
-        <w:rPr>
-          <w:rFonts w:ascii="Consolas" w:hAnsi="Consolas"/>
-        </w:rPr>
-        <w:t>TEMPLATE</w:t>
-      </w:r>
-      <w:r>
-        <w:rPr/>
-        <w:t xml:space="preserve"> string of </w:t>
-      </w:r>
-      <w:r>
-        <w:rPr>
-          <w:rFonts w:ascii="Consolas" w:hAnsi="Consolas"/>
-        </w:rPr>
-        <w:t>build_governance_diagram.py</w:t>
-      </w:r>
-      <w:r>
-        <w:rPr/>
-        <w:t xml:space="preserve"> (not the HTML).</w:t>
-      </w:r>
-    </w:p>
-    <w:p>
-      <w:pPr>
-        <w:tabs>
-          <w:tab w:pos="454" w:val="left"/>
-        </w:tabs>
-        <w:spacing w:after="60"/>
-        <w:ind w:left="454" w:hanging="454"/>
-      </w:pPr>
-      <w:r>
-        <w:rPr/>
-        <w:t>19.</w:t>
         <w:tab/>
       </w:r>
       <w:r>
@@ -7284,7 +6991,7 @@
       </w:r>
       <w:r>
         <w:rPr/>
-        <w:t xml:space="preserve"> row listed in §9 item 1; the "Operational service / System" term missing from the Data Dictionary; which completed configs exist; stale counts in the root README and the GitHub Copilot configuration (corrected 6 October; §6.1).</w:t>
+        <w:t xml:space="preserve"> row approved on 10–11 September; the "Operational service / System" term missing from the Data Dictionary; which completed configs exist; stale counts in the root README and the GitHub Copilot configuration (corrected 6 October; §6.1).</w:t>
       </w:r>
     </w:p>
     <w:p>

--- a/Exports/docx/PROJECT_HANDOVER_Nature_Climate_Indicators.docx
+++ b/Exports/docx/PROJECT_HANDOVER_Nature_Climate_Indicators.docx
@@ -29,7 +29,7 @@
       </w:r>
       <w:r>
         <w:rPr/>
-        <w:t xml:space="preserve"> (workbooks UK governance v32, international v18, indicators v27). This document describes what exists, where it is and how to use it. It is not a history: settled decisions are not recorded here, only current state and genuinely unresolved work (§9).</w:t>
+        <w:t xml:space="preserve"> (workbooks UK governance v33, international v18, indicators v28). This document describes what exists, where it is and how to use it. It is not a history: settled decisions are not recorded here, only current state and genuinely unresolved work (§9).</w:t>
       </w:r>
     </w:p>
     <w:p>
@@ -801,7 +801,7 @@
                 <w:b/>
                 <w:sz w:val="18"/>
               </w:rPr>
-              <w:t>v32</w:t>
+              <w:t>v33</w:t>
             </w:r>
             <w:r>
               <w:rPr>
@@ -899,13 +899,13 @@
                 <w:b/>
                 <w:sz w:val="18"/>
               </w:rPr>
-              <w:t>v27</w:t>
+              <w:t>v28</w:t>
             </w:r>
             <w:r>
               <w:rPr>
                 <w:sz w:val="18"/>
               </w:rPr>
-              <w:t xml:space="preserve"> (2026-09-28)</w:t>
+              <w:t xml:space="preserve"> (2026-10-06)</w:t>
             </w:r>
           </w:p>
         </w:tc>
@@ -953,21 +953,31 @@
         <w:rPr>
           <w:b/>
         </w:rPr>
-        <w:t>Indicator content: 985 records</w:t>
-      </w:r>
-      <w:r>
-        <w:rPr/>
-        <w:t xml:space="preserve"> across nine framework sheets and </w:t>
+        <w:t>Indicator content: 1,001 records</w:t>
+      </w:r>
+      <w:r>
+        <w:rPr/>
+        <w:t xml:space="preserve"> across ten framework sheets and </w:t>
       </w:r>
       <w:r>
         <w:rPr>
           <w:b/>
         </w:rPr>
-        <w:t>eleven register frameworks</w:t>
-      </w:r>
-      <w:r>
-        <w:rPr/>
-        <w:t xml:space="preserve"> — EIF 66, CCC 149, JNCC UKBI 77, SoN 2023 32, EEA 62, BIP 81, IPBES 143, CBD GBF 202, UN SDG 173. The CCC sheet carries three frameworks: [IFW-02] Mitigation Monitoring Framework (79), [IFW-10] Adaptation Monitoring Framework 2026 (38 proposed targets, IND-C-147 to IND-C-184, added v23) and [IFW-11] Adaptation Monitoring Framework 2023–2025, superseded but retained (32). The figure was 947 until v23; documents citing 947 predate it.</w:t>
+        <w:t>twelve register frameworks</w:t>
+      </w:r>
+      <w:r>
+        <w:rPr/>
+        <w:t xml:space="preserve"> — EIF 66, CCC 149, JNCC UKBI 77, SoN 2023 32, EEA 62, BIP 81, IPBES 143, CBD GBF 202, UN SDG 173, MCCIP 16. The CCC sheet carries three frameworks: [IFW-02] Mitigation Monitoring Framework (79), [IFW-10] Adaptation Monitoring Framework 2026 (38 proposed targets, IND-C-147 to IND-C-184, added v23) and [IFW-11] Adaptation Monitoring Framework 2023–2025, superseded but retained (32). The figure was 947 until v23 and 985 until v28; documents citing either predate those versions. [IFW-12] MCCIP (added v28) holds 16 Impacts Hub topic reviews (IND-M family) — assessment-derived like [IFW-07]; MCCIP's separate observed and projection confidence ratings are kept in </w:t>
+      </w:r>
+      <w:r>
+        <w:rPr>
+          <w:rFonts w:ascii="Consolas" w:hAnsi="Consolas"/>
+        </w:rPr>
+        <w:t>Framework_Classification</w:t>
+      </w:r>
+      <w:r>
+        <w:rPr/>
+        <w:t>.</w:t>
       </w:r>
     </w:p>
     <w:p>
@@ -1002,7 +1012,7 @@
         <w:rPr>
           <w:b/>
         </w:rPr>
-        <w:t>989</w:t>
+        <w:t>1,005</w:t>
       </w:r>
       <w:r>
         <w:rPr/>
@@ -1093,7 +1103,7 @@
         <w:rPr>
           <w:b/>
         </w:rPr>
-        <w:t>1,191</w:t>
+        <w:t>1,208</w:t>
       </w:r>
       <w:r>
         <w:rPr/>
@@ -1258,11 +1268,11 @@
         <w:rPr>
           <w:rFonts w:ascii="Consolas" w:hAnsi="Consolas"/>
         </w:rPr>
-        <w:t>IFW-11</w:t>
-      </w:r>
-      <w:r>
-        <w:rPr/>
-        <w:t xml:space="preserve">; eleven rows over nine sheets). The finder joins indicator rows to this register on </w:t>
+        <w:t>IFW-12</w:t>
+      </w:r>
+      <w:r>
+        <w:rPr/>
+        <w:t xml:space="preserve">; twelve rows over ten sheets). The finder joins indicator rows to this register on </w:t>
       </w:r>
       <w:r>
         <w:rPr>
@@ -2524,7 +2534,7 @@
     <w:p>
       <w:r>
         <w:rPr/>
-        <w:t xml:space="preserve">Searchable, filterable catalogue of all 985 indicators. Filter by sector (the 14 </w:t>
+        <w:t xml:space="preserve">Searchable, filterable catalogue of all 1,001 indicators. Filter by sector (the 14 </w:t>
       </w:r>
       <w:r>
         <w:rPr>
@@ -6059,51 +6069,24 @@
         <w:rPr>
           <w:b/>
         </w:rPr>
-        <w:t>MCCIP indicator block — proposal awaiting judgement</w:t>
-      </w:r>
-      <w:r>
-        <w:rPr/>
-        <w:t xml:space="preserve"> (</w:t>
+        <w:t xml:space="preserve">Two new </w:t>
       </w:r>
       <w:r>
         <w:rPr>
           <w:rFonts w:ascii="Consolas" w:hAnsi="Consolas"/>
-        </w:rPr>
-        <w:t>Data/pending_additions.md</w:t>
-      </w:r>
-      <w:r>
-        <w:rPr/>
-        <w:t xml:space="preserve">, final section). MCCIP is held as [POL-049] with no indicator rows. Proposed: [IFW-12] on a new </w:t>
-      </w:r>
-      <w:r>
-        <w:rPr>
-          <w:rFonts w:ascii="Consolas" w:hAnsi="Consolas"/>
-        </w:rPr>
-        <w:t>MCCIP Indicators</w:t>
-      </w:r>
-      <w:r>
-        <w:rPr/>
-        <w:t xml:space="preserve"> sheet, a new </w:t>
-      </w:r>
-      <w:r>
-        <w:rPr>
-          <w:rFonts w:ascii="Consolas" w:hAnsi="Consolas"/>
-        </w:rPr>
-        <w:t>IND-M</w:t>
-      </w:r>
-      <w:r>
-        <w:rPr/>
-        <w:t xml:space="preserve"> family, modelled on [IFW-07] IPBES as an assessment-derived framework. Recommendation: the 16 physical-environment and ecosystem-change topics only, leaving the six societal-impact topics out under the level-of-generality rule. This supersedes the July 26-row topic scaffold in </w:t>
-      </w:r>
-      <w:r>
-        <w:rPr>
-          <w:rFonts w:ascii="Consolas" w:hAnsi="Consolas"/>
-        </w:rPr>
-        <w:t>outputs_other/MCCIP_indicators_proposed.xlsx</w:t>
-      </w:r>
-      <w:r>
-        <w:rPr/>
-        <w:t>, which was built on MCCIP's earlier topic list.</w:t>
+          <w:b/>
+        </w:rPr>
+        <w:t>Indicator_Type</w:t>
+      </w:r>
+      <w:r>
+        <w:rPr>
+          <w:b/>
+        </w:rPr>
+        <w:t xml:space="preserve"> terms to confirm</w:t>
+      </w:r>
+      <w:r>
+        <w:rPr/>
+        <w:t xml:space="preserve"> — "Socio-economic statistic" (52 SDG rows) and "Hazard impact" (5). Free text, so not gated, but coined without approval.</w:t>
       </w:r>
     </w:p>
     <w:p>
@@ -6121,26 +6104,20 @@
       </w:r>
       <w:r>
         <w:rPr>
-          <w:b/>
-        </w:rPr>
-        <w:t xml:space="preserve">Two new </w:t>
-      </w:r>
-      <w:r>
-        <w:rPr>
           <w:rFonts w:ascii="Consolas" w:hAnsi="Consolas"/>
           <w:b/>
         </w:rPr>
-        <w:t>Indicator_Type</w:t>
+        <w:t>GBF_Targets_Clean</w:t>
       </w:r>
       <w:r>
         <w:rPr>
           <w:b/>
         </w:rPr>
-        <w:t xml:space="preserve"> terms to confirm</w:t>
-      </w:r>
-      <w:r>
-        <w:rPr/>
-        <w:t xml:space="preserve"> — "Socio-economic statistic" (52 SDG rows) and "Hazard impact" (5). Free text, so not gated, but coined without approval.</w:t>
+        <w:t xml:space="preserve"> is absent</w:t>
+      </w:r>
+      <w:r>
+        <w:rPr/>
+        <w:t xml:space="preserve"> from the SDG, SoN 2023 and MCCIP sheets — one mapping exercise for all three.</w:t>
       </w:r>
     </w:p>
     <w:p>
@@ -6158,20 +6135,46 @@
       </w:r>
       <w:r>
         <w:rPr>
+          <w:b/>
+        </w:rPr>
+        <w:t xml:space="preserve">~200 records name SDG goals or targets in </w:t>
+      </w:r>
+      <w:r>
+        <w:rPr>
           <w:rFonts w:ascii="Consolas" w:hAnsi="Consolas"/>
           <w:b/>
         </w:rPr>
-        <w:t>GBF_Targets_Clean</w:t>
+        <w:t>Policy_Goal</w:t>
       </w:r>
       <w:r>
         <w:rPr>
           <w:b/>
         </w:rPr>
-        <w:t xml:space="preserve"> is absent</w:t>
-      </w:r>
-      <w:r>
-        <w:rPr/>
-        <w:t xml:space="preserve"> from the SDG and SoN 2023 sheets — one mapping exercise for both.</w:t>
+        <w:t xml:space="preserve"> prose only</w:t>
+      </w:r>
+      <w:r>
+        <w:rPr/>
+        <w:t xml:space="preserve">, not in the clean columns. The dashboard export parses them at runtime; curating them into </w:t>
+      </w:r>
+      <w:r>
+        <w:rPr>
+          <w:rFonts w:ascii="Consolas" w:hAnsi="Consolas"/>
+        </w:rPr>
+        <w:t>SDG_Goals_Clean</w:t>
+      </w:r>
+      <w:r>
+        <w:rPr/>
+        <w:t xml:space="preserve"> / </w:t>
+      </w:r>
+      <w:r>
+        <w:rPr>
+          <w:rFonts w:ascii="Consolas" w:hAnsi="Consolas"/>
+        </w:rPr>
+        <w:t>SDG_Target_Code</w:t>
+      </w:r>
+      <w:r>
+        <w:rPr/>
+        <w:t xml:space="preserve"> would remove that dependency.</w:t>
       </w:r>
     </w:p>
     <w:p>
@@ -6191,44 +6194,30 @@
         <w:rPr>
           <w:b/>
         </w:rPr>
-        <w:t xml:space="preserve">~200 records name SDG goals or targets in </w:t>
+        <w:t>[IFW-10] carries targets, not indicators</w:t>
+      </w:r>
+      <w:r>
+        <w:rPr/>
+        <w:t xml:space="preserve">, and </w:t>
       </w:r>
       <w:r>
         <w:rPr>
           <w:rFonts w:ascii="Consolas" w:hAnsi="Consolas"/>
-          <w:b/>
-        </w:rPr>
-        <w:t>Policy_Goal</w:t>
-      </w:r>
-      <w:r>
-        <w:rPr>
-          <w:b/>
-        </w:rPr>
-        <w:t xml:space="preserve"> prose only</w:t>
-      </w:r>
-      <w:r>
-        <w:rPr/>
-        <w:t xml:space="preserve">, not in the clean columns. The dashboard export parses them at runtime; curating them into </w:t>
-      </w:r>
-      <w:r>
-        <w:rPr>
-          <w:rFonts w:ascii="Consolas" w:hAnsi="Consolas"/>
-        </w:rPr>
-        <w:t>SDG_Goals_Clean</w:t>
-      </w:r>
-      <w:r>
-        <w:rPr/>
-        <w:t xml:space="preserve"> / </w:t>
-      </w:r>
-      <w:r>
-        <w:rPr>
-          <w:rFonts w:ascii="Consolas" w:hAnsi="Consolas"/>
-        </w:rPr>
-        <w:t>SDG_Target_Code</w:t>
-      </w:r>
-      <w:r>
-        <w:rPr/>
-        <w:t xml:space="preserve"> would remove that dependency.</w:t>
+        </w:rPr>
+        <w:t>Data_Source</w:t>
+      </w:r>
+      <w:r>
+        <w:rPr/>
+        <w:t xml:space="preserve"> reads "to be confirmed" on all 38 rows. When the next CCC adaptation progress report publishes the indicators selected against those targets, revisit. Also check the objective count (20 captured, CCC states 21) before citing it.</w:t>
+      </w:r>
+    </w:p>
+    <w:p>
+      <w:pPr>
+        <w:pStyle w:val="Heading3"/>
+      </w:pPr>
+      <w:r>
+        <w:rPr/>
+        <w:t>Coverage</w:t>
       </w:r>
     </w:p>
     <w:p>
@@ -6248,30 +6237,51 @@
         <w:rPr>
           <w:b/>
         </w:rPr>
-        <w:t>[IFW-10] carries targets, not indicators</w:t>
-      </w:r>
-      <w:r>
-        <w:rPr/>
-        <w:t xml:space="preserve">, and </w:t>
+        <w:t>Next quarterly scan — due around early December 2026.</w:t>
+      </w:r>
+      <w:r>
+        <w:rPr/>
+        <w:t xml:space="preserve"> Its window starts on 2 September, the date of the last scan note, </w:t>
+      </w:r>
+      <w:r>
+        <w:rPr>
+          <w:b/>
+        </w:rPr>
+        <w:t>except for the sources the 2 September scan never covered</w:t>
+      </w:r>
+      <w:r>
+        <w:rPr/>
+        <w:t>, which start from that scan's own window opening, 6 July, so nothing is missed: gov.wales, DAERA, NatureScot, SEPA, NRW; the international bodies (CBD, IPBES, Ramsar, CMS, OSPAR, HELCOM, UNFCCC, EUR-Lex, EEA); UK statutory instruments; the Block 3 title sweep of operational items; forestresearch.gov.uk; 30by30 at sea. Already covered for 6 July – 2 September: ministerial statements, Defra, NE/EA/FC/MMO, JNCC, the record-bearing types for UKHSA/DESNZ/MHCLG/DfT/HMT, UK Public General Acts 2026, CCC, OEP; gov.scot via pointer pages only (</w:t>
       </w:r>
       <w:r>
         <w:rPr>
           <w:rFonts w:ascii="Consolas" w:hAnsi="Consolas"/>
         </w:rPr>
-        <w:t>Data_Source</w:t>
-      </w:r>
-      <w:r>
-        <w:rPr/>
-        <w:t xml:space="preserve"> reads "to be confirmed" on all 38 rows. When the next CCC adaptation progress report publishes the indicators selected against those targets, revisit. Also check the objective count (20 captured, CCC states 21) before citing it.</w:t>
-      </w:r>
-    </w:p>
-    <w:p>
-      <w:pPr>
-        <w:pStyle w:val="Heading3"/>
-      </w:pPr>
-      <w:r>
-        <w:rPr/>
-        <w:t>Coverage</w:t>
+        <w:t>outputs_other/policy_scan_2026-09-02.md</w:t>
+      </w:r>
+      <w:r>
+        <w:rPr/>
+        <w:t xml:space="preserve">, final tables). </w:t>
+      </w:r>
+      <w:r>
+        <w:rPr>
+          <w:b/>
+        </w:rPr>
+        <w:t>Test the search filters before relying on them</w:t>
+      </w:r>
+      <w:r>
+        <w:rPr/>
+        <w:t xml:space="preserve"> (scan protocol §2.0). In September the gov.uk date/organisation filters were lost when called through the fetch tool, which dropped the query string and returned the whole corpus — a plausible-looking false result — but worked through a browser. gov.scot's publication search ignored its URL parameters by either route, so gov.scot is enumerated through its policy pointer pages. GitHub Copilot on Met Office systems may behave differently again: check that a filtered query returns a filtered result before counting a source as enumerated; </w:t>
+      </w:r>
+      <w:r>
+        <w:rPr>
+          <w:rFonts w:ascii="Consolas" w:hAnsi="Consolas"/>
+        </w:rPr>
+        <w:t>.atom</w:t>
+      </w:r>
+      <w:r>
+        <w:rPr/>
+        <w:t xml:space="preserve"> feeds and pointer pages are the fallback.</w:t>
       </w:r>
     </w:p>
     <w:p>
@@ -6291,51 +6301,50 @@
         <w:rPr>
           <w:b/>
         </w:rPr>
-        <w:t>Next quarterly scan — due around early December 2026.</w:t>
-      </w:r>
-      <w:r>
-        <w:rPr/>
-        <w:t xml:space="preserve"> Its window starts on 2 September, the date of the last scan note, </w:t>
-      </w:r>
-      <w:r>
-        <w:rPr>
-          <w:b/>
-        </w:rPr>
-        <w:t>except for the sources the 2 September scan never covered</w:t>
-      </w:r>
-      <w:r>
-        <w:rPr/>
-        <w:t>, which start from that scan's own window opening, 6 July, so nothing is missed: gov.wales, DAERA, NatureScot, SEPA, NRW; the international bodies (CBD, IPBES, Ramsar, CMS, OSPAR, HELCOM, UNFCCC, EUR-Lex, EEA); UK statutory instruments; the Block 3 title sweep of operational items; forestresearch.gov.uk; 30by30 at sea. Already covered for 6 July – 2 September: ministerial statements, Defra, NE/EA/FC/MMO, JNCC, the record-bearing types for UKHSA/DESNZ/MHCLG/DfT/HMT, UK Public General Acts 2026, CCC, OEP; gov.scot via pointer pages only (</w:t>
+        <w:t>Watch items.</w:t>
+      </w:r>
+      <w:r>
+        <w:rPr/>
+        <w:t xml:space="preserve"> JNCC UKBI 2026 ([IFW-03] still records UKBI 2025; usually an autumn release, so likely imminent); the Nature Recovery Strategy for Northern Ireland to 2032 (approved for adding, still a draft — write when adopted; queue Status </w:t>
       </w:r>
       <w:r>
         <w:rPr>
           <w:rFonts w:ascii="Consolas" w:hAnsi="Consolas"/>
         </w:rPr>
-        <w:t>outputs_other/policy_scan_2026-09-02.md</w:t>
-      </w:r>
-      <w:r>
-        <w:rPr/>
-        <w:t xml:space="preserve">, final tables). </w:t>
-      </w:r>
-      <w:r>
-        <w:rPr>
-          <w:b/>
-        </w:rPr>
-        <w:t>Test the search filters before relying on them</w:t>
-      </w:r>
-      <w:r>
-        <w:rPr/>
-        <w:t xml:space="preserve"> (scan protocol §2.0). In September the gov.uk date/organisation filters were lost when called through the fetch tool, which dropped the query string and returned the whole corpus — a plausible-looking false result — but worked through a browser. gov.scot's publication search ignored its URL parameters by either route, so gov.scot is enumerated through its policy pointer pages. GitHub Copilot on Met Office systems may behave differently again: check that a filtered query returns a filtered result before counting a source as enumerated; </w:t>
+        <w:t>add</w:t>
+      </w:r>
+      <w:r>
+        <w:rPr/>
+        <w:t xml:space="preserve">); the Scottish and Welsh statutory target sets, which both 2026 Acts mandate and which will be </w:t>
       </w:r>
       <w:r>
         <w:rPr>
           <w:rFonts w:ascii="Consolas" w:hAnsi="Consolas"/>
         </w:rPr>
-        <w:t>.atom</w:t>
-      </w:r>
-      <w:r>
-        <w:rPr/>
-        <w:t xml:space="preserve"> feeds and pointer pages are the fallback.</w:t>
+        <w:t>IFW</w:t>
+      </w:r>
+      <w:r>
+        <w:rPr/>
+        <w:t xml:space="preserve"> + </w:t>
+      </w:r>
+      <w:r>
+        <w:rPr>
+          <w:rFonts w:ascii="Consolas" w:hAnsi="Consolas"/>
+        </w:rPr>
+        <w:t>IND</w:t>
+      </w:r>
+      <w:r>
+        <w:rPr/>
+        <w:t xml:space="preserve"> candidates when published.</w:t>
+      </w:r>
+    </w:p>
+    <w:p>
+      <w:pPr>
+        <w:pStyle w:val="Heading3"/>
+      </w:pPr>
+      <w:r>
+        <w:rPr/>
+        <w:t>Content and documentation</w:t>
       </w:r>
     </w:p>
     <w:p>
@@ -6355,50 +6364,21 @@
         <w:rPr>
           <w:b/>
         </w:rPr>
-        <w:t>Watch items.</w:t>
-      </w:r>
-      <w:r>
-        <w:rPr/>
-        <w:t xml:space="preserve"> JNCC UKBI 2026 ([IFW-03] still records UKBI 2025; usually an autumn release, so likely imminent); the Nature Recovery Strategy for Northern Ireland to 2032 (approved for adding, still a draft — write when adopted; queue Status </w:t>
+        <w:t>Install and test the GitHub Copilot configuration</w:t>
+      </w:r>
+      <w:r>
+        <w:rPr/>
+        <w:t xml:space="preserve"> (§6.1, root </w:t>
       </w:r>
       <w:r>
         <w:rPr>
           <w:rFonts w:ascii="Consolas" w:hAnsi="Consolas"/>
         </w:rPr>
-        <w:t>add</w:t>
-      </w:r>
-      <w:r>
-        <w:rPr/>
-        <w:t xml:space="preserve">); the Scottish and Welsh statutory target sets, which both 2026 Acts mandate and which will be </w:t>
-      </w:r>
-      <w:r>
-        <w:rPr>
-          <w:rFonts w:ascii="Consolas" w:hAnsi="Consolas"/>
-        </w:rPr>
-        <w:t>IFW</w:t>
-      </w:r>
-      <w:r>
-        <w:rPr/>
-        <w:t xml:space="preserve"> + </w:t>
-      </w:r>
-      <w:r>
-        <w:rPr>
-          <w:rFonts w:ascii="Consolas" w:hAnsi="Consolas"/>
-        </w:rPr>
-        <w:t>IND</w:t>
-      </w:r>
-      <w:r>
-        <w:rPr/>
-        <w:t xml:space="preserve"> candidates when published.</w:t>
-      </w:r>
-    </w:p>
-    <w:p>
-      <w:pPr>
-        <w:pStyle w:val="Heading3"/>
-      </w:pPr>
-      <w:r>
-        <w:rPr/>
-        <w:t>Content and documentation</w:t>
+        <w:t>README.md</w:t>
+      </w:r>
+      <w:r>
+        <w:rPr/>
+        <w:t>). Nothing has yet run in VS Code; the tool-set names and handoff syntax are from documentation only.</w:t>
       </w:r>
     </w:p>
     <w:p>
@@ -6418,21 +6398,21 @@
         <w:rPr>
           <w:b/>
         </w:rPr>
-        <w:t>Install and test the GitHub Copilot configuration</w:t>
-      </w:r>
-      <w:r>
-        <w:rPr/>
-        <w:t xml:space="preserve"> (§6.1, root </w:t>
+        <w:t>Scale the MO research→policy relevance rubric</w:t>
+      </w:r>
+      <w:r>
+        <w:rPr/>
+        <w:t xml:space="preserve"> from 5 piloted entries to the remaining ~41 policy records. Three design questions block it: the scope of </w:t>
       </w:r>
       <w:r>
         <w:rPr>
           <w:rFonts w:ascii="Consolas" w:hAnsi="Consolas"/>
         </w:rPr>
-        <w:t>README.md</w:t>
-      </w:r>
-      <w:r>
-        <w:rPr/>
-        <w:t>). Nothing has yet run in VS Code; the tool-set names and handoff syntax are from documentation only.</w:t>
+        <w:t>Cur_MO</w:t>
+      </w:r>
+      <w:r>
+        <w:rPr/>
+        <w:t>; whether Supplier entries share the main matrix or get a separate tab; the confidence floor below which a score is not reportable.</w:t>
       </w:r>
     </w:p>
     <w:p>
@@ -6452,21 +6432,11 @@
         <w:rPr>
           <w:b/>
         </w:rPr>
-        <w:t>Scale the MO research→policy relevance rubric</w:t>
-      </w:r>
-      <w:r>
-        <w:rPr/>
-        <w:t xml:space="preserve"> from 5 piloted entries to the remaining ~41 policy records. Three design questions block it: the scope of </w:t>
-      </w:r>
-      <w:r>
-        <w:rPr>
-          <w:rFonts w:ascii="Consolas" w:hAnsi="Consolas"/>
-        </w:rPr>
-        <w:t>Cur_MO</w:t>
-      </w:r>
-      <w:r>
-        <w:rPr/>
-        <w:t>; whether Supplier entries share the main matrix or get a separate tab; the confidence floor below which a score is not reportable.</w:t>
+        <w:t>Dashboard user guide unwritten</w:t>
+      </w:r>
+      <w:r>
+        <w:rPr/>
+        <w:t xml:space="preserve"> — what each dashboard shows, data vintage, search, deep-link and export. The in-page Help modals partly cover it.</w:t>
       </w:r>
     </w:p>
     <w:p>
@@ -6486,11 +6456,41 @@
         <w:rPr>
           <w:b/>
         </w:rPr>
-        <w:t>Dashboard user guide unwritten</w:t>
-      </w:r>
-      <w:r>
-        <w:rPr/>
-        <w:t xml:space="preserve"> — what each dashboard shows, data vintage, search, deep-link and export. The in-page Help modals partly cover it.</w:t>
+        <w:t>Add the two missing completed configs</w:t>
+      </w:r>
+      <w:r>
+        <w:rPr/>
+        <w:t xml:space="preserve"> (biosecurity, LST) to </w:t>
+      </w:r>
+      <w:r>
+        <w:rPr>
+          <w:rFonts w:ascii="Consolas" w:hAnsi="Consolas"/>
+        </w:rPr>
+        <w:t>PA_toolkit/completed_assessments/</w:t>
+      </w:r>
+      <w:r>
+        <w:rPr/>
+        <w:t xml:space="preserve"> so all four rendered assessments are reproducible from source. Only </w:t>
+      </w:r>
+      <w:r>
+        <w:rPr>
+          <w:rFonts w:ascii="Consolas" w:hAnsi="Consolas"/>
+        </w:rPr>
+        <w:t>config_dailysun.yaml</w:t>
+      </w:r>
+      <w:r>
+        <w:rPr/>
+        <w:t xml:space="preserve"> and </w:t>
+      </w:r>
+      <w:r>
+        <w:rPr>
+          <w:rFonts w:ascii="Consolas" w:hAnsi="Consolas"/>
+        </w:rPr>
+        <w:t>config_ocean_heatwaves.yaml</w:t>
+      </w:r>
+      <w:r>
+        <w:rPr/>
+        <w:t xml:space="preserve"> exist.</w:t>
       </w:r>
     </w:p>
     <w:p>
@@ -6510,41 +6510,30 @@
         <w:rPr>
           <w:b/>
         </w:rPr>
-        <w:t>Add the two missing completed configs</w:t>
-      </w:r>
-      <w:r>
-        <w:rPr/>
-        <w:t xml:space="preserve"> (biosecurity, LST) to </w:t>
+        <w:t>CHECK-row judgement calls</w:t>
+      </w:r>
+      <w:r>
+        <w:rPr/>
+        <w:t xml:space="preserve"> left from the orphan-code promotion (</w:t>
       </w:r>
       <w:r>
         <w:rPr>
           <w:rFonts w:ascii="Consolas" w:hAnsi="Consolas"/>
         </w:rPr>
-        <w:t>PA_toolkit/completed_assessments/</w:t>
-      </w:r>
-      <w:r>
-        <w:rPr/>
-        <w:t xml:space="preserve"> so all four rendered assessments are reproducible from source. Only </w:t>
-      </w:r>
-      <w:r>
-        <w:rPr>
-          <w:rFonts w:ascii="Consolas" w:hAnsi="Consolas"/>
-        </w:rPr>
-        <w:t>config_dailysun.yaml</w:t>
-      </w:r>
-      <w:r>
-        <w:rPr/>
-        <w:t xml:space="preserve"> and </w:t>
-      </w:r>
-      <w:r>
-        <w:rPr>
-          <w:rFonts w:ascii="Consolas" w:hAnsi="Consolas"/>
-        </w:rPr>
-        <w:t>config_ocean_heatwaves.yaml</w:t>
-      </w:r>
-      <w:r>
-        <w:rPr/>
-        <w:t xml:space="preserve"> exist.</w:t>
+        <w:t>outputs_other/ORPHAN_CODES_promotion_analysis.md</w:t>
+      </w:r>
+      <w:r>
+        <w:rPr/>
+        <w:t>).</w:t>
+      </w:r>
+    </w:p>
+    <w:p>
+      <w:pPr>
+        <w:pStyle w:val="Heading3"/>
+      </w:pPr>
+      <w:r>
+        <w:rPr/>
+        <w:t>Housekeeping</w:t>
       </w:r>
     </w:p>
     <w:p>
@@ -6562,32 +6551,33 @@
       </w:r>
       <w:r>
         <w:rPr>
+          <w:rFonts w:ascii="Consolas" w:hAnsi="Consolas"/>
           <w:b/>
         </w:rPr>
-        <w:t>CHECK-row judgement calls</w:t>
-      </w:r>
-      <w:r>
-        <w:rPr/>
-        <w:t xml:space="preserve"> left from the orphan-code promotion (</w:t>
+        <w:t>governance_diagram_v12.html</w:t>
+      </w:r>
+      <w:r>
+        <w:rPr>
+          <w:b/>
+        </w:rPr>
+        <w:t xml:space="preserve"> is arguably due a </w:t>
       </w:r>
       <w:r>
         <w:rPr>
           <w:rFonts w:ascii="Consolas" w:hAnsi="Consolas"/>
-        </w:rPr>
-        <w:t>outputs_other/ORPHAN_CODES_promotion_analysis.md</w:t>
-      </w:r>
-      <w:r>
-        <w:rPr/>
-        <w:t>).</w:t>
-      </w:r>
-    </w:p>
-    <w:p>
-      <w:pPr>
-        <w:pStyle w:val="Heading3"/>
-      </w:pPr>
-      <w:r>
-        <w:rPr/>
-        <w:t>Housekeeping</w:t>
+          <w:b/>
+        </w:rPr>
+        <w:t>_vN</w:t>
+      </w:r>
+      <w:r>
+        <w:rPr>
+          <w:b/>
+        </w:rPr>
+        <w:t xml:space="preserve"> bump</w:t>
+      </w:r>
+      <w:r>
+        <w:rPr/>
+        <w:t xml:space="preserve"> — a link type and the detail-panel semantics changed on 17 September, and the data again on 28 September.</w:t>
       </w:r>
     </w:p>
     <w:p>
@@ -6605,33 +6595,56 @@
       </w:r>
       <w:r>
         <w:rPr>
+          <w:b/>
+        </w:rPr>
+        <w:t xml:space="preserve">The governance diagram's detail panel is </w:t>
+      </w:r>
+      <w:r>
+        <w:rPr>
           <w:rFonts w:ascii="Consolas" w:hAnsi="Consolas"/>
           <w:b/>
         </w:rPr>
-        <w:t>governance_diagram_v12.html</w:t>
+        <w:t>clamp(118px, 20vh, 200px)</w:t>
       </w:r>
       <w:r>
         <w:rPr>
           <w:b/>
         </w:rPr>
-        <w:t xml:space="preserve"> is arguably due a </w:t>
+        <w:t xml:space="preserve"> tall.</w:t>
+      </w:r>
+      <w:r>
+        <w:rPr/>
+        <w:t xml:space="preserve"> The longest framework </w:t>
       </w:r>
       <w:r>
         <w:rPr>
           <w:rFonts w:ascii="Consolas" w:hAnsi="Consolas"/>
-          <w:b/>
-        </w:rPr>
-        <w:t>_vN</w:t>
-      </w:r>
-      <w:r>
-        <w:rPr>
-          <w:b/>
-        </w:rPr>
-        <w:t xml:space="preserve"> bump</w:t>
-      </w:r>
-      <w:r>
-        <w:rPr/>
-        <w:t xml:space="preserve"> — a link type and the detail-panel semantics changed on 17 September, and the data again on 28 September.</w:t>
+        </w:rPr>
+        <w:t>Policy_Purpose</w:t>
+      </w:r>
+      <w:r>
+        <w:rPr/>
+        <w:t xml:space="preserve"> now runs to 1,343 characters and scrolls. One CSS line in the </w:t>
+      </w:r>
+      <w:r>
+        <w:rPr>
+          <w:rFonts w:ascii="Consolas" w:hAnsi="Consolas"/>
+        </w:rPr>
+        <w:t>TEMPLATE</w:t>
+      </w:r>
+      <w:r>
+        <w:rPr/>
+        <w:t xml:space="preserve"> string of </w:t>
+      </w:r>
+      <w:r>
+        <w:rPr>
+          <w:rFonts w:ascii="Consolas" w:hAnsi="Consolas"/>
+        </w:rPr>
+        <w:t>build_governance_diagram.py</w:t>
+      </w:r>
+      <w:r>
+        <w:rPr/>
+        <w:t xml:space="preserve"> (not the HTML).</w:t>
       </w:r>
     </w:p>
     <w:p>
@@ -6645,73 +6658,6 @@
       <w:r>
         <w:rPr/>
         <w:t>17.</w:t>
-        <w:tab/>
-      </w:r>
-      <w:r>
-        <w:rPr>
-          <w:b/>
-        </w:rPr>
-        <w:t xml:space="preserve">The governance diagram's detail panel is </w:t>
-      </w:r>
-      <w:r>
-        <w:rPr>
-          <w:rFonts w:ascii="Consolas" w:hAnsi="Consolas"/>
-          <w:b/>
-        </w:rPr>
-        <w:t>clamp(118px, 20vh, 200px)</w:t>
-      </w:r>
-      <w:r>
-        <w:rPr>
-          <w:b/>
-        </w:rPr>
-        <w:t xml:space="preserve"> tall.</w:t>
-      </w:r>
-      <w:r>
-        <w:rPr/>
-        <w:t xml:space="preserve"> The longest framework </w:t>
-      </w:r>
-      <w:r>
-        <w:rPr>
-          <w:rFonts w:ascii="Consolas" w:hAnsi="Consolas"/>
-        </w:rPr>
-        <w:t>Policy_Purpose</w:t>
-      </w:r>
-      <w:r>
-        <w:rPr/>
-        <w:t xml:space="preserve"> now runs to 1,343 characters and scrolls. One CSS line in the </w:t>
-      </w:r>
-      <w:r>
-        <w:rPr>
-          <w:rFonts w:ascii="Consolas" w:hAnsi="Consolas"/>
-        </w:rPr>
-        <w:t>TEMPLATE</w:t>
-      </w:r>
-      <w:r>
-        <w:rPr/>
-        <w:t xml:space="preserve"> string of </w:t>
-      </w:r>
-      <w:r>
-        <w:rPr>
-          <w:rFonts w:ascii="Consolas" w:hAnsi="Consolas"/>
-        </w:rPr>
-        <w:t>build_governance_diagram.py</w:t>
-      </w:r>
-      <w:r>
-        <w:rPr/>
-        <w:t xml:space="preserve"> (not the HTML).</w:t>
-      </w:r>
-    </w:p>
-    <w:p>
-      <w:pPr>
-        <w:tabs>
-          <w:tab w:pos="454" w:val="left"/>
-        </w:tabs>
-        <w:spacing w:after="60"/>
-        <w:ind w:left="454" w:hanging="454"/>
-      </w:pPr>
-      <w:r>
-        <w:rPr/>
-        <w:t>18.</w:t>
         <w:tab/>
       </w:r>
       <w:r>

--- a/Exports/docx/PROJECT_HANDOVER_Nature_Climate_Indicators.docx
+++ b/Exports/docx/PROJECT_HANDOVER_Nature_Climate_Indicators.docx
@@ -376,7 +376,20 @@
               <w:rPr>
                 <w:sz w:val="18"/>
               </w:rPr>
-              <w:t xml:space="preserve">The two generated HTML dashboards; </w:t>
+              <w:t xml:space="preserve">The two generated HTML dashboards, </w:t>
+            </w:r>
+            <w:r>
+              <w:rPr>
+                <w:rFonts w:ascii="Consolas" w:hAnsi="Consolas"/>
+                <w:sz w:val="18"/>
+              </w:rPr>
+              <w:t>DASHBOARD_USER_GUIDE.md</w:t>
+            </w:r>
+            <w:r>
+              <w:rPr>
+                <w:sz w:val="18"/>
+              </w:rPr>
+              <w:t xml:space="preserve"> (how to use them), and </w:t>
             </w:r>
             <w:r>
               <w:rPr>
@@ -389,7 +402,7 @@
               <w:rPr>
                 <w:sz w:val="18"/>
               </w:rPr>
-              <w:t xml:space="preserve"> holds their build scripts.</w:t>
+              <w:t xml:space="preserve"> holding their build scripts.</w:t>
             </w:r>
           </w:p>
         </w:tc>
@@ -1463,7 +1476,7 @@
       </w:r>
       <w:r>
         <w:rPr/>
-        <w:t xml:space="preserve"> instead. Harmonised across all nine sheets in v27 (162 of 985 records changed); distribution 0/1/2/3 = 435/269/201/80. Blank means </w:t>
+        <w:t xml:space="preserve"> instead. Harmonised across all nine sheets in v27 (162 of 985 records changed); distribution 0/1/2/3 = 435/269/201/80 at v27, plus the 16 MCCIP records scored under the same rules in v28 (0/3/3/10). Blank means </w:t>
       </w:r>
       <w:r>
         <w:rPr>
@@ -2529,6 +2542,64 @@
       <w:r>
         <w:rPr/>
         <w:t>, not about the single indicator on screen, and the panel previously never said which framework was meant.</w:t>
+      </w:r>
+    </w:p>
+    <w:p>
+      <w:r>
+        <w:rPr>
+          <w:b/>
+        </w:rPr>
+        <w:t>Adding a framework sheet</w:t>
+      </w:r>
+      <w:r>
+        <w:rPr/>
+        <w:t xml:space="preserve"> needs two code-side edits besides the workbook: an entry in </w:t>
+      </w:r>
+      <w:r>
+        <w:rPr>
+          <w:rFonts w:ascii="Consolas" w:hAnsi="Consolas"/>
+        </w:rPr>
+        <w:t>FRAMEWORKS</w:t>
+      </w:r>
+      <w:r>
+        <w:rPr/>
+        <w:t xml:space="preserve"> at the top of </w:t>
+      </w:r>
+      <w:r>
+        <w:rPr>
+          <w:rFonts w:ascii="Consolas" w:hAnsi="Consolas"/>
+        </w:rPr>
+        <w:t>build_indicator_finder.py</w:t>
+      </w:r>
+      <w:r>
+        <w:rPr/>
+        <w:t xml:space="preserve"> (sheet name, short code, label — sheets not listed are not read) and a filter button in the finder HTML (</w:t>
+      </w:r>
+      <w:r>
+        <w:rPr>
+          <w:rFonts w:ascii="Consolas" w:hAnsi="Consolas"/>
+        </w:rPr>
+        <w:t>setFW('&lt;code&gt;',this)</w:t>
+      </w:r>
+      <w:r>
+        <w:rPr/>
+        <w:t>). Done for MCCIP in v28.</w:t>
+      </w:r>
+    </w:p>
+    <w:p>
+      <w:r>
+        <w:rPr/>
+        <w:t xml:space="preserve">User-facing guide to both dashboards: </w:t>
+      </w:r>
+      <w:r>
+        <w:rPr>
+          <w:rFonts w:ascii="Consolas" w:hAnsi="Consolas"/>
+        </w:rPr>
+        <w:t>Dashboards/DASHBOARD_USER_GUIDE.md</w:t>
+      </w:r>
+      <w:r>
+        <w:rPr/>
+        <w:t>.</w:t>
       </w:r>
     </w:p>
     <w:p>
@@ -5478,7 +5549,17 @@
       </w:r>
       <w:r>
         <w:rPr/>
-        <w:t xml:space="preserve"> EEA, then the frameworks' own codes — </w:t>
+        <w:t xml:space="preserve"> EEA, </w:t>
+      </w:r>
+      <w:r>
+        <w:rPr>
+          <w:rFonts w:ascii="Consolas" w:hAnsi="Consolas"/>
+        </w:rPr>
+        <w:t>IND-M-</w:t>
+      </w:r>
+      <w:r>
+        <w:rPr/>
+        <w:t xml:space="preserve"> MCCIP, then the frameworks' own codes — </w:t>
       </w:r>
       <w:r>
         <w:rPr>
@@ -6432,11 +6513,41 @@
         <w:rPr>
           <w:b/>
         </w:rPr>
-        <w:t>Dashboard user guide unwritten</w:t>
-      </w:r>
-      <w:r>
-        <w:rPr/>
-        <w:t xml:space="preserve"> — what each dashboard shows, data vintage, search, deep-link and export. The in-page Help modals partly cover it.</w:t>
+        <w:t>Add the two missing completed configs</w:t>
+      </w:r>
+      <w:r>
+        <w:rPr/>
+        <w:t xml:space="preserve"> (biosecurity, LST) to </w:t>
+      </w:r>
+      <w:r>
+        <w:rPr>
+          <w:rFonts w:ascii="Consolas" w:hAnsi="Consolas"/>
+        </w:rPr>
+        <w:t>PA_toolkit/completed_assessments/</w:t>
+      </w:r>
+      <w:r>
+        <w:rPr/>
+        <w:t xml:space="preserve"> so all four rendered assessments are reproducible from source. Only </w:t>
+      </w:r>
+      <w:r>
+        <w:rPr>
+          <w:rFonts w:ascii="Consolas" w:hAnsi="Consolas"/>
+        </w:rPr>
+        <w:t>config_dailysun.yaml</w:t>
+      </w:r>
+      <w:r>
+        <w:rPr/>
+        <w:t xml:space="preserve"> and </w:t>
+      </w:r>
+      <w:r>
+        <w:rPr>
+          <w:rFonts w:ascii="Consolas" w:hAnsi="Consolas"/>
+        </w:rPr>
+        <w:t>config_ocean_heatwaves.yaml</w:t>
+      </w:r>
+      <w:r>
+        <w:rPr/>
+        <w:t xml:space="preserve"> exist.</w:t>
       </w:r>
     </w:p>
     <w:p>
@@ -6456,41 +6567,30 @@
         <w:rPr>
           <w:b/>
         </w:rPr>
-        <w:t>Add the two missing completed configs</w:t>
-      </w:r>
-      <w:r>
-        <w:rPr/>
-        <w:t xml:space="preserve"> (biosecurity, LST) to </w:t>
+        <w:t>CHECK-row judgement calls</w:t>
+      </w:r>
+      <w:r>
+        <w:rPr/>
+        <w:t xml:space="preserve"> left from the orphan-code promotion (</w:t>
       </w:r>
       <w:r>
         <w:rPr>
           <w:rFonts w:ascii="Consolas" w:hAnsi="Consolas"/>
         </w:rPr>
-        <w:t>PA_toolkit/completed_assessments/</w:t>
-      </w:r>
-      <w:r>
-        <w:rPr/>
-        <w:t xml:space="preserve"> so all four rendered assessments are reproducible from source. Only </w:t>
-      </w:r>
-      <w:r>
-        <w:rPr>
-          <w:rFonts w:ascii="Consolas" w:hAnsi="Consolas"/>
-        </w:rPr>
-        <w:t>config_dailysun.yaml</w:t>
-      </w:r>
-      <w:r>
-        <w:rPr/>
-        <w:t xml:space="preserve"> and </w:t>
-      </w:r>
-      <w:r>
-        <w:rPr>
-          <w:rFonts w:ascii="Consolas" w:hAnsi="Consolas"/>
-        </w:rPr>
-        <w:t>config_ocean_heatwaves.yaml</w:t>
-      </w:r>
-      <w:r>
-        <w:rPr/>
-        <w:t xml:space="preserve"> exist.</w:t>
+        <w:t>outputs_other/ORPHAN_CODES_promotion_analysis.md</w:t>
+      </w:r>
+      <w:r>
+        <w:rPr/>
+        <w:t>).</w:t>
+      </w:r>
+    </w:p>
+    <w:p>
+      <w:pPr>
+        <w:pStyle w:val="Heading3"/>
+      </w:pPr>
+      <w:r>
+        <w:rPr/>
+        <w:t>Housekeeping</w:t>
       </w:r>
     </w:p>
     <w:p>
@@ -6508,32 +6608,33 @@
       </w:r>
       <w:r>
         <w:rPr>
+          <w:rFonts w:ascii="Consolas" w:hAnsi="Consolas"/>
           <w:b/>
         </w:rPr>
-        <w:t>CHECK-row judgement calls</w:t>
-      </w:r>
-      <w:r>
-        <w:rPr/>
-        <w:t xml:space="preserve"> left from the orphan-code promotion (</w:t>
+        <w:t>governance_diagram_v12.html</w:t>
+      </w:r>
+      <w:r>
+        <w:rPr>
+          <w:b/>
+        </w:rPr>
+        <w:t xml:space="preserve"> is arguably due a </w:t>
       </w:r>
       <w:r>
         <w:rPr>
           <w:rFonts w:ascii="Consolas" w:hAnsi="Consolas"/>
-        </w:rPr>
-        <w:t>outputs_other/ORPHAN_CODES_promotion_analysis.md</w:t>
-      </w:r>
-      <w:r>
-        <w:rPr/>
-        <w:t>).</w:t>
-      </w:r>
-    </w:p>
-    <w:p>
-      <w:pPr>
-        <w:pStyle w:val="Heading3"/>
-      </w:pPr>
-      <w:r>
-        <w:rPr/>
-        <w:t>Housekeeping</w:t>
+          <w:b/>
+        </w:rPr>
+        <w:t>_vN</w:t>
+      </w:r>
+      <w:r>
+        <w:rPr>
+          <w:b/>
+        </w:rPr>
+        <w:t xml:space="preserve"> bump</w:t>
+      </w:r>
+      <w:r>
+        <w:rPr/>
+        <w:t xml:space="preserve"> — a link type and the detail-panel semantics changed on 17 September, and the data again on 28 September.</w:t>
       </w:r>
     </w:p>
     <w:p>
@@ -6551,33 +6652,56 @@
       </w:r>
       <w:r>
         <w:rPr>
+          <w:b/>
+        </w:rPr>
+        <w:t xml:space="preserve">The governance diagram's detail panel is </w:t>
+      </w:r>
+      <w:r>
+        <w:rPr>
           <w:rFonts w:ascii="Consolas" w:hAnsi="Consolas"/>
           <w:b/>
         </w:rPr>
-        <w:t>governance_diagram_v12.html</w:t>
+        <w:t>clamp(118px, 20vh, 200px)</w:t>
       </w:r>
       <w:r>
         <w:rPr>
           <w:b/>
         </w:rPr>
-        <w:t xml:space="preserve"> is arguably due a </w:t>
+        <w:t xml:space="preserve"> tall.</w:t>
+      </w:r>
+      <w:r>
+        <w:rPr/>
+        <w:t xml:space="preserve"> The longest framework </w:t>
       </w:r>
       <w:r>
         <w:rPr>
           <w:rFonts w:ascii="Consolas" w:hAnsi="Consolas"/>
-          <w:b/>
-        </w:rPr>
-        <w:t>_vN</w:t>
-      </w:r>
-      <w:r>
-        <w:rPr>
-          <w:b/>
-        </w:rPr>
-        <w:t xml:space="preserve"> bump</w:t>
-      </w:r>
-      <w:r>
-        <w:rPr/>
-        <w:t xml:space="preserve"> — a link type and the detail-panel semantics changed on 17 September, and the data again on 28 September.</w:t>
+        </w:rPr>
+        <w:t>Policy_Purpose</w:t>
+      </w:r>
+      <w:r>
+        <w:rPr/>
+        <w:t xml:space="preserve"> now runs to 1,343 characters and scrolls. One CSS line in the </w:t>
+      </w:r>
+      <w:r>
+        <w:rPr>
+          <w:rFonts w:ascii="Consolas" w:hAnsi="Consolas"/>
+        </w:rPr>
+        <w:t>TEMPLATE</w:t>
+      </w:r>
+      <w:r>
+        <w:rPr/>
+        <w:t xml:space="preserve"> string of </w:t>
+      </w:r>
+      <w:r>
+        <w:rPr>
+          <w:rFonts w:ascii="Consolas" w:hAnsi="Consolas"/>
+        </w:rPr>
+        <w:t>build_governance_diagram.py</w:t>
+      </w:r>
+      <w:r>
+        <w:rPr/>
+        <w:t xml:space="preserve"> (not the HTML).</w:t>
       </w:r>
     </w:p>
     <w:p>
@@ -6591,73 +6715,6 @@
       <w:r>
         <w:rPr/>
         <w:t>16.</w:t>
-        <w:tab/>
-      </w:r>
-      <w:r>
-        <w:rPr>
-          <w:b/>
-        </w:rPr>
-        <w:t xml:space="preserve">The governance diagram's detail panel is </w:t>
-      </w:r>
-      <w:r>
-        <w:rPr>
-          <w:rFonts w:ascii="Consolas" w:hAnsi="Consolas"/>
-          <w:b/>
-        </w:rPr>
-        <w:t>clamp(118px, 20vh, 200px)</w:t>
-      </w:r>
-      <w:r>
-        <w:rPr>
-          <w:b/>
-        </w:rPr>
-        <w:t xml:space="preserve"> tall.</w:t>
-      </w:r>
-      <w:r>
-        <w:rPr/>
-        <w:t xml:space="preserve"> The longest framework </w:t>
-      </w:r>
-      <w:r>
-        <w:rPr>
-          <w:rFonts w:ascii="Consolas" w:hAnsi="Consolas"/>
-        </w:rPr>
-        <w:t>Policy_Purpose</w:t>
-      </w:r>
-      <w:r>
-        <w:rPr/>
-        <w:t xml:space="preserve"> now runs to 1,343 characters and scrolls. One CSS line in the </w:t>
-      </w:r>
-      <w:r>
-        <w:rPr>
-          <w:rFonts w:ascii="Consolas" w:hAnsi="Consolas"/>
-        </w:rPr>
-        <w:t>TEMPLATE</w:t>
-      </w:r>
-      <w:r>
-        <w:rPr/>
-        <w:t xml:space="preserve"> string of </w:t>
-      </w:r>
-      <w:r>
-        <w:rPr>
-          <w:rFonts w:ascii="Consolas" w:hAnsi="Consolas"/>
-        </w:rPr>
-        <w:t>build_governance_diagram.py</w:t>
-      </w:r>
-      <w:r>
-        <w:rPr/>
-        <w:t xml:space="preserve"> (not the HTML).</w:t>
-      </w:r>
-    </w:p>
-    <w:p>
-      <w:pPr>
-        <w:tabs>
-          <w:tab w:pos="454" w:val="left"/>
-        </w:tabs>
-        <w:spacing w:after="60"/>
-        <w:ind w:left="454" w:hanging="454"/>
-      </w:pPr>
-      <w:r>
-        <w:rPr/>
-        <w:t>17.</w:t>
         <w:tab/>
       </w:r>
       <w:r>

--- a/Exports/docx/PROJECT_HANDOVER_Nature_Climate_Indicators.docx
+++ b/Exports/docx/PROJECT_HANDOVER_Nature_Climate_Indicators.docx
@@ -25,11 +25,11 @@
         <w:rPr>
           <w:b/>
         </w:rPr>
-        <w:t>Current as of 6 October 2026</w:t>
-      </w:r>
-      <w:r>
-        <w:rPr/>
-        <w:t xml:space="preserve"> (workbooks UK governance v33, international v18, indicators v28). This document describes what exists, where it is and how to use it. It is not a history: settled decisions are not recorded here, only current state and genuinely unresolved work (§9).</w:t>
+        <w:t>Current as of 7 October 2026</w:t>
+      </w:r>
+      <w:r>
+        <w:rPr/>
+        <w:t xml:space="preserve"> (workbooks UK governance v34, international v18, indicators v28). This document describes what exists, where it is and how to use it. It is not a history: settled decisions are not recorded here, only current state and genuinely unresolved work (§9).</w:t>
       </w:r>
     </w:p>
     <w:p>
@@ -814,13 +814,13 @@
                 <w:b/>
                 <w:sz w:val="18"/>
               </w:rPr>
-              <w:t>v33</w:t>
+              <w:t>v34</w:t>
             </w:r>
             <w:r>
               <w:rPr>
                 <w:sz w:val="18"/>
               </w:rPr>
-              <w:t xml:space="preserve"> (2026-10-06)</w:t>
+              <w:t xml:space="preserve"> (2026-10-07)</w:t>
             </w:r>
           </w:p>
         </w:tc>
@@ -6074,7 +6074,7 @@
       </w:r>
       <w:r>
         <w:rPr/>
-        <w:t xml:space="preserve"> row; inbound from [ORG-020], [POL-033], [POL-034], [POL-052], [INT-L-023]). [LEG-003] and [LEG-049] have not yet been title-checked — the link gate will check them on its first run with network access. [LEG-021] links to bills.parliament.uk, which the gate does not read.</w:t>
+        <w:t xml:space="preserve"> row; inbound from [ORG-020], [POL-033], [POL-034], [POL-052], [INT-L-023]). [LEG-021] links to bills.parliament.uk, which the gate does not read.</w:t>
       </w:r>
     </w:p>
     <w:p>

--- a/Exports/docx/PROJECT_HANDOVER_Nature_Climate_Indicators.docx
+++ b/Exports/docx/PROJECT_HANDOVER_Nature_Climate_Indicators.docx
@@ -4487,7 +4487,27 @@
       </w:r>
       <w:r>
         <w:rPr/>
-        <w:t>. No model is pinned; it is chosen in the chat model picker.</w:t>
+        <w:t xml:space="preserve">; the configuration's inventory, handoffs, deliberate omissions and untested VS Code names are in </w:t>
+      </w:r>
+      <w:r>
+        <w:rPr>
+          <w:rFonts w:ascii="Consolas" w:hAnsi="Consolas"/>
+        </w:rPr>
+        <w:t>.github/COPILOT_CONFIG_NOTES.md</w:t>
+      </w:r>
+      <w:r>
+        <w:rPr/>
+        <w:t xml:space="preserve">, which travels with </w:t>
+      </w:r>
+      <w:r>
+        <w:rPr>
+          <w:rFonts w:ascii="Consolas" w:hAnsi="Consolas"/>
+        </w:rPr>
+        <w:t>.github/</w:t>
+      </w:r>
+      <w:r>
+        <w:rPr/>
+        <w:t xml:space="preserve"> on installation. No model is pinned; it is chosen in the chat model picker.</w:t>
       </w:r>
     </w:p>
     <w:p>
